--- a/SWDPR301_AIP_TASK1.docx
+++ b/SWDPR301_AIP_TASK1.docx
@@ -83,6 +83,3018 @@
         <w:t>Louange</w:t>
       </w:r>
       <w:proofErr w:type="spellEnd"/>
+    </w:p>
+    <w:p>
+      <w:pPr>
+        <w:rPr>
+          <w:b/>
+          <w:sz w:val="56"/>
+          <w:szCs w:val="56"/>
+          <w:u w:val="single"/>
+        </w:rPr>
+      </w:pPr>
+      <w:r>
+        <w:rPr>
+          <w:b/>
+          <w:sz w:val="56"/>
+          <w:szCs w:val="56"/>
+          <w:u w:val="single"/>
+        </w:rPr>
+        <w:t>Task1: Data Gathering</w:t>
+      </w:r>
+    </w:p>
+    <w:p>
+      <w:pPr>
+        <w:spacing w:before="100" w:beforeAutospacing="1" w:after="100" w:afterAutospacing="1" w:line="240" w:lineRule="auto"/>
+        <w:outlineLvl w:val="1"/>
+        <w:rPr>
+          <w:rFonts w:ascii="Times New Roman" w:eastAsia="Times New Roman" w:hAnsi="Times New Roman" w:cs="Times New Roman"/>
+          <w:b/>
+          <w:bCs/>
+          <w:sz w:val="36"/>
+          <w:szCs w:val="36"/>
+          <w:u w:val="single"/>
+        </w:rPr>
+      </w:pPr>
+      <w:r>
+        <w:rPr>
+          <w:rFonts w:ascii="Times New Roman" w:eastAsia="Times New Roman" w:hAnsi="Times New Roman" w:cs="Times New Roman"/>
+          <w:b/>
+          <w:bCs/>
+          <w:sz w:val="36"/>
+          <w:szCs w:val="36"/>
+          <w:u w:val="single"/>
+        </w:rPr>
+        <w:t>I would use checklist as data collection tool</w:t>
+      </w:r>
+    </w:p>
+    <w:p>
+      <w:pPr>
+        <w:spacing w:before="100" w:beforeAutospacing="1" w:after="100" w:afterAutospacing="1" w:line="240" w:lineRule="auto"/>
+        <w:outlineLvl w:val="1"/>
+        <w:rPr>
+          <w:rFonts w:ascii="Times New Roman" w:eastAsia="Times New Roman" w:hAnsi="Times New Roman" w:cs="Times New Roman"/>
+          <w:b/>
+          <w:bCs/>
+          <w:sz w:val="36"/>
+          <w:szCs w:val="36"/>
+        </w:rPr>
+      </w:pPr>
+      <w:r>
+        <w:rPr>
+          <w:rFonts w:ascii="Times New Roman" w:eastAsia="Times New Roman" w:hAnsi="Times New Roman" w:cs="Times New Roman"/>
+          <w:b/>
+          <w:bCs/>
+          <w:sz w:val="36"/>
+          <w:szCs w:val="36"/>
+        </w:rPr>
+        <w:t>Data Management Questions</w:t>
+      </w:r>
+    </w:p>
+    <w:p>
+      <w:pPr>
+        <w:spacing w:before="100" w:beforeAutospacing="1" w:after="100" w:afterAutospacing="1" w:line="240" w:lineRule="auto"/>
+        <w:rPr>
+          <w:rFonts w:ascii="Times New Roman" w:eastAsia="Times New Roman" w:hAnsi="Times New Roman" w:cs="Times New Roman"/>
+          <w:sz w:val="24"/>
+          <w:szCs w:val="24"/>
+        </w:rPr>
+      </w:pPr>
+      <w:proofErr w:type="gramStart"/>
+      <w:r>
+        <w:rPr>
+          <w:rFonts w:ascii="Times New Roman" w:eastAsia="Times New Roman" w:hAnsi="Times New Roman" w:cs="Times New Roman"/>
+          <w:sz w:val="24"/>
+          <w:szCs w:val="24"/>
+        </w:rPr>
+        <w:t>1.</w:t>
+      </w:r>
+      <w:r>
+        <w:rPr>
+          <w:rFonts w:ascii="Times New Roman" w:eastAsia="Times New Roman" w:hAnsi="Times New Roman" w:cs="Times New Roman"/>
+          <w:sz w:val="24"/>
+          <w:szCs w:val="24"/>
+        </w:rPr>
+        <w:t>How</w:t>
+      </w:r>
+      <w:proofErr w:type="gramEnd"/>
+      <w:r>
+        <w:rPr>
+          <w:rFonts w:ascii="Times New Roman" w:eastAsia="Times New Roman" w:hAnsi="Times New Roman" w:cs="Times New Roman"/>
+          <w:sz w:val="24"/>
+          <w:szCs w:val="24"/>
+        </w:rPr>
+        <w:t xml:space="preserve"> do you store customer information currently? </w:t>
+      </w:r>
+    </w:p>
+    <w:p>
+      <w:pPr>
+        <w:spacing w:before="100" w:beforeAutospacing="1" w:after="100" w:afterAutospacing="1" w:line="240" w:lineRule="auto"/>
+        <w:rPr>
+          <w:rFonts w:ascii="Times New Roman" w:eastAsia="Times New Roman" w:hAnsi="Times New Roman" w:cs="Times New Roman"/>
+          <w:sz w:val="24"/>
+          <w:szCs w:val="24"/>
+        </w:rPr>
+      </w:pPr>
+      <w:proofErr w:type="gramStart"/>
+      <w:r>
+        <w:rPr>
+          <w:rFonts w:ascii="Times New Roman" w:eastAsia="Times New Roman" w:hAnsi="Times New Roman" w:cs="Times New Roman"/>
+          <w:sz w:val="24"/>
+          <w:szCs w:val="24"/>
+        </w:rPr>
+        <w:t>2.</w:t>
+      </w:r>
+      <w:r>
+        <w:rPr>
+          <w:rFonts w:ascii="Times New Roman" w:eastAsia="Times New Roman" w:hAnsi="Times New Roman" w:cs="Times New Roman"/>
+          <w:sz w:val="24"/>
+          <w:szCs w:val="24"/>
+        </w:rPr>
+        <w:t>Do</w:t>
+      </w:r>
+      <w:proofErr w:type="gramEnd"/>
+      <w:r>
+        <w:rPr>
+          <w:rFonts w:ascii="Times New Roman" w:eastAsia="Times New Roman" w:hAnsi="Times New Roman" w:cs="Times New Roman"/>
+          <w:sz w:val="24"/>
+          <w:szCs w:val="24"/>
+        </w:rPr>
+        <w:t xml:space="preserve"> you ever experience duplicate or missing customer data? </w:t>
+      </w:r>
+    </w:p>
+    <w:p>
+      <w:pPr>
+        <w:spacing w:before="100" w:beforeAutospacing="1" w:after="100" w:afterAutospacing="1" w:line="240" w:lineRule="auto"/>
+        <w:rPr>
+          <w:rFonts w:ascii="Times New Roman" w:eastAsia="Times New Roman" w:hAnsi="Times New Roman" w:cs="Times New Roman"/>
+          <w:sz w:val="24"/>
+          <w:szCs w:val="24"/>
+        </w:rPr>
+      </w:pPr>
+      <w:proofErr w:type="gramStart"/>
+      <w:r>
+        <w:rPr>
+          <w:rFonts w:ascii="Times New Roman" w:eastAsia="Times New Roman" w:hAnsi="Times New Roman" w:cs="Times New Roman"/>
+          <w:sz w:val="24"/>
+          <w:szCs w:val="24"/>
+        </w:rPr>
+        <w:t>3.</w:t>
+      </w:r>
+      <w:r>
+        <w:rPr>
+          <w:rFonts w:ascii="Times New Roman" w:eastAsia="Times New Roman" w:hAnsi="Times New Roman" w:cs="Times New Roman"/>
+          <w:sz w:val="24"/>
+          <w:szCs w:val="24"/>
+        </w:rPr>
+        <w:t>How</w:t>
+      </w:r>
+      <w:proofErr w:type="gramEnd"/>
+      <w:r>
+        <w:rPr>
+          <w:rFonts w:ascii="Times New Roman" w:eastAsia="Times New Roman" w:hAnsi="Times New Roman" w:cs="Times New Roman"/>
+          <w:sz w:val="24"/>
+          <w:szCs w:val="24"/>
+        </w:rPr>
+        <w:t xml:space="preserve"> easy is it to find a specific customer’s details quickly? </w:t>
+      </w:r>
+    </w:p>
+    <w:p>
+      <w:pPr>
+        <w:spacing w:before="100" w:beforeAutospacing="1" w:after="100" w:afterAutospacing="1" w:line="240" w:lineRule="auto"/>
+        <w:rPr>
+          <w:rFonts w:ascii="Times New Roman" w:eastAsia="Times New Roman" w:hAnsi="Times New Roman" w:cs="Times New Roman"/>
+          <w:sz w:val="24"/>
+          <w:szCs w:val="24"/>
+        </w:rPr>
+      </w:pPr>
+      <w:proofErr w:type="gramStart"/>
+      <w:r>
+        <w:rPr>
+          <w:rFonts w:ascii="Times New Roman" w:eastAsia="Times New Roman" w:hAnsi="Times New Roman" w:cs="Times New Roman"/>
+          <w:sz w:val="24"/>
+          <w:szCs w:val="24"/>
+        </w:rPr>
+        <w:t>4.</w:t>
+      </w:r>
+      <w:r>
+        <w:rPr>
+          <w:rFonts w:ascii="Times New Roman" w:eastAsia="Times New Roman" w:hAnsi="Times New Roman" w:cs="Times New Roman"/>
+          <w:sz w:val="24"/>
+          <w:szCs w:val="24"/>
+        </w:rPr>
+        <w:t>What</w:t>
+      </w:r>
+      <w:proofErr w:type="gramEnd"/>
+      <w:r>
+        <w:rPr>
+          <w:rFonts w:ascii="Times New Roman" w:eastAsia="Times New Roman" w:hAnsi="Times New Roman" w:cs="Times New Roman"/>
+          <w:sz w:val="24"/>
+          <w:szCs w:val="24"/>
+        </w:rPr>
+        <w:t xml:space="preserve"> happens if customer data is lost or deleted?</w:t>
+      </w:r>
+    </w:p>
+    <w:p>
+      <w:pPr>
+        <w:spacing w:before="100" w:beforeAutospacing="1" w:after="100" w:afterAutospacing="1" w:line="240" w:lineRule="auto"/>
+        <w:outlineLvl w:val="1"/>
+        <w:rPr>
+          <w:rFonts w:ascii="Times New Roman" w:eastAsia="Times New Roman" w:hAnsi="Times New Roman" w:cs="Times New Roman"/>
+          <w:b/>
+          <w:bCs/>
+          <w:sz w:val="36"/>
+          <w:szCs w:val="36"/>
+        </w:rPr>
+      </w:pPr>
+      <w:r>
+        <w:rPr>
+          <w:rFonts w:ascii="Times New Roman" w:eastAsia="Times New Roman" w:hAnsi="Times New Roman" w:cs="Times New Roman"/>
+          <w:b/>
+          <w:bCs/>
+          <w:sz w:val="36"/>
+          <w:szCs w:val="36"/>
+        </w:rPr>
+        <w:t>Customer Relationship Questions</w:t>
+      </w:r>
+    </w:p>
+    <w:p>
+      <w:pPr>
+        <w:spacing w:before="100" w:beforeAutospacing="1" w:after="100" w:afterAutospacing="1" w:line="240" w:lineRule="auto"/>
+        <w:rPr>
+          <w:rFonts w:ascii="Times New Roman" w:eastAsia="Times New Roman" w:hAnsi="Times New Roman" w:cs="Times New Roman"/>
+          <w:sz w:val="24"/>
+          <w:szCs w:val="24"/>
+        </w:rPr>
+      </w:pPr>
+      <w:proofErr w:type="gramStart"/>
+      <w:r>
+        <w:rPr>
+          <w:rFonts w:ascii="Times New Roman" w:eastAsia="Times New Roman" w:hAnsi="Times New Roman" w:cs="Times New Roman"/>
+          <w:sz w:val="24"/>
+          <w:szCs w:val="24"/>
+        </w:rPr>
+        <w:t>1.</w:t>
+      </w:r>
+      <w:r>
+        <w:rPr>
+          <w:rFonts w:ascii="Times New Roman" w:eastAsia="Times New Roman" w:hAnsi="Times New Roman" w:cs="Times New Roman"/>
+          <w:sz w:val="24"/>
+          <w:szCs w:val="24"/>
+        </w:rPr>
+        <w:t>How</w:t>
+      </w:r>
+      <w:proofErr w:type="gramEnd"/>
+      <w:r>
+        <w:rPr>
+          <w:rFonts w:ascii="Times New Roman" w:eastAsia="Times New Roman" w:hAnsi="Times New Roman" w:cs="Times New Roman"/>
+          <w:sz w:val="24"/>
+          <w:szCs w:val="24"/>
+        </w:rPr>
+        <w:t xml:space="preserve"> do you track a customer’s purchase history? </w:t>
+      </w:r>
+    </w:p>
+    <w:p>
+      <w:pPr>
+        <w:spacing w:before="100" w:beforeAutospacing="1" w:after="100" w:afterAutospacing="1" w:line="240" w:lineRule="auto"/>
+        <w:rPr>
+          <w:rFonts w:ascii="Times New Roman" w:eastAsia="Times New Roman" w:hAnsi="Times New Roman" w:cs="Times New Roman"/>
+          <w:sz w:val="24"/>
+          <w:szCs w:val="24"/>
+        </w:rPr>
+      </w:pPr>
+      <w:proofErr w:type="gramStart"/>
+      <w:r>
+        <w:rPr>
+          <w:rFonts w:ascii="Times New Roman" w:eastAsia="Times New Roman" w:hAnsi="Times New Roman" w:cs="Times New Roman"/>
+          <w:sz w:val="24"/>
+          <w:szCs w:val="24"/>
+        </w:rPr>
+        <w:t>2.</w:t>
+      </w:r>
+      <w:r>
+        <w:rPr>
+          <w:rFonts w:ascii="Times New Roman" w:eastAsia="Times New Roman" w:hAnsi="Times New Roman" w:cs="Times New Roman"/>
+          <w:sz w:val="24"/>
+          <w:szCs w:val="24"/>
+        </w:rPr>
+        <w:t>Can</w:t>
+      </w:r>
+      <w:proofErr w:type="gramEnd"/>
+      <w:r>
+        <w:rPr>
+          <w:rFonts w:ascii="Times New Roman" w:eastAsia="Times New Roman" w:hAnsi="Times New Roman" w:cs="Times New Roman"/>
+          <w:sz w:val="24"/>
+          <w:szCs w:val="24"/>
+        </w:rPr>
+        <w:t xml:space="preserve"> you see all past interactions with a customer in one place? </w:t>
+      </w:r>
+    </w:p>
+    <w:p>
+      <w:pPr>
+        <w:spacing w:before="100" w:beforeAutospacing="1" w:after="100" w:afterAutospacing="1" w:line="240" w:lineRule="auto"/>
+        <w:rPr>
+          <w:rFonts w:ascii="Times New Roman" w:eastAsia="Times New Roman" w:hAnsi="Times New Roman" w:cs="Times New Roman"/>
+          <w:sz w:val="24"/>
+          <w:szCs w:val="24"/>
+        </w:rPr>
+      </w:pPr>
+      <w:proofErr w:type="gramStart"/>
+      <w:r>
+        <w:rPr>
+          <w:rFonts w:ascii="Times New Roman" w:eastAsia="Times New Roman" w:hAnsi="Times New Roman" w:cs="Times New Roman"/>
+          <w:sz w:val="24"/>
+          <w:szCs w:val="24"/>
+        </w:rPr>
+        <w:t>3.</w:t>
+      </w:r>
+      <w:r>
+        <w:rPr>
+          <w:rFonts w:ascii="Times New Roman" w:eastAsia="Times New Roman" w:hAnsi="Times New Roman" w:cs="Times New Roman"/>
+          <w:sz w:val="24"/>
+          <w:szCs w:val="24"/>
+        </w:rPr>
+        <w:t>How</w:t>
+      </w:r>
+      <w:proofErr w:type="gramEnd"/>
+      <w:r>
+        <w:rPr>
+          <w:rFonts w:ascii="Times New Roman" w:eastAsia="Times New Roman" w:hAnsi="Times New Roman" w:cs="Times New Roman"/>
+          <w:sz w:val="24"/>
+          <w:szCs w:val="24"/>
+        </w:rPr>
+        <w:t xml:space="preserve"> do you handle customer complaints and follow-ups? </w:t>
+      </w:r>
+    </w:p>
+    <w:p>
+      <w:pPr>
+        <w:spacing w:before="100" w:beforeAutospacing="1" w:after="100" w:afterAutospacing="1" w:line="240" w:lineRule="auto"/>
+        <w:rPr>
+          <w:rFonts w:ascii="Times New Roman" w:eastAsia="Times New Roman" w:hAnsi="Times New Roman" w:cs="Times New Roman"/>
+          <w:sz w:val="24"/>
+          <w:szCs w:val="24"/>
+        </w:rPr>
+      </w:pPr>
+      <w:proofErr w:type="gramStart"/>
+      <w:r>
+        <w:rPr>
+          <w:rFonts w:ascii="Times New Roman" w:eastAsia="Times New Roman" w:hAnsi="Times New Roman" w:cs="Times New Roman"/>
+          <w:sz w:val="24"/>
+          <w:szCs w:val="24"/>
+        </w:rPr>
+        <w:t>4.</w:t>
+      </w:r>
+      <w:r>
+        <w:rPr>
+          <w:rFonts w:ascii="Times New Roman" w:eastAsia="Times New Roman" w:hAnsi="Times New Roman" w:cs="Times New Roman"/>
+          <w:sz w:val="24"/>
+          <w:szCs w:val="24"/>
+        </w:rPr>
+        <w:t>Do</w:t>
+      </w:r>
+      <w:proofErr w:type="gramEnd"/>
+      <w:r>
+        <w:rPr>
+          <w:rFonts w:ascii="Times New Roman" w:eastAsia="Times New Roman" w:hAnsi="Times New Roman" w:cs="Times New Roman"/>
+          <w:sz w:val="24"/>
+          <w:szCs w:val="24"/>
+        </w:rPr>
+        <w:t xml:space="preserve"> customers ever complain about repeating the same information? </w:t>
+      </w:r>
+    </w:p>
+    <w:p>
+      <w:pPr>
+        <w:spacing w:before="100" w:beforeAutospacing="1" w:after="100" w:afterAutospacing="1" w:line="240" w:lineRule="auto"/>
+        <w:outlineLvl w:val="1"/>
+        <w:rPr>
+          <w:rFonts w:ascii="Times New Roman" w:eastAsia="Times New Roman" w:hAnsi="Times New Roman" w:cs="Times New Roman"/>
+          <w:b/>
+          <w:bCs/>
+          <w:sz w:val="36"/>
+          <w:szCs w:val="36"/>
+        </w:rPr>
+      </w:pPr>
+      <w:r>
+        <w:rPr>
+          <w:rFonts w:ascii="Times New Roman" w:eastAsia="Times New Roman" w:hAnsi="Times New Roman" w:cs="Times New Roman"/>
+          <w:b/>
+          <w:bCs/>
+          <w:sz w:val="36"/>
+          <w:szCs w:val="36"/>
+        </w:rPr>
+        <w:t>Employee Coordination Questions</w:t>
+      </w:r>
+    </w:p>
+    <w:p>
+      <w:pPr>
+        <w:spacing w:before="100" w:beforeAutospacing="1" w:after="100" w:afterAutospacing="1" w:line="240" w:lineRule="auto"/>
+        <w:rPr>
+          <w:rFonts w:ascii="Times New Roman" w:eastAsia="Times New Roman" w:hAnsi="Times New Roman" w:cs="Times New Roman"/>
+          <w:sz w:val="24"/>
+          <w:szCs w:val="24"/>
+        </w:rPr>
+      </w:pPr>
+      <w:proofErr w:type="gramStart"/>
+      <w:r>
+        <w:rPr>
+          <w:rFonts w:ascii="Times New Roman" w:eastAsia="Times New Roman" w:hAnsi="Times New Roman" w:cs="Times New Roman"/>
+          <w:sz w:val="24"/>
+          <w:szCs w:val="24"/>
+        </w:rPr>
+        <w:t>1.</w:t>
+      </w:r>
+      <w:r>
+        <w:rPr>
+          <w:rFonts w:ascii="Times New Roman" w:eastAsia="Times New Roman" w:hAnsi="Times New Roman" w:cs="Times New Roman"/>
+          <w:sz w:val="24"/>
+          <w:szCs w:val="24"/>
+        </w:rPr>
+        <w:t>How</w:t>
+      </w:r>
+      <w:proofErr w:type="gramEnd"/>
+      <w:r>
+        <w:rPr>
+          <w:rFonts w:ascii="Times New Roman" w:eastAsia="Times New Roman" w:hAnsi="Times New Roman" w:cs="Times New Roman"/>
+          <w:sz w:val="24"/>
+          <w:szCs w:val="24"/>
+        </w:rPr>
+        <w:t xml:space="preserve"> do employees share customer information with each other? </w:t>
+      </w:r>
+    </w:p>
+    <w:p>
+      <w:pPr>
+        <w:spacing w:before="100" w:beforeAutospacing="1" w:after="100" w:afterAutospacing="1" w:line="240" w:lineRule="auto"/>
+        <w:rPr>
+          <w:rFonts w:ascii="Times New Roman" w:eastAsia="Times New Roman" w:hAnsi="Times New Roman" w:cs="Times New Roman"/>
+          <w:sz w:val="24"/>
+          <w:szCs w:val="24"/>
+        </w:rPr>
+      </w:pPr>
+      <w:proofErr w:type="gramStart"/>
+      <w:r>
+        <w:rPr>
+          <w:rFonts w:ascii="Times New Roman" w:eastAsia="Times New Roman" w:hAnsi="Times New Roman" w:cs="Times New Roman"/>
+          <w:sz w:val="24"/>
+          <w:szCs w:val="24"/>
+        </w:rPr>
+        <w:t>2.</w:t>
+      </w:r>
+      <w:r>
+        <w:rPr>
+          <w:rFonts w:ascii="Times New Roman" w:eastAsia="Times New Roman" w:hAnsi="Times New Roman" w:cs="Times New Roman"/>
+          <w:sz w:val="24"/>
+          <w:szCs w:val="24"/>
+        </w:rPr>
+        <w:t>Do</w:t>
+      </w:r>
+      <w:proofErr w:type="gramEnd"/>
+      <w:r>
+        <w:rPr>
+          <w:rFonts w:ascii="Times New Roman" w:eastAsia="Times New Roman" w:hAnsi="Times New Roman" w:cs="Times New Roman"/>
+          <w:sz w:val="24"/>
+          <w:szCs w:val="24"/>
+        </w:rPr>
+        <w:t xml:space="preserve"> different departments have access to the same customer data? </w:t>
+      </w:r>
+    </w:p>
+    <w:p>
+      <w:pPr>
+        <w:spacing w:before="100" w:beforeAutospacing="1" w:after="100" w:afterAutospacing="1" w:line="240" w:lineRule="auto"/>
+        <w:rPr>
+          <w:rFonts w:ascii="Times New Roman" w:eastAsia="Times New Roman" w:hAnsi="Times New Roman" w:cs="Times New Roman"/>
+          <w:sz w:val="24"/>
+          <w:szCs w:val="24"/>
+        </w:rPr>
+      </w:pPr>
+      <w:proofErr w:type="gramStart"/>
+      <w:r>
+        <w:rPr>
+          <w:rFonts w:ascii="Times New Roman" w:eastAsia="Times New Roman" w:hAnsi="Times New Roman" w:cs="Times New Roman"/>
+          <w:sz w:val="24"/>
+          <w:szCs w:val="24"/>
+        </w:rPr>
+        <w:t>3.</w:t>
+      </w:r>
+      <w:r>
+        <w:rPr>
+          <w:rFonts w:ascii="Times New Roman" w:eastAsia="Times New Roman" w:hAnsi="Times New Roman" w:cs="Times New Roman"/>
+          <w:sz w:val="24"/>
+          <w:szCs w:val="24"/>
+        </w:rPr>
+        <w:t>Have</w:t>
+      </w:r>
+      <w:proofErr w:type="gramEnd"/>
+      <w:r>
+        <w:rPr>
+          <w:rFonts w:ascii="Times New Roman" w:eastAsia="Times New Roman" w:hAnsi="Times New Roman" w:cs="Times New Roman"/>
+          <w:sz w:val="24"/>
+          <w:szCs w:val="24"/>
+        </w:rPr>
+        <w:t xml:space="preserve"> there been cases of miscommunication between staff? </w:t>
+      </w:r>
+    </w:p>
+    <w:p>
+      <w:pPr>
+        <w:spacing w:before="100" w:beforeAutospacing="1" w:after="100" w:afterAutospacing="1" w:line="240" w:lineRule="auto"/>
+        <w:rPr>
+          <w:rFonts w:ascii="Times New Roman" w:eastAsia="Times New Roman" w:hAnsi="Times New Roman" w:cs="Times New Roman"/>
+          <w:sz w:val="24"/>
+          <w:szCs w:val="24"/>
+        </w:rPr>
+      </w:pPr>
+      <w:proofErr w:type="gramStart"/>
+      <w:r>
+        <w:rPr>
+          <w:rFonts w:ascii="Times New Roman" w:eastAsia="Times New Roman" w:hAnsi="Times New Roman" w:cs="Times New Roman"/>
+          <w:sz w:val="24"/>
+          <w:szCs w:val="24"/>
+        </w:rPr>
+        <w:t>4.</w:t>
+      </w:r>
+      <w:r>
+        <w:rPr>
+          <w:rFonts w:ascii="Times New Roman" w:eastAsia="Times New Roman" w:hAnsi="Times New Roman" w:cs="Times New Roman"/>
+          <w:sz w:val="24"/>
+          <w:szCs w:val="24"/>
+        </w:rPr>
+        <w:t>Do</w:t>
+      </w:r>
+      <w:proofErr w:type="gramEnd"/>
+      <w:r>
+        <w:rPr>
+          <w:rFonts w:ascii="Times New Roman" w:eastAsia="Times New Roman" w:hAnsi="Times New Roman" w:cs="Times New Roman"/>
+          <w:sz w:val="24"/>
+          <w:szCs w:val="24"/>
+        </w:rPr>
+        <w:t xml:space="preserve"> employees ever duplicate the same tasks? </w:t>
+      </w:r>
+    </w:p>
+    <w:p>
+      <w:pPr>
+        <w:spacing w:before="100" w:beforeAutospacing="1" w:after="100" w:afterAutospacing="1" w:line="240" w:lineRule="auto"/>
+        <w:outlineLvl w:val="1"/>
+        <w:rPr>
+          <w:rFonts w:ascii="Times New Roman" w:eastAsia="Times New Roman" w:hAnsi="Times New Roman" w:cs="Times New Roman"/>
+          <w:b/>
+          <w:bCs/>
+          <w:sz w:val="36"/>
+          <w:szCs w:val="36"/>
+        </w:rPr>
+      </w:pPr>
+      <w:r>
+        <w:rPr>
+          <w:rFonts w:ascii="Times New Roman" w:eastAsia="Times New Roman" w:hAnsi="Times New Roman" w:cs="Times New Roman"/>
+          <w:b/>
+          <w:bCs/>
+          <w:sz w:val="36"/>
+          <w:szCs w:val="36"/>
+        </w:rPr>
+        <w:t>Error &amp; Efficiency Questions</w:t>
+      </w:r>
+    </w:p>
+    <w:p>
+      <w:pPr>
+        <w:spacing w:before="100" w:beforeAutospacing="1" w:after="100" w:afterAutospacing="1" w:line="240" w:lineRule="auto"/>
+        <w:rPr>
+          <w:rFonts w:ascii="Times New Roman" w:eastAsia="Times New Roman" w:hAnsi="Times New Roman" w:cs="Times New Roman"/>
+          <w:sz w:val="24"/>
+          <w:szCs w:val="24"/>
+        </w:rPr>
+      </w:pPr>
+      <w:proofErr w:type="gramStart"/>
+      <w:r>
+        <w:rPr>
+          <w:rFonts w:ascii="Times New Roman" w:eastAsia="Times New Roman" w:hAnsi="Times New Roman" w:cs="Times New Roman"/>
+          <w:sz w:val="24"/>
+          <w:szCs w:val="24"/>
+        </w:rPr>
+        <w:lastRenderedPageBreak/>
+        <w:t>1.</w:t>
+      </w:r>
+      <w:r>
+        <w:rPr>
+          <w:rFonts w:ascii="Times New Roman" w:eastAsia="Times New Roman" w:hAnsi="Times New Roman" w:cs="Times New Roman"/>
+          <w:sz w:val="24"/>
+          <w:szCs w:val="24"/>
+        </w:rPr>
+        <w:t>How</w:t>
+      </w:r>
+      <w:proofErr w:type="gramEnd"/>
+      <w:r>
+        <w:rPr>
+          <w:rFonts w:ascii="Times New Roman" w:eastAsia="Times New Roman" w:hAnsi="Times New Roman" w:cs="Times New Roman"/>
+          <w:sz w:val="24"/>
+          <w:szCs w:val="24"/>
+        </w:rPr>
+        <w:t xml:space="preserve"> often do errors occur in your customer records? </w:t>
+      </w:r>
+    </w:p>
+    <w:p>
+      <w:pPr>
+        <w:spacing w:before="100" w:beforeAutospacing="1" w:after="100" w:afterAutospacing="1" w:line="240" w:lineRule="auto"/>
+        <w:rPr>
+          <w:rFonts w:ascii="Times New Roman" w:eastAsia="Times New Roman" w:hAnsi="Times New Roman" w:cs="Times New Roman"/>
+          <w:sz w:val="24"/>
+          <w:szCs w:val="24"/>
+        </w:rPr>
+      </w:pPr>
+      <w:proofErr w:type="gramStart"/>
+      <w:r>
+        <w:rPr>
+          <w:rFonts w:ascii="Times New Roman" w:eastAsia="Times New Roman" w:hAnsi="Times New Roman" w:cs="Times New Roman"/>
+          <w:sz w:val="24"/>
+          <w:szCs w:val="24"/>
+        </w:rPr>
+        <w:t>2.</w:t>
+      </w:r>
+      <w:r>
+        <w:rPr>
+          <w:rFonts w:ascii="Times New Roman" w:eastAsia="Times New Roman" w:hAnsi="Times New Roman" w:cs="Times New Roman"/>
+          <w:sz w:val="24"/>
+          <w:szCs w:val="24"/>
+        </w:rPr>
+        <w:t>How</w:t>
+      </w:r>
+      <w:proofErr w:type="gramEnd"/>
+      <w:r>
+        <w:rPr>
+          <w:rFonts w:ascii="Times New Roman" w:eastAsia="Times New Roman" w:hAnsi="Times New Roman" w:cs="Times New Roman"/>
+          <w:sz w:val="24"/>
+          <w:szCs w:val="24"/>
+        </w:rPr>
+        <w:t xml:space="preserve"> much time do employees spend managing data manually? </w:t>
+      </w:r>
+    </w:p>
+    <w:p>
+      <w:pPr>
+        <w:spacing w:before="100" w:beforeAutospacing="1" w:after="100" w:afterAutospacing="1" w:line="240" w:lineRule="auto"/>
+        <w:rPr>
+          <w:rFonts w:ascii="Times New Roman" w:eastAsia="Times New Roman" w:hAnsi="Times New Roman" w:cs="Times New Roman"/>
+          <w:sz w:val="24"/>
+          <w:szCs w:val="24"/>
+        </w:rPr>
+      </w:pPr>
+      <w:proofErr w:type="gramStart"/>
+      <w:r>
+        <w:rPr>
+          <w:rFonts w:ascii="Times New Roman" w:eastAsia="Times New Roman" w:hAnsi="Times New Roman" w:cs="Times New Roman"/>
+          <w:sz w:val="24"/>
+          <w:szCs w:val="24"/>
+        </w:rPr>
+        <w:t>3.</w:t>
+      </w:r>
+      <w:r>
+        <w:rPr>
+          <w:rFonts w:ascii="Times New Roman" w:eastAsia="Times New Roman" w:hAnsi="Times New Roman" w:cs="Times New Roman"/>
+          <w:sz w:val="24"/>
+          <w:szCs w:val="24"/>
+        </w:rPr>
+        <w:t>Do</w:t>
+      </w:r>
+      <w:proofErr w:type="gramEnd"/>
+      <w:r>
+        <w:rPr>
+          <w:rFonts w:ascii="Times New Roman" w:eastAsia="Times New Roman" w:hAnsi="Times New Roman" w:cs="Times New Roman"/>
+          <w:sz w:val="24"/>
+          <w:szCs w:val="24"/>
+        </w:rPr>
+        <w:t xml:space="preserve"> you find your current system slows down work processes? </w:t>
+      </w:r>
+    </w:p>
+    <w:p>
+      <w:pPr>
+        <w:spacing w:before="100" w:beforeAutospacing="1" w:after="100" w:afterAutospacing="1" w:line="240" w:lineRule="auto"/>
+        <w:rPr>
+          <w:rFonts w:ascii="Times New Roman" w:eastAsia="Times New Roman" w:hAnsi="Times New Roman" w:cs="Times New Roman"/>
+          <w:sz w:val="24"/>
+          <w:szCs w:val="24"/>
+        </w:rPr>
+      </w:pPr>
+    </w:p>
+    <w:p>
+      <w:pPr>
+        <w:spacing w:before="100" w:beforeAutospacing="1" w:after="100" w:afterAutospacing="1" w:line="240" w:lineRule="auto"/>
+        <w:rPr>
+          <w:rFonts w:ascii="Times New Roman" w:eastAsia="Times New Roman" w:hAnsi="Times New Roman" w:cs="Times New Roman"/>
+          <w:sz w:val="24"/>
+          <w:szCs w:val="24"/>
+        </w:rPr>
+      </w:pPr>
+    </w:p>
+    <w:p>
+      <w:pPr>
+        <w:spacing w:before="100" w:beforeAutospacing="1" w:after="100" w:afterAutospacing="1" w:line="240" w:lineRule="auto"/>
+        <w:rPr>
+          <w:rFonts w:ascii="Times New Roman" w:eastAsia="Times New Roman" w:hAnsi="Times New Roman" w:cs="Times New Roman"/>
+          <w:sz w:val="24"/>
+          <w:szCs w:val="24"/>
+        </w:rPr>
+      </w:pPr>
+    </w:p>
+    <w:p>
+      <w:pPr>
+        <w:spacing w:before="100" w:beforeAutospacing="1" w:after="100" w:afterAutospacing="1" w:line="240" w:lineRule="auto"/>
+        <w:rPr>
+          <w:rFonts w:ascii="Times New Roman" w:eastAsia="Times New Roman" w:hAnsi="Times New Roman" w:cs="Times New Roman"/>
+          <w:sz w:val="56"/>
+          <w:szCs w:val="56"/>
+        </w:rPr>
+      </w:pPr>
+    </w:p>
+    <w:p>
+      <w:pPr>
+        <w:spacing w:before="100" w:beforeAutospacing="1" w:after="100" w:afterAutospacing="1" w:line="240" w:lineRule="auto"/>
+        <w:rPr>
+          <w:rFonts w:ascii="Times New Roman" w:eastAsia="Times New Roman" w:hAnsi="Times New Roman" w:cs="Times New Roman"/>
+          <w:b/>
+          <w:sz w:val="56"/>
+          <w:szCs w:val="56"/>
+        </w:rPr>
+      </w:pPr>
+      <w:r>
+        <w:rPr>
+          <w:rFonts w:ascii="Times New Roman" w:eastAsia="Times New Roman" w:hAnsi="Times New Roman" w:cs="Times New Roman"/>
+          <w:b/>
+          <w:sz w:val="56"/>
+          <w:szCs w:val="56"/>
+        </w:rPr>
+        <w:t xml:space="preserve"> </w:t>
+      </w:r>
+      <w:r>
+        <w:rPr>
+          <w:rFonts w:ascii="Times New Roman" w:eastAsia="Times New Roman" w:hAnsi="Times New Roman" w:cs="Times New Roman"/>
+          <w:b/>
+          <w:sz w:val="56"/>
+          <w:szCs w:val="56"/>
+        </w:rPr>
+        <w:t>Task2</w:t>
+      </w:r>
+      <w:proofErr w:type="gramStart"/>
+      <w:r>
+        <w:rPr>
+          <w:rFonts w:ascii="Times New Roman" w:eastAsia="Times New Roman" w:hAnsi="Times New Roman" w:cs="Times New Roman"/>
+          <w:b/>
+          <w:sz w:val="56"/>
+          <w:szCs w:val="56"/>
+        </w:rPr>
+        <w:t>:Interpretation</w:t>
+      </w:r>
+      <w:proofErr w:type="gramEnd"/>
+      <w:r>
+        <w:rPr>
+          <w:rFonts w:ascii="Times New Roman" w:eastAsia="Times New Roman" w:hAnsi="Times New Roman" w:cs="Times New Roman"/>
+          <w:b/>
+          <w:sz w:val="56"/>
+          <w:szCs w:val="56"/>
+        </w:rPr>
+        <w:t xml:space="preserve"> of  Data</w:t>
+      </w:r>
+    </w:p>
+    <w:p>
+      <w:pPr>
+        <w:pStyle w:val="Heading1"/>
+      </w:pPr>
+      <w:r>
+        <w:t>1. Understand the Objective</w:t>
+      </w:r>
+    </w:p>
+    <w:p>
+      <w:pPr>
+        <w:pStyle w:val="NormalWeb"/>
+      </w:pPr>
+      <w:r>
+        <w:t xml:space="preserve">I am </w:t>
+      </w:r>
+      <w:r>
+        <w:t>building an educational platform with:</w:t>
+      </w:r>
+    </w:p>
+    <w:p>
+      <w:pPr>
+        <w:spacing w:before="100" w:beforeAutospacing="1" w:after="100" w:afterAutospacing="1" w:line="240" w:lineRule="auto"/>
+        <w:ind w:left="720"/>
+      </w:pPr>
+      <w:proofErr w:type="gramStart"/>
+      <w:r>
+        <w:t>1.</w:t>
+      </w:r>
+      <w:r>
+        <w:t>Online</w:t>
+      </w:r>
+      <w:proofErr w:type="gramEnd"/>
+      <w:r>
+        <w:t xml:space="preserve"> courses </w:t>
+      </w:r>
+    </w:p>
+    <w:p>
+      <w:pPr>
+        <w:spacing w:before="100" w:beforeAutospacing="1" w:after="100" w:afterAutospacing="1" w:line="240" w:lineRule="auto"/>
+        <w:ind w:left="720"/>
+      </w:pPr>
+      <w:proofErr w:type="gramStart"/>
+      <w:r>
+        <w:t>2.</w:t>
+      </w:r>
+      <w:r>
+        <w:t>Interactive</w:t>
+      </w:r>
+      <w:proofErr w:type="gramEnd"/>
+      <w:r>
+        <w:t xml:space="preserve"> tutorials </w:t>
+      </w:r>
+    </w:p>
+    <w:p>
+      <w:pPr>
+        <w:spacing w:before="100" w:beforeAutospacing="1" w:after="100" w:afterAutospacing="1" w:line="240" w:lineRule="auto"/>
+        <w:ind w:left="720"/>
+      </w:pPr>
+      <w:proofErr w:type="gramStart"/>
+      <w:r>
+        <w:t>3.</w:t>
+      </w:r>
+      <w:r>
+        <w:t>User</w:t>
+      </w:r>
+      <w:proofErr w:type="gramEnd"/>
+      <w:r>
+        <w:t xml:space="preserve"> forums </w:t>
+      </w:r>
+    </w:p>
+    <w:p>
+      <w:pPr>
+        <w:spacing w:before="100" w:beforeAutospacing="1" w:after="100" w:afterAutospacing="1" w:line="240" w:lineRule="auto"/>
+        <w:ind w:left="720"/>
+      </w:pPr>
+      <w:proofErr w:type="gramStart"/>
+      <w:r>
+        <w:t>4.</w:t>
+      </w:r>
+      <w:r>
+        <w:t>Personalized</w:t>
+      </w:r>
+      <w:proofErr w:type="gramEnd"/>
+      <w:r>
+        <w:t xml:space="preserve"> dashboards</w:t>
+      </w:r>
+    </w:p>
+    <w:p>
+      <w:pPr>
+        <w:pStyle w:val="Heading1"/>
+      </w:pPr>
+      <w:proofErr w:type="gramStart"/>
+      <w:r>
+        <w:t>2.</w:t>
+      </w:r>
+      <w:r>
+        <w:t>Data</w:t>
+      </w:r>
+      <w:proofErr w:type="gramEnd"/>
+      <w:r>
+        <w:t xml:space="preserve"> Sources to Analyze</w:t>
+      </w:r>
+    </w:p>
+    <w:p>
+      <w:pPr>
+        <w:pStyle w:val="NormalWeb"/>
+      </w:pPr>
+      <w:r>
+        <w:t>I</w:t>
+      </w:r>
+      <w:r>
+        <w:t xml:space="preserve"> should interpret data from:</w:t>
+      </w:r>
+    </w:p>
+    <w:p>
+      <w:pPr>
+        <w:spacing w:before="100" w:beforeAutospacing="1" w:after="100" w:afterAutospacing="1" w:line="240" w:lineRule="auto"/>
+        <w:ind w:left="720"/>
+      </w:pPr>
+      <w:proofErr w:type="gramStart"/>
+      <w:r>
+        <w:t>1.</w:t>
+      </w:r>
+      <w:r>
+        <w:t>Existing</w:t>
+      </w:r>
+      <w:proofErr w:type="gramEnd"/>
+      <w:r>
+        <w:t xml:space="preserve"> educational platforms (like </w:t>
+      </w:r>
+      <w:proofErr w:type="spellStart"/>
+      <w:r>
+        <w:rPr>
+          <w:rStyle w:val="whitespace-normal"/>
+        </w:rPr>
+        <w:t>Coursera</w:t>
+      </w:r>
+      <w:proofErr w:type="spellEnd"/>
+      <w:r>
+        <w:t xml:space="preserve">, </w:t>
+      </w:r>
+      <w:proofErr w:type="spellStart"/>
+      <w:r>
+        <w:rPr>
+          <w:rStyle w:val="whitespace-normal"/>
+        </w:rPr>
+        <w:t>Udemy</w:t>
+      </w:r>
+      <w:proofErr w:type="spellEnd"/>
+      <w:r>
+        <w:t xml:space="preserve">) </w:t>
+      </w:r>
+    </w:p>
+    <w:p>
+      <w:pPr>
+        <w:spacing w:before="100" w:beforeAutospacing="1" w:after="100" w:afterAutospacing="1" w:line="240" w:lineRule="auto"/>
+        <w:ind w:left="720"/>
+      </w:pPr>
+      <w:proofErr w:type="gramStart"/>
+      <w:r>
+        <w:t>2.</w:t>
+      </w:r>
+      <w:r>
+        <w:t>User</w:t>
+      </w:r>
+      <w:proofErr w:type="gramEnd"/>
+      <w:r>
+        <w:t xml:space="preserve"> feedback (reviews, surveys) </w:t>
+      </w:r>
+    </w:p>
+    <w:p>
+      <w:pPr>
+        <w:spacing w:before="100" w:beforeAutospacing="1" w:after="100" w:afterAutospacing="1" w:line="240" w:lineRule="auto"/>
+        <w:ind w:left="720"/>
+      </w:pPr>
+      <w:proofErr w:type="gramStart"/>
+      <w:r>
+        <w:t>3.</w:t>
+      </w:r>
+      <w:r>
+        <w:t>Engagement</w:t>
+      </w:r>
+      <w:proofErr w:type="gramEnd"/>
+      <w:r>
+        <w:t xml:space="preserve"> data (logins, course completion rates)</w:t>
+      </w:r>
+    </w:p>
+    <w:p>
+      <w:pPr>
+        <w:pStyle w:val="Heading1"/>
+      </w:pPr>
+      <w:r>
+        <w:t>3. Use Data Visualization Techniques</w:t>
+      </w:r>
+    </w:p>
+    <w:p>
+      <w:pPr>
+        <w:pStyle w:val="NormalWeb"/>
+      </w:pPr>
+      <w:r>
+        <w:t>To uncover insights, use tools like:</w:t>
+      </w:r>
+    </w:p>
+    <w:p>
+      <w:pPr>
+        <w:spacing w:before="100" w:beforeAutospacing="1" w:after="100" w:afterAutospacing="1" w:line="240" w:lineRule="auto"/>
+        <w:ind w:left="720"/>
+      </w:pPr>
+      <w:proofErr w:type="gramStart"/>
+      <w:r>
+        <w:lastRenderedPageBreak/>
+        <w:t>1.</w:t>
+      </w:r>
+      <w:r>
+        <w:t>Bar</w:t>
+      </w:r>
+      <w:proofErr w:type="gramEnd"/>
+      <w:r>
+        <w:t xml:space="preserve"> charts → popular courses </w:t>
+      </w:r>
+    </w:p>
+    <w:p>
+      <w:pPr>
+        <w:spacing w:before="100" w:beforeAutospacing="1" w:after="100" w:afterAutospacing="1" w:line="240" w:lineRule="auto"/>
+        <w:ind w:left="720"/>
+      </w:pPr>
+      <w:proofErr w:type="gramStart"/>
+      <w:r>
+        <w:t>2.</w:t>
+      </w:r>
+      <w:r>
+        <w:t>Line</w:t>
+      </w:r>
+      <w:proofErr w:type="gramEnd"/>
+      <w:r>
+        <w:t xml:space="preserve"> graphs → user activity over time </w:t>
+      </w:r>
+    </w:p>
+    <w:p>
+      <w:pPr>
+        <w:spacing w:before="100" w:beforeAutospacing="1" w:after="100" w:afterAutospacing="1" w:line="240" w:lineRule="auto"/>
+        <w:ind w:left="720"/>
+      </w:pPr>
+      <w:proofErr w:type="gramStart"/>
+      <w:r>
+        <w:t>3.</w:t>
+      </w:r>
+      <w:r>
+        <w:t>Pie</w:t>
+      </w:r>
+      <w:proofErr w:type="gramEnd"/>
+      <w:r>
+        <w:t xml:space="preserve"> charts → user preferences </w:t>
+      </w:r>
+    </w:p>
+    <w:p>
+      <w:pPr>
+        <w:pStyle w:val="Heading1"/>
+      </w:pPr>
+      <w:r>
+        <w:t>4. Identify Key Trends</w:t>
+      </w:r>
+    </w:p>
+    <w:p>
+      <w:pPr>
+        <w:pStyle w:val="NormalWeb"/>
+      </w:pPr>
+      <w:r>
+        <w:t>From your analysis, extract insights such as:</w:t>
+      </w:r>
+    </w:p>
+    <w:p>
+      <w:pPr>
+        <w:spacing w:before="100" w:beforeAutospacing="1" w:after="100" w:afterAutospacing="1" w:line="240" w:lineRule="auto"/>
+        <w:ind w:left="720"/>
+      </w:pPr>
+      <w:proofErr w:type="gramStart"/>
+      <w:r>
+        <w:t>1.</w:t>
+      </w:r>
+      <w:r>
+        <w:t>Most</w:t>
+      </w:r>
+      <w:proofErr w:type="gramEnd"/>
+      <w:r>
+        <w:t xml:space="preserve"> users prefer </w:t>
+      </w:r>
+      <w:r>
+        <w:rPr>
+          <w:rStyle w:val="Strong"/>
+        </w:rPr>
+        <w:t>short, video-based lessons</w:t>
+      </w:r>
+      <w:r>
+        <w:t xml:space="preserve"> </w:t>
+      </w:r>
+    </w:p>
+    <w:p>
+      <w:pPr>
+        <w:spacing w:before="100" w:beforeAutospacing="1" w:after="100" w:afterAutospacing="1" w:line="240" w:lineRule="auto"/>
+        <w:ind w:left="720"/>
+      </w:pPr>
+      <w:proofErr w:type="gramStart"/>
+      <w:r>
+        <w:t>2.</w:t>
+      </w:r>
+      <w:r>
+        <w:t>High</w:t>
+      </w:r>
+      <w:proofErr w:type="gramEnd"/>
+      <w:r>
+        <w:t xml:space="preserve"> drop-off rates in long courses </w:t>
+      </w:r>
+    </w:p>
+    <w:p>
+      <w:pPr>
+        <w:spacing w:before="100" w:beforeAutospacing="1" w:after="100" w:afterAutospacing="1" w:line="240" w:lineRule="auto"/>
+        <w:ind w:left="720"/>
+      </w:pPr>
+      <w:proofErr w:type="gramStart"/>
+      <w:r>
+        <w:t>3.</w:t>
+      </w:r>
+      <w:r>
+        <w:t>Users</w:t>
+      </w:r>
+      <w:proofErr w:type="gramEnd"/>
+      <w:r>
+        <w:t xml:space="preserve"> engage more with </w:t>
+      </w:r>
+      <w:r>
+        <w:rPr>
+          <w:rStyle w:val="Strong"/>
+        </w:rPr>
+        <w:t>interactive content (quizzes, exercises)</w:t>
+      </w:r>
+      <w:r>
+        <w:t xml:space="preserve"> </w:t>
+      </w:r>
+    </w:p>
+    <w:p>
+      <w:pPr>
+        <w:pStyle w:val="Heading1"/>
+      </w:pPr>
+      <w:proofErr w:type="gramStart"/>
+      <w:r>
+        <w:t>5.</w:t>
+      </w:r>
+      <w:r>
+        <w:t>Forums</w:t>
+      </w:r>
+      <w:proofErr w:type="gramEnd"/>
+      <w:r>
+        <w:t xml:space="preserve"> increase retention when active5. Define Key Features Based on Data</w:t>
+      </w:r>
+    </w:p>
+    <w:p>
+      <w:pPr>
+        <w:pStyle w:val="Heading2"/>
+      </w:pPr>
+      <w:r>
+        <w:t>A. Online Courses</w:t>
+      </w:r>
+    </w:p>
+    <w:p>
+      <w:pPr>
+        <w:numPr>
+          <w:ilvl w:val="0"/>
+          <w:numId w:val="10"/>
+        </w:numPr>
+        <w:spacing w:before="100" w:beforeAutospacing="1" w:after="100" w:afterAutospacing="1" w:line="240" w:lineRule="auto"/>
+      </w:pPr>
+      <w:r>
+        <w:t xml:space="preserve">Short, modular lessons </w:t>
+      </w:r>
+    </w:p>
+    <w:p>
+      <w:pPr>
+        <w:numPr>
+          <w:ilvl w:val="0"/>
+          <w:numId w:val="10"/>
+        </w:numPr>
+        <w:spacing w:before="100" w:beforeAutospacing="1" w:after="100" w:afterAutospacing="1" w:line="240" w:lineRule="auto"/>
+      </w:pPr>
+      <w:r>
+        <w:t xml:space="preserve">Video + text combination </w:t>
+      </w:r>
+    </w:p>
+    <w:p>
+      <w:pPr>
+        <w:numPr>
+          <w:ilvl w:val="0"/>
+          <w:numId w:val="10"/>
+        </w:numPr>
+        <w:spacing w:before="100" w:beforeAutospacing="1" w:after="100" w:afterAutospacing="1" w:line="240" w:lineRule="auto"/>
+      </w:pPr>
+      <w:r>
+        <w:t xml:space="preserve">Downloadable resources </w:t>
+      </w:r>
+    </w:p>
+    <w:p>
+      <w:pPr>
+        <w:pStyle w:val="Heading2"/>
+      </w:pPr>
+      <w:r>
+        <w:t>B. Interactive Tutorials</w:t>
+      </w:r>
+    </w:p>
+    <w:p>
+      <w:pPr>
+        <w:numPr>
+          <w:ilvl w:val="0"/>
+          <w:numId w:val="11"/>
+        </w:numPr>
+        <w:spacing w:before="100" w:beforeAutospacing="1" w:after="100" w:afterAutospacing="1" w:line="240" w:lineRule="auto"/>
+      </w:pPr>
+      <w:r>
+        <w:t xml:space="preserve">Quizzes after each lesson </w:t>
+      </w:r>
+    </w:p>
+    <w:p>
+      <w:pPr>
+        <w:numPr>
+          <w:ilvl w:val="0"/>
+          <w:numId w:val="11"/>
+        </w:numPr>
+        <w:spacing w:before="100" w:beforeAutospacing="1" w:after="100" w:afterAutospacing="1" w:line="240" w:lineRule="auto"/>
+      </w:pPr>
+      <w:r>
+        <w:t xml:space="preserve">Real-time feedback </w:t>
+      </w:r>
+    </w:p>
+    <w:p>
+      <w:pPr>
+        <w:numPr>
+          <w:ilvl w:val="0"/>
+          <w:numId w:val="11"/>
+        </w:numPr>
+        <w:spacing w:before="100" w:beforeAutospacing="1" w:after="100" w:afterAutospacing="1" w:line="240" w:lineRule="auto"/>
+      </w:pPr>
+      <w:r>
+        <w:t xml:space="preserve">Practice exercises </w:t>
+      </w:r>
+    </w:p>
+    <w:p>
+      <w:pPr>
+        <w:pStyle w:val="Heading2"/>
+      </w:pPr>
+      <w:r>
+        <w:t>C. User Forums</w:t>
+      </w:r>
+    </w:p>
+    <w:p>
+      <w:pPr>
+        <w:numPr>
+          <w:ilvl w:val="0"/>
+          <w:numId w:val="12"/>
+        </w:numPr>
+        <w:spacing w:before="100" w:beforeAutospacing="1" w:after="100" w:afterAutospacing="1" w:line="240" w:lineRule="auto"/>
+      </w:pPr>
+      <w:r>
+        <w:t xml:space="preserve">Discussion threads </w:t>
+      </w:r>
+    </w:p>
+    <w:p>
+      <w:pPr>
+        <w:numPr>
+          <w:ilvl w:val="0"/>
+          <w:numId w:val="12"/>
+        </w:numPr>
+        <w:spacing w:before="100" w:beforeAutospacing="1" w:after="100" w:afterAutospacing="1" w:line="240" w:lineRule="auto"/>
+      </w:pPr>
+      <w:r>
+        <w:t xml:space="preserve">Peer-to-peer help </w:t>
+      </w:r>
+    </w:p>
+    <w:p>
+      <w:pPr>
+        <w:numPr>
+          <w:ilvl w:val="0"/>
+          <w:numId w:val="12"/>
+        </w:numPr>
+        <w:spacing w:before="100" w:beforeAutospacing="1" w:after="100" w:afterAutospacing="1" w:line="240" w:lineRule="auto"/>
+      </w:pPr>
+      <w:r>
+        <w:t xml:space="preserve">Instructor participation </w:t>
+      </w:r>
+    </w:p>
+    <w:p>
+      <w:pPr>
+        <w:pStyle w:val="Heading2"/>
+      </w:pPr>
+      <w:r>
+        <w:t>D. Personalized Dashboard</w:t>
+      </w:r>
+    </w:p>
+    <w:p>
+      <w:pPr>
+        <w:numPr>
+          <w:ilvl w:val="0"/>
+          <w:numId w:val="13"/>
+        </w:numPr>
+        <w:spacing w:before="100" w:beforeAutospacing="1" w:after="100" w:afterAutospacing="1" w:line="240" w:lineRule="auto"/>
+      </w:pPr>
+      <w:r>
+        <w:t xml:space="preserve">Track progress </w:t>
+      </w:r>
+    </w:p>
+    <w:p>
+      <w:pPr>
+        <w:numPr>
+          <w:ilvl w:val="0"/>
+          <w:numId w:val="13"/>
+        </w:numPr>
+        <w:spacing w:before="100" w:beforeAutospacing="1" w:after="100" w:afterAutospacing="1" w:line="240" w:lineRule="auto"/>
+      </w:pPr>
+      <w:r>
+        <w:t xml:space="preserve">Course recommendations </w:t>
+      </w:r>
+    </w:p>
+    <w:p>
+      <w:pPr>
+        <w:numPr>
+          <w:ilvl w:val="0"/>
+          <w:numId w:val="13"/>
+        </w:numPr>
+        <w:spacing w:before="100" w:beforeAutospacing="1" w:after="100" w:afterAutospacing="1" w:line="240" w:lineRule="auto"/>
+      </w:pPr>
+      <w:r>
+        <w:t>Notifications &amp; reminders</w:t>
+      </w:r>
+    </w:p>
+    <w:p>
+      <w:pPr>
+        <w:pStyle w:val="Heading1"/>
+      </w:pPr>
+      <w:r>
+        <w:lastRenderedPageBreak/>
+        <w:t>6. Data Manipulation Techniques</w:t>
+      </w:r>
+    </w:p>
+    <w:p>
+      <w:pPr>
+        <w:pStyle w:val="NormalWeb"/>
+      </w:pPr>
+      <w:r>
+        <w:t>You will:</w:t>
+      </w:r>
+    </w:p>
+    <w:p>
+      <w:pPr>
+        <w:spacing w:before="100" w:beforeAutospacing="1" w:after="100" w:afterAutospacing="1" w:line="240" w:lineRule="auto"/>
+        <w:ind w:left="720"/>
+      </w:pPr>
+      <w:proofErr w:type="gramStart"/>
+      <w:r>
+        <w:t>1.</w:t>
+      </w:r>
+      <w:r>
+        <w:t>Clean</w:t>
+      </w:r>
+      <w:proofErr w:type="gramEnd"/>
+      <w:r>
+        <w:t xml:space="preserve"> data (remove duplicates, errors) </w:t>
+      </w:r>
+    </w:p>
+    <w:p>
+      <w:pPr>
+        <w:spacing w:before="100" w:beforeAutospacing="1" w:after="100" w:afterAutospacing="1" w:line="240" w:lineRule="auto"/>
+        <w:ind w:left="720"/>
+      </w:pPr>
+      <w:proofErr w:type="gramStart"/>
+      <w:r>
+        <w:t>2.</w:t>
+      </w:r>
+      <w:r>
+        <w:t>Group</w:t>
+      </w:r>
+      <w:proofErr w:type="gramEnd"/>
+      <w:r>
+        <w:t xml:space="preserve"> users by behavior (e.g., beginners </w:t>
+      </w:r>
+      <w:proofErr w:type="spellStart"/>
+      <w:r>
+        <w:t>vs</w:t>
+      </w:r>
+      <w:proofErr w:type="spellEnd"/>
+      <w:r>
+        <w:t xml:space="preserve"> advanced) </w:t>
+      </w:r>
+    </w:p>
+    <w:p>
+      <w:pPr>
+        <w:spacing w:before="100" w:beforeAutospacing="1" w:after="100" w:afterAutospacing="1" w:line="240" w:lineRule="auto"/>
+        <w:ind w:left="720"/>
+      </w:pPr>
+      <w:proofErr w:type="gramStart"/>
+      <w:r>
+        <w:t>3.</w:t>
+      </w:r>
+      <w:r>
+        <w:t>Filter</w:t>
+      </w:r>
+      <w:proofErr w:type="gramEnd"/>
+      <w:r>
+        <w:t xml:space="preserve"> important metrics (completion rate, engagement time) </w:t>
+      </w:r>
+    </w:p>
+    <w:p>
+      <w:pPr>
+        <w:spacing w:before="100" w:beforeAutospacing="1" w:after="100" w:afterAutospacing="1" w:line="240" w:lineRule="auto"/>
+        <w:ind w:left="720"/>
+      </w:pPr>
+      <w:proofErr w:type="gramStart"/>
+      <w:r>
+        <w:t>4.</w:t>
+      </w:r>
+      <w:r>
+        <w:t>Compare</w:t>
+      </w:r>
+      <w:proofErr w:type="gramEnd"/>
+      <w:r>
+        <w:t xml:space="preserve"> performance across features </w:t>
+      </w:r>
+    </w:p>
+    <w:p>
+      <w:pPr>
+        <w:spacing w:after="0"/>
+      </w:pPr>
+      <w:r>
+        <w:pict>
+          <v:rect id="_x0000_i1025" style="width:0;height:1.5pt" o:hralign="center" o:hrstd="t" o:hr="t" fillcolor="#a0a0a0" stroked="f"/>
+        </w:pict>
+      </w:r>
+    </w:p>
+    <w:p>
+      <w:pPr>
+        <w:pStyle w:val="Heading1"/>
+      </w:pPr>
+      <w:r>
+        <w:t>7. Prioritize Requirements (Important Step)</w:t>
+      </w:r>
+    </w:p>
+    <w:p>
+      <w:pPr>
+        <w:pStyle w:val="NormalWeb"/>
+      </w:pPr>
+      <w:r>
+        <w:t>Use a method like:</w:t>
+      </w:r>
+    </w:p>
+    <w:p>
+      <w:pPr>
+        <w:pStyle w:val="Heading3"/>
+      </w:pPr>
+      <w:proofErr w:type="spellStart"/>
+      <w:r>
+        <w:t>MoSCoW</w:t>
+      </w:r>
+      <w:proofErr w:type="spellEnd"/>
+      <w:r>
+        <w:t xml:space="preserve"> Technique</w:t>
+      </w:r>
+    </w:p>
+    <w:p>
+      <w:pPr>
+        <w:numPr>
+          <w:ilvl w:val="0"/>
+          <w:numId w:val="15"/>
+        </w:numPr>
+        <w:spacing w:before="100" w:beforeAutospacing="1" w:after="100" w:afterAutospacing="1" w:line="240" w:lineRule="auto"/>
+      </w:pPr>
+      <w:r>
+        <w:rPr>
+          <w:rStyle w:val="Strong"/>
+        </w:rPr>
+        <w:t>Must Have</w:t>
+      </w:r>
+      <w:r>
+        <w:t xml:space="preserve"> </w:t>
+      </w:r>
+    </w:p>
+    <w:p>
+      <w:pPr>
+        <w:numPr>
+          <w:ilvl w:val="1"/>
+          <w:numId w:val="15"/>
+        </w:numPr>
+        <w:spacing w:before="100" w:beforeAutospacing="1" w:after="100" w:afterAutospacing="1" w:line="240" w:lineRule="auto"/>
+      </w:pPr>
+      <w:r>
+        <w:t xml:space="preserve">User login &amp; dashboard </w:t>
+      </w:r>
+    </w:p>
+    <w:p>
+      <w:pPr>
+        <w:numPr>
+          <w:ilvl w:val="1"/>
+          <w:numId w:val="15"/>
+        </w:numPr>
+        <w:spacing w:before="100" w:beforeAutospacing="1" w:after="100" w:afterAutospacing="1" w:line="240" w:lineRule="auto"/>
+      </w:pPr>
+      <w:r>
+        <w:t xml:space="preserve">Course access </w:t>
+      </w:r>
+    </w:p>
+    <w:p>
+      <w:pPr>
+        <w:numPr>
+          <w:ilvl w:val="1"/>
+          <w:numId w:val="15"/>
+        </w:numPr>
+        <w:spacing w:before="100" w:beforeAutospacing="1" w:after="100" w:afterAutospacing="1" w:line="240" w:lineRule="auto"/>
+      </w:pPr>
+      <w:r>
+        <w:t xml:space="preserve">Progress tracking </w:t>
+      </w:r>
+    </w:p>
+    <w:p>
+      <w:pPr>
+        <w:numPr>
+          <w:ilvl w:val="0"/>
+          <w:numId w:val="15"/>
+        </w:numPr>
+        <w:spacing w:before="100" w:beforeAutospacing="1" w:after="100" w:afterAutospacing="1" w:line="240" w:lineRule="auto"/>
+      </w:pPr>
+      <w:r>
+        <w:rPr>
+          <w:rStyle w:val="Strong"/>
+        </w:rPr>
+        <w:t>Should Have</w:t>
+      </w:r>
+      <w:r>
+        <w:t xml:space="preserve"> </w:t>
+      </w:r>
+    </w:p>
+    <w:p>
+      <w:pPr>
+        <w:numPr>
+          <w:ilvl w:val="1"/>
+          <w:numId w:val="15"/>
+        </w:numPr>
+        <w:spacing w:before="100" w:beforeAutospacing="1" w:after="100" w:afterAutospacing="1" w:line="240" w:lineRule="auto"/>
+      </w:pPr>
+      <w:r>
+        <w:t xml:space="preserve">Interactive quizzes </w:t>
+      </w:r>
+    </w:p>
+    <w:p>
+      <w:pPr>
+        <w:numPr>
+          <w:ilvl w:val="1"/>
+          <w:numId w:val="15"/>
+        </w:numPr>
+        <w:spacing w:before="100" w:beforeAutospacing="1" w:after="100" w:afterAutospacing="1" w:line="240" w:lineRule="auto"/>
+      </w:pPr>
+      <w:r>
+        <w:t xml:space="preserve">Forums </w:t>
+      </w:r>
+    </w:p>
+    <w:p>
+      <w:pPr>
+        <w:numPr>
+          <w:ilvl w:val="0"/>
+          <w:numId w:val="15"/>
+        </w:numPr>
+        <w:spacing w:before="100" w:beforeAutospacing="1" w:after="100" w:afterAutospacing="1" w:line="240" w:lineRule="auto"/>
+      </w:pPr>
+      <w:r>
+        <w:rPr>
+          <w:rStyle w:val="Strong"/>
+        </w:rPr>
+        <w:t>Could Have</w:t>
+      </w:r>
+      <w:r>
+        <w:t xml:space="preserve"> </w:t>
+      </w:r>
+    </w:p>
+    <w:p>
+      <w:pPr>
+        <w:numPr>
+          <w:ilvl w:val="1"/>
+          <w:numId w:val="15"/>
+        </w:numPr>
+        <w:spacing w:before="100" w:beforeAutospacing="1" w:after="100" w:afterAutospacing="1" w:line="240" w:lineRule="auto"/>
+      </w:pPr>
+      <w:proofErr w:type="spellStart"/>
+      <w:r>
+        <w:t>Gamification</w:t>
+      </w:r>
+      <w:proofErr w:type="spellEnd"/>
+      <w:r>
+        <w:t xml:space="preserve"> (badges, rewards) </w:t>
+      </w:r>
+    </w:p>
+    <w:p>
+      <w:pPr>
+        <w:numPr>
+          <w:ilvl w:val="0"/>
+          <w:numId w:val="15"/>
+        </w:numPr>
+        <w:spacing w:before="100" w:beforeAutospacing="1" w:after="100" w:afterAutospacing="1" w:line="240" w:lineRule="auto"/>
+      </w:pPr>
+      <w:r>
+        <w:rPr>
+          <w:rStyle w:val="Strong"/>
+        </w:rPr>
+        <w:t>Won’t Have (for now)</w:t>
+      </w:r>
+      <w:r>
+        <w:t xml:space="preserve"> </w:t>
+      </w:r>
+    </w:p>
+    <w:p>
+      <w:pPr>
+        <w:numPr>
+          <w:ilvl w:val="1"/>
+          <w:numId w:val="15"/>
+        </w:numPr>
+        <w:spacing w:before="100" w:beforeAutospacing="1" w:after="100" w:afterAutospacing="1" w:line="240" w:lineRule="auto"/>
+      </w:pPr>
+      <w:r>
+        <w:t xml:space="preserve">Advanced AI recommendations </w:t>
+      </w:r>
+    </w:p>
+    <w:p>
+      <w:pPr>
+        <w:spacing w:after="0"/>
+      </w:pPr>
+      <w:r>
+        <w:pict>
+          <v:rect id="_x0000_i1026" style="width:0;height:1.5pt" o:hralign="center" o:hrstd="t" o:hr="t" fillcolor="#a0a0a0" stroked="f"/>
+        </w:pict>
+      </w:r>
+    </w:p>
+    <w:p>
+      <w:pPr>
+        <w:pStyle w:val="Heading1"/>
+      </w:pPr>
+      <w:r>
+        <w:t>8. Translate Insights into User Requirements</w:t>
+      </w:r>
+    </w:p>
+    <w:p>
+      <w:pPr>
+        <w:pStyle w:val="NormalWeb"/>
+      </w:pPr>
+      <w:r>
+        <w:t>Turn data into statements like:</w:t>
+      </w:r>
+    </w:p>
+    <w:p>
+      <w:pPr>
+        <w:numPr>
+          <w:ilvl w:val="0"/>
+          <w:numId w:val="16"/>
+        </w:numPr>
+        <w:spacing w:before="100" w:beforeAutospacing="1" w:after="100" w:afterAutospacing="1" w:line="240" w:lineRule="auto"/>
+      </w:pPr>
+      <w:r>
+        <w:t xml:space="preserve">Users need </w:t>
+      </w:r>
+      <w:r>
+        <w:rPr>
+          <w:rStyle w:val="Strong"/>
+        </w:rPr>
+        <w:t>short and engaging lessons</w:t>
+      </w:r>
+      <w:r>
+        <w:t xml:space="preserve"> → to improve completion rates </w:t>
+      </w:r>
+    </w:p>
+    <w:p>
+      <w:pPr>
+        <w:numPr>
+          <w:ilvl w:val="0"/>
+          <w:numId w:val="16"/>
+        </w:numPr>
+        <w:spacing w:before="100" w:beforeAutospacing="1" w:after="100" w:afterAutospacing="1" w:line="240" w:lineRule="auto"/>
+      </w:pPr>
+      <w:r>
+        <w:t xml:space="preserve">Users need </w:t>
+      </w:r>
+      <w:r>
+        <w:rPr>
+          <w:rStyle w:val="Strong"/>
+        </w:rPr>
+        <w:t>progress tracking</w:t>
+      </w:r>
+      <w:r>
+        <w:t xml:space="preserve"> → to stay motivated </w:t>
+      </w:r>
+    </w:p>
+    <w:p>
+      <w:pPr>
+        <w:numPr>
+          <w:ilvl w:val="0"/>
+          <w:numId w:val="16"/>
+        </w:numPr>
+        <w:spacing w:before="100" w:beforeAutospacing="1" w:after="100" w:afterAutospacing="1" w:line="240" w:lineRule="auto"/>
+      </w:pPr>
+      <w:r>
+        <w:t xml:space="preserve">Users need </w:t>
+      </w:r>
+      <w:r>
+        <w:rPr>
+          <w:rStyle w:val="Strong"/>
+        </w:rPr>
+        <w:t>discussion forums</w:t>
+      </w:r>
+      <w:r>
+        <w:t xml:space="preserve"> → to get help quickly </w:t>
+      </w:r>
+    </w:p>
+    <w:p>
+      <w:pPr>
+        <w:spacing w:after="0"/>
+      </w:pPr>
+      <w:r>
+        <w:pict>
+          <v:rect id="_x0000_i1027" style="width:0;height:1.5pt" o:hralign="center" o:hrstd="t" o:hr="t" fillcolor="#a0a0a0" stroked="f"/>
+        </w:pict>
+      </w:r>
+    </w:p>
+    <w:p>
+      <w:pPr>
+        <w:pStyle w:val="Heading1"/>
+      </w:pPr>
+      <w:r>
+        <w:lastRenderedPageBreak/>
+        <w:t>9. Expected Outcome</w:t>
+      </w:r>
+    </w:p>
+    <w:p>
+      <w:pPr>
+        <w:pStyle w:val="NormalWeb"/>
+      </w:pPr>
+      <w:r>
+        <w:t>By applying data analysis:</w:t>
+      </w:r>
+    </w:p>
+    <w:p>
+      <w:pPr>
+        <w:spacing w:before="100" w:beforeAutospacing="1" w:after="100" w:afterAutospacing="1" w:line="240" w:lineRule="auto"/>
+        <w:ind w:left="720"/>
+      </w:pPr>
+      <w:proofErr w:type="gramStart"/>
+      <w:r>
+        <w:t>1.</w:t>
+      </w:r>
+      <w:r>
+        <w:t>Better</w:t>
+      </w:r>
+      <w:proofErr w:type="gramEnd"/>
+      <w:r>
+        <w:t xml:space="preserve"> user experience </w:t>
+      </w:r>
+    </w:p>
+    <w:p>
+      <w:pPr>
+        <w:spacing w:before="100" w:beforeAutospacing="1" w:after="100" w:afterAutospacing="1" w:line="240" w:lineRule="auto"/>
+        <w:ind w:left="720"/>
+      </w:pPr>
+      <w:proofErr w:type="gramStart"/>
+      <w:r>
+        <w:t>2.</w:t>
+      </w:r>
+      <w:r>
+        <w:t>Higher</w:t>
+      </w:r>
+      <w:proofErr w:type="gramEnd"/>
+      <w:r>
+        <w:t xml:space="preserve"> engagement </w:t>
+      </w:r>
+    </w:p>
+    <w:p>
+      <w:pPr>
+        <w:spacing w:before="100" w:beforeAutospacing="1" w:after="100" w:afterAutospacing="1" w:line="240" w:lineRule="auto"/>
+        <w:ind w:left="720"/>
+      </w:pPr>
+      <w:proofErr w:type="gramStart"/>
+      <w:r>
+        <w:t>3.</w:t>
+      </w:r>
+      <w:r>
+        <w:t>Increased</w:t>
+      </w:r>
+      <w:proofErr w:type="gramEnd"/>
+      <w:r>
+        <w:t xml:space="preserve"> course completion </w:t>
+      </w:r>
+    </w:p>
+    <w:p>
+      <w:pPr>
+        <w:spacing w:before="100" w:beforeAutospacing="1" w:after="100" w:afterAutospacing="1" w:line="240" w:lineRule="auto"/>
+        <w:ind w:left="720"/>
+      </w:pPr>
+      <w:proofErr w:type="gramStart"/>
+      <w:r>
+        <w:t>4.</w:t>
+      </w:r>
+      <w:r>
+        <w:t>Scalable</w:t>
+      </w:r>
+      <w:proofErr w:type="gramEnd"/>
+      <w:r>
+        <w:t xml:space="preserve"> platform design</w:t>
+      </w:r>
+    </w:p>
+    <w:p>
+      <w:pPr>
+        <w:spacing w:before="100" w:beforeAutospacing="1" w:after="100" w:afterAutospacing="1" w:line="240" w:lineRule="auto"/>
+        <w:ind w:left="720"/>
+        <w:rPr>
+          <w:b/>
+          <w:sz w:val="56"/>
+          <w:szCs w:val="56"/>
+          <w:u w:val="single"/>
+        </w:rPr>
+      </w:pPr>
+      <w:r>
+        <w:rPr>
+          <w:b/>
+          <w:sz w:val="56"/>
+          <w:szCs w:val="56"/>
+          <w:u w:val="single"/>
+        </w:rPr>
+        <w:t>Task3: Organizing customer needs</w:t>
+      </w:r>
+    </w:p>
+    <w:p>
+      <w:pPr>
+        <w:pStyle w:val="Heading1"/>
+      </w:pPr>
+      <w:r>
+        <w:t>1. Data Categorization (Organizing Employee Data)</w:t>
+      </w:r>
+    </w:p>
+    <w:p>
+      <w:pPr>
+        <w:pStyle w:val="NormalWeb"/>
+      </w:pPr>
+      <w:r>
+        <w:t>You need to group employee data into meaningful categories so it becomes easy to manage and use.</w:t>
+      </w:r>
+    </w:p>
+    <w:p>
+      <w:pPr>
+        <w:pStyle w:val="Heading3"/>
+      </w:pPr>
+      <w:r>
+        <w:t>Key Data Categories:</w:t>
+      </w:r>
+    </w:p>
+    <w:p>
+      <w:pPr>
+        <w:numPr>
+          <w:ilvl w:val="0"/>
+          <w:numId w:val="18"/>
+        </w:numPr>
+        <w:spacing w:before="100" w:beforeAutospacing="1" w:after="100" w:afterAutospacing="1" w:line="240" w:lineRule="auto"/>
+      </w:pPr>
+      <w:r>
+        <w:rPr>
+          <w:rStyle w:val="Strong"/>
+        </w:rPr>
+        <w:t>Personal Information</w:t>
+      </w:r>
+      <w:r>
+        <w:t xml:space="preserve"> </w:t>
+      </w:r>
+    </w:p>
+    <w:p>
+      <w:pPr>
+        <w:numPr>
+          <w:ilvl w:val="1"/>
+          <w:numId w:val="18"/>
+        </w:numPr>
+        <w:spacing w:before="100" w:beforeAutospacing="1" w:after="100" w:afterAutospacing="1" w:line="240" w:lineRule="auto"/>
+      </w:pPr>
+      <w:r>
+        <w:t xml:space="preserve">Employee ID </w:t>
+      </w:r>
+    </w:p>
+    <w:p>
+      <w:pPr>
+        <w:numPr>
+          <w:ilvl w:val="1"/>
+          <w:numId w:val="18"/>
+        </w:numPr>
+        <w:spacing w:before="100" w:beforeAutospacing="1" w:after="100" w:afterAutospacing="1" w:line="240" w:lineRule="auto"/>
+      </w:pPr>
+      <w:r>
+        <w:t xml:space="preserve">Name </w:t>
+      </w:r>
+    </w:p>
+    <w:p>
+      <w:pPr>
+        <w:numPr>
+          <w:ilvl w:val="1"/>
+          <w:numId w:val="18"/>
+        </w:numPr>
+        <w:spacing w:before="100" w:beforeAutospacing="1" w:after="100" w:afterAutospacing="1" w:line="240" w:lineRule="auto"/>
+      </w:pPr>
+      <w:r>
+        <w:t xml:space="preserve">Date of birth </w:t>
+      </w:r>
+    </w:p>
+    <w:p>
+      <w:pPr>
+        <w:numPr>
+          <w:ilvl w:val="1"/>
+          <w:numId w:val="18"/>
+        </w:numPr>
+        <w:spacing w:before="100" w:beforeAutospacing="1" w:after="100" w:afterAutospacing="1" w:line="240" w:lineRule="auto"/>
+      </w:pPr>
+      <w:r>
+        <w:t xml:space="preserve">Gender </w:t>
+      </w:r>
+    </w:p>
+    <w:p>
+      <w:pPr>
+        <w:numPr>
+          <w:ilvl w:val="1"/>
+          <w:numId w:val="18"/>
+        </w:numPr>
+        <w:spacing w:before="100" w:beforeAutospacing="1" w:after="100" w:afterAutospacing="1" w:line="240" w:lineRule="auto"/>
+      </w:pPr>
+      <w:r>
+        <w:t xml:space="preserve">Contact details </w:t>
+      </w:r>
+    </w:p>
+    <w:p>
+      <w:pPr>
+        <w:numPr>
+          <w:ilvl w:val="0"/>
+          <w:numId w:val="18"/>
+        </w:numPr>
+        <w:spacing w:before="100" w:beforeAutospacing="1" w:after="100" w:afterAutospacing="1" w:line="240" w:lineRule="auto"/>
+      </w:pPr>
+      <w:r>
+        <w:rPr>
+          <w:rStyle w:val="Strong"/>
+        </w:rPr>
+        <w:t>Employment Details</w:t>
+      </w:r>
+      <w:r>
+        <w:t xml:space="preserve"> </w:t>
+      </w:r>
+    </w:p>
+    <w:p>
+      <w:pPr>
+        <w:numPr>
+          <w:ilvl w:val="1"/>
+          <w:numId w:val="18"/>
+        </w:numPr>
+        <w:spacing w:before="100" w:beforeAutospacing="1" w:after="100" w:afterAutospacing="1" w:line="240" w:lineRule="auto"/>
+      </w:pPr>
+      <w:r>
+        <w:t xml:space="preserve">Job title </w:t>
+      </w:r>
+    </w:p>
+    <w:p>
+      <w:pPr>
+        <w:numPr>
+          <w:ilvl w:val="1"/>
+          <w:numId w:val="18"/>
+        </w:numPr>
+        <w:spacing w:before="100" w:beforeAutospacing="1" w:after="100" w:afterAutospacing="1" w:line="240" w:lineRule="auto"/>
+      </w:pPr>
+      <w:r>
+        <w:t xml:space="preserve">Department </w:t>
+      </w:r>
+    </w:p>
+    <w:p>
+      <w:pPr>
+        <w:numPr>
+          <w:ilvl w:val="1"/>
+          <w:numId w:val="18"/>
+        </w:numPr>
+        <w:spacing w:before="100" w:beforeAutospacing="1" w:after="100" w:afterAutospacing="1" w:line="240" w:lineRule="auto"/>
+      </w:pPr>
+      <w:r>
+        <w:t xml:space="preserve">Date of hire </w:t>
+      </w:r>
+    </w:p>
+    <w:p>
+      <w:pPr>
+        <w:numPr>
+          <w:ilvl w:val="1"/>
+          <w:numId w:val="18"/>
+        </w:numPr>
+        <w:spacing w:before="100" w:beforeAutospacing="1" w:after="100" w:afterAutospacing="1" w:line="240" w:lineRule="auto"/>
+      </w:pPr>
+      <w:r>
+        <w:t xml:space="preserve">Employment status </w:t>
+      </w:r>
+    </w:p>
+    <w:p>
+      <w:pPr>
+        <w:numPr>
+          <w:ilvl w:val="0"/>
+          <w:numId w:val="18"/>
+        </w:numPr>
+        <w:spacing w:before="100" w:beforeAutospacing="1" w:after="100" w:afterAutospacing="1" w:line="240" w:lineRule="auto"/>
+      </w:pPr>
+      <w:r>
+        <w:rPr>
+          <w:rStyle w:val="Strong"/>
+        </w:rPr>
+        <w:t>Payroll Information</w:t>
+      </w:r>
+      <w:r>
+        <w:t xml:space="preserve"> </w:t>
+      </w:r>
+    </w:p>
+    <w:p>
+      <w:pPr>
+        <w:numPr>
+          <w:ilvl w:val="1"/>
+          <w:numId w:val="18"/>
+        </w:numPr>
+        <w:spacing w:before="100" w:beforeAutospacing="1" w:after="100" w:afterAutospacing="1" w:line="240" w:lineRule="auto"/>
+      </w:pPr>
+      <w:r>
+        <w:t xml:space="preserve">Salary </w:t>
+      </w:r>
+    </w:p>
+    <w:p>
+      <w:pPr>
+        <w:numPr>
+          <w:ilvl w:val="1"/>
+          <w:numId w:val="18"/>
+        </w:numPr>
+        <w:spacing w:before="100" w:beforeAutospacing="1" w:after="100" w:afterAutospacing="1" w:line="240" w:lineRule="auto"/>
+      </w:pPr>
+      <w:r>
+        <w:t xml:space="preserve">Bonuses </w:t>
+      </w:r>
+    </w:p>
+    <w:p>
+      <w:pPr>
+        <w:numPr>
+          <w:ilvl w:val="1"/>
+          <w:numId w:val="18"/>
+        </w:numPr>
+        <w:spacing w:before="100" w:beforeAutospacing="1" w:after="100" w:afterAutospacing="1" w:line="240" w:lineRule="auto"/>
+      </w:pPr>
+      <w:r>
+        <w:t xml:space="preserve">Deductions </w:t>
+      </w:r>
+    </w:p>
+    <w:p>
+      <w:pPr>
+        <w:numPr>
+          <w:ilvl w:val="1"/>
+          <w:numId w:val="18"/>
+        </w:numPr>
+        <w:spacing w:before="100" w:beforeAutospacing="1" w:after="100" w:afterAutospacing="1" w:line="240" w:lineRule="auto"/>
+      </w:pPr>
+      <w:r>
+        <w:t xml:space="preserve">Bank details </w:t>
+      </w:r>
+    </w:p>
+    <w:p>
+      <w:pPr>
+        <w:numPr>
+          <w:ilvl w:val="0"/>
+          <w:numId w:val="18"/>
+        </w:numPr>
+        <w:spacing w:before="100" w:beforeAutospacing="1" w:after="100" w:afterAutospacing="1" w:line="240" w:lineRule="auto"/>
+      </w:pPr>
+      <w:r>
+        <w:rPr>
+          <w:rStyle w:val="Strong"/>
+        </w:rPr>
+        <w:t>Performance Data</w:t>
+      </w:r>
+      <w:r>
+        <w:t xml:space="preserve"> </w:t>
+      </w:r>
+    </w:p>
+    <w:p>
+      <w:pPr>
+        <w:numPr>
+          <w:ilvl w:val="1"/>
+          <w:numId w:val="18"/>
+        </w:numPr>
+        <w:spacing w:before="100" w:beforeAutospacing="1" w:after="100" w:afterAutospacing="1" w:line="240" w:lineRule="auto"/>
+      </w:pPr>
+      <w:r>
+        <w:t xml:space="preserve">Appraisals </w:t>
+      </w:r>
+    </w:p>
+    <w:p>
+      <w:pPr>
+        <w:numPr>
+          <w:ilvl w:val="1"/>
+          <w:numId w:val="18"/>
+        </w:numPr>
+        <w:spacing w:before="100" w:beforeAutospacing="1" w:after="100" w:afterAutospacing="1" w:line="240" w:lineRule="auto"/>
+      </w:pPr>
+      <w:r>
+        <w:t xml:space="preserve">KPIs </w:t>
+      </w:r>
+    </w:p>
+    <w:p>
+      <w:pPr>
+        <w:numPr>
+          <w:ilvl w:val="1"/>
+          <w:numId w:val="18"/>
+        </w:numPr>
+        <w:spacing w:before="100" w:beforeAutospacing="1" w:after="100" w:afterAutospacing="1" w:line="240" w:lineRule="auto"/>
+      </w:pPr>
+      <w:r>
+        <w:t xml:space="preserve">Feedback </w:t>
+      </w:r>
+    </w:p>
+    <w:p>
+      <w:pPr>
+        <w:numPr>
+          <w:ilvl w:val="0"/>
+          <w:numId w:val="18"/>
+        </w:numPr>
+        <w:spacing w:before="100" w:beforeAutospacing="1" w:after="100" w:afterAutospacing="1" w:line="240" w:lineRule="auto"/>
+      </w:pPr>
+      <w:r>
+        <w:rPr>
+          <w:rStyle w:val="Strong"/>
+        </w:rPr>
+        <w:t>Attendance &amp; Leave</w:t>
+      </w:r>
+      <w:r>
+        <w:t xml:space="preserve"> </w:t>
+      </w:r>
+    </w:p>
+    <w:p>
+      <w:pPr>
+        <w:numPr>
+          <w:ilvl w:val="1"/>
+          <w:numId w:val="18"/>
+        </w:numPr>
+        <w:spacing w:before="100" w:beforeAutospacing="1" w:after="100" w:afterAutospacing="1" w:line="240" w:lineRule="auto"/>
+      </w:pPr>
+      <w:r>
+        <w:t xml:space="preserve">Working hours </w:t>
+      </w:r>
+    </w:p>
+    <w:p>
+      <w:pPr>
+        <w:numPr>
+          <w:ilvl w:val="1"/>
+          <w:numId w:val="18"/>
+        </w:numPr>
+        <w:spacing w:before="100" w:beforeAutospacing="1" w:after="100" w:afterAutospacing="1" w:line="240" w:lineRule="auto"/>
+      </w:pPr>
+      <w:r>
+        <w:t xml:space="preserve">Leave records </w:t>
+      </w:r>
+    </w:p>
+    <w:p>
+      <w:pPr>
+        <w:numPr>
+          <w:ilvl w:val="1"/>
+          <w:numId w:val="18"/>
+        </w:numPr>
+        <w:spacing w:before="100" w:beforeAutospacing="1" w:after="100" w:afterAutospacing="1" w:line="240" w:lineRule="auto"/>
+      </w:pPr>
+      <w:r>
+        <w:lastRenderedPageBreak/>
+        <w:t xml:space="preserve">Absenteeism </w:t>
+      </w:r>
+    </w:p>
+    <w:p>
+      <w:pPr>
+        <w:pStyle w:val="NormalWeb"/>
+      </w:pPr>
+      <w:r>
+        <w:t xml:space="preserve"> </w:t>
+      </w:r>
+      <w:r>
+        <w:rPr>
+          <w:rStyle w:val="Strong"/>
+        </w:rPr>
+        <w:t>Goal:</w:t>
+      </w:r>
+      <w:r>
+        <w:t xml:space="preserve"> Ensure all data is structured and easy to retrieve.</w:t>
+      </w:r>
+    </w:p>
+    <w:p>
+      <w:r>
+        <w:pict>
+          <v:rect id="_x0000_i1028" style="width:0;height:1.5pt" o:hralign="center" o:hrstd="t" o:hr="t" fillcolor="#a0a0a0" stroked="f"/>
+        </w:pict>
+      </w:r>
+    </w:p>
+    <w:p>
+      <w:pPr>
+        <w:pStyle w:val="Heading1"/>
+      </w:pPr>
+      <w:r>
+        <w:t>2. Data Cleansing (Improving Data Quality)</w:t>
+      </w:r>
+    </w:p>
+    <w:p>
+      <w:pPr>
+        <w:pStyle w:val="NormalWeb"/>
+      </w:pPr>
+      <w:r>
+        <w:t>Raw data often contains errors. You must clean it before using it.</w:t>
+      </w:r>
+    </w:p>
+    <w:p>
+      <w:pPr>
+        <w:pStyle w:val="Heading3"/>
+      </w:pPr>
+      <w:r>
+        <w:t>Common Data Issues:</w:t>
+      </w:r>
+    </w:p>
+    <w:p>
+      <w:pPr>
+        <w:numPr>
+          <w:ilvl w:val="0"/>
+          <w:numId w:val="19"/>
+        </w:numPr>
+        <w:spacing w:before="100" w:beforeAutospacing="1" w:after="100" w:afterAutospacing="1" w:line="240" w:lineRule="auto"/>
+      </w:pPr>
+      <w:r>
+        <w:t xml:space="preserve">Duplicate records </w:t>
+      </w:r>
+    </w:p>
+    <w:p>
+      <w:pPr>
+        <w:numPr>
+          <w:ilvl w:val="0"/>
+          <w:numId w:val="19"/>
+        </w:numPr>
+        <w:spacing w:before="100" w:beforeAutospacing="1" w:after="100" w:afterAutospacing="1" w:line="240" w:lineRule="auto"/>
+      </w:pPr>
+      <w:r>
+        <w:t xml:space="preserve">Missing values </w:t>
+      </w:r>
+    </w:p>
+    <w:p>
+      <w:pPr>
+        <w:numPr>
+          <w:ilvl w:val="0"/>
+          <w:numId w:val="19"/>
+        </w:numPr>
+        <w:spacing w:before="100" w:beforeAutospacing="1" w:after="100" w:afterAutospacing="1" w:line="240" w:lineRule="auto"/>
+      </w:pPr>
+      <w:r>
+        <w:t xml:space="preserve">Incorrect formats (e.g., dates, phone numbers) </w:t>
+      </w:r>
+    </w:p>
+    <w:p>
+      <w:pPr>
+        <w:numPr>
+          <w:ilvl w:val="0"/>
+          <w:numId w:val="19"/>
+        </w:numPr>
+        <w:spacing w:before="100" w:beforeAutospacing="1" w:after="100" w:afterAutospacing="1" w:line="240" w:lineRule="auto"/>
+      </w:pPr>
+      <w:r>
+        <w:t xml:space="preserve">Inconsistent entries (e.g., “HR” </w:t>
+      </w:r>
+      <w:proofErr w:type="spellStart"/>
+      <w:r>
+        <w:t>vs</w:t>
+      </w:r>
+      <w:proofErr w:type="spellEnd"/>
+      <w:r>
+        <w:t xml:space="preserve"> “Human Resources”) </w:t>
+      </w:r>
+    </w:p>
+    <w:p>
+      <w:pPr>
+        <w:pStyle w:val="Heading3"/>
+      </w:pPr>
+      <w:r>
+        <w:t>Data Cleansing Techniques:</w:t>
+      </w:r>
+    </w:p>
+    <w:p>
+      <w:pPr>
+        <w:numPr>
+          <w:ilvl w:val="0"/>
+          <w:numId w:val="20"/>
+        </w:numPr>
+        <w:spacing w:before="100" w:beforeAutospacing="1" w:after="100" w:afterAutospacing="1" w:line="240" w:lineRule="auto"/>
+      </w:pPr>
+      <w:r>
+        <w:t xml:space="preserve">Remove duplicates </w:t>
+      </w:r>
+    </w:p>
+    <w:p>
+      <w:pPr>
+        <w:numPr>
+          <w:ilvl w:val="0"/>
+          <w:numId w:val="20"/>
+        </w:numPr>
+        <w:spacing w:before="100" w:beforeAutospacing="1" w:after="100" w:afterAutospacing="1" w:line="240" w:lineRule="auto"/>
+      </w:pPr>
+      <w:r>
+        <w:t xml:space="preserve">Fill missing values (or flag them) </w:t>
+      </w:r>
+    </w:p>
+    <w:p>
+      <w:pPr>
+        <w:numPr>
+          <w:ilvl w:val="0"/>
+          <w:numId w:val="20"/>
+        </w:numPr>
+        <w:spacing w:before="100" w:beforeAutospacing="1" w:after="100" w:afterAutospacing="1" w:line="240" w:lineRule="auto"/>
+      </w:pPr>
+      <w:r>
+        <w:t xml:space="preserve">Standardize formats (YYYY-MM-DD for dates) </w:t>
+      </w:r>
+    </w:p>
+    <w:p>
+      <w:pPr>
+        <w:numPr>
+          <w:ilvl w:val="0"/>
+          <w:numId w:val="20"/>
+        </w:numPr>
+        <w:spacing w:before="100" w:beforeAutospacing="1" w:after="100" w:afterAutospacing="1" w:line="240" w:lineRule="auto"/>
+      </w:pPr>
+      <w:r>
+        <w:t xml:space="preserve">Validate entries (e.g., email format) </w:t>
+      </w:r>
+    </w:p>
+    <w:p>
+      <w:pPr>
+        <w:numPr>
+          <w:ilvl w:val="0"/>
+          <w:numId w:val="20"/>
+        </w:numPr>
+        <w:spacing w:before="100" w:beforeAutospacing="1" w:after="100" w:afterAutospacing="1" w:line="240" w:lineRule="auto"/>
+      </w:pPr>
+      <w:r>
+        <w:t xml:space="preserve">Correct inconsistencies </w:t>
+      </w:r>
+    </w:p>
+    <w:p>
+      <w:pPr>
+        <w:pStyle w:val="NormalWeb"/>
+      </w:pPr>
+      <w:r>
+        <w:rPr>
+          <w:rStyle w:val="Strong"/>
+        </w:rPr>
+        <w:t>Example:</w:t>
+      </w:r>
+    </w:p>
+    <w:p>
+      <w:pPr>
+        <w:numPr>
+          <w:ilvl w:val="0"/>
+          <w:numId w:val="21"/>
+        </w:numPr>
+        <w:spacing w:before="100" w:beforeAutospacing="1" w:after="100" w:afterAutospacing="1" w:line="240" w:lineRule="auto"/>
+      </w:pPr>
+      <w:r>
+        <w:t>“</w:t>
+      </w:r>
+      <w:proofErr w:type="spellStart"/>
+      <w:r>
+        <w:t>john@gmail</w:t>
+      </w:r>
+      <w:proofErr w:type="spellEnd"/>
+      <w:r>
+        <w:t xml:space="preserve">” → invalid → corrected or removed </w:t>
+      </w:r>
+    </w:p>
+    <w:p>
+      <w:pPr>
+        <w:numPr>
+          <w:ilvl w:val="0"/>
+          <w:numId w:val="21"/>
+        </w:numPr>
+        <w:spacing w:before="100" w:beforeAutospacing="1" w:after="100" w:afterAutospacing="1" w:line="240" w:lineRule="auto"/>
+      </w:pPr>
+      <w:r>
+        <w:t>“HR”, “</w:t>
+      </w:r>
+      <w:proofErr w:type="spellStart"/>
+      <w:r>
+        <w:t>Hr</w:t>
+      </w:r>
+      <w:proofErr w:type="spellEnd"/>
+      <w:r>
+        <w:t xml:space="preserve">”, “Human resource” → standardized to </w:t>
+      </w:r>
+      <w:r>
+        <w:rPr>
+          <w:rStyle w:val="Strong"/>
+        </w:rPr>
+        <w:t>HR</w:t>
+      </w:r>
+      <w:r>
+        <w:t xml:space="preserve"> </w:t>
+      </w:r>
+    </w:p>
+    <w:p>
+      <w:pPr>
+        <w:pStyle w:val="NormalWeb"/>
+      </w:pPr>
+      <w:r>
+        <w:t xml:space="preserve"> </w:t>
+      </w:r>
+      <w:r>
+        <w:rPr>
+          <w:rStyle w:val="Strong"/>
+        </w:rPr>
+        <w:t>Goal:</w:t>
+      </w:r>
+      <w:r>
+        <w:t xml:space="preserve"> Ensure </w:t>
+      </w:r>
+      <w:r>
+        <w:rPr>
+          <w:rStyle w:val="Strong"/>
+        </w:rPr>
+        <w:t>accuracy, consistency, and reliability</w:t>
+      </w:r>
+      <w:r>
+        <w:t xml:space="preserve"> of data.</w:t>
+      </w:r>
+    </w:p>
+    <w:p>
+      <w:r>
+        <w:pict>
+          <v:rect id="_x0000_i1029" style="width:0;height:1.5pt" o:hralign="center" o:hrstd="t" o:hr="t" fillcolor="#a0a0a0" stroked="f"/>
+        </w:pict>
+      </w:r>
+    </w:p>
+    <w:p>
+      <w:pPr>
+        <w:pStyle w:val="Heading1"/>
+      </w:pPr>
+      <w:r>
+        <w:t>3. Data Reporting (Turning Data into Insights)</w:t>
+      </w:r>
+    </w:p>
+    <w:p>
+      <w:pPr>
+        <w:pStyle w:val="NormalWeb"/>
+      </w:pPr>
+      <w:r>
+        <w:t>After cleaning and organizing data, you must generate useful reports for decision-making.</w:t>
+      </w:r>
+    </w:p>
+    <w:p>
+      <w:pPr>
+        <w:pStyle w:val="Heading3"/>
+      </w:pPr>
+      <w:r>
+        <w:t>Types of Reports:</w:t>
+      </w:r>
+    </w:p>
+    <w:p>
+      <w:pPr>
+        <w:pStyle w:val="ListParagraph"/>
+        <w:numPr>
+          <w:ilvl w:val="0"/>
+          <w:numId w:val="22"/>
+        </w:numPr>
+        <w:spacing w:before="100" w:beforeAutospacing="1" w:after="100" w:afterAutospacing="1" w:line="240" w:lineRule="auto"/>
+      </w:pPr>
+      <w:r>
+        <w:rPr>
+          <w:rStyle w:val="Strong"/>
+        </w:rPr>
+        <w:t>Employee Summary Report</w:t>
+      </w:r>
+      <w:r>
+        <w:t xml:space="preserve"> </w:t>
+      </w:r>
+    </w:p>
+    <w:p>
+      <w:pPr>
+        <w:numPr>
+          <w:ilvl w:val="1"/>
+          <w:numId w:val="22"/>
+        </w:numPr>
+        <w:spacing w:before="100" w:beforeAutospacing="1" w:after="100" w:afterAutospacing="1" w:line="240" w:lineRule="auto"/>
+      </w:pPr>
+      <w:r>
+        <w:t xml:space="preserve">Total employees </w:t>
+      </w:r>
+    </w:p>
+    <w:p>
+      <w:pPr>
+        <w:numPr>
+          <w:ilvl w:val="1"/>
+          <w:numId w:val="22"/>
+        </w:numPr>
+        <w:spacing w:before="100" w:beforeAutospacing="1" w:after="100" w:afterAutospacing="1" w:line="240" w:lineRule="auto"/>
+      </w:pPr>
+      <w:r>
+        <w:t xml:space="preserve">Departments distribution </w:t>
+      </w:r>
+    </w:p>
+    <w:p>
+      <w:pPr>
+        <w:numPr>
+          <w:ilvl w:val="0"/>
+          <w:numId w:val="22"/>
+        </w:numPr>
+        <w:spacing w:before="100" w:beforeAutospacing="1" w:after="100" w:afterAutospacing="1" w:line="240" w:lineRule="auto"/>
+      </w:pPr>
+      <w:r>
+        <w:rPr>
+          <w:rStyle w:val="Strong"/>
+        </w:rPr>
+        <w:t>Attendance Report</w:t>
+      </w:r>
+      <w:r>
+        <w:t xml:space="preserve"> </w:t>
+      </w:r>
+    </w:p>
+    <w:p>
+      <w:pPr>
+        <w:numPr>
+          <w:ilvl w:val="1"/>
+          <w:numId w:val="22"/>
+        </w:numPr>
+        <w:spacing w:before="100" w:beforeAutospacing="1" w:after="100" w:afterAutospacing="1" w:line="240" w:lineRule="auto"/>
+      </w:pPr>
+      <w:r>
+        <w:t xml:space="preserve">Absenteeism rates </w:t>
+      </w:r>
+    </w:p>
+    <w:p>
+      <w:pPr>
+        <w:numPr>
+          <w:ilvl w:val="1"/>
+          <w:numId w:val="22"/>
+        </w:numPr>
+        <w:spacing w:before="100" w:beforeAutospacing="1" w:after="100" w:afterAutospacing="1" w:line="240" w:lineRule="auto"/>
+      </w:pPr>
+      <w:r>
+        <w:lastRenderedPageBreak/>
+        <w:t xml:space="preserve">Overtime tracking </w:t>
+      </w:r>
+    </w:p>
+    <w:p>
+      <w:pPr>
+        <w:numPr>
+          <w:ilvl w:val="0"/>
+          <w:numId w:val="22"/>
+        </w:numPr>
+        <w:spacing w:before="100" w:beforeAutospacing="1" w:after="100" w:afterAutospacing="1" w:line="240" w:lineRule="auto"/>
+      </w:pPr>
+      <w:r>
+        <w:rPr>
+          <w:rStyle w:val="Strong"/>
+        </w:rPr>
+        <w:t>Performance Report</w:t>
+      </w:r>
+      <w:r>
+        <w:t xml:space="preserve"> </w:t>
+      </w:r>
+    </w:p>
+    <w:p>
+      <w:pPr>
+        <w:numPr>
+          <w:ilvl w:val="1"/>
+          <w:numId w:val="22"/>
+        </w:numPr>
+        <w:spacing w:before="100" w:beforeAutospacing="1" w:after="100" w:afterAutospacing="1" w:line="240" w:lineRule="auto"/>
+      </w:pPr>
+      <w:r>
+        <w:t xml:space="preserve">Top performers </w:t>
+      </w:r>
+    </w:p>
+    <w:p>
+      <w:pPr>
+        <w:numPr>
+          <w:ilvl w:val="1"/>
+          <w:numId w:val="22"/>
+        </w:numPr>
+        <w:spacing w:before="100" w:beforeAutospacing="1" w:after="100" w:afterAutospacing="1" w:line="240" w:lineRule="auto"/>
+      </w:pPr>
+      <w:r>
+        <w:t xml:space="preserve">Low performance alerts </w:t>
+      </w:r>
+    </w:p>
+    <w:p>
+      <w:pPr>
+        <w:numPr>
+          <w:ilvl w:val="0"/>
+          <w:numId w:val="22"/>
+        </w:numPr>
+        <w:spacing w:before="100" w:beforeAutospacing="1" w:after="100" w:afterAutospacing="1" w:line="240" w:lineRule="auto"/>
+      </w:pPr>
+      <w:r>
+        <w:rPr>
+          <w:rStyle w:val="Strong"/>
+        </w:rPr>
+        <w:t>Payroll Report</w:t>
+      </w:r>
+      <w:r>
+        <w:t xml:space="preserve"> </w:t>
+      </w:r>
+    </w:p>
+    <w:p>
+      <w:pPr>
+        <w:numPr>
+          <w:ilvl w:val="1"/>
+          <w:numId w:val="22"/>
+        </w:numPr>
+        <w:spacing w:before="100" w:beforeAutospacing="1" w:after="100" w:afterAutospacing="1" w:line="240" w:lineRule="auto"/>
+      </w:pPr>
+      <w:r>
+        <w:t xml:space="preserve">Salary distribution </w:t>
+      </w:r>
+    </w:p>
+    <w:p>
+      <w:pPr>
+        <w:numPr>
+          <w:ilvl w:val="1"/>
+          <w:numId w:val="22"/>
+        </w:numPr>
+        <w:spacing w:before="100" w:beforeAutospacing="1" w:after="100" w:afterAutospacing="1" w:line="240" w:lineRule="auto"/>
+      </w:pPr>
+      <w:r>
+        <w:t xml:space="preserve">Total payroll cost </w:t>
+      </w:r>
+    </w:p>
+    <w:p>
+      <w:pPr>
+        <w:spacing w:after="0"/>
+      </w:pPr>
+      <w:r>
+        <w:pict>
+          <v:rect id="_x0000_i1030" style="width:0;height:1.5pt" o:hralign="center" o:hrstd="t" o:hr="t" fillcolor="#a0a0a0" stroked="f"/>
+        </w:pict>
+      </w:r>
+    </w:p>
+    <w:p>
+      <w:pPr>
+        <w:pStyle w:val="Heading3"/>
+      </w:pPr>
+      <w:r>
+        <w:t>Visualization Techniques:</w:t>
+      </w:r>
+    </w:p>
+    <w:p>
+      <w:pPr>
+        <w:spacing w:before="100" w:beforeAutospacing="1" w:after="100" w:afterAutospacing="1" w:line="240" w:lineRule="auto"/>
+      </w:pPr>
+      <w:proofErr w:type="gramStart"/>
+      <w:r>
+        <w:t>1.</w:t>
+      </w:r>
+      <w:r>
+        <w:t>Bar</w:t>
+      </w:r>
+      <w:proofErr w:type="gramEnd"/>
+      <w:r>
+        <w:t xml:space="preserve"> charts → department comparison </w:t>
+      </w:r>
+    </w:p>
+    <w:p>
+      <w:pPr>
+        <w:spacing w:before="100" w:beforeAutospacing="1" w:after="100" w:afterAutospacing="1" w:line="240" w:lineRule="auto"/>
+      </w:pPr>
+      <w:proofErr w:type="gramStart"/>
+      <w:r>
+        <w:t>2.</w:t>
+      </w:r>
+      <w:r>
+        <w:t>Pie</w:t>
+      </w:r>
+      <w:proofErr w:type="gramEnd"/>
+      <w:r>
+        <w:t xml:space="preserve"> charts → employee distribution </w:t>
+      </w:r>
+    </w:p>
+    <w:p>
+      <w:pPr>
+        <w:spacing w:before="100" w:beforeAutospacing="1" w:after="100" w:afterAutospacing="1" w:line="240" w:lineRule="auto"/>
+      </w:pPr>
+      <w:proofErr w:type="gramStart"/>
+      <w:r>
+        <w:t>3.</w:t>
+      </w:r>
+      <w:r>
+        <w:t>Line</w:t>
+      </w:r>
+      <w:proofErr w:type="gramEnd"/>
+      <w:r>
+        <w:t xml:space="preserve"> graphs → trends over time </w:t>
+      </w:r>
+    </w:p>
+    <w:p>
+      <w:pPr>
+        <w:pStyle w:val="NormalWeb"/>
+      </w:pPr>
+      <w:r>
+        <w:rPr>
+          <w:rStyle w:val="Strong"/>
+        </w:rPr>
+        <w:t>Goal:</w:t>
+      </w:r>
+      <w:r>
+        <w:t xml:space="preserve"> Help management make </w:t>
+      </w:r>
+      <w:r>
+        <w:rPr>
+          <w:rStyle w:val="Strong"/>
+        </w:rPr>
+        <w:t>data-driven decisions quickly</w:t>
+      </w:r>
+    </w:p>
+    <w:p>
+      <w:r>
+        <w:pict>
+          <v:rect id="_x0000_i1031" style="width:0;height:1.5pt" o:hralign="center" o:hrstd="t" o:hr="t" fillcolor="#a0a0a0" stroked="f"/>
+        </w:pict>
+      </w:r>
+    </w:p>
+    <w:p>
+      <w:pPr>
+        <w:pStyle w:val="Heading1"/>
+      </w:pPr>
+      <w:r>
+        <w:t>4. Workflow Summary</w:t>
+      </w:r>
+    </w:p>
+    <w:p>
+      <w:pPr>
+        <w:numPr>
+          <w:ilvl w:val="0"/>
+          <w:numId w:val="24"/>
+        </w:numPr>
+        <w:spacing w:before="100" w:beforeAutospacing="1" w:after="100" w:afterAutospacing="1" w:line="240" w:lineRule="auto"/>
+      </w:pPr>
+      <w:r>
+        <w:t xml:space="preserve">Collect data </w:t>
+      </w:r>
+    </w:p>
+    <w:p>
+      <w:pPr>
+        <w:numPr>
+          <w:ilvl w:val="0"/>
+          <w:numId w:val="24"/>
+        </w:numPr>
+        <w:spacing w:before="100" w:beforeAutospacing="1" w:after="100" w:afterAutospacing="1" w:line="240" w:lineRule="auto"/>
+      </w:pPr>
+      <w:r>
+        <w:t xml:space="preserve">Categorize data </w:t>
+      </w:r>
+    </w:p>
+    <w:p>
+      <w:pPr>
+        <w:numPr>
+          <w:ilvl w:val="0"/>
+          <w:numId w:val="24"/>
+        </w:numPr>
+        <w:spacing w:before="100" w:beforeAutospacing="1" w:after="100" w:afterAutospacing="1" w:line="240" w:lineRule="auto"/>
+      </w:pPr>
+      <w:r>
+        <w:t xml:space="preserve">Clean data </w:t>
+      </w:r>
+    </w:p>
+    <w:p>
+      <w:pPr>
+        <w:numPr>
+          <w:ilvl w:val="0"/>
+          <w:numId w:val="24"/>
+        </w:numPr>
+        <w:spacing w:before="100" w:beforeAutospacing="1" w:after="100" w:afterAutospacing="1" w:line="240" w:lineRule="auto"/>
+      </w:pPr>
+      <w:r>
+        <w:t xml:space="preserve">Store in system </w:t>
+      </w:r>
+    </w:p>
+    <w:p>
+      <w:pPr>
+        <w:numPr>
+          <w:ilvl w:val="0"/>
+          <w:numId w:val="24"/>
+        </w:numPr>
+        <w:spacing w:before="100" w:beforeAutospacing="1" w:after="100" w:afterAutospacing="1" w:line="240" w:lineRule="auto"/>
+      </w:pPr>
+      <w:r>
+        <w:t xml:space="preserve">Generate reports </w:t>
+      </w:r>
+    </w:p>
+    <w:p>
+      <w:pPr>
+        <w:spacing w:after="0"/>
+      </w:pPr>
+      <w:r>
+        <w:pict>
+          <v:rect id="_x0000_i1032" style="width:0;height:1.5pt" o:hralign="center" o:hrstd="t" o:hr="t" fillcolor="#a0a0a0" stroked="f"/>
+        </w:pict>
+      </w:r>
+    </w:p>
+    <w:p>
+      <w:pPr>
+        <w:pStyle w:val="Heading1"/>
+      </w:pPr>
+      <w:r>
+        <w:t xml:space="preserve"> 5. Challenges You May Face</w:t>
+      </w:r>
+    </w:p>
+    <w:p>
+      <w:pPr>
+        <w:spacing w:before="100" w:beforeAutospacing="1" w:after="100" w:afterAutospacing="1" w:line="240" w:lineRule="auto"/>
+        <w:ind w:left="720"/>
+      </w:pPr>
+      <w:proofErr w:type="gramStart"/>
+      <w:r>
+        <w:t>1.</w:t>
+      </w:r>
+      <w:r>
+        <w:t>Incomplete</w:t>
+      </w:r>
+      <w:proofErr w:type="gramEnd"/>
+      <w:r>
+        <w:t xml:space="preserve"> employee records </w:t>
+      </w:r>
+    </w:p>
+    <w:p>
+      <w:pPr>
+        <w:spacing w:before="100" w:beforeAutospacing="1" w:after="100" w:afterAutospacing="1" w:line="240" w:lineRule="auto"/>
+        <w:ind w:left="720"/>
+      </w:pPr>
+      <w:proofErr w:type="gramStart"/>
+      <w:r>
+        <w:t>2.</w:t>
+      </w:r>
+      <w:r>
+        <w:t>Data</w:t>
+      </w:r>
+      <w:proofErr w:type="gramEnd"/>
+      <w:r>
+        <w:t xml:space="preserve"> inconsistency across departments </w:t>
+      </w:r>
+    </w:p>
+    <w:p>
+      <w:pPr>
+        <w:spacing w:before="100" w:beforeAutospacing="1" w:after="100" w:afterAutospacing="1" w:line="240" w:lineRule="auto"/>
+        <w:ind w:left="720"/>
+      </w:pPr>
+      <w:proofErr w:type="gramStart"/>
+      <w:r>
+        <w:t>3.</w:t>
+      </w:r>
+      <w:r>
+        <w:t>Resistance</w:t>
+      </w:r>
+      <w:proofErr w:type="gramEnd"/>
+      <w:r>
+        <w:t xml:space="preserve"> to new system adoption </w:t>
+      </w:r>
+    </w:p>
+    <w:p>
+      <w:pPr>
+        <w:spacing w:before="100" w:beforeAutospacing="1" w:after="100" w:afterAutospacing="1" w:line="240" w:lineRule="auto"/>
+      </w:pPr>
+      <w:r>
+        <w:t xml:space="preserve">              </w:t>
+      </w:r>
+      <w:proofErr w:type="gramStart"/>
+      <w:r>
+        <w:t>4.</w:t>
+      </w:r>
+      <w:r>
+        <w:t>Data</w:t>
+      </w:r>
+      <w:proofErr w:type="gramEnd"/>
+      <w:r>
+        <w:t xml:space="preserve"> security concerns </w:t>
+      </w:r>
+    </w:p>
+    <w:p>
+      <w:pPr>
+        <w:spacing w:after="0"/>
+      </w:pPr>
+      <w:r>
+        <w:pict>
+          <v:rect id="_x0000_i1033" style="width:0;height:1.5pt" o:hralign="center" o:hrstd="t" o:hr="t" fillcolor="#a0a0a0" stroked="f"/>
+        </w:pict>
+      </w:r>
+    </w:p>
+    <w:p>
+      <w:pPr>
+        <w:pStyle w:val="Heading1"/>
+      </w:pPr>
+      <w:r>
+        <w:lastRenderedPageBreak/>
+        <w:t xml:space="preserve"> 6. Expected Outcome</w:t>
+      </w:r>
+    </w:p>
+    <w:p>
+      <w:pPr>
+        <w:spacing w:before="100" w:beforeAutospacing="1" w:after="100" w:afterAutospacing="1" w:line="240" w:lineRule="auto"/>
+      </w:pPr>
+      <w:r>
+        <w:t xml:space="preserve">            </w:t>
+      </w:r>
+      <w:bookmarkStart w:id="0" w:name="_GoBack"/>
+      <w:bookmarkEnd w:id="0"/>
+      <w:r>
+        <w:t xml:space="preserve"> 1.</w:t>
+      </w:r>
+      <w:r>
+        <w:t xml:space="preserve">Centralized employee data </w:t>
+      </w:r>
+    </w:p>
+    <w:p>
+      <w:pPr>
+        <w:spacing w:before="100" w:beforeAutospacing="1" w:after="100" w:afterAutospacing="1" w:line="240" w:lineRule="auto"/>
+        <w:ind w:left="720"/>
+      </w:pPr>
+      <w:proofErr w:type="gramStart"/>
+      <w:r>
+        <w:t>2.</w:t>
+      </w:r>
+      <w:r>
+        <w:t>Improved</w:t>
+      </w:r>
+      <w:proofErr w:type="gramEnd"/>
+      <w:r>
+        <w:t xml:space="preserve"> data accuracy </w:t>
+      </w:r>
+    </w:p>
+    <w:p>
+      <w:pPr>
+        <w:spacing w:before="100" w:beforeAutospacing="1" w:after="100" w:afterAutospacing="1" w:line="240" w:lineRule="auto"/>
+        <w:ind w:left="720"/>
+      </w:pPr>
+      <w:proofErr w:type="gramStart"/>
+      <w:r>
+        <w:t>3.</w:t>
+      </w:r>
+      <w:r>
+        <w:t>Faster</w:t>
+      </w:r>
+      <w:proofErr w:type="gramEnd"/>
+      <w:r>
+        <w:t xml:space="preserve"> reporting </w:t>
+      </w:r>
+    </w:p>
+    <w:p>
+      <w:pPr>
+        <w:spacing w:before="100" w:beforeAutospacing="1" w:after="100" w:afterAutospacing="1" w:line="240" w:lineRule="auto"/>
+        <w:ind w:left="720"/>
+      </w:pPr>
+      <w:proofErr w:type="gramStart"/>
+      <w:r>
+        <w:t>4.</w:t>
+      </w:r>
+      <w:r>
+        <w:t>Better</w:t>
+      </w:r>
+      <w:proofErr w:type="gramEnd"/>
+      <w:r>
+        <w:t xml:space="preserve"> HR decision-making </w:t>
+      </w:r>
+    </w:p>
+    <w:p>
+      <w:pPr>
+        <w:spacing w:before="100" w:beforeAutospacing="1" w:after="100" w:afterAutospacing="1" w:line="240" w:lineRule="auto"/>
+        <w:ind w:left="720"/>
+        <w:rPr>
+          <w:b/>
+          <w:sz w:val="56"/>
+          <w:szCs w:val="56"/>
+          <w:u w:val="single"/>
+        </w:rPr>
+      </w:pPr>
+    </w:p>
+    <w:p>
+      <w:pPr>
+        <w:spacing w:before="100" w:beforeAutospacing="1" w:after="100" w:afterAutospacing="1" w:line="240" w:lineRule="auto"/>
+      </w:pPr>
+    </w:p>
+    <w:p>
+      <w:pPr>
+        <w:spacing w:before="100" w:beforeAutospacing="1" w:after="100" w:afterAutospacing="1" w:line="240" w:lineRule="auto"/>
+        <w:ind w:left="720"/>
+      </w:pPr>
+    </w:p>
+    <w:p>
+      <w:pPr>
+        <w:spacing w:before="100" w:beforeAutospacing="1" w:after="100" w:afterAutospacing="1" w:line="240" w:lineRule="auto"/>
+        <w:ind w:left="720"/>
+      </w:pPr>
+    </w:p>
+    <w:p>
+      <w:pPr>
+        <w:spacing w:before="100" w:beforeAutospacing="1" w:after="100" w:afterAutospacing="1" w:line="240" w:lineRule="auto"/>
+        <w:ind w:left="720"/>
+      </w:pPr>
+    </w:p>
+    <w:p>
+      <w:pPr>
+        <w:spacing w:before="100" w:beforeAutospacing="1" w:after="100" w:afterAutospacing="1" w:line="240" w:lineRule="auto"/>
+      </w:pPr>
+    </w:p>
+    <w:p>
+      <w:pPr>
+        <w:spacing w:before="100" w:beforeAutospacing="1" w:after="100" w:afterAutospacing="1" w:line="240" w:lineRule="auto"/>
+      </w:pPr>
+    </w:p>
+    <w:p>
+      <w:pPr>
+        <w:spacing w:before="100" w:beforeAutospacing="1" w:after="100" w:afterAutospacing="1" w:line="240" w:lineRule="auto"/>
+        <w:ind w:left="720"/>
+      </w:pPr>
+      <w:r>
+        <w:t xml:space="preserve"> </w:t>
+      </w:r>
+    </w:p>
+    <w:p>
+      <w:pPr>
+        <w:spacing w:before="100" w:beforeAutospacing="1" w:after="100" w:afterAutospacing="1" w:line="240" w:lineRule="auto"/>
+        <w:ind w:left="720"/>
+      </w:pPr>
+    </w:p>
+    <w:p>
+      <w:pPr>
+        <w:spacing w:before="100" w:beforeAutospacing="1" w:after="100" w:afterAutospacing="1" w:line="240" w:lineRule="auto"/>
+        <w:rPr>
+          <w:rFonts w:ascii="Times New Roman" w:eastAsia="Times New Roman" w:hAnsi="Times New Roman" w:cs="Times New Roman"/>
+          <w:b/>
+          <w:sz w:val="24"/>
+          <w:szCs w:val="24"/>
+        </w:rPr>
+      </w:pPr>
+    </w:p>
+    <w:p>
+      <w:pPr>
+        <w:rPr>
+          <w:b/>
+          <w:u w:val="single"/>
+        </w:rPr>
+      </w:pPr>
     </w:p>
     <w:p>
       <w:pPr>
@@ -318,10 +3330,8 @@
           </w:p>
           <w:p>
             <w:r>
-              <w:t xml:space="preserve">3. </w:t>
-            </w:r>
-            <w:r>
-              <w:t>Communication with teachers</w:t>
+              <w:lastRenderedPageBreak/>
+              <w:t>3. Communication with teachers</w:t>
             </w:r>
           </w:p>
         </w:tc>
@@ -334,13 +3344,11 @@
               <w:rPr>
                 <w:color w:val="000000" w:themeColor="text1"/>
               </w:rPr>
+              <w:lastRenderedPageBreak/>
               <w:t>1.</w:t>
             </w:r>
             <w:r>
-              <w:t xml:space="preserve"> </w:t>
-            </w:r>
-            <w:r>
-              <w:t>Poor communication with school</w:t>
+              <w:t xml:space="preserve"> Poor communication with school</w:t>
             </w:r>
           </w:p>
           <w:p>
@@ -350,10 +3358,7 @@
               </w:rPr>
             </w:pPr>
             <w:r>
-              <w:t>2. D</w:t>
-            </w:r>
-            <w:r>
-              <w:t>on’t know student performance in real-time</w:t>
+              <w:t>2. Don’t know student performance in real-time</w:t>
             </w:r>
           </w:p>
         </w:tc>
@@ -373,6 +3378,7 @@
               <w:rPr>
                 <w:color w:val="000000" w:themeColor="text1"/>
               </w:rPr>
+              <w:lastRenderedPageBreak/>
               <w:t>3.</w:t>
             </w:r>
             <w:r>
@@ -634,8 +3640,6 @@
               </w:rPr>
               <w:t xml:space="preserve"> about  school</w:t>
             </w:r>
-            <w:bookmarkStart w:id="0" w:name="_GoBack"/>
-            <w:bookmarkEnd w:id="0"/>
           </w:p>
         </w:tc>
       </w:tr>
@@ -656,6 +3660,3923 @@
     </w:sectPr>
   </w:body>
 </w:document>
+</file>
+
+<file path=word/numbering.xml><?xml version="1.0" encoding="utf-8"?>
+<w:numbering xmlns:wpc="http://schemas.microsoft.com/office/word/2010/wordprocessingCanvas" xmlns:mc="http://schemas.openxmlformats.org/markup-compatibility/2006" xmlns:o="urn:schemas-microsoft-com:office:office" xmlns:r="http://schemas.openxmlformats.org/officeDocument/2006/relationships" xmlns:m="http://schemas.openxmlformats.org/officeDocument/2006/math" xmlns:v="urn:schemas-microsoft-com:vml" xmlns:wp14="http://schemas.microsoft.com/office/word/2010/wordprocessingDrawing" xmlns:wp="http://schemas.openxmlformats.org/drawingml/2006/wordprocessingDrawing" xmlns:w10="urn:schemas-microsoft-com:office:word" xmlns:w="http://schemas.openxmlformats.org/wordprocessingml/2006/main" xmlns:w14="http://schemas.microsoft.com/office/word/2010/wordml" xmlns:w15="http://schemas.microsoft.com/office/word/2012/wordml" xmlns:wpg="http://schemas.microsoft.com/office/word/2010/wordprocessingGroup" xmlns:wpi="http://schemas.microsoft.com/office/word/2010/wordprocessingInk" xmlns:wne="http://schemas.microsoft.com/office/word/2006/wordml" xmlns:wps="http://schemas.microsoft.com/office/word/2010/wordprocessingShape" mc:Ignorable="w14 w15 wp14">
+  <w:abstractNum w:abstractNumId="0">
+    <w:nsid w:val="05C93021"/>
+    <w:multiLevelType w:val="multilevel"/>
+    <w:tmpl w:val="18B06D3C"/>
+    <w:lvl w:ilvl="0">
+      <w:start w:val="1"/>
+      <w:numFmt w:val="bullet"/>
+      <w:lvlText w:val=""/>
+      <w:lvlJc w:val="left"/>
+      <w:pPr>
+        <w:tabs>
+          <w:tab w:val="num" w:pos="720"/>
+        </w:tabs>
+        <w:ind w:left="720" w:hanging="360"/>
+      </w:pPr>
+      <w:rPr>
+        <w:rFonts w:ascii="Symbol" w:hAnsi="Symbol" w:hint="default"/>
+        <w:sz w:val="20"/>
+      </w:rPr>
+    </w:lvl>
+    <w:lvl w:ilvl="1" w:tentative="1">
+      <w:start w:val="1"/>
+      <w:numFmt w:val="bullet"/>
+      <w:lvlText w:val="o"/>
+      <w:lvlJc w:val="left"/>
+      <w:pPr>
+        <w:tabs>
+          <w:tab w:val="num" w:pos="1440"/>
+        </w:tabs>
+        <w:ind w:left="1440" w:hanging="360"/>
+      </w:pPr>
+      <w:rPr>
+        <w:rFonts w:ascii="Courier New" w:hAnsi="Courier New" w:hint="default"/>
+        <w:sz w:val="20"/>
+      </w:rPr>
+    </w:lvl>
+    <w:lvl w:ilvl="2" w:tentative="1">
+      <w:start w:val="1"/>
+      <w:numFmt w:val="bullet"/>
+      <w:lvlText w:val=""/>
+      <w:lvlJc w:val="left"/>
+      <w:pPr>
+        <w:tabs>
+          <w:tab w:val="num" w:pos="2160"/>
+        </w:tabs>
+        <w:ind w:left="2160" w:hanging="360"/>
+      </w:pPr>
+      <w:rPr>
+        <w:rFonts w:ascii="Wingdings" w:hAnsi="Wingdings" w:hint="default"/>
+        <w:sz w:val="20"/>
+      </w:rPr>
+    </w:lvl>
+    <w:lvl w:ilvl="3" w:tentative="1">
+      <w:start w:val="1"/>
+      <w:numFmt w:val="bullet"/>
+      <w:lvlText w:val=""/>
+      <w:lvlJc w:val="left"/>
+      <w:pPr>
+        <w:tabs>
+          <w:tab w:val="num" w:pos="2880"/>
+        </w:tabs>
+        <w:ind w:left="2880" w:hanging="360"/>
+      </w:pPr>
+      <w:rPr>
+        <w:rFonts w:ascii="Wingdings" w:hAnsi="Wingdings" w:hint="default"/>
+        <w:sz w:val="20"/>
+      </w:rPr>
+    </w:lvl>
+    <w:lvl w:ilvl="4" w:tentative="1">
+      <w:start w:val="1"/>
+      <w:numFmt w:val="bullet"/>
+      <w:lvlText w:val=""/>
+      <w:lvlJc w:val="left"/>
+      <w:pPr>
+        <w:tabs>
+          <w:tab w:val="num" w:pos="3600"/>
+        </w:tabs>
+        <w:ind w:left="3600" w:hanging="360"/>
+      </w:pPr>
+      <w:rPr>
+        <w:rFonts w:ascii="Wingdings" w:hAnsi="Wingdings" w:hint="default"/>
+        <w:sz w:val="20"/>
+      </w:rPr>
+    </w:lvl>
+    <w:lvl w:ilvl="5" w:tentative="1">
+      <w:start w:val="1"/>
+      <w:numFmt w:val="bullet"/>
+      <w:lvlText w:val=""/>
+      <w:lvlJc w:val="left"/>
+      <w:pPr>
+        <w:tabs>
+          <w:tab w:val="num" w:pos="4320"/>
+        </w:tabs>
+        <w:ind w:left="4320" w:hanging="360"/>
+      </w:pPr>
+      <w:rPr>
+        <w:rFonts w:ascii="Wingdings" w:hAnsi="Wingdings" w:hint="default"/>
+        <w:sz w:val="20"/>
+      </w:rPr>
+    </w:lvl>
+    <w:lvl w:ilvl="6" w:tentative="1">
+      <w:start w:val="1"/>
+      <w:numFmt w:val="bullet"/>
+      <w:lvlText w:val=""/>
+      <w:lvlJc w:val="left"/>
+      <w:pPr>
+        <w:tabs>
+          <w:tab w:val="num" w:pos="5040"/>
+        </w:tabs>
+        <w:ind w:left="5040" w:hanging="360"/>
+      </w:pPr>
+      <w:rPr>
+        <w:rFonts w:ascii="Wingdings" w:hAnsi="Wingdings" w:hint="default"/>
+        <w:sz w:val="20"/>
+      </w:rPr>
+    </w:lvl>
+    <w:lvl w:ilvl="7" w:tentative="1">
+      <w:start w:val="1"/>
+      <w:numFmt w:val="bullet"/>
+      <w:lvlText w:val=""/>
+      <w:lvlJc w:val="left"/>
+      <w:pPr>
+        <w:tabs>
+          <w:tab w:val="num" w:pos="5760"/>
+        </w:tabs>
+        <w:ind w:left="5760" w:hanging="360"/>
+      </w:pPr>
+      <w:rPr>
+        <w:rFonts w:ascii="Wingdings" w:hAnsi="Wingdings" w:hint="default"/>
+        <w:sz w:val="20"/>
+      </w:rPr>
+    </w:lvl>
+    <w:lvl w:ilvl="8" w:tentative="1">
+      <w:start w:val="1"/>
+      <w:numFmt w:val="bullet"/>
+      <w:lvlText w:val=""/>
+      <w:lvlJc w:val="left"/>
+      <w:pPr>
+        <w:tabs>
+          <w:tab w:val="num" w:pos="6480"/>
+        </w:tabs>
+        <w:ind w:left="6480" w:hanging="360"/>
+      </w:pPr>
+      <w:rPr>
+        <w:rFonts w:ascii="Wingdings" w:hAnsi="Wingdings" w:hint="default"/>
+        <w:sz w:val="20"/>
+      </w:rPr>
+    </w:lvl>
+  </w:abstractNum>
+  <w:abstractNum w:abstractNumId="1">
+    <w:nsid w:val="05EA2202"/>
+    <w:multiLevelType w:val="multilevel"/>
+    <w:tmpl w:val="98E65DF0"/>
+    <w:lvl w:ilvl="0">
+      <w:start w:val="1"/>
+      <w:numFmt w:val="bullet"/>
+      <w:lvlText w:val=""/>
+      <w:lvlJc w:val="left"/>
+      <w:pPr>
+        <w:tabs>
+          <w:tab w:val="num" w:pos="720"/>
+        </w:tabs>
+        <w:ind w:left="720" w:hanging="360"/>
+      </w:pPr>
+      <w:rPr>
+        <w:rFonts w:ascii="Symbol" w:hAnsi="Symbol" w:hint="default"/>
+        <w:sz w:val="20"/>
+      </w:rPr>
+    </w:lvl>
+    <w:lvl w:ilvl="1" w:tentative="1">
+      <w:start w:val="1"/>
+      <w:numFmt w:val="bullet"/>
+      <w:lvlText w:val="o"/>
+      <w:lvlJc w:val="left"/>
+      <w:pPr>
+        <w:tabs>
+          <w:tab w:val="num" w:pos="1440"/>
+        </w:tabs>
+        <w:ind w:left="1440" w:hanging="360"/>
+      </w:pPr>
+      <w:rPr>
+        <w:rFonts w:ascii="Courier New" w:hAnsi="Courier New" w:hint="default"/>
+        <w:sz w:val="20"/>
+      </w:rPr>
+    </w:lvl>
+    <w:lvl w:ilvl="2" w:tentative="1">
+      <w:start w:val="1"/>
+      <w:numFmt w:val="bullet"/>
+      <w:lvlText w:val=""/>
+      <w:lvlJc w:val="left"/>
+      <w:pPr>
+        <w:tabs>
+          <w:tab w:val="num" w:pos="2160"/>
+        </w:tabs>
+        <w:ind w:left="2160" w:hanging="360"/>
+      </w:pPr>
+      <w:rPr>
+        <w:rFonts w:ascii="Wingdings" w:hAnsi="Wingdings" w:hint="default"/>
+        <w:sz w:val="20"/>
+      </w:rPr>
+    </w:lvl>
+    <w:lvl w:ilvl="3" w:tentative="1">
+      <w:start w:val="1"/>
+      <w:numFmt w:val="bullet"/>
+      <w:lvlText w:val=""/>
+      <w:lvlJc w:val="left"/>
+      <w:pPr>
+        <w:tabs>
+          <w:tab w:val="num" w:pos="2880"/>
+        </w:tabs>
+        <w:ind w:left="2880" w:hanging="360"/>
+      </w:pPr>
+      <w:rPr>
+        <w:rFonts w:ascii="Wingdings" w:hAnsi="Wingdings" w:hint="default"/>
+        <w:sz w:val="20"/>
+      </w:rPr>
+    </w:lvl>
+    <w:lvl w:ilvl="4" w:tentative="1">
+      <w:start w:val="1"/>
+      <w:numFmt w:val="bullet"/>
+      <w:lvlText w:val=""/>
+      <w:lvlJc w:val="left"/>
+      <w:pPr>
+        <w:tabs>
+          <w:tab w:val="num" w:pos="3600"/>
+        </w:tabs>
+        <w:ind w:left="3600" w:hanging="360"/>
+      </w:pPr>
+      <w:rPr>
+        <w:rFonts w:ascii="Wingdings" w:hAnsi="Wingdings" w:hint="default"/>
+        <w:sz w:val="20"/>
+      </w:rPr>
+    </w:lvl>
+    <w:lvl w:ilvl="5" w:tentative="1">
+      <w:start w:val="1"/>
+      <w:numFmt w:val="bullet"/>
+      <w:lvlText w:val=""/>
+      <w:lvlJc w:val="left"/>
+      <w:pPr>
+        <w:tabs>
+          <w:tab w:val="num" w:pos="4320"/>
+        </w:tabs>
+        <w:ind w:left="4320" w:hanging="360"/>
+      </w:pPr>
+      <w:rPr>
+        <w:rFonts w:ascii="Wingdings" w:hAnsi="Wingdings" w:hint="default"/>
+        <w:sz w:val="20"/>
+      </w:rPr>
+    </w:lvl>
+    <w:lvl w:ilvl="6" w:tentative="1">
+      <w:start w:val="1"/>
+      <w:numFmt w:val="bullet"/>
+      <w:lvlText w:val=""/>
+      <w:lvlJc w:val="left"/>
+      <w:pPr>
+        <w:tabs>
+          <w:tab w:val="num" w:pos="5040"/>
+        </w:tabs>
+        <w:ind w:left="5040" w:hanging="360"/>
+      </w:pPr>
+      <w:rPr>
+        <w:rFonts w:ascii="Wingdings" w:hAnsi="Wingdings" w:hint="default"/>
+        <w:sz w:val="20"/>
+      </w:rPr>
+    </w:lvl>
+    <w:lvl w:ilvl="7" w:tentative="1">
+      <w:start w:val="1"/>
+      <w:numFmt w:val="bullet"/>
+      <w:lvlText w:val=""/>
+      <w:lvlJc w:val="left"/>
+      <w:pPr>
+        <w:tabs>
+          <w:tab w:val="num" w:pos="5760"/>
+        </w:tabs>
+        <w:ind w:left="5760" w:hanging="360"/>
+      </w:pPr>
+      <w:rPr>
+        <w:rFonts w:ascii="Wingdings" w:hAnsi="Wingdings" w:hint="default"/>
+        <w:sz w:val="20"/>
+      </w:rPr>
+    </w:lvl>
+    <w:lvl w:ilvl="8" w:tentative="1">
+      <w:start w:val="1"/>
+      <w:numFmt w:val="bullet"/>
+      <w:lvlText w:val=""/>
+      <w:lvlJc w:val="left"/>
+      <w:pPr>
+        <w:tabs>
+          <w:tab w:val="num" w:pos="6480"/>
+        </w:tabs>
+        <w:ind w:left="6480" w:hanging="360"/>
+      </w:pPr>
+      <w:rPr>
+        <w:rFonts w:ascii="Wingdings" w:hAnsi="Wingdings" w:hint="default"/>
+        <w:sz w:val="20"/>
+      </w:rPr>
+    </w:lvl>
+  </w:abstractNum>
+  <w:abstractNum w:abstractNumId="2">
+    <w:nsid w:val="05ED744A"/>
+    <w:multiLevelType w:val="multilevel"/>
+    <w:tmpl w:val="1C8A1B9A"/>
+    <w:lvl w:ilvl="0">
+      <w:start w:val="1"/>
+      <w:numFmt w:val="bullet"/>
+      <w:lvlText w:val=""/>
+      <w:lvlJc w:val="left"/>
+      <w:pPr>
+        <w:tabs>
+          <w:tab w:val="num" w:pos="720"/>
+        </w:tabs>
+        <w:ind w:left="720" w:hanging="360"/>
+      </w:pPr>
+      <w:rPr>
+        <w:rFonts w:ascii="Symbol" w:hAnsi="Symbol" w:hint="default"/>
+        <w:sz w:val="20"/>
+      </w:rPr>
+    </w:lvl>
+    <w:lvl w:ilvl="1">
+      <w:start w:val="1"/>
+      <w:numFmt w:val="bullet"/>
+      <w:lvlText w:val="o"/>
+      <w:lvlJc w:val="left"/>
+      <w:pPr>
+        <w:tabs>
+          <w:tab w:val="num" w:pos="1440"/>
+        </w:tabs>
+        <w:ind w:left="1440" w:hanging="360"/>
+      </w:pPr>
+      <w:rPr>
+        <w:rFonts w:ascii="Courier New" w:hAnsi="Courier New" w:hint="default"/>
+        <w:sz w:val="20"/>
+      </w:rPr>
+    </w:lvl>
+    <w:lvl w:ilvl="2" w:tentative="1">
+      <w:start w:val="1"/>
+      <w:numFmt w:val="bullet"/>
+      <w:lvlText w:val=""/>
+      <w:lvlJc w:val="left"/>
+      <w:pPr>
+        <w:tabs>
+          <w:tab w:val="num" w:pos="2160"/>
+        </w:tabs>
+        <w:ind w:left="2160" w:hanging="360"/>
+      </w:pPr>
+      <w:rPr>
+        <w:rFonts w:ascii="Wingdings" w:hAnsi="Wingdings" w:hint="default"/>
+        <w:sz w:val="20"/>
+      </w:rPr>
+    </w:lvl>
+    <w:lvl w:ilvl="3" w:tentative="1">
+      <w:start w:val="1"/>
+      <w:numFmt w:val="bullet"/>
+      <w:lvlText w:val=""/>
+      <w:lvlJc w:val="left"/>
+      <w:pPr>
+        <w:tabs>
+          <w:tab w:val="num" w:pos="2880"/>
+        </w:tabs>
+        <w:ind w:left="2880" w:hanging="360"/>
+      </w:pPr>
+      <w:rPr>
+        <w:rFonts w:ascii="Wingdings" w:hAnsi="Wingdings" w:hint="default"/>
+        <w:sz w:val="20"/>
+      </w:rPr>
+    </w:lvl>
+    <w:lvl w:ilvl="4" w:tentative="1">
+      <w:start w:val="1"/>
+      <w:numFmt w:val="bullet"/>
+      <w:lvlText w:val=""/>
+      <w:lvlJc w:val="left"/>
+      <w:pPr>
+        <w:tabs>
+          <w:tab w:val="num" w:pos="3600"/>
+        </w:tabs>
+        <w:ind w:left="3600" w:hanging="360"/>
+      </w:pPr>
+      <w:rPr>
+        <w:rFonts w:ascii="Wingdings" w:hAnsi="Wingdings" w:hint="default"/>
+        <w:sz w:val="20"/>
+      </w:rPr>
+    </w:lvl>
+    <w:lvl w:ilvl="5" w:tentative="1">
+      <w:start w:val="1"/>
+      <w:numFmt w:val="bullet"/>
+      <w:lvlText w:val=""/>
+      <w:lvlJc w:val="left"/>
+      <w:pPr>
+        <w:tabs>
+          <w:tab w:val="num" w:pos="4320"/>
+        </w:tabs>
+        <w:ind w:left="4320" w:hanging="360"/>
+      </w:pPr>
+      <w:rPr>
+        <w:rFonts w:ascii="Wingdings" w:hAnsi="Wingdings" w:hint="default"/>
+        <w:sz w:val="20"/>
+      </w:rPr>
+    </w:lvl>
+    <w:lvl w:ilvl="6" w:tentative="1">
+      <w:start w:val="1"/>
+      <w:numFmt w:val="bullet"/>
+      <w:lvlText w:val=""/>
+      <w:lvlJc w:val="left"/>
+      <w:pPr>
+        <w:tabs>
+          <w:tab w:val="num" w:pos="5040"/>
+        </w:tabs>
+        <w:ind w:left="5040" w:hanging="360"/>
+      </w:pPr>
+      <w:rPr>
+        <w:rFonts w:ascii="Wingdings" w:hAnsi="Wingdings" w:hint="default"/>
+        <w:sz w:val="20"/>
+      </w:rPr>
+    </w:lvl>
+    <w:lvl w:ilvl="7" w:tentative="1">
+      <w:start w:val="1"/>
+      <w:numFmt w:val="bullet"/>
+      <w:lvlText w:val=""/>
+      <w:lvlJc w:val="left"/>
+      <w:pPr>
+        <w:tabs>
+          <w:tab w:val="num" w:pos="5760"/>
+        </w:tabs>
+        <w:ind w:left="5760" w:hanging="360"/>
+      </w:pPr>
+      <w:rPr>
+        <w:rFonts w:ascii="Wingdings" w:hAnsi="Wingdings" w:hint="default"/>
+        <w:sz w:val="20"/>
+      </w:rPr>
+    </w:lvl>
+    <w:lvl w:ilvl="8" w:tentative="1">
+      <w:start w:val="1"/>
+      <w:numFmt w:val="bullet"/>
+      <w:lvlText w:val=""/>
+      <w:lvlJc w:val="left"/>
+      <w:pPr>
+        <w:tabs>
+          <w:tab w:val="num" w:pos="6480"/>
+        </w:tabs>
+        <w:ind w:left="6480" w:hanging="360"/>
+      </w:pPr>
+      <w:rPr>
+        <w:rFonts w:ascii="Wingdings" w:hAnsi="Wingdings" w:hint="default"/>
+        <w:sz w:val="20"/>
+      </w:rPr>
+    </w:lvl>
+  </w:abstractNum>
+  <w:abstractNum w:abstractNumId="3">
+    <w:nsid w:val="0FC951E6"/>
+    <w:multiLevelType w:val="multilevel"/>
+    <w:tmpl w:val="711E17A8"/>
+    <w:lvl w:ilvl="0">
+      <w:start w:val="1"/>
+      <w:numFmt w:val="bullet"/>
+      <w:lvlText w:val=""/>
+      <w:lvlJc w:val="left"/>
+      <w:pPr>
+        <w:tabs>
+          <w:tab w:val="num" w:pos="720"/>
+        </w:tabs>
+        <w:ind w:left="720" w:hanging="360"/>
+      </w:pPr>
+      <w:rPr>
+        <w:rFonts w:ascii="Symbol" w:hAnsi="Symbol" w:hint="default"/>
+        <w:sz w:val="20"/>
+      </w:rPr>
+    </w:lvl>
+    <w:lvl w:ilvl="1" w:tentative="1">
+      <w:start w:val="1"/>
+      <w:numFmt w:val="bullet"/>
+      <w:lvlText w:val="o"/>
+      <w:lvlJc w:val="left"/>
+      <w:pPr>
+        <w:tabs>
+          <w:tab w:val="num" w:pos="1440"/>
+        </w:tabs>
+        <w:ind w:left="1440" w:hanging="360"/>
+      </w:pPr>
+      <w:rPr>
+        <w:rFonts w:ascii="Courier New" w:hAnsi="Courier New" w:hint="default"/>
+        <w:sz w:val="20"/>
+      </w:rPr>
+    </w:lvl>
+    <w:lvl w:ilvl="2" w:tentative="1">
+      <w:start w:val="1"/>
+      <w:numFmt w:val="bullet"/>
+      <w:lvlText w:val=""/>
+      <w:lvlJc w:val="left"/>
+      <w:pPr>
+        <w:tabs>
+          <w:tab w:val="num" w:pos="2160"/>
+        </w:tabs>
+        <w:ind w:left="2160" w:hanging="360"/>
+      </w:pPr>
+      <w:rPr>
+        <w:rFonts w:ascii="Wingdings" w:hAnsi="Wingdings" w:hint="default"/>
+        <w:sz w:val="20"/>
+      </w:rPr>
+    </w:lvl>
+    <w:lvl w:ilvl="3" w:tentative="1">
+      <w:start w:val="1"/>
+      <w:numFmt w:val="bullet"/>
+      <w:lvlText w:val=""/>
+      <w:lvlJc w:val="left"/>
+      <w:pPr>
+        <w:tabs>
+          <w:tab w:val="num" w:pos="2880"/>
+        </w:tabs>
+        <w:ind w:left="2880" w:hanging="360"/>
+      </w:pPr>
+      <w:rPr>
+        <w:rFonts w:ascii="Wingdings" w:hAnsi="Wingdings" w:hint="default"/>
+        <w:sz w:val="20"/>
+      </w:rPr>
+    </w:lvl>
+    <w:lvl w:ilvl="4" w:tentative="1">
+      <w:start w:val="1"/>
+      <w:numFmt w:val="bullet"/>
+      <w:lvlText w:val=""/>
+      <w:lvlJc w:val="left"/>
+      <w:pPr>
+        <w:tabs>
+          <w:tab w:val="num" w:pos="3600"/>
+        </w:tabs>
+        <w:ind w:left="3600" w:hanging="360"/>
+      </w:pPr>
+      <w:rPr>
+        <w:rFonts w:ascii="Wingdings" w:hAnsi="Wingdings" w:hint="default"/>
+        <w:sz w:val="20"/>
+      </w:rPr>
+    </w:lvl>
+    <w:lvl w:ilvl="5" w:tentative="1">
+      <w:start w:val="1"/>
+      <w:numFmt w:val="bullet"/>
+      <w:lvlText w:val=""/>
+      <w:lvlJc w:val="left"/>
+      <w:pPr>
+        <w:tabs>
+          <w:tab w:val="num" w:pos="4320"/>
+        </w:tabs>
+        <w:ind w:left="4320" w:hanging="360"/>
+      </w:pPr>
+      <w:rPr>
+        <w:rFonts w:ascii="Wingdings" w:hAnsi="Wingdings" w:hint="default"/>
+        <w:sz w:val="20"/>
+      </w:rPr>
+    </w:lvl>
+    <w:lvl w:ilvl="6" w:tentative="1">
+      <w:start w:val="1"/>
+      <w:numFmt w:val="bullet"/>
+      <w:lvlText w:val=""/>
+      <w:lvlJc w:val="left"/>
+      <w:pPr>
+        <w:tabs>
+          <w:tab w:val="num" w:pos="5040"/>
+        </w:tabs>
+        <w:ind w:left="5040" w:hanging="360"/>
+      </w:pPr>
+      <w:rPr>
+        <w:rFonts w:ascii="Wingdings" w:hAnsi="Wingdings" w:hint="default"/>
+        <w:sz w:val="20"/>
+      </w:rPr>
+    </w:lvl>
+    <w:lvl w:ilvl="7" w:tentative="1">
+      <w:start w:val="1"/>
+      <w:numFmt w:val="bullet"/>
+      <w:lvlText w:val=""/>
+      <w:lvlJc w:val="left"/>
+      <w:pPr>
+        <w:tabs>
+          <w:tab w:val="num" w:pos="5760"/>
+        </w:tabs>
+        <w:ind w:left="5760" w:hanging="360"/>
+      </w:pPr>
+      <w:rPr>
+        <w:rFonts w:ascii="Wingdings" w:hAnsi="Wingdings" w:hint="default"/>
+        <w:sz w:val="20"/>
+      </w:rPr>
+    </w:lvl>
+    <w:lvl w:ilvl="8" w:tentative="1">
+      <w:start w:val="1"/>
+      <w:numFmt w:val="bullet"/>
+      <w:lvlText w:val=""/>
+      <w:lvlJc w:val="left"/>
+      <w:pPr>
+        <w:tabs>
+          <w:tab w:val="num" w:pos="6480"/>
+        </w:tabs>
+        <w:ind w:left="6480" w:hanging="360"/>
+      </w:pPr>
+      <w:rPr>
+        <w:rFonts w:ascii="Wingdings" w:hAnsi="Wingdings" w:hint="default"/>
+        <w:sz w:val="20"/>
+      </w:rPr>
+    </w:lvl>
+  </w:abstractNum>
+  <w:abstractNum w:abstractNumId="4">
+    <w:nsid w:val="101F26E4"/>
+    <w:multiLevelType w:val="multilevel"/>
+    <w:tmpl w:val="99920EB6"/>
+    <w:lvl w:ilvl="0">
+      <w:start w:val="1"/>
+      <w:numFmt w:val="decimal"/>
+      <w:lvlText w:val="%1."/>
+      <w:lvlJc w:val="left"/>
+      <w:pPr>
+        <w:tabs>
+          <w:tab w:val="num" w:pos="720"/>
+        </w:tabs>
+        <w:ind w:left="720" w:hanging="360"/>
+      </w:pPr>
+      <w:rPr>
+        <w:rFonts w:asciiTheme="minorHAnsi" w:eastAsiaTheme="minorHAnsi" w:hAnsiTheme="minorHAnsi" w:cstheme="minorBidi"/>
+        <w:sz w:val="20"/>
+      </w:rPr>
+    </w:lvl>
+    <w:lvl w:ilvl="1">
+      <w:start w:val="1"/>
+      <w:numFmt w:val="bullet"/>
+      <w:lvlText w:val="o"/>
+      <w:lvlJc w:val="left"/>
+      <w:pPr>
+        <w:tabs>
+          <w:tab w:val="num" w:pos="1440"/>
+        </w:tabs>
+        <w:ind w:left="1440" w:hanging="360"/>
+      </w:pPr>
+      <w:rPr>
+        <w:rFonts w:ascii="Courier New" w:hAnsi="Courier New" w:hint="default"/>
+        <w:sz w:val="20"/>
+      </w:rPr>
+    </w:lvl>
+    <w:lvl w:ilvl="2" w:tentative="1">
+      <w:start w:val="1"/>
+      <w:numFmt w:val="bullet"/>
+      <w:lvlText w:val=""/>
+      <w:lvlJc w:val="left"/>
+      <w:pPr>
+        <w:tabs>
+          <w:tab w:val="num" w:pos="2160"/>
+        </w:tabs>
+        <w:ind w:left="2160" w:hanging="360"/>
+      </w:pPr>
+      <w:rPr>
+        <w:rFonts w:ascii="Wingdings" w:hAnsi="Wingdings" w:hint="default"/>
+        <w:sz w:val="20"/>
+      </w:rPr>
+    </w:lvl>
+    <w:lvl w:ilvl="3" w:tentative="1">
+      <w:start w:val="1"/>
+      <w:numFmt w:val="bullet"/>
+      <w:lvlText w:val=""/>
+      <w:lvlJc w:val="left"/>
+      <w:pPr>
+        <w:tabs>
+          <w:tab w:val="num" w:pos="2880"/>
+        </w:tabs>
+        <w:ind w:left="2880" w:hanging="360"/>
+      </w:pPr>
+      <w:rPr>
+        <w:rFonts w:ascii="Wingdings" w:hAnsi="Wingdings" w:hint="default"/>
+        <w:sz w:val="20"/>
+      </w:rPr>
+    </w:lvl>
+    <w:lvl w:ilvl="4" w:tentative="1">
+      <w:start w:val="1"/>
+      <w:numFmt w:val="bullet"/>
+      <w:lvlText w:val=""/>
+      <w:lvlJc w:val="left"/>
+      <w:pPr>
+        <w:tabs>
+          <w:tab w:val="num" w:pos="3600"/>
+        </w:tabs>
+        <w:ind w:left="3600" w:hanging="360"/>
+      </w:pPr>
+      <w:rPr>
+        <w:rFonts w:ascii="Wingdings" w:hAnsi="Wingdings" w:hint="default"/>
+        <w:sz w:val="20"/>
+      </w:rPr>
+    </w:lvl>
+    <w:lvl w:ilvl="5" w:tentative="1">
+      <w:start w:val="1"/>
+      <w:numFmt w:val="bullet"/>
+      <w:lvlText w:val=""/>
+      <w:lvlJc w:val="left"/>
+      <w:pPr>
+        <w:tabs>
+          <w:tab w:val="num" w:pos="4320"/>
+        </w:tabs>
+        <w:ind w:left="4320" w:hanging="360"/>
+      </w:pPr>
+      <w:rPr>
+        <w:rFonts w:ascii="Wingdings" w:hAnsi="Wingdings" w:hint="default"/>
+        <w:sz w:val="20"/>
+      </w:rPr>
+    </w:lvl>
+    <w:lvl w:ilvl="6" w:tentative="1">
+      <w:start w:val="1"/>
+      <w:numFmt w:val="bullet"/>
+      <w:lvlText w:val=""/>
+      <w:lvlJc w:val="left"/>
+      <w:pPr>
+        <w:tabs>
+          <w:tab w:val="num" w:pos="5040"/>
+        </w:tabs>
+        <w:ind w:left="5040" w:hanging="360"/>
+      </w:pPr>
+      <w:rPr>
+        <w:rFonts w:ascii="Wingdings" w:hAnsi="Wingdings" w:hint="default"/>
+        <w:sz w:val="20"/>
+      </w:rPr>
+    </w:lvl>
+    <w:lvl w:ilvl="7" w:tentative="1">
+      <w:start w:val="1"/>
+      <w:numFmt w:val="bullet"/>
+      <w:lvlText w:val=""/>
+      <w:lvlJc w:val="left"/>
+      <w:pPr>
+        <w:tabs>
+          <w:tab w:val="num" w:pos="5760"/>
+        </w:tabs>
+        <w:ind w:left="5760" w:hanging="360"/>
+      </w:pPr>
+      <w:rPr>
+        <w:rFonts w:ascii="Wingdings" w:hAnsi="Wingdings" w:hint="default"/>
+        <w:sz w:val="20"/>
+      </w:rPr>
+    </w:lvl>
+    <w:lvl w:ilvl="8" w:tentative="1">
+      <w:start w:val="1"/>
+      <w:numFmt w:val="bullet"/>
+      <w:lvlText w:val=""/>
+      <w:lvlJc w:val="left"/>
+      <w:pPr>
+        <w:tabs>
+          <w:tab w:val="num" w:pos="6480"/>
+        </w:tabs>
+        <w:ind w:left="6480" w:hanging="360"/>
+      </w:pPr>
+      <w:rPr>
+        <w:rFonts w:ascii="Wingdings" w:hAnsi="Wingdings" w:hint="default"/>
+        <w:sz w:val="20"/>
+      </w:rPr>
+    </w:lvl>
+  </w:abstractNum>
+  <w:abstractNum w:abstractNumId="5">
+    <w:nsid w:val="10972020"/>
+    <w:multiLevelType w:val="multilevel"/>
+    <w:tmpl w:val="630C3778"/>
+    <w:lvl w:ilvl="0">
+      <w:start w:val="1"/>
+      <w:numFmt w:val="bullet"/>
+      <w:lvlText w:val=""/>
+      <w:lvlJc w:val="left"/>
+      <w:pPr>
+        <w:tabs>
+          <w:tab w:val="num" w:pos="720"/>
+        </w:tabs>
+        <w:ind w:left="720" w:hanging="360"/>
+      </w:pPr>
+      <w:rPr>
+        <w:rFonts w:ascii="Symbol" w:hAnsi="Symbol" w:hint="default"/>
+        <w:sz w:val="20"/>
+      </w:rPr>
+    </w:lvl>
+    <w:lvl w:ilvl="1" w:tentative="1">
+      <w:start w:val="1"/>
+      <w:numFmt w:val="bullet"/>
+      <w:lvlText w:val="o"/>
+      <w:lvlJc w:val="left"/>
+      <w:pPr>
+        <w:tabs>
+          <w:tab w:val="num" w:pos="1440"/>
+        </w:tabs>
+        <w:ind w:left="1440" w:hanging="360"/>
+      </w:pPr>
+      <w:rPr>
+        <w:rFonts w:ascii="Courier New" w:hAnsi="Courier New" w:hint="default"/>
+        <w:sz w:val="20"/>
+      </w:rPr>
+    </w:lvl>
+    <w:lvl w:ilvl="2" w:tentative="1">
+      <w:start w:val="1"/>
+      <w:numFmt w:val="bullet"/>
+      <w:lvlText w:val=""/>
+      <w:lvlJc w:val="left"/>
+      <w:pPr>
+        <w:tabs>
+          <w:tab w:val="num" w:pos="2160"/>
+        </w:tabs>
+        <w:ind w:left="2160" w:hanging="360"/>
+      </w:pPr>
+      <w:rPr>
+        <w:rFonts w:ascii="Wingdings" w:hAnsi="Wingdings" w:hint="default"/>
+        <w:sz w:val="20"/>
+      </w:rPr>
+    </w:lvl>
+    <w:lvl w:ilvl="3" w:tentative="1">
+      <w:start w:val="1"/>
+      <w:numFmt w:val="bullet"/>
+      <w:lvlText w:val=""/>
+      <w:lvlJc w:val="left"/>
+      <w:pPr>
+        <w:tabs>
+          <w:tab w:val="num" w:pos="2880"/>
+        </w:tabs>
+        <w:ind w:left="2880" w:hanging="360"/>
+      </w:pPr>
+      <w:rPr>
+        <w:rFonts w:ascii="Wingdings" w:hAnsi="Wingdings" w:hint="default"/>
+        <w:sz w:val="20"/>
+      </w:rPr>
+    </w:lvl>
+    <w:lvl w:ilvl="4" w:tentative="1">
+      <w:start w:val="1"/>
+      <w:numFmt w:val="bullet"/>
+      <w:lvlText w:val=""/>
+      <w:lvlJc w:val="left"/>
+      <w:pPr>
+        <w:tabs>
+          <w:tab w:val="num" w:pos="3600"/>
+        </w:tabs>
+        <w:ind w:left="3600" w:hanging="360"/>
+      </w:pPr>
+      <w:rPr>
+        <w:rFonts w:ascii="Wingdings" w:hAnsi="Wingdings" w:hint="default"/>
+        <w:sz w:val="20"/>
+      </w:rPr>
+    </w:lvl>
+    <w:lvl w:ilvl="5" w:tentative="1">
+      <w:start w:val="1"/>
+      <w:numFmt w:val="bullet"/>
+      <w:lvlText w:val=""/>
+      <w:lvlJc w:val="left"/>
+      <w:pPr>
+        <w:tabs>
+          <w:tab w:val="num" w:pos="4320"/>
+        </w:tabs>
+        <w:ind w:left="4320" w:hanging="360"/>
+      </w:pPr>
+      <w:rPr>
+        <w:rFonts w:ascii="Wingdings" w:hAnsi="Wingdings" w:hint="default"/>
+        <w:sz w:val="20"/>
+      </w:rPr>
+    </w:lvl>
+    <w:lvl w:ilvl="6" w:tentative="1">
+      <w:start w:val="1"/>
+      <w:numFmt w:val="bullet"/>
+      <w:lvlText w:val=""/>
+      <w:lvlJc w:val="left"/>
+      <w:pPr>
+        <w:tabs>
+          <w:tab w:val="num" w:pos="5040"/>
+        </w:tabs>
+        <w:ind w:left="5040" w:hanging="360"/>
+      </w:pPr>
+      <w:rPr>
+        <w:rFonts w:ascii="Wingdings" w:hAnsi="Wingdings" w:hint="default"/>
+        <w:sz w:val="20"/>
+      </w:rPr>
+    </w:lvl>
+    <w:lvl w:ilvl="7" w:tentative="1">
+      <w:start w:val="1"/>
+      <w:numFmt w:val="bullet"/>
+      <w:lvlText w:val=""/>
+      <w:lvlJc w:val="left"/>
+      <w:pPr>
+        <w:tabs>
+          <w:tab w:val="num" w:pos="5760"/>
+        </w:tabs>
+        <w:ind w:left="5760" w:hanging="360"/>
+      </w:pPr>
+      <w:rPr>
+        <w:rFonts w:ascii="Wingdings" w:hAnsi="Wingdings" w:hint="default"/>
+        <w:sz w:val="20"/>
+      </w:rPr>
+    </w:lvl>
+    <w:lvl w:ilvl="8" w:tentative="1">
+      <w:start w:val="1"/>
+      <w:numFmt w:val="bullet"/>
+      <w:lvlText w:val=""/>
+      <w:lvlJc w:val="left"/>
+      <w:pPr>
+        <w:tabs>
+          <w:tab w:val="num" w:pos="6480"/>
+        </w:tabs>
+        <w:ind w:left="6480" w:hanging="360"/>
+      </w:pPr>
+      <w:rPr>
+        <w:rFonts w:ascii="Wingdings" w:hAnsi="Wingdings" w:hint="default"/>
+        <w:sz w:val="20"/>
+      </w:rPr>
+    </w:lvl>
+  </w:abstractNum>
+  <w:abstractNum w:abstractNumId="6">
+    <w:nsid w:val="167128C9"/>
+    <w:multiLevelType w:val="multilevel"/>
+    <w:tmpl w:val="A9720680"/>
+    <w:lvl w:ilvl="0">
+      <w:start w:val="1"/>
+      <w:numFmt w:val="bullet"/>
+      <w:lvlText w:val=""/>
+      <w:lvlJc w:val="left"/>
+      <w:pPr>
+        <w:tabs>
+          <w:tab w:val="num" w:pos="720"/>
+        </w:tabs>
+        <w:ind w:left="720" w:hanging="360"/>
+      </w:pPr>
+      <w:rPr>
+        <w:rFonts w:ascii="Symbol" w:hAnsi="Symbol" w:hint="default"/>
+        <w:sz w:val="20"/>
+      </w:rPr>
+    </w:lvl>
+    <w:lvl w:ilvl="1" w:tentative="1">
+      <w:start w:val="1"/>
+      <w:numFmt w:val="bullet"/>
+      <w:lvlText w:val="o"/>
+      <w:lvlJc w:val="left"/>
+      <w:pPr>
+        <w:tabs>
+          <w:tab w:val="num" w:pos="1440"/>
+        </w:tabs>
+        <w:ind w:left="1440" w:hanging="360"/>
+      </w:pPr>
+      <w:rPr>
+        <w:rFonts w:ascii="Courier New" w:hAnsi="Courier New" w:hint="default"/>
+        <w:sz w:val="20"/>
+      </w:rPr>
+    </w:lvl>
+    <w:lvl w:ilvl="2" w:tentative="1">
+      <w:start w:val="1"/>
+      <w:numFmt w:val="bullet"/>
+      <w:lvlText w:val=""/>
+      <w:lvlJc w:val="left"/>
+      <w:pPr>
+        <w:tabs>
+          <w:tab w:val="num" w:pos="2160"/>
+        </w:tabs>
+        <w:ind w:left="2160" w:hanging="360"/>
+      </w:pPr>
+      <w:rPr>
+        <w:rFonts w:ascii="Wingdings" w:hAnsi="Wingdings" w:hint="default"/>
+        <w:sz w:val="20"/>
+      </w:rPr>
+    </w:lvl>
+    <w:lvl w:ilvl="3" w:tentative="1">
+      <w:start w:val="1"/>
+      <w:numFmt w:val="bullet"/>
+      <w:lvlText w:val=""/>
+      <w:lvlJc w:val="left"/>
+      <w:pPr>
+        <w:tabs>
+          <w:tab w:val="num" w:pos="2880"/>
+        </w:tabs>
+        <w:ind w:left="2880" w:hanging="360"/>
+      </w:pPr>
+      <w:rPr>
+        <w:rFonts w:ascii="Wingdings" w:hAnsi="Wingdings" w:hint="default"/>
+        <w:sz w:val="20"/>
+      </w:rPr>
+    </w:lvl>
+    <w:lvl w:ilvl="4" w:tentative="1">
+      <w:start w:val="1"/>
+      <w:numFmt w:val="bullet"/>
+      <w:lvlText w:val=""/>
+      <w:lvlJc w:val="left"/>
+      <w:pPr>
+        <w:tabs>
+          <w:tab w:val="num" w:pos="3600"/>
+        </w:tabs>
+        <w:ind w:left="3600" w:hanging="360"/>
+      </w:pPr>
+      <w:rPr>
+        <w:rFonts w:ascii="Wingdings" w:hAnsi="Wingdings" w:hint="default"/>
+        <w:sz w:val="20"/>
+      </w:rPr>
+    </w:lvl>
+    <w:lvl w:ilvl="5" w:tentative="1">
+      <w:start w:val="1"/>
+      <w:numFmt w:val="bullet"/>
+      <w:lvlText w:val=""/>
+      <w:lvlJc w:val="left"/>
+      <w:pPr>
+        <w:tabs>
+          <w:tab w:val="num" w:pos="4320"/>
+        </w:tabs>
+        <w:ind w:left="4320" w:hanging="360"/>
+      </w:pPr>
+      <w:rPr>
+        <w:rFonts w:ascii="Wingdings" w:hAnsi="Wingdings" w:hint="default"/>
+        <w:sz w:val="20"/>
+      </w:rPr>
+    </w:lvl>
+    <w:lvl w:ilvl="6" w:tentative="1">
+      <w:start w:val="1"/>
+      <w:numFmt w:val="bullet"/>
+      <w:lvlText w:val=""/>
+      <w:lvlJc w:val="left"/>
+      <w:pPr>
+        <w:tabs>
+          <w:tab w:val="num" w:pos="5040"/>
+        </w:tabs>
+        <w:ind w:left="5040" w:hanging="360"/>
+      </w:pPr>
+      <w:rPr>
+        <w:rFonts w:ascii="Wingdings" w:hAnsi="Wingdings" w:hint="default"/>
+        <w:sz w:val="20"/>
+      </w:rPr>
+    </w:lvl>
+    <w:lvl w:ilvl="7" w:tentative="1">
+      <w:start w:val="1"/>
+      <w:numFmt w:val="bullet"/>
+      <w:lvlText w:val=""/>
+      <w:lvlJc w:val="left"/>
+      <w:pPr>
+        <w:tabs>
+          <w:tab w:val="num" w:pos="5760"/>
+        </w:tabs>
+        <w:ind w:left="5760" w:hanging="360"/>
+      </w:pPr>
+      <w:rPr>
+        <w:rFonts w:ascii="Wingdings" w:hAnsi="Wingdings" w:hint="default"/>
+        <w:sz w:val="20"/>
+      </w:rPr>
+    </w:lvl>
+    <w:lvl w:ilvl="8" w:tentative="1">
+      <w:start w:val="1"/>
+      <w:numFmt w:val="bullet"/>
+      <w:lvlText w:val=""/>
+      <w:lvlJc w:val="left"/>
+      <w:pPr>
+        <w:tabs>
+          <w:tab w:val="num" w:pos="6480"/>
+        </w:tabs>
+        <w:ind w:left="6480" w:hanging="360"/>
+      </w:pPr>
+      <w:rPr>
+        <w:rFonts w:ascii="Wingdings" w:hAnsi="Wingdings" w:hint="default"/>
+        <w:sz w:val="20"/>
+      </w:rPr>
+    </w:lvl>
+  </w:abstractNum>
+  <w:abstractNum w:abstractNumId="7">
+    <w:nsid w:val="1B27684C"/>
+    <w:multiLevelType w:val="multilevel"/>
+    <w:tmpl w:val="EF7AD9C4"/>
+    <w:lvl w:ilvl="0">
+      <w:start w:val="1"/>
+      <w:numFmt w:val="bullet"/>
+      <w:lvlText w:val=""/>
+      <w:lvlJc w:val="left"/>
+      <w:pPr>
+        <w:tabs>
+          <w:tab w:val="num" w:pos="720"/>
+        </w:tabs>
+        <w:ind w:left="720" w:hanging="360"/>
+      </w:pPr>
+      <w:rPr>
+        <w:rFonts w:ascii="Symbol" w:hAnsi="Symbol" w:hint="default"/>
+        <w:sz w:val="20"/>
+      </w:rPr>
+    </w:lvl>
+    <w:lvl w:ilvl="1" w:tentative="1">
+      <w:start w:val="1"/>
+      <w:numFmt w:val="bullet"/>
+      <w:lvlText w:val="o"/>
+      <w:lvlJc w:val="left"/>
+      <w:pPr>
+        <w:tabs>
+          <w:tab w:val="num" w:pos="1440"/>
+        </w:tabs>
+        <w:ind w:left="1440" w:hanging="360"/>
+      </w:pPr>
+      <w:rPr>
+        <w:rFonts w:ascii="Courier New" w:hAnsi="Courier New" w:hint="default"/>
+        <w:sz w:val="20"/>
+      </w:rPr>
+    </w:lvl>
+    <w:lvl w:ilvl="2" w:tentative="1">
+      <w:start w:val="1"/>
+      <w:numFmt w:val="bullet"/>
+      <w:lvlText w:val=""/>
+      <w:lvlJc w:val="left"/>
+      <w:pPr>
+        <w:tabs>
+          <w:tab w:val="num" w:pos="2160"/>
+        </w:tabs>
+        <w:ind w:left="2160" w:hanging="360"/>
+      </w:pPr>
+      <w:rPr>
+        <w:rFonts w:ascii="Wingdings" w:hAnsi="Wingdings" w:hint="default"/>
+        <w:sz w:val="20"/>
+      </w:rPr>
+    </w:lvl>
+    <w:lvl w:ilvl="3" w:tentative="1">
+      <w:start w:val="1"/>
+      <w:numFmt w:val="bullet"/>
+      <w:lvlText w:val=""/>
+      <w:lvlJc w:val="left"/>
+      <w:pPr>
+        <w:tabs>
+          <w:tab w:val="num" w:pos="2880"/>
+        </w:tabs>
+        <w:ind w:left="2880" w:hanging="360"/>
+      </w:pPr>
+      <w:rPr>
+        <w:rFonts w:ascii="Wingdings" w:hAnsi="Wingdings" w:hint="default"/>
+        <w:sz w:val="20"/>
+      </w:rPr>
+    </w:lvl>
+    <w:lvl w:ilvl="4" w:tentative="1">
+      <w:start w:val="1"/>
+      <w:numFmt w:val="bullet"/>
+      <w:lvlText w:val=""/>
+      <w:lvlJc w:val="left"/>
+      <w:pPr>
+        <w:tabs>
+          <w:tab w:val="num" w:pos="3600"/>
+        </w:tabs>
+        <w:ind w:left="3600" w:hanging="360"/>
+      </w:pPr>
+      <w:rPr>
+        <w:rFonts w:ascii="Wingdings" w:hAnsi="Wingdings" w:hint="default"/>
+        <w:sz w:val="20"/>
+      </w:rPr>
+    </w:lvl>
+    <w:lvl w:ilvl="5" w:tentative="1">
+      <w:start w:val="1"/>
+      <w:numFmt w:val="bullet"/>
+      <w:lvlText w:val=""/>
+      <w:lvlJc w:val="left"/>
+      <w:pPr>
+        <w:tabs>
+          <w:tab w:val="num" w:pos="4320"/>
+        </w:tabs>
+        <w:ind w:left="4320" w:hanging="360"/>
+      </w:pPr>
+      <w:rPr>
+        <w:rFonts w:ascii="Wingdings" w:hAnsi="Wingdings" w:hint="default"/>
+        <w:sz w:val="20"/>
+      </w:rPr>
+    </w:lvl>
+    <w:lvl w:ilvl="6" w:tentative="1">
+      <w:start w:val="1"/>
+      <w:numFmt w:val="bullet"/>
+      <w:lvlText w:val=""/>
+      <w:lvlJc w:val="left"/>
+      <w:pPr>
+        <w:tabs>
+          <w:tab w:val="num" w:pos="5040"/>
+        </w:tabs>
+        <w:ind w:left="5040" w:hanging="360"/>
+      </w:pPr>
+      <w:rPr>
+        <w:rFonts w:ascii="Wingdings" w:hAnsi="Wingdings" w:hint="default"/>
+        <w:sz w:val="20"/>
+      </w:rPr>
+    </w:lvl>
+    <w:lvl w:ilvl="7" w:tentative="1">
+      <w:start w:val="1"/>
+      <w:numFmt w:val="bullet"/>
+      <w:lvlText w:val=""/>
+      <w:lvlJc w:val="left"/>
+      <w:pPr>
+        <w:tabs>
+          <w:tab w:val="num" w:pos="5760"/>
+        </w:tabs>
+        <w:ind w:left="5760" w:hanging="360"/>
+      </w:pPr>
+      <w:rPr>
+        <w:rFonts w:ascii="Wingdings" w:hAnsi="Wingdings" w:hint="default"/>
+        <w:sz w:val="20"/>
+      </w:rPr>
+    </w:lvl>
+    <w:lvl w:ilvl="8" w:tentative="1">
+      <w:start w:val="1"/>
+      <w:numFmt w:val="bullet"/>
+      <w:lvlText w:val=""/>
+      <w:lvlJc w:val="left"/>
+      <w:pPr>
+        <w:tabs>
+          <w:tab w:val="num" w:pos="6480"/>
+        </w:tabs>
+        <w:ind w:left="6480" w:hanging="360"/>
+      </w:pPr>
+      <w:rPr>
+        <w:rFonts w:ascii="Wingdings" w:hAnsi="Wingdings" w:hint="default"/>
+        <w:sz w:val="20"/>
+      </w:rPr>
+    </w:lvl>
+  </w:abstractNum>
+  <w:abstractNum w:abstractNumId="8">
+    <w:nsid w:val="1BFC5A29"/>
+    <w:multiLevelType w:val="multilevel"/>
+    <w:tmpl w:val="4D0C45B2"/>
+    <w:lvl w:ilvl="0">
+      <w:start w:val="1"/>
+      <w:numFmt w:val="bullet"/>
+      <w:lvlText w:val=""/>
+      <w:lvlJc w:val="left"/>
+      <w:pPr>
+        <w:tabs>
+          <w:tab w:val="num" w:pos="720"/>
+        </w:tabs>
+        <w:ind w:left="720" w:hanging="360"/>
+      </w:pPr>
+      <w:rPr>
+        <w:rFonts w:ascii="Symbol" w:hAnsi="Symbol" w:hint="default"/>
+        <w:sz w:val="20"/>
+      </w:rPr>
+    </w:lvl>
+    <w:lvl w:ilvl="1" w:tentative="1">
+      <w:start w:val="1"/>
+      <w:numFmt w:val="bullet"/>
+      <w:lvlText w:val="o"/>
+      <w:lvlJc w:val="left"/>
+      <w:pPr>
+        <w:tabs>
+          <w:tab w:val="num" w:pos="1440"/>
+        </w:tabs>
+        <w:ind w:left="1440" w:hanging="360"/>
+      </w:pPr>
+      <w:rPr>
+        <w:rFonts w:ascii="Courier New" w:hAnsi="Courier New" w:hint="default"/>
+        <w:sz w:val="20"/>
+      </w:rPr>
+    </w:lvl>
+    <w:lvl w:ilvl="2" w:tentative="1">
+      <w:start w:val="1"/>
+      <w:numFmt w:val="bullet"/>
+      <w:lvlText w:val=""/>
+      <w:lvlJc w:val="left"/>
+      <w:pPr>
+        <w:tabs>
+          <w:tab w:val="num" w:pos="2160"/>
+        </w:tabs>
+        <w:ind w:left="2160" w:hanging="360"/>
+      </w:pPr>
+      <w:rPr>
+        <w:rFonts w:ascii="Wingdings" w:hAnsi="Wingdings" w:hint="default"/>
+        <w:sz w:val="20"/>
+      </w:rPr>
+    </w:lvl>
+    <w:lvl w:ilvl="3" w:tentative="1">
+      <w:start w:val="1"/>
+      <w:numFmt w:val="bullet"/>
+      <w:lvlText w:val=""/>
+      <w:lvlJc w:val="left"/>
+      <w:pPr>
+        <w:tabs>
+          <w:tab w:val="num" w:pos="2880"/>
+        </w:tabs>
+        <w:ind w:left="2880" w:hanging="360"/>
+      </w:pPr>
+      <w:rPr>
+        <w:rFonts w:ascii="Wingdings" w:hAnsi="Wingdings" w:hint="default"/>
+        <w:sz w:val="20"/>
+      </w:rPr>
+    </w:lvl>
+    <w:lvl w:ilvl="4" w:tentative="1">
+      <w:start w:val="1"/>
+      <w:numFmt w:val="bullet"/>
+      <w:lvlText w:val=""/>
+      <w:lvlJc w:val="left"/>
+      <w:pPr>
+        <w:tabs>
+          <w:tab w:val="num" w:pos="3600"/>
+        </w:tabs>
+        <w:ind w:left="3600" w:hanging="360"/>
+      </w:pPr>
+      <w:rPr>
+        <w:rFonts w:ascii="Wingdings" w:hAnsi="Wingdings" w:hint="default"/>
+        <w:sz w:val="20"/>
+      </w:rPr>
+    </w:lvl>
+    <w:lvl w:ilvl="5" w:tentative="1">
+      <w:start w:val="1"/>
+      <w:numFmt w:val="bullet"/>
+      <w:lvlText w:val=""/>
+      <w:lvlJc w:val="left"/>
+      <w:pPr>
+        <w:tabs>
+          <w:tab w:val="num" w:pos="4320"/>
+        </w:tabs>
+        <w:ind w:left="4320" w:hanging="360"/>
+      </w:pPr>
+      <w:rPr>
+        <w:rFonts w:ascii="Wingdings" w:hAnsi="Wingdings" w:hint="default"/>
+        <w:sz w:val="20"/>
+      </w:rPr>
+    </w:lvl>
+    <w:lvl w:ilvl="6" w:tentative="1">
+      <w:start w:val="1"/>
+      <w:numFmt w:val="bullet"/>
+      <w:lvlText w:val=""/>
+      <w:lvlJc w:val="left"/>
+      <w:pPr>
+        <w:tabs>
+          <w:tab w:val="num" w:pos="5040"/>
+        </w:tabs>
+        <w:ind w:left="5040" w:hanging="360"/>
+      </w:pPr>
+      <w:rPr>
+        <w:rFonts w:ascii="Wingdings" w:hAnsi="Wingdings" w:hint="default"/>
+        <w:sz w:val="20"/>
+      </w:rPr>
+    </w:lvl>
+    <w:lvl w:ilvl="7" w:tentative="1">
+      <w:start w:val="1"/>
+      <w:numFmt w:val="bullet"/>
+      <w:lvlText w:val=""/>
+      <w:lvlJc w:val="left"/>
+      <w:pPr>
+        <w:tabs>
+          <w:tab w:val="num" w:pos="5760"/>
+        </w:tabs>
+        <w:ind w:left="5760" w:hanging="360"/>
+      </w:pPr>
+      <w:rPr>
+        <w:rFonts w:ascii="Wingdings" w:hAnsi="Wingdings" w:hint="default"/>
+        <w:sz w:val="20"/>
+      </w:rPr>
+    </w:lvl>
+    <w:lvl w:ilvl="8" w:tentative="1">
+      <w:start w:val="1"/>
+      <w:numFmt w:val="bullet"/>
+      <w:lvlText w:val=""/>
+      <w:lvlJc w:val="left"/>
+      <w:pPr>
+        <w:tabs>
+          <w:tab w:val="num" w:pos="6480"/>
+        </w:tabs>
+        <w:ind w:left="6480" w:hanging="360"/>
+      </w:pPr>
+      <w:rPr>
+        <w:rFonts w:ascii="Wingdings" w:hAnsi="Wingdings" w:hint="default"/>
+        <w:sz w:val="20"/>
+      </w:rPr>
+    </w:lvl>
+  </w:abstractNum>
+  <w:abstractNum w:abstractNumId="9">
+    <w:nsid w:val="1ECC1F80"/>
+    <w:multiLevelType w:val="multilevel"/>
+    <w:tmpl w:val="648251D6"/>
+    <w:lvl w:ilvl="0">
+      <w:start w:val="1"/>
+      <w:numFmt w:val="bullet"/>
+      <w:lvlText w:val=""/>
+      <w:lvlJc w:val="left"/>
+      <w:pPr>
+        <w:tabs>
+          <w:tab w:val="num" w:pos="720"/>
+        </w:tabs>
+        <w:ind w:left="720" w:hanging="360"/>
+      </w:pPr>
+      <w:rPr>
+        <w:rFonts w:ascii="Symbol" w:hAnsi="Symbol" w:hint="default"/>
+        <w:sz w:val="20"/>
+      </w:rPr>
+    </w:lvl>
+    <w:lvl w:ilvl="1" w:tentative="1">
+      <w:start w:val="1"/>
+      <w:numFmt w:val="bullet"/>
+      <w:lvlText w:val="o"/>
+      <w:lvlJc w:val="left"/>
+      <w:pPr>
+        <w:tabs>
+          <w:tab w:val="num" w:pos="1440"/>
+        </w:tabs>
+        <w:ind w:left="1440" w:hanging="360"/>
+      </w:pPr>
+      <w:rPr>
+        <w:rFonts w:ascii="Courier New" w:hAnsi="Courier New" w:hint="default"/>
+        <w:sz w:val="20"/>
+      </w:rPr>
+    </w:lvl>
+    <w:lvl w:ilvl="2" w:tentative="1">
+      <w:start w:val="1"/>
+      <w:numFmt w:val="bullet"/>
+      <w:lvlText w:val=""/>
+      <w:lvlJc w:val="left"/>
+      <w:pPr>
+        <w:tabs>
+          <w:tab w:val="num" w:pos="2160"/>
+        </w:tabs>
+        <w:ind w:left="2160" w:hanging="360"/>
+      </w:pPr>
+      <w:rPr>
+        <w:rFonts w:ascii="Wingdings" w:hAnsi="Wingdings" w:hint="default"/>
+        <w:sz w:val="20"/>
+      </w:rPr>
+    </w:lvl>
+    <w:lvl w:ilvl="3" w:tentative="1">
+      <w:start w:val="1"/>
+      <w:numFmt w:val="bullet"/>
+      <w:lvlText w:val=""/>
+      <w:lvlJc w:val="left"/>
+      <w:pPr>
+        <w:tabs>
+          <w:tab w:val="num" w:pos="2880"/>
+        </w:tabs>
+        <w:ind w:left="2880" w:hanging="360"/>
+      </w:pPr>
+      <w:rPr>
+        <w:rFonts w:ascii="Wingdings" w:hAnsi="Wingdings" w:hint="default"/>
+        <w:sz w:val="20"/>
+      </w:rPr>
+    </w:lvl>
+    <w:lvl w:ilvl="4" w:tentative="1">
+      <w:start w:val="1"/>
+      <w:numFmt w:val="bullet"/>
+      <w:lvlText w:val=""/>
+      <w:lvlJc w:val="left"/>
+      <w:pPr>
+        <w:tabs>
+          <w:tab w:val="num" w:pos="3600"/>
+        </w:tabs>
+        <w:ind w:left="3600" w:hanging="360"/>
+      </w:pPr>
+      <w:rPr>
+        <w:rFonts w:ascii="Wingdings" w:hAnsi="Wingdings" w:hint="default"/>
+        <w:sz w:val="20"/>
+      </w:rPr>
+    </w:lvl>
+    <w:lvl w:ilvl="5" w:tentative="1">
+      <w:start w:val="1"/>
+      <w:numFmt w:val="bullet"/>
+      <w:lvlText w:val=""/>
+      <w:lvlJc w:val="left"/>
+      <w:pPr>
+        <w:tabs>
+          <w:tab w:val="num" w:pos="4320"/>
+        </w:tabs>
+        <w:ind w:left="4320" w:hanging="360"/>
+      </w:pPr>
+      <w:rPr>
+        <w:rFonts w:ascii="Wingdings" w:hAnsi="Wingdings" w:hint="default"/>
+        <w:sz w:val="20"/>
+      </w:rPr>
+    </w:lvl>
+    <w:lvl w:ilvl="6" w:tentative="1">
+      <w:start w:val="1"/>
+      <w:numFmt w:val="bullet"/>
+      <w:lvlText w:val=""/>
+      <w:lvlJc w:val="left"/>
+      <w:pPr>
+        <w:tabs>
+          <w:tab w:val="num" w:pos="5040"/>
+        </w:tabs>
+        <w:ind w:left="5040" w:hanging="360"/>
+      </w:pPr>
+      <w:rPr>
+        <w:rFonts w:ascii="Wingdings" w:hAnsi="Wingdings" w:hint="default"/>
+        <w:sz w:val="20"/>
+      </w:rPr>
+    </w:lvl>
+    <w:lvl w:ilvl="7" w:tentative="1">
+      <w:start w:val="1"/>
+      <w:numFmt w:val="bullet"/>
+      <w:lvlText w:val=""/>
+      <w:lvlJc w:val="left"/>
+      <w:pPr>
+        <w:tabs>
+          <w:tab w:val="num" w:pos="5760"/>
+        </w:tabs>
+        <w:ind w:left="5760" w:hanging="360"/>
+      </w:pPr>
+      <w:rPr>
+        <w:rFonts w:ascii="Wingdings" w:hAnsi="Wingdings" w:hint="default"/>
+        <w:sz w:val="20"/>
+      </w:rPr>
+    </w:lvl>
+    <w:lvl w:ilvl="8" w:tentative="1">
+      <w:start w:val="1"/>
+      <w:numFmt w:val="bullet"/>
+      <w:lvlText w:val=""/>
+      <w:lvlJc w:val="left"/>
+      <w:pPr>
+        <w:tabs>
+          <w:tab w:val="num" w:pos="6480"/>
+        </w:tabs>
+        <w:ind w:left="6480" w:hanging="360"/>
+      </w:pPr>
+      <w:rPr>
+        <w:rFonts w:ascii="Wingdings" w:hAnsi="Wingdings" w:hint="default"/>
+        <w:sz w:val="20"/>
+      </w:rPr>
+    </w:lvl>
+  </w:abstractNum>
+  <w:abstractNum w:abstractNumId="10">
+    <w:nsid w:val="206B6514"/>
+    <w:multiLevelType w:val="multilevel"/>
+    <w:tmpl w:val="B1F0FA88"/>
+    <w:lvl w:ilvl="0">
+      <w:start w:val="1"/>
+      <w:numFmt w:val="bullet"/>
+      <w:lvlText w:val=""/>
+      <w:lvlJc w:val="left"/>
+      <w:pPr>
+        <w:tabs>
+          <w:tab w:val="num" w:pos="720"/>
+        </w:tabs>
+        <w:ind w:left="720" w:hanging="360"/>
+      </w:pPr>
+      <w:rPr>
+        <w:rFonts w:ascii="Symbol" w:hAnsi="Symbol" w:hint="default"/>
+        <w:sz w:val="20"/>
+      </w:rPr>
+    </w:lvl>
+    <w:lvl w:ilvl="1">
+      <w:start w:val="2"/>
+      <w:numFmt w:val="decimal"/>
+      <w:lvlText w:val="%2."/>
+      <w:lvlJc w:val="left"/>
+      <w:pPr>
+        <w:ind w:left="1440" w:hanging="360"/>
+      </w:pPr>
+      <w:rPr>
+        <w:rFonts w:hint="default"/>
+      </w:rPr>
+    </w:lvl>
+    <w:lvl w:ilvl="2" w:tentative="1">
+      <w:start w:val="1"/>
+      <w:numFmt w:val="bullet"/>
+      <w:lvlText w:val=""/>
+      <w:lvlJc w:val="left"/>
+      <w:pPr>
+        <w:tabs>
+          <w:tab w:val="num" w:pos="2160"/>
+        </w:tabs>
+        <w:ind w:left="2160" w:hanging="360"/>
+      </w:pPr>
+      <w:rPr>
+        <w:rFonts w:ascii="Wingdings" w:hAnsi="Wingdings" w:hint="default"/>
+        <w:sz w:val="20"/>
+      </w:rPr>
+    </w:lvl>
+    <w:lvl w:ilvl="3" w:tentative="1">
+      <w:start w:val="1"/>
+      <w:numFmt w:val="bullet"/>
+      <w:lvlText w:val=""/>
+      <w:lvlJc w:val="left"/>
+      <w:pPr>
+        <w:tabs>
+          <w:tab w:val="num" w:pos="2880"/>
+        </w:tabs>
+        <w:ind w:left="2880" w:hanging="360"/>
+      </w:pPr>
+      <w:rPr>
+        <w:rFonts w:ascii="Wingdings" w:hAnsi="Wingdings" w:hint="default"/>
+        <w:sz w:val="20"/>
+      </w:rPr>
+    </w:lvl>
+    <w:lvl w:ilvl="4" w:tentative="1">
+      <w:start w:val="1"/>
+      <w:numFmt w:val="bullet"/>
+      <w:lvlText w:val=""/>
+      <w:lvlJc w:val="left"/>
+      <w:pPr>
+        <w:tabs>
+          <w:tab w:val="num" w:pos="3600"/>
+        </w:tabs>
+        <w:ind w:left="3600" w:hanging="360"/>
+      </w:pPr>
+      <w:rPr>
+        <w:rFonts w:ascii="Wingdings" w:hAnsi="Wingdings" w:hint="default"/>
+        <w:sz w:val="20"/>
+      </w:rPr>
+    </w:lvl>
+    <w:lvl w:ilvl="5" w:tentative="1">
+      <w:start w:val="1"/>
+      <w:numFmt w:val="bullet"/>
+      <w:lvlText w:val=""/>
+      <w:lvlJc w:val="left"/>
+      <w:pPr>
+        <w:tabs>
+          <w:tab w:val="num" w:pos="4320"/>
+        </w:tabs>
+        <w:ind w:left="4320" w:hanging="360"/>
+      </w:pPr>
+      <w:rPr>
+        <w:rFonts w:ascii="Wingdings" w:hAnsi="Wingdings" w:hint="default"/>
+        <w:sz w:val="20"/>
+      </w:rPr>
+    </w:lvl>
+    <w:lvl w:ilvl="6" w:tentative="1">
+      <w:start w:val="1"/>
+      <w:numFmt w:val="bullet"/>
+      <w:lvlText w:val=""/>
+      <w:lvlJc w:val="left"/>
+      <w:pPr>
+        <w:tabs>
+          <w:tab w:val="num" w:pos="5040"/>
+        </w:tabs>
+        <w:ind w:left="5040" w:hanging="360"/>
+      </w:pPr>
+      <w:rPr>
+        <w:rFonts w:ascii="Wingdings" w:hAnsi="Wingdings" w:hint="default"/>
+        <w:sz w:val="20"/>
+      </w:rPr>
+    </w:lvl>
+    <w:lvl w:ilvl="7" w:tentative="1">
+      <w:start w:val="1"/>
+      <w:numFmt w:val="bullet"/>
+      <w:lvlText w:val=""/>
+      <w:lvlJc w:val="left"/>
+      <w:pPr>
+        <w:tabs>
+          <w:tab w:val="num" w:pos="5760"/>
+        </w:tabs>
+        <w:ind w:left="5760" w:hanging="360"/>
+      </w:pPr>
+      <w:rPr>
+        <w:rFonts w:ascii="Wingdings" w:hAnsi="Wingdings" w:hint="default"/>
+        <w:sz w:val="20"/>
+      </w:rPr>
+    </w:lvl>
+    <w:lvl w:ilvl="8" w:tentative="1">
+      <w:start w:val="1"/>
+      <w:numFmt w:val="bullet"/>
+      <w:lvlText w:val=""/>
+      <w:lvlJc w:val="left"/>
+      <w:pPr>
+        <w:tabs>
+          <w:tab w:val="num" w:pos="6480"/>
+        </w:tabs>
+        <w:ind w:left="6480" w:hanging="360"/>
+      </w:pPr>
+      <w:rPr>
+        <w:rFonts w:ascii="Wingdings" w:hAnsi="Wingdings" w:hint="default"/>
+        <w:sz w:val="20"/>
+      </w:rPr>
+    </w:lvl>
+  </w:abstractNum>
+  <w:abstractNum w:abstractNumId="11">
+    <w:nsid w:val="2B52301B"/>
+    <w:multiLevelType w:val="multilevel"/>
+    <w:tmpl w:val="6730396C"/>
+    <w:lvl w:ilvl="0">
+      <w:start w:val="1"/>
+      <w:numFmt w:val="bullet"/>
+      <w:lvlText w:val=""/>
+      <w:lvlJc w:val="left"/>
+      <w:pPr>
+        <w:tabs>
+          <w:tab w:val="num" w:pos="720"/>
+        </w:tabs>
+        <w:ind w:left="720" w:hanging="360"/>
+      </w:pPr>
+      <w:rPr>
+        <w:rFonts w:ascii="Symbol" w:hAnsi="Symbol" w:hint="default"/>
+        <w:sz w:val="20"/>
+      </w:rPr>
+    </w:lvl>
+    <w:lvl w:ilvl="1" w:tentative="1">
+      <w:start w:val="1"/>
+      <w:numFmt w:val="bullet"/>
+      <w:lvlText w:val="o"/>
+      <w:lvlJc w:val="left"/>
+      <w:pPr>
+        <w:tabs>
+          <w:tab w:val="num" w:pos="1440"/>
+        </w:tabs>
+        <w:ind w:left="1440" w:hanging="360"/>
+      </w:pPr>
+      <w:rPr>
+        <w:rFonts w:ascii="Courier New" w:hAnsi="Courier New" w:hint="default"/>
+        <w:sz w:val="20"/>
+      </w:rPr>
+    </w:lvl>
+    <w:lvl w:ilvl="2" w:tentative="1">
+      <w:start w:val="1"/>
+      <w:numFmt w:val="bullet"/>
+      <w:lvlText w:val=""/>
+      <w:lvlJc w:val="left"/>
+      <w:pPr>
+        <w:tabs>
+          <w:tab w:val="num" w:pos="2160"/>
+        </w:tabs>
+        <w:ind w:left="2160" w:hanging="360"/>
+      </w:pPr>
+      <w:rPr>
+        <w:rFonts w:ascii="Wingdings" w:hAnsi="Wingdings" w:hint="default"/>
+        <w:sz w:val="20"/>
+      </w:rPr>
+    </w:lvl>
+    <w:lvl w:ilvl="3" w:tentative="1">
+      <w:start w:val="1"/>
+      <w:numFmt w:val="bullet"/>
+      <w:lvlText w:val=""/>
+      <w:lvlJc w:val="left"/>
+      <w:pPr>
+        <w:tabs>
+          <w:tab w:val="num" w:pos="2880"/>
+        </w:tabs>
+        <w:ind w:left="2880" w:hanging="360"/>
+      </w:pPr>
+      <w:rPr>
+        <w:rFonts w:ascii="Wingdings" w:hAnsi="Wingdings" w:hint="default"/>
+        <w:sz w:val="20"/>
+      </w:rPr>
+    </w:lvl>
+    <w:lvl w:ilvl="4" w:tentative="1">
+      <w:start w:val="1"/>
+      <w:numFmt w:val="bullet"/>
+      <w:lvlText w:val=""/>
+      <w:lvlJc w:val="left"/>
+      <w:pPr>
+        <w:tabs>
+          <w:tab w:val="num" w:pos="3600"/>
+        </w:tabs>
+        <w:ind w:left="3600" w:hanging="360"/>
+      </w:pPr>
+      <w:rPr>
+        <w:rFonts w:ascii="Wingdings" w:hAnsi="Wingdings" w:hint="default"/>
+        <w:sz w:val="20"/>
+      </w:rPr>
+    </w:lvl>
+    <w:lvl w:ilvl="5" w:tentative="1">
+      <w:start w:val="1"/>
+      <w:numFmt w:val="bullet"/>
+      <w:lvlText w:val=""/>
+      <w:lvlJc w:val="left"/>
+      <w:pPr>
+        <w:tabs>
+          <w:tab w:val="num" w:pos="4320"/>
+        </w:tabs>
+        <w:ind w:left="4320" w:hanging="360"/>
+      </w:pPr>
+      <w:rPr>
+        <w:rFonts w:ascii="Wingdings" w:hAnsi="Wingdings" w:hint="default"/>
+        <w:sz w:val="20"/>
+      </w:rPr>
+    </w:lvl>
+    <w:lvl w:ilvl="6" w:tentative="1">
+      <w:start w:val="1"/>
+      <w:numFmt w:val="bullet"/>
+      <w:lvlText w:val=""/>
+      <w:lvlJc w:val="left"/>
+      <w:pPr>
+        <w:tabs>
+          <w:tab w:val="num" w:pos="5040"/>
+        </w:tabs>
+        <w:ind w:left="5040" w:hanging="360"/>
+      </w:pPr>
+      <w:rPr>
+        <w:rFonts w:ascii="Wingdings" w:hAnsi="Wingdings" w:hint="default"/>
+        <w:sz w:val="20"/>
+      </w:rPr>
+    </w:lvl>
+    <w:lvl w:ilvl="7" w:tentative="1">
+      <w:start w:val="1"/>
+      <w:numFmt w:val="bullet"/>
+      <w:lvlText w:val=""/>
+      <w:lvlJc w:val="left"/>
+      <w:pPr>
+        <w:tabs>
+          <w:tab w:val="num" w:pos="5760"/>
+        </w:tabs>
+        <w:ind w:left="5760" w:hanging="360"/>
+      </w:pPr>
+      <w:rPr>
+        <w:rFonts w:ascii="Wingdings" w:hAnsi="Wingdings" w:hint="default"/>
+        <w:sz w:val="20"/>
+      </w:rPr>
+    </w:lvl>
+    <w:lvl w:ilvl="8" w:tentative="1">
+      <w:start w:val="1"/>
+      <w:numFmt w:val="bullet"/>
+      <w:lvlText w:val=""/>
+      <w:lvlJc w:val="left"/>
+      <w:pPr>
+        <w:tabs>
+          <w:tab w:val="num" w:pos="6480"/>
+        </w:tabs>
+        <w:ind w:left="6480" w:hanging="360"/>
+      </w:pPr>
+      <w:rPr>
+        <w:rFonts w:ascii="Wingdings" w:hAnsi="Wingdings" w:hint="default"/>
+        <w:sz w:val="20"/>
+      </w:rPr>
+    </w:lvl>
+  </w:abstractNum>
+  <w:abstractNum w:abstractNumId="12">
+    <w:nsid w:val="2BE941DF"/>
+    <w:multiLevelType w:val="multilevel"/>
+    <w:tmpl w:val="A18868B4"/>
+    <w:lvl w:ilvl="0">
+      <w:start w:val="1"/>
+      <w:numFmt w:val="bullet"/>
+      <w:lvlText w:val=""/>
+      <w:lvlJc w:val="left"/>
+      <w:pPr>
+        <w:tabs>
+          <w:tab w:val="num" w:pos="720"/>
+        </w:tabs>
+        <w:ind w:left="720" w:hanging="360"/>
+      </w:pPr>
+      <w:rPr>
+        <w:rFonts w:ascii="Symbol" w:hAnsi="Symbol" w:hint="default"/>
+        <w:sz w:val="20"/>
+      </w:rPr>
+    </w:lvl>
+    <w:lvl w:ilvl="1" w:tentative="1">
+      <w:start w:val="1"/>
+      <w:numFmt w:val="bullet"/>
+      <w:lvlText w:val="o"/>
+      <w:lvlJc w:val="left"/>
+      <w:pPr>
+        <w:tabs>
+          <w:tab w:val="num" w:pos="1440"/>
+        </w:tabs>
+        <w:ind w:left="1440" w:hanging="360"/>
+      </w:pPr>
+      <w:rPr>
+        <w:rFonts w:ascii="Courier New" w:hAnsi="Courier New" w:hint="default"/>
+        <w:sz w:val="20"/>
+      </w:rPr>
+    </w:lvl>
+    <w:lvl w:ilvl="2" w:tentative="1">
+      <w:start w:val="1"/>
+      <w:numFmt w:val="bullet"/>
+      <w:lvlText w:val=""/>
+      <w:lvlJc w:val="left"/>
+      <w:pPr>
+        <w:tabs>
+          <w:tab w:val="num" w:pos="2160"/>
+        </w:tabs>
+        <w:ind w:left="2160" w:hanging="360"/>
+      </w:pPr>
+      <w:rPr>
+        <w:rFonts w:ascii="Wingdings" w:hAnsi="Wingdings" w:hint="default"/>
+        <w:sz w:val="20"/>
+      </w:rPr>
+    </w:lvl>
+    <w:lvl w:ilvl="3" w:tentative="1">
+      <w:start w:val="1"/>
+      <w:numFmt w:val="bullet"/>
+      <w:lvlText w:val=""/>
+      <w:lvlJc w:val="left"/>
+      <w:pPr>
+        <w:tabs>
+          <w:tab w:val="num" w:pos="2880"/>
+        </w:tabs>
+        <w:ind w:left="2880" w:hanging="360"/>
+      </w:pPr>
+      <w:rPr>
+        <w:rFonts w:ascii="Wingdings" w:hAnsi="Wingdings" w:hint="default"/>
+        <w:sz w:val="20"/>
+      </w:rPr>
+    </w:lvl>
+    <w:lvl w:ilvl="4" w:tentative="1">
+      <w:start w:val="1"/>
+      <w:numFmt w:val="bullet"/>
+      <w:lvlText w:val=""/>
+      <w:lvlJc w:val="left"/>
+      <w:pPr>
+        <w:tabs>
+          <w:tab w:val="num" w:pos="3600"/>
+        </w:tabs>
+        <w:ind w:left="3600" w:hanging="360"/>
+      </w:pPr>
+      <w:rPr>
+        <w:rFonts w:ascii="Wingdings" w:hAnsi="Wingdings" w:hint="default"/>
+        <w:sz w:val="20"/>
+      </w:rPr>
+    </w:lvl>
+    <w:lvl w:ilvl="5" w:tentative="1">
+      <w:start w:val="1"/>
+      <w:numFmt w:val="bullet"/>
+      <w:lvlText w:val=""/>
+      <w:lvlJc w:val="left"/>
+      <w:pPr>
+        <w:tabs>
+          <w:tab w:val="num" w:pos="4320"/>
+        </w:tabs>
+        <w:ind w:left="4320" w:hanging="360"/>
+      </w:pPr>
+      <w:rPr>
+        <w:rFonts w:ascii="Wingdings" w:hAnsi="Wingdings" w:hint="default"/>
+        <w:sz w:val="20"/>
+      </w:rPr>
+    </w:lvl>
+    <w:lvl w:ilvl="6" w:tentative="1">
+      <w:start w:val="1"/>
+      <w:numFmt w:val="bullet"/>
+      <w:lvlText w:val=""/>
+      <w:lvlJc w:val="left"/>
+      <w:pPr>
+        <w:tabs>
+          <w:tab w:val="num" w:pos="5040"/>
+        </w:tabs>
+        <w:ind w:left="5040" w:hanging="360"/>
+      </w:pPr>
+      <w:rPr>
+        <w:rFonts w:ascii="Wingdings" w:hAnsi="Wingdings" w:hint="default"/>
+        <w:sz w:val="20"/>
+      </w:rPr>
+    </w:lvl>
+    <w:lvl w:ilvl="7" w:tentative="1">
+      <w:start w:val="1"/>
+      <w:numFmt w:val="bullet"/>
+      <w:lvlText w:val=""/>
+      <w:lvlJc w:val="left"/>
+      <w:pPr>
+        <w:tabs>
+          <w:tab w:val="num" w:pos="5760"/>
+        </w:tabs>
+        <w:ind w:left="5760" w:hanging="360"/>
+      </w:pPr>
+      <w:rPr>
+        <w:rFonts w:ascii="Wingdings" w:hAnsi="Wingdings" w:hint="default"/>
+        <w:sz w:val="20"/>
+      </w:rPr>
+    </w:lvl>
+    <w:lvl w:ilvl="8" w:tentative="1">
+      <w:start w:val="1"/>
+      <w:numFmt w:val="bullet"/>
+      <w:lvlText w:val=""/>
+      <w:lvlJc w:val="left"/>
+      <w:pPr>
+        <w:tabs>
+          <w:tab w:val="num" w:pos="6480"/>
+        </w:tabs>
+        <w:ind w:left="6480" w:hanging="360"/>
+      </w:pPr>
+      <w:rPr>
+        <w:rFonts w:ascii="Wingdings" w:hAnsi="Wingdings" w:hint="default"/>
+        <w:sz w:val="20"/>
+      </w:rPr>
+    </w:lvl>
+  </w:abstractNum>
+  <w:abstractNum w:abstractNumId="13">
+    <w:nsid w:val="341664EF"/>
+    <w:multiLevelType w:val="multilevel"/>
+    <w:tmpl w:val="DB780F88"/>
+    <w:lvl w:ilvl="0">
+      <w:start w:val="1"/>
+      <w:numFmt w:val="bullet"/>
+      <w:lvlText w:val=""/>
+      <w:lvlJc w:val="left"/>
+      <w:pPr>
+        <w:tabs>
+          <w:tab w:val="num" w:pos="720"/>
+        </w:tabs>
+        <w:ind w:left="720" w:hanging="360"/>
+      </w:pPr>
+      <w:rPr>
+        <w:rFonts w:ascii="Symbol" w:hAnsi="Symbol" w:hint="default"/>
+        <w:sz w:val="20"/>
+      </w:rPr>
+    </w:lvl>
+    <w:lvl w:ilvl="1" w:tentative="1">
+      <w:start w:val="1"/>
+      <w:numFmt w:val="bullet"/>
+      <w:lvlText w:val="o"/>
+      <w:lvlJc w:val="left"/>
+      <w:pPr>
+        <w:tabs>
+          <w:tab w:val="num" w:pos="1440"/>
+        </w:tabs>
+        <w:ind w:left="1440" w:hanging="360"/>
+      </w:pPr>
+      <w:rPr>
+        <w:rFonts w:ascii="Courier New" w:hAnsi="Courier New" w:hint="default"/>
+        <w:sz w:val="20"/>
+      </w:rPr>
+    </w:lvl>
+    <w:lvl w:ilvl="2" w:tentative="1">
+      <w:start w:val="1"/>
+      <w:numFmt w:val="bullet"/>
+      <w:lvlText w:val=""/>
+      <w:lvlJc w:val="left"/>
+      <w:pPr>
+        <w:tabs>
+          <w:tab w:val="num" w:pos="2160"/>
+        </w:tabs>
+        <w:ind w:left="2160" w:hanging="360"/>
+      </w:pPr>
+      <w:rPr>
+        <w:rFonts w:ascii="Wingdings" w:hAnsi="Wingdings" w:hint="default"/>
+        <w:sz w:val="20"/>
+      </w:rPr>
+    </w:lvl>
+    <w:lvl w:ilvl="3" w:tentative="1">
+      <w:start w:val="1"/>
+      <w:numFmt w:val="bullet"/>
+      <w:lvlText w:val=""/>
+      <w:lvlJc w:val="left"/>
+      <w:pPr>
+        <w:tabs>
+          <w:tab w:val="num" w:pos="2880"/>
+        </w:tabs>
+        <w:ind w:left="2880" w:hanging="360"/>
+      </w:pPr>
+      <w:rPr>
+        <w:rFonts w:ascii="Wingdings" w:hAnsi="Wingdings" w:hint="default"/>
+        <w:sz w:val="20"/>
+      </w:rPr>
+    </w:lvl>
+    <w:lvl w:ilvl="4" w:tentative="1">
+      <w:start w:val="1"/>
+      <w:numFmt w:val="bullet"/>
+      <w:lvlText w:val=""/>
+      <w:lvlJc w:val="left"/>
+      <w:pPr>
+        <w:tabs>
+          <w:tab w:val="num" w:pos="3600"/>
+        </w:tabs>
+        <w:ind w:left="3600" w:hanging="360"/>
+      </w:pPr>
+      <w:rPr>
+        <w:rFonts w:ascii="Wingdings" w:hAnsi="Wingdings" w:hint="default"/>
+        <w:sz w:val="20"/>
+      </w:rPr>
+    </w:lvl>
+    <w:lvl w:ilvl="5" w:tentative="1">
+      <w:start w:val="1"/>
+      <w:numFmt w:val="bullet"/>
+      <w:lvlText w:val=""/>
+      <w:lvlJc w:val="left"/>
+      <w:pPr>
+        <w:tabs>
+          <w:tab w:val="num" w:pos="4320"/>
+        </w:tabs>
+        <w:ind w:left="4320" w:hanging="360"/>
+      </w:pPr>
+      <w:rPr>
+        <w:rFonts w:ascii="Wingdings" w:hAnsi="Wingdings" w:hint="default"/>
+        <w:sz w:val="20"/>
+      </w:rPr>
+    </w:lvl>
+    <w:lvl w:ilvl="6" w:tentative="1">
+      <w:start w:val="1"/>
+      <w:numFmt w:val="bullet"/>
+      <w:lvlText w:val=""/>
+      <w:lvlJc w:val="left"/>
+      <w:pPr>
+        <w:tabs>
+          <w:tab w:val="num" w:pos="5040"/>
+        </w:tabs>
+        <w:ind w:left="5040" w:hanging="360"/>
+      </w:pPr>
+      <w:rPr>
+        <w:rFonts w:ascii="Wingdings" w:hAnsi="Wingdings" w:hint="default"/>
+        <w:sz w:val="20"/>
+      </w:rPr>
+    </w:lvl>
+    <w:lvl w:ilvl="7" w:tentative="1">
+      <w:start w:val="1"/>
+      <w:numFmt w:val="bullet"/>
+      <w:lvlText w:val=""/>
+      <w:lvlJc w:val="left"/>
+      <w:pPr>
+        <w:tabs>
+          <w:tab w:val="num" w:pos="5760"/>
+        </w:tabs>
+        <w:ind w:left="5760" w:hanging="360"/>
+      </w:pPr>
+      <w:rPr>
+        <w:rFonts w:ascii="Wingdings" w:hAnsi="Wingdings" w:hint="default"/>
+        <w:sz w:val="20"/>
+      </w:rPr>
+    </w:lvl>
+    <w:lvl w:ilvl="8" w:tentative="1">
+      <w:start w:val="1"/>
+      <w:numFmt w:val="bullet"/>
+      <w:lvlText w:val=""/>
+      <w:lvlJc w:val="left"/>
+      <w:pPr>
+        <w:tabs>
+          <w:tab w:val="num" w:pos="6480"/>
+        </w:tabs>
+        <w:ind w:left="6480" w:hanging="360"/>
+      </w:pPr>
+      <w:rPr>
+        <w:rFonts w:ascii="Wingdings" w:hAnsi="Wingdings" w:hint="default"/>
+        <w:sz w:val="20"/>
+      </w:rPr>
+    </w:lvl>
+  </w:abstractNum>
+  <w:abstractNum w:abstractNumId="14">
+    <w:nsid w:val="3E6C7FC3"/>
+    <w:multiLevelType w:val="multilevel"/>
+    <w:tmpl w:val="56103B54"/>
+    <w:lvl w:ilvl="0">
+      <w:start w:val="1"/>
+      <w:numFmt w:val="bullet"/>
+      <w:lvlText w:val=""/>
+      <w:lvlJc w:val="left"/>
+      <w:pPr>
+        <w:tabs>
+          <w:tab w:val="num" w:pos="720"/>
+        </w:tabs>
+        <w:ind w:left="720" w:hanging="360"/>
+      </w:pPr>
+      <w:rPr>
+        <w:rFonts w:ascii="Symbol" w:hAnsi="Symbol" w:hint="default"/>
+        <w:sz w:val="20"/>
+      </w:rPr>
+    </w:lvl>
+    <w:lvl w:ilvl="1" w:tentative="1">
+      <w:start w:val="1"/>
+      <w:numFmt w:val="bullet"/>
+      <w:lvlText w:val="o"/>
+      <w:lvlJc w:val="left"/>
+      <w:pPr>
+        <w:tabs>
+          <w:tab w:val="num" w:pos="1440"/>
+        </w:tabs>
+        <w:ind w:left="1440" w:hanging="360"/>
+      </w:pPr>
+      <w:rPr>
+        <w:rFonts w:ascii="Courier New" w:hAnsi="Courier New" w:hint="default"/>
+        <w:sz w:val="20"/>
+      </w:rPr>
+    </w:lvl>
+    <w:lvl w:ilvl="2" w:tentative="1">
+      <w:start w:val="1"/>
+      <w:numFmt w:val="bullet"/>
+      <w:lvlText w:val=""/>
+      <w:lvlJc w:val="left"/>
+      <w:pPr>
+        <w:tabs>
+          <w:tab w:val="num" w:pos="2160"/>
+        </w:tabs>
+        <w:ind w:left="2160" w:hanging="360"/>
+      </w:pPr>
+      <w:rPr>
+        <w:rFonts w:ascii="Wingdings" w:hAnsi="Wingdings" w:hint="default"/>
+        <w:sz w:val="20"/>
+      </w:rPr>
+    </w:lvl>
+    <w:lvl w:ilvl="3" w:tentative="1">
+      <w:start w:val="1"/>
+      <w:numFmt w:val="bullet"/>
+      <w:lvlText w:val=""/>
+      <w:lvlJc w:val="left"/>
+      <w:pPr>
+        <w:tabs>
+          <w:tab w:val="num" w:pos="2880"/>
+        </w:tabs>
+        <w:ind w:left="2880" w:hanging="360"/>
+      </w:pPr>
+      <w:rPr>
+        <w:rFonts w:ascii="Wingdings" w:hAnsi="Wingdings" w:hint="default"/>
+        <w:sz w:val="20"/>
+      </w:rPr>
+    </w:lvl>
+    <w:lvl w:ilvl="4" w:tentative="1">
+      <w:start w:val="1"/>
+      <w:numFmt w:val="bullet"/>
+      <w:lvlText w:val=""/>
+      <w:lvlJc w:val="left"/>
+      <w:pPr>
+        <w:tabs>
+          <w:tab w:val="num" w:pos="3600"/>
+        </w:tabs>
+        <w:ind w:left="3600" w:hanging="360"/>
+      </w:pPr>
+      <w:rPr>
+        <w:rFonts w:ascii="Wingdings" w:hAnsi="Wingdings" w:hint="default"/>
+        <w:sz w:val="20"/>
+      </w:rPr>
+    </w:lvl>
+    <w:lvl w:ilvl="5" w:tentative="1">
+      <w:start w:val="1"/>
+      <w:numFmt w:val="bullet"/>
+      <w:lvlText w:val=""/>
+      <w:lvlJc w:val="left"/>
+      <w:pPr>
+        <w:tabs>
+          <w:tab w:val="num" w:pos="4320"/>
+        </w:tabs>
+        <w:ind w:left="4320" w:hanging="360"/>
+      </w:pPr>
+      <w:rPr>
+        <w:rFonts w:ascii="Wingdings" w:hAnsi="Wingdings" w:hint="default"/>
+        <w:sz w:val="20"/>
+      </w:rPr>
+    </w:lvl>
+    <w:lvl w:ilvl="6" w:tentative="1">
+      <w:start w:val="1"/>
+      <w:numFmt w:val="bullet"/>
+      <w:lvlText w:val=""/>
+      <w:lvlJc w:val="left"/>
+      <w:pPr>
+        <w:tabs>
+          <w:tab w:val="num" w:pos="5040"/>
+        </w:tabs>
+        <w:ind w:left="5040" w:hanging="360"/>
+      </w:pPr>
+      <w:rPr>
+        <w:rFonts w:ascii="Wingdings" w:hAnsi="Wingdings" w:hint="default"/>
+        <w:sz w:val="20"/>
+      </w:rPr>
+    </w:lvl>
+    <w:lvl w:ilvl="7" w:tentative="1">
+      <w:start w:val="1"/>
+      <w:numFmt w:val="bullet"/>
+      <w:lvlText w:val=""/>
+      <w:lvlJc w:val="left"/>
+      <w:pPr>
+        <w:tabs>
+          <w:tab w:val="num" w:pos="5760"/>
+        </w:tabs>
+        <w:ind w:left="5760" w:hanging="360"/>
+      </w:pPr>
+      <w:rPr>
+        <w:rFonts w:ascii="Wingdings" w:hAnsi="Wingdings" w:hint="default"/>
+        <w:sz w:val="20"/>
+      </w:rPr>
+    </w:lvl>
+    <w:lvl w:ilvl="8" w:tentative="1">
+      <w:start w:val="1"/>
+      <w:numFmt w:val="bullet"/>
+      <w:lvlText w:val=""/>
+      <w:lvlJc w:val="left"/>
+      <w:pPr>
+        <w:tabs>
+          <w:tab w:val="num" w:pos="6480"/>
+        </w:tabs>
+        <w:ind w:left="6480" w:hanging="360"/>
+      </w:pPr>
+      <w:rPr>
+        <w:rFonts w:ascii="Wingdings" w:hAnsi="Wingdings" w:hint="default"/>
+        <w:sz w:val="20"/>
+      </w:rPr>
+    </w:lvl>
+  </w:abstractNum>
+  <w:abstractNum w:abstractNumId="15">
+    <w:nsid w:val="441350D8"/>
+    <w:multiLevelType w:val="multilevel"/>
+    <w:tmpl w:val="7696F0BE"/>
+    <w:lvl w:ilvl="0">
+      <w:start w:val="1"/>
+      <w:numFmt w:val="bullet"/>
+      <w:lvlText w:val=""/>
+      <w:lvlJc w:val="left"/>
+      <w:pPr>
+        <w:tabs>
+          <w:tab w:val="num" w:pos="720"/>
+        </w:tabs>
+        <w:ind w:left="720" w:hanging="360"/>
+      </w:pPr>
+      <w:rPr>
+        <w:rFonts w:ascii="Symbol" w:hAnsi="Symbol" w:hint="default"/>
+        <w:sz w:val="20"/>
+      </w:rPr>
+    </w:lvl>
+    <w:lvl w:ilvl="1" w:tentative="1">
+      <w:start w:val="1"/>
+      <w:numFmt w:val="bullet"/>
+      <w:lvlText w:val="o"/>
+      <w:lvlJc w:val="left"/>
+      <w:pPr>
+        <w:tabs>
+          <w:tab w:val="num" w:pos="1440"/>
+        </w:tabs>
+        <w:ind w:left="1440" w:hanging="360"/>
+      </w:pPr>
+      <w:rPr>
+        <w:rFonts w:ascii="Courier New" w:hAnsi="Courier New" w:hint="default"/>
+        <w:sz w:val="20"/>
+      </w:rPr>
+    </w:lvl>
+    <w:lvl w:ilvl="2" w:tentative="1">
+      <w:start w:val="1"/>
+      <w:numFmt w:val="bullet"/>
+      <w:lvlText w:val=""/>
+      <w:lvlJc w:val="left"/>
+      <w:pPr>
+        <w:tabs>
+          <w:tab w:val="num" w:pos="2160"/>
+        </w:tabs>
+        <w:ind w:left="2160" w:hanging="360"/>
+      </w:pPr>
+      <w:rPr>
+        <w:rFonts w:ascii="Wingdings" w:hAnsi="Wingdings" w:hint="default"/>
+        <w:sz w:val="20"/>
+      </w:rPr>
+    </w:lvl>
+    <w:lvl w:ilvl="3" w:tentative="1">
+      <w:start w:val="1"/>
+      <w:numFmt w:val="bullet"/>
+      <w:lvlText w:val=""/>
+      <w:lvlJc w:val="left"/>
+      <w:pPr>
+        <w:tabs>
+          <w:tab w:val="num" w:pos="2880"/>
+        </w:tabs>
+        <w:ind w:left="2880" w:hanging="360"/>
+      </w:pPr>
+      <w:rPr>
+        <w:rFonts w:ascii="Wingdings" w:hAnsi="Wingdings" w:hint="default"/>
+        <w:sz w:val="20"/>
+      </w:rPr>
+    </w:lvl>
+    <w:lvl w:ilvl="4" w:tentative="1">
+      <w:start w:val="1"/>
+      <w:numFmt w:val="bullet"/>
+      <w:lvlText w:val=""/>
+      <w:lvlJc w:val="left"/>
+      <w:pPr>
+        <w:tabs>
+          <w:tab w:val="num" w:pos="3600"/>
+        </w:tabs>
+        <w:ind w:left="3600" w:hanging="360"/>
+      </w:pPr>
+      <w:rPr>
+        <w:rFonts w:ascii="Wingdings" w:hAnsi="Wingdings" w:hint="default"/>
+        <w:sz w:val="20"/>
+      </w:rPr>
+    </w:lvl>
+    <w:lvl w:ilvl="5" w:tentative="1">
+      <w:start w:val="1"/>
+      <w:numFmt w:val="bullet"/>
+      <w:lvlText w:val=""/>
+      <w:lvlJc w:val="left"/>
+      <w:pPr>
+        <w:tabs>
+          <w:tab w:val="num" w:pos="4320"/>
+        </w:tabs>
+        <w:ind w:left="4320" w:hanging="360"/>
+      </w:pPr>
+      <w:rPr>
+        <w:rFonts w:ascii="Wingdings" w:hAnsi="Wingdings" w:hint="default"/>
+        <w:sz w:val="20"/>
+      </w:rPr>
+    </w:lvl>
+    <w:lvl w:ilvl="6" w:tentative="1">
+      <w:start w:val="1"/>
+      <w:numFmt w:val="bullet"/>
+      <w:lvlText w:val=""/>
+      <w:lvlJc w:val="left"/>
+      <w:pPr>
+        <w:tabs>
+          <w:tab w:val="num" w:pos="5040"/>
+        </w:tabs>
+        <w:ind w:left="5040" w:hanging="360"/>
+      </w:pPr>
+      <w:rPr>
+        <w:rFonts w:ascii="Wingdings" w:hAnsi="Wingdings" w:hint="default"/>
+        <w:sz w:val="20"/>
+      </w:rPr>
+    </w:lvl>
+    <w:lvl w:ilvl="7" w:tentative="1">
+      <w:start w:val="1"/>
+      <w:numFmt w:val="bullet"/>
+      <w:lvlText w:val=""/>
+      <w:lvlJc w:val="left"/>
+      <w:pPr>
+        <w:tabs>
+          <w:tab w:val="num" w:pos="5760"/>
+        </w:tabs>
+        <w:ind w:left="5760" w:hanging="360"/>
+      </w:pPr>
+      <w:rPr>
+        <w:rFonts w:ascii="Wingdings" w:hAnsi="Wingdings" w:hint="default"/>
+        <w:sz w:val="20"/>
+      </w:rPr>
+    </w:lvl>
+    <w:lvl w:ilvl="8" w:tentative="1">
+      <w:start w:val="1"/>
+      <w:numFmt w:val="bullet"/>
+      <w:lvlText w:val=""/>
+      <w:lvlJc w:val="left"/>
+      <w:pPr>
+        <w:tabs>
+          <w:tab w:val="num" w:pos="6480"/>
+        </w:tabs>
+        <w:ind w:left="6480" w:hanging="360"/>
+      </w:pPr>
+      <w:rPr>
+        <w:rFonts w:ascii="Wingdings" w:hAnsi="Wingdings" w:hint="default"/>
+        <w:sz w:val="20"/>
+      </w:rPr>
+    </w:lvl>
+  </w:abstractNum>
+  <w:abstractNum w:abstractNumId="16">
+    <w:nsid w:val="495876FA"/>
+    <w:multiLevelType w:val="multilevel"/>
+    <w:tmpl w:val="29AC2C44"/>
+    <w:lvl w:ilvl="0">
+      <w:start w:val="1"/>
+      <w:numFmt w:val="bullet"/>
+      <w:lvlText w:val=""/>
+      <w:lvlJc w:val="left"/>
+      <w:pPr>
+        <w:tabs>
+          <w:tab w:val="num" w:pos="720"/>
+        </w:tabs>
+        <w:ind w:left="720" w:hanging="360"/>
+      </w:pPr>
+      <w:rPr>
+        <w:rFonts w:ascii="Symbol" w:hAnsi="Symbol" w:hint="default"/>
+        <w:sz w:val="20"/>
+      </w:rPr>
+    </w:lvl>
+    <w:lvl w:ilvl="1">
+      <w:start w:val="1"/>
+      <w:numFmt w:val="bullet"/>
+      <w:lvlText w:val="o"/>
+      <w:lvlJc w:val="left"/>
+      <w:pPr>
+        <w:tabs>
+          <w:tab w:val="num" w:pos="1440"/>
+        </w:tabs>
+        <w:ind w:left="1440" w:hanging="360"/>
+      </w:pPr>
+      <w:rPr>
+        <w:rFonts w:ascii="Courier New" w:hAnsi="Courier New" w:hint="default"/>
+        <w:sz w:val="20"/>
+      </w:rPr>
+    </w:lvl>
+    <w:lvl w:ilvl="2" w:tentative="1">
+      <w:start w:val="1"/>
+      <w:numFmt w:val="bullet"/>
+      <w:lvlText w:val=""/>
+      <w:lvlJc w:val="left"/>
+      <w:pPr>
+        <w:tabs>
+          <w:tab w:val="num" w:pos="2160"/>
+        </w:tabs>
+        <w:ind w:left="2160" w:hanging="360"/>
+      </w:pPr>
+      <w:rPr>
+        <w:rFonts w:ascii="Wingdings" w:hAnsi="Wingdings" w:hint="default"/>
+        <w:sz w:val="20"/>
+      </w:rPr>
+    </w:lvl>
+    <w:lvl w:ilvl="3" w:tentative="1">
+      <w:start w:val="1"/>
+      <w:numFmt w:val="bullet"/>
+      <w:lvlText w:val=""/>
+      <w:lvlJc w:val="left"/>
+      <w:pPr>
+        <w:tabs>
+          <w:tab w:val="num" w:pos="2880"/>
+        </w:tabs>
+        <w:ind w:left="2880" w:hanging="360"/>
+      </w:pPr>
+      <w:rPr>
+        <w:rFonts w:ascii="Wingdings" w:hAnsi="Wingdings" w:hint="default"/>
+        <w:sz w:val="20"/>
+      </w:rPr>
+    </w:lvl>
+    <w:lvl w:ilvl="4" w:tentative="1">
+      <w:start w:val="1"/>
+      <w:numFmt w:val="bullet"/>
+      <w:lvlText w:val=""/>
+      <w:lvlJc w:val="left"/>
+      <w:pPr>
+        <w:tabs>
+          <w:tab w:val="num" w:pos="3600"/>
+        </w:tabs>
+        <w:ind w:left="3600" w:hanging="360"/>
+      </w:pPr>
+      <w:rPr>
+        <w:rFonts w:ascii="Wingdings" w:hAnsi="Wingdings" w:hint="default"/>
+        <w:sz w:val="20"/>
+      </w:rPr>
+    </w:lvl>
+    <w:lvl w:ilvl="5" w:tentative="1">
+      <w:start w:val="1"/>
+      <w:numFmt w:val="bullet"/>
+      <w:lvlText w:val=""/>
+      <w:lvlJc w:val="left"/>
+      <w:pPr>
+        <w:tabs>
+          <w:tab w:val="num" w:pos="4320"/>
+        </w:tabs>
+        <w:ind w:left="4320" w:hanging="360"/>
+      </w:pPr>
+      <w:rPr>
+        <w:rFonts w:ascii="Wingdings" w:hAnsi="Wingdings" w:hint="default"/>
+        <w:sz w:val="20"/>
+      </w:rPr>
+    </w:lvl>
+    <w:lvl w:ilvl="6" w:tentative="1">
+      <w:start w:val="1"/>
+      <w:numFmt w:val="bullet"/>
+      <w:lvlText w:val=""/>
+      <w:lvlJc w:val="left"/>
+      <w:pPr>
+        <w:tabs>
+          <w:tab w:val="num" w:pos="5040"/>
+        </w:tabs>
+        <w:ind w:left="5040" w:hanging="360"/>
+      </w:pPr>
+      <w:rPr>
+        <w:rFonts w:ascii="Wingdings" w:hAnsi="Wingdings" w:hint="default"/>
+        <w:sz w:val="20"/>
+      </w:rPr>
+    </w:lvl>
+    <w:lvl w:ilvl="7" w:tentative="1">
+      <w:start w:val="1"/>
+      <w:numFmt w:val="bullet"/>
+      <w:lvlText w:val=""/>
+      <w:lvlJc w:val="left"/>
+      <w:pPr>
+        <w:tabs>
+          <w:tab w:val="num" w:pos="5760"/>
+        </w:tabs>
+        <w:ind w:left="5760" w:hanging="360"/>
+      </w:pPr>
+      <w:rPr>
+        <w:rFonts w:ascii="Wingdings" w:hAnsi="Wingdings" w:hint="default"/>
+        <w:sz w:val="20"/>
+      </w:rPr>
+    </w:lvl>
+    <w:lvl w:ilvl="8" w:tentative="1">
+      <w:start w:val="1"/>
+      <w:numFmt w:val="bullet"/>
+      <w:lvlText w:val=""/>
+      <w:lvlJc w:val="left"/>
+      <w:pPr>
+        <w:tabs>
+          <w:tab w:val="num" w:pos="6480"/>
+        </w:tabs>
+        <w:ind w:left="6480" w:hanging="360"/>
+      </w:pPr>
+      <w:rPr>
+        <w:rFonts w:ascii="Wingdings" w:hAnsi="Wingdings" w:hint="default"/>
+        <w:sz w:val="20"/>
+      </w:rPr>
+    </w:lvl>
+  </w:abstractNum>
+  <w:abstractNum w:abstractNumId="17">
+    <w:nsid w:val="4C41318F"/>
+    <w:multiLevelType w:val="multilevel"/>
+    <w:tmpl w:val="F2183EB0"/>
+    <w:lvl w:ilvl="0">
+      <w:start w:val="1"/>
+      <w:numFmt w:val="bullet"/>
+      <w:lvlText w:val=""/>
+      <w:lvlJc w:val="left"/>
+      <w:pPr>
+        <w:tabs>
+          <w:tab w:val="num" w:pos="720"/>
+        </w:tabs>
+        <w:ind w:left="720" w:hanging="360"/>
+      </w:pPr>
+      <w:rPr>
+        <w:rFonts w:ascii="Symbol" w:hAnsi="Symbol" w:hint="default"/>
+        <w:sz w:val="20"/>
+      </w:rPr>
+    </w:lvl>
+    <w:lvl w:ilvl="1" w:tentative="1">
+      <w:start w:val="1"/>
+      <w:numFmt w:val="bullet"/>
+      <w:lvlText w:val="o"/>
+      <w:lvlJc w:val="left"/>
+      <w:pPr>
+        <w:tabs>
+          <w:tab w:val="num" w:pos="1440"/>
+        </w:tabs>
+        <w:ind w:left="1440" w:hanging="360"/>
+      </w:pPr>
+      <w:rPr>
+        <w:rFonts w:ascii="Courier New" w:hAnsi="Courier New" w:hint="default"/>
+        <w:sz w:val="20"/>
+      </w:rPr>
+    </w:lvl>
+    <w:lvl w:ilvl="2" w:tentative="1">
+      <w:start w:val="1"/>
+      <w:numFmt w:val="bullet"/>
+      <w:lvlText w:val=""/>
+      <w:lvlJc w:val="left"/>
+      <w:pPr>
+        <w:tabs>
+          <w:tab w:val="num" w:pos="2160"/>
+        </w:tabs>
+        <w:ind w:left="2160" w:hanging="360"/>
+      </w:pPr>
+      <w:rPr>
+        <w:rFonts w:ascii="Wingdings" w:hAnsi="Wingdings" w:hint="default"/>
+        <w:sz w:val="20"/>
+      </w:rPr>
+    </w:lvl>
+    <w:lvl w:ilvl="3" w:tentative="1">
+      <w:start w:val="1"/>
+      <w:numFmt w:val="bullet"/>
+      <w:lvlText w:val=""/>
+      <w:lvlJc w:val="left"/>
+      <w:pPr>
+        <w:tabs>
+          <w:tab w:val="num" w:pos="2880"/>
+        </w:tabs>
+        <w:ind w:left="2880" w:hanging="360"/>
+      </w:pPr>
+      <w:rPr>
+        <w:rFonts w:ascii="Wingdings" w:hAnsi="Wingdings" w:hint="default"/>
+        <w:sz w:val="20"/>
+      </w:rPr>
+    </w:lvl>
+    <w:lvl w:ilvl="4" w:tentative="1">
+      <w:start w:val="1"/>
+      <w:numFmt w:val="bullet"/>
+      <w:lvlText w:val=""/>
+      <w:lvlJc w:val="left"/>
+      <w:pPr>
+        <w:tabs>
+          <w:tab w:val="num" w:pos="3600"/>
+        </w:tabs>
+        <w:ind w:left="3600" w:hanging="360"/>
+      </w:pPr>
+      <w:rPr>
+        <w:rFonts w:ascii="Wingdings" w:hAnsi="Wingdings" w:hint="default"/>
+        <w:sz w:val="20"/>
+      </w:rPr>
+    </w:lvl>
+    <w:lvl w:ilvl="5" w:tentative="1">
+      <w:start w:val="1"/>
+      <w:numFmt w:val="bullet"/>
+      <w:lvlText w:val=""/>
+      <w:lvlJc w:val="left"/>
+      <w:pPr>
+        <w:tabs>
+          <w:tab w:val="num" w:pos="4320"/>
+        </w:tabs>
+        <w:ind w:left="4320" w:hanging="360"/>
+      </w:pPr>
+      <w:rPr>
+        <w:rFonts w:ascii="Wingdings" w:hAnsi="Wingdings" w:hint="default"/>
+        <w:sz w:val="20"/>
+      </w:rPr>
+    </w:lvl>
+    <w:lvl w:ilvl="6" w:tentative="1">
+      <w:start w:val="1"/>
+      <w:numFmt w:val="bullet"/>
+      <w:lvlText w:val=""/>
+      <w:lvlJc w:val="left"/>
+      <w:pPr>
+        <w:tabs>
+          <w:tab w:val="num" w:pos="5040"/>
+        </w:tabs>
+        <w:ind w:left="5040" w:hanging="360"/>
+      </w:pPr>
+      <w:rPr>
+        <w:rFonts w:ascii="Wingdings" w:hAnsi="Wingdings" w:hint="default"/>
+        <w:sz w:val="20"/>
+      </w:rPr>
+    </w:lvl>
+    <w:lvl w:ilvl="7" w:tentative="1">
+      <w:start w:val="1"/>
+      <w:numFmt w:val="bullet"/>
+      <w:lvlText w:val=""/>
+      <w:lvlJc w:val="left"/>
+      <w:pPr>
+        <w:tabs>
+          <w:tab w:val="num" w:pos="5760"/>
+        </w:tabs>
+        <w:ind w:left="5760" w:hanging="360"/>
+      </w:pPr>
+      <w:rPr>
+        <w:rFonts w:ascii="Wingdings" w:hAnsi="Wingdings" w:hint="default"/>
+        <w:sz w:val="20"/>
+      </w:rPr>
+    </w:lvl>
+    <w:lvl w:ilvl="8" w:tentative="1">
+      <w:start w:val="1"/>
+      <w:numFmt w:val="bullet"/>
+      <w:lvlText w:val=""/>
+      <w:lvlJc w:val="left"/>
+      <w:pPr>
+        <w:tabs>
+          <w:tab w:val="num" w:pos="6480"/>
+        </w:tabs>
+        <w:ind w:left="6480" w:hanging="360"/>
+      </w:pPr>
+      <w:rPr>
+        <w:rFonts w:ascii="Wingdings" w:hAnsi="Wingdings" w:hint="default"/>
+        <w:sz w:val="20"/>
+      </w:rPr>
+    </w:lvl>
+  </w:abstractNum>
+  <w:abstractNum w:abstractNumId="18">
+    <w:nsid w:val="57466230"/>
+    <w:multiLevelType w:val="multilevel"/>
+    <w:tmpl w:val="11B82CD4"/>
+    <w:lvl w:ilvl="0">
+      <w:start w:val="1"/>
+      <w:numFmt w:val="bullet"/>
+      <w:lvlText w:val=""/>
+      <w:lvlJc w:val="left"/>
+      <w:pPr>
+        <w:tabs>
+          <w:tab w:val="num" w:pos="720"/>
+        </w:tabs>
+        <w:ind w:left="720" w:hanging="360"/>
+      </w:pPr>
+      <w:rPr>
+        <w:rFonts w:ascii="Symbol" w:hAnsi="Symbol" w:hint="default"/>
+        <w:sz w:val="20"/>
+      </w:rPr>
+    </w:lvl>
+    <w:lvl w:ilvl="1" w:tentative="1">
+      <w:start w:val="1"/>
+      <w:numFmt w:val="bullet"/>
+      <w:lvlText w:val="o"/>
+      <w:lvlJc w:val="left"/>
+      <w:pPr>
+        <w:tabs>
+          <w:tab w:val="num" w:pos="1440"/>
+        </w:tabs>
+        <w:ind w:left="1440" w:hanging="360"/>
+      </w:pPr>
+      <w:rPr>
+        <w:rFonts w:ascii="Courier New" w:hAnsi="Courier New" w:hint="default"/>
+        <w:sz w:val="20"/>
+      </w:rPr>
+    </w:lvl>
+    <w:lvl w:ilvl="2" w:tentative="1">
+      <w:start w:val="1"/>
+      <w:numFmt w:val="bullet"/>
+      <w:lvlText w:val=""/>
+      <w:lvlJc w:val="left"/>
+      <w:pPr>
+        <w:tabs>
+          <w:tab w:val="num" w:pos="2160"/>
+        </w:tabs>
+        <w:ind w:left="2160" w:hanging="360"/>
+      </w:pPr>
+      <w:rPr>
+        <w:rFonts w:ascii="Wingdings" w:hAnsi="Wingdings" w:hint="default"/>
+        <w:sz w:val="20"/>
+      </w:rPr>
+    </w:lvl>
+    <w:lvl w:ilvl="3" w:tentative="1">
+      <w:start w:val="1"/>
+      <w:numFmt w:val="bullet"/>
+      <w:lvlText w:val=""/>
+      <w:lvlJc w:val="left"/>
+      <w:pPr>
+        <w:tabs>
+          <w:tab w:val="num" w:pos="2880"/>
+        </w:tabs>
+        <w:ind w:left="2880" w:hanging="360"/>
+      </w:pPr>
+      <w:rPr>
+        <w:rFonts w:ascii="Wingdings" w:hAnsi="Wingdings" w:hint="default"/>
+        <w:sz w:val="20"/>
+      </w:rPr>
+    </w:lvl>
+    <w:lvl w:ilvl="4" w:tentative="1">
+      <w:start w:val="1"/>
+      <w:numFmt w:val="bullet"/>
+      <w:lvlText w:val=""/>
+      <w:lvlJc w:val="left"/>
+      <w:pPr>
+        <w:tabs>
+          <w:tab w:val="num" w:pos="3600"/>
+        </w:tabs>
+        <w:ind w:left="3600" w:hanging="360"/>
+      </w:pPr>
+      <w:rPr>
+        <w:rFonts w:ascii="Wingdings" w:hAnsi="Wingdings" w:hint="default"/>
+        <w:sz w:val="20"/>
+      </w:rPr>
+    </w:lvl>
+    <w:lvl w:ilvl="5" w:tentative="1">
+      <w:start w:val="1"/>
+      <w:numFmt w:val="bullet"/>
+      <w:lvlText w:val=""/>
+      <w:lvlJc w:val="left"/>
+      <w:pPr>
+        <w:tabs>
+          <w:tab w:val="num" w:pos="4320"/>
+        </w:tabs>
+        <w:ind w:left="4320" w:hanging="360"/>
+      </w:pPr>
+      <w:rPr>
+        <w:rFonts w:ascii="Wingdings" w:hAnsi="Wingdings" w:hint="default"/>
+        <w:sz w:val="20"/>
+      </w:rPr>
+    </w:lvl>
+    <w:lvl w:ilvl="6" w:tentative="1">
+      <w:start w:val="1"/>
+      <w:numFmt w:val="bullet"/>
+      <w:lvlText w:val=""/>
+      <w:lvlJc w:val="left"/>
+      <w:pPr>
+        <w:tabs>
+          <w:tab w:val="num" w:pos="5040"/>
+        </w:tabs>
+        <w:ind w:left="5040" w:hanging="360"/>
+      </w:pPr>
+      <w:rPr>
+        <w:rFonts w:ascii="Wingdings" w:hAnsi="Wingdings" w:hint="default"/>
+        <w:sz w:val="20"/>
+      </w:rPr>
+    </w:lvl>
+    <w:lvl w:ilvl="7" w:tentative="1">
+      <w:start w:val="1"/>
+      <w:numFmt w:val="bullet"/>
+      <w:lvlText w:val=""/>
+      <w:lvlJc w:val="left"/>
+      <w:pPr>
+        <w:tabs>
+          <w:tab w:val="num" w:pos="5760"/>
+        </w:tabs>
+        <w:ind w:left="5760" w:hanging="360"/>
+      </w:pPr>
+      <w:rPr>
+        <w:rFonts w:ascii="Wingdings" w:hAnsi="Wingdings" w:hint="default"/>
+        <w:sz w:val="20"/>
+      </w:rPr>
+    </w:lvl>
+    <w:lvl w:ilvl="8" w:tentative="1">
+      <w:start w:val="1"/>
+      <w:numFmt w:val="bullet"/>
+      <w:lvlText w:val=""/>
+      <w:lvlJc w:val="left"/>
+      <w:pPr>
+        <w:tabs>
+          <w:tab w:val="num" w:pos="6480"/>
+        </w:tabs>
+        <w:ind w:left="6480" w:hanging="360"/>
+      </w:pPr>
+      <w:rPr>
+        <w:rFonts w:ascii="Wingdings" w:hAnsi="Wingdings" w:hint="default"/>
+        <w:sz w:val="20"/>
+      </w:rPr>
+    </w:lvl>
+  </w:abstractNum>
+  <w:abstractNum w:abstractNumId="19">
+    <w:nsid w:val="59A30670"/>
+    <w:multiLevelType w:val="multilevel"/>
+    <w:tmpl w:val="5EC884EE"/>
+    <w:lvl w:ilvl="0">
+      <w:start w:val="1"/>
+      <w:numFmt w:val="bullet"/>
+      <w:lvlText w:val=""/>
+      <w:lvlJc w:val="left"/>
+      <w:pPr>
+        <w:tabs>
+          <w:tab w:val="num" w:pos="720"/>
+        </w:tabs>
+        <w:ind w:left="720" w:hanging="360"/>
+      </w:pPr>
+      <w:rPr>
+        <w:rFonts w:ascii="Symbol" w:hAnsi="Symbol" w:hint="default"/>
+        <w:sz w:val="20"/>
+      </w:rPr>
+    </w:lvl>
+    <w:lvl w:ilvl="1" w:tentative="1">
+      <w:start w:val="1"/>
+      <w:numFmt w:val="bullet"/>
+      <w:lvlText w:val="o"/>
+      <w:lvlJc w:val="left"/>
+      <w:pPr>
+        <w:tabs>
+          <w:tab w:val="num" w:pos="1440"/>
+        </w:tabs>
+        <w:ind w:left="1440" w:hanging="360"/>
+      </w:pPr>
+      <w:rPr>
+        <w:rFonts w:ascii="Courier New" w:hAnsi="Courier New" w:hint="default"/>
+        <w:sz w:val="20"/>
+      </w:rPr>
+    </w:lvl>
+    <w:lvl w:ilvl="2" w:tentative="1">
+      <w:start w:val="1"/>
+      <w:numFmt w:val="bullet"/>
+      <w:lvlText w:val=""/>
+      <w:lvlJc w:val="left"/>
+      <w:pPr>
+        <w:tabs>
+          <w:tab w:val="num" w:pos="2160"/>
+        </w:tabs>
+        <w:ind w:left="2160" w:hanging="360"/>
+      </w:pPr>
+      <w:rPr>
+        <w:rFonts w:ascii="Wingdings" w:hAnsi="Wingdings" w:hint="default"/>
+        <w:sz w:val="20"/>
+      </w:rPr>
+    </w:lvl>
+    <w:lvl w:ilvl="3" w:tentative="1">
+      <w:start w:val="1"/>
+      <w:numFmt w:val="bullet"/>
+      <w:lvlText w:val=""/>
+      <w:lvlJc w:val="left"/>
+      <w:pPr>
+        <w:tabs>
+          <w:tab w:val="num" w:pos="2880"/>
+        </w:tabs>
+        <w:ind w:left="2880" w:hanging="360"/>
+      </w:pPr>
+      <w:rPr>
+        <w:rFonts w:ascii="Wingdings" w:hAnsi="Wingdings" w:hint="default"/>
+        <w:sz w:val="20"/>
+      </w:rPr>
+    </w:lvl>
+    <w:lvl w:ilvl="4" w:tentative="1">
+      <w:start w:val="1"/>
+      <w:numFmt w:val="bullet"/>
+      <w:lvlText w:val=""/>
+      <w:lvlJc w:val="left"/>
+      <w:pPr>
+        <w:tabs>
+          <w:tab w:val="num" w:pos="3600"/>
+        </w:tabs>
+        <w:ind w:left="3600" w:hanging="360"/>
+      </w:pPr>
+      <w:rPr>
+        <w:rFonts w:ascii="Wingdings" w:hAnsi="Wingdings" w:hint="default"/>
+        <w:sz w:val="20"/>
+      </w:rPr>
+    </w:lvl>
+    <w:lvl w:ilvl="5" w:tentative="1">
+      <w:start w:val="1"/>
+      <w:numFmt w:val="bullet"/>
+      <w:lvlText w:val=""/>
+      <w:lvlJc w:val="left"/>
+      <w:pPr>
+        <w:tabs>
+          <w:tab w:val="num" w:pos="4320"/>
+        </w:tabs>
+        <w:ind w:left="4320" w:hanging="360"/>
+      </w:pPr>
+      <w:rPr>
+        <w:rFonts w:ascii="Wingdings" w:hAnsi="Wingdings" w:hint="default"/>
+        <w:sz w:val="20"/>
+      </w:rPr>
+    </w:lvl>
+    <w:lvl w:ilvl="6" w:tentative="1">
+      <w:start w:val="1"/>
+      <w:numFmt w:val="bullet"/>
+      <w:lvlText w:val=""/>
+      <w:lvlJc w:val="left"/>
+      <w:pPr>
+        <w:tabs>
+          <w:tab w:val="num" w:pos="5040"/>
+        </w:tabs>
+        <w:ind w:left="5040" w:hanging="360"/>
+      </w:pPr>
+      <w:rPr>
+        <w:rFonts w:ascii="Wingdings" w:hAnsi="Wingdings" w:hint="default"/>
+        <w:sz w:val="20"/>
+      </w:rPr>
+    </w:lvl>
+    <w:lvl w:ilvl="7" w:tentative="1">
+      <w:start w:val="1"/>
+      <w:numFmt w:val="bullet"/>
+      <w:lvlText w:val=""/>
+      <w:lvlJc w:val="left"/>
+      <w:pPr>
+        <w:tabs>
+          <w:tab w:val="num" w:pos="5760"/>
+        </w:tabs>
+        <w:ind w:left="5760" w:hanging="360"/>
+      </w:pPr>
+      <w:rPr>
+        <w:rFonts w:ascii="Wingdings" w:hAnsi="Wingdings" w:hint="default"/>
+        <w:sz w:val="20"/>
+      </w:rPr>
+    </w:lvl>
+    <w:lvl w:ilvl="8" w:tentative="1">
+      <w:start w:val="1"/>
+      <w:numFmt w:val="bullet"/>
+      <w:lvlText w:val=""/>
+      <w:lvlJc w:val="left"/>
+      <w:pPr>
+        <w:tabs>
+          <w:tab w:val="num" w:pos="6480"/>
+        </w:tabs>
+        <w:ind w:left="6480" w:hanging="360"/>
+      </w:pPr>
+      <w:rPr>
+        <w:rFonts w:ascii="Wingdings" w:hAnsi="Wingdings" w:hint="default"/>
+        <w:sz w:val="20"/>
+      </w:rPr>
+    </w:lvl>
+  </w:abstractNum>
+  <w:abstractNum w:abstractNumId="20">
+    <w:nsid w:val="5A884A63"/>
+    <w:multiLevelType w:val="multilevel"/>
+    <w:tmpl w:val="FA88C720"/>
+    <w:lvl w:ilvl="0">
+      <w:start w:val="1"/>
+      <w:numFmt w:val="bullet"/>
+      <w:lvlText w:val=""/>
+      <w:lvlJc w:val="left"/>
+      <w:pPr>
+        <w:tabs>
+          <w:tab w:val="num" w:pos="720"/>
+        </w:tabs>
+        <w:ind w:left="720" w:hanging="360"/>
+      </w:pPr>
+      <w:rPr>
+        <w:rFonts w:ascii="Symbol" w:hAnsi="Symbol" w:hint="default"/>
+        <w:sz w:val="20"/>
+      </w:rPr>
+    </w:lvl>
+    <w:lvl w:ilvl="1" w:tentative="1">
+      <w:start w:val="1"/>
+      <w:numFmt w:val="bullet"/>
+      <w:lvlText w:val="o"/>
+      <w:lvlJc w:val="left"/>
+      <w:pPr>
+        <w:tabs>
+          <w:tab w:val="num" w:pos="1440"/>
+        </w:tabs>
+        <w:ind w:left="1440" w:hanging="360"/>
+      </w:pPr>
+      <w:rPr>
+        <w:rFonts w:ascii="Courier New" w:hAnsi="Courier New" w:hint="default"/>
+        <w:sz w:val="20"/>
+      </w:rPr>
+    </w:lvl>
+    <w:lvl w:ilvl="2" w:tentative="1">
+      <w:start w:val="1"/>
+      <w:numFmt w:val="bullet"/>
+      <w:lvlText w:val=""/>
+      <w:lvlJc w:val="left"/>
+      <w:pPr>
+        <w:tabs>
+          <w:tab w:val="num" w:pos="2160"/>
+        </w:tabs>
+        <w:ind w:left="2160" w:hanging="360"/>
+      </w:pPr>
+      <w:rPr>
+        <w:rFonts w:ascii="Wingdings" w:hAnsi="Wingdings" w:hint="default"/>
+        <w:sz w:val="20"/>
+      </w:rPr>
+    </w:lvl>
+    <w:lvl w:ilvl="3" w:tentative="1">
+      <w:start w:val="1"/>
+      <w:numFmt w:val="bullet"/>
+      <w:lvlText w:val=""/>
+      <w:lvlJc w:val="left"/>
+      <w:pPr>
+        <w:tabs>
+          <w:tab w:val="num" w:pos="2880"/>
+        </w:tabs>
+        <w:ind w:left="2880" w:hanging="360"/>
+      </w:pPr>
+      <w:rPr>
+        <w:rFonts w:ascii="Wingdings" w:hAnsi="Wingdings" w:hint="default"/>
+        <w:sz w:val="20"/>
+      </w:rPr>
+    </w:lvl>
+    <w:lvl w:ilvl="4" w:tentative="1">
+      <w:start w:val="1"/>
+      <w:numFmt w:val="bullet"/>
+      <w:lvlText w:val=""/>
+      <w:lvlJc w:val="left"/>
+      <w:pPr>
+        <w:tabs>
+          <w:tab w:val="num" w:pos="3600"/>
+        </w:tabs>
+        <w:ind w:left="3600" w:hanging="360"/>
+      </w:pPr>
+      <w:rPr>
+        <w:rFonts w:ascii="Wingdings" w:hAnsi="Wingdings" w:hint="default"/>
+        <w:sz w:val="20"/>
+      </w:rPr>
+    </w:lvl>
+    <w:lvl w:ilvl="5" w:tentative="1">
+      <w:start w:val="1"/>
+      <w:numFmt w:val="bullet"/>
+      <w:lvlText w:val=""/>
+      <w:lvlJc w:val="left"/>
+      <w:pPr>
+        <w:tabs>
+          <w:tab w:val="num" w:pos="4320"/>
+        </w:tabs>
+        <w:ind w:left="4320" w:hanging="360"/>
+      </w:pPr>
+      <w:rPr>
+        <w:rFonts w:ascii="Wingdings" w:hAnsi="Wingdings" w:hint="default"/>
+        <w:sz w:val="20"/>
+      </w:rPr>
+    </w:lvl>
+    <w:lvl w:ilvl="6" w:tentative="1">
+      <w:start w:val="1"/>
+      <w:numFmt w:val="bullet"/>
+      <w:lvlText w:val=""/>
+      <w:lvlJc w:val="left"/>
+      <w:pPr>
+        <w:tabs>
+          <w:tab w:val="num" w:pos="5040"/>
+        </w:tabs>
+        <w:ind w:left="5040" w:hanging="360"/>
+      </w:pPr>
+      <w:rPr>
+        <w:rFonts w:ascii="Wingdings" w:hAnsi="Wingdings" w:hint="default"/>
+        <w:sz w:val="20"/>
+      </w:rPr>
+    </w:lvl>
+    <w:lvl w:ilvl="7" w:tentative="1">
+      <w:start w:val="1"/>
+      <w:numFmt w:val="bullet"/>
+      <w:lvlText w:val=""/>
+      <w:lvlJc w:val="left"/>
+      <w:pPr>
+        <w:tabs>
+          <w:tab w:val="num" w:pos="5760"/>
+        </w:tabs>
+        <w:ind w:left="5760" w:hanging="360"/>
+      </w:pPr>
+      <w:rPr>
+        <w:rFonts w:ascii="Wingdings" w:hAnsi="Wingdings" w:hint="default"/>
+        <w:sz w:val="20"/>
+      </w:rPr>
+    </w:lvl>
+    <w:lvl w:ilvl="8" w:tentative="1">
+      <w:start w:val="1"/>
+      <w:numFmt w:val="bullet"/>
+      <w:lvlText w:val=""/>
+      <w:lvlJc w:val="left"/>
+      <w:pPr>
+        <w:tabs>
+          <w:tab w:val="num" w:pos="6480"/>
+        </w:tabs>
+        <w:ind w:left="6480" w:hanging="360"/>
+      </w:pPr>
+      <w:rPr>
+        <w:rFonts w:ascii="Wingdings" w:hAnsi="Wingdings" w:hint="default"/>
+        <w:sz w:val="20"/>
+      </w:rPr>
+    </w:lvl>
+  </w:abstractNum>
+  <w:abstractNum w:abstractNumId="21">
+    <w:nsid w:val="5F7424A4"/>
+    <w:multiLevelType w:val="multilevel"/>
+    <w:tmpl w:val="E1CA99D4"/>
+    <w:lvl w:ilvl="0">
+      <w:start w:val="1"/>
+      <w:numFmt w:val="bullet"/>
+      <w:lvlText w:val=""/>
+      <w:lvlJc w:val="left"/>
+      <w:pPr>
+        <w:tabs>
+          <w:tab w:val="num" w:pos="720"/>
+        </w:tabs>
+        <w:ind w:left="720" w:hanging="360"/>
+      </w:pPr>
+      <w:rPr>
+        <w:rFonts w:ascii="Symbol" w:hAnsi="Symbol" w:hint="default"/>
+        <w:sz w:val="20"/>
+      </w:rPr>
+    </w:lvl>
+    <w:lvl w:ilvl="1" w:tentative="1">
+      <w:start w:val="1"/>
+      <w:numFmt w:val="bullet"/>
+      <w:lvlText w:val="o"/>
+      <w:lvlJc w:val="left"/>
+      <w:pPr>
+        <w:tabs>
+          <w:tab w:val="num" w:pos="1440"/>
+        </w:tabs>
+        <w:ind w:left="1440" w:hanging="360"/>
+      </w:pPr>
+      <w:rPr>
+        <w:rFonts w:ascii="Courier New" w:hAnsi="Courier New" w:hint="default"/>
+        <w:sz w:val="20"/>
+      </w:rPr>
+    </w:lvl>
+    <w:lvl w:ilvl="2" w:tentative="1">
+      <w:start w:val="1"/>
+      <w:numFmt w:val="bullet"/>
+      <w:lvlText w:val=""/>
+      <w:lvlJc w:val="left"/>
+      <w:pPr>
+        <w:tabs>
+          <w:tab w:val="num" w:pos="2160"/>
+        </w:tabs>
+        <w:ind w:left="2160" w:hanging="360"/>
+      </w:pPr>
+      <w:rPr>
+        <w:rFonts w:ascii="Wingdings" w:hAnsi="Wingdings" w:hint="default"/>
+        <w:sz w:val="20"/>
+      </w:rPr>
+    </w:lvl>
+    <w:lvl w:ilvl="3" w:tentative="1">
+      <w:start w:val="1"/>
+      <w:numFmt w:val="bullet"/>
+      <w:lvlText w:val=""/>
+      <w:lvlJc w:val="left"/>
+      <w:pPr>
+        <w:tabs>
+          <w:tab w:val="num" w:pos="2880"/>
+        </w:tabs>
+        <w:ind w:left="2880" w:hanging="360"/>
+      </w:pPr>
+      <w:rPr>
+        <w:rFonts w:ascii="Wingdings" w:hAnsi="Wingdings" w:hint="default"/>
+        <w:sz w:val="20"/>
+      </w:rPr>
+    </w:lvl>
+    <w:lvl w:ilvl="4" w:tentative="1">
+      <w:start w:val="1"/>
+      <w:numFmt w:val="bullet"/>
+      <w:lvlText w:val=""/>
+      <w:lvlJc w:val="left"/>
+      <w:pPr>
+        <w:tabs>
+          <w:tab w:val="num" w:pos="3600"/>
+        </w:tabs>
+        <w:ind w:left="3600" w:hanging="360"/>
+      </w:pPr>
+      <w:rPr>
+        <w:rFonts w:ascii="Wingdings" w:hAnsi="Wingdings" w:hint="default"/>
+        <w:sz w:val="20"/>
+      </w:rPr>
+    </w:lvl>
+    <w:lvl w:ilvl="5" w:tentative="1">
+      <w:start w:val="1"/>
+      <w:numFmt w:val="bullet"/>
+      <w:lvlText w:val=""/>
+      <w:lvlJc w:val="left"/>
+      <w:pPr>
+        <w:tabs>
+          <w:tab w:val="num" w:pos="4320"/>
+        </w:tabs>
+        <w:ind w:left="4320" w:hanging="360"/>
+      </w:pPr>
+      <w:rPr>
+        <w:rFonts w:ascii="Wingdings" w:hAnsi="Wingdings" w:hint="default"/>
+        <w:sz w:val="20"/>
+      </w:rPr>
+    </w:lvl>
+    <w:lvl w:ilvl="6" w:tentative="1">
+      <w:start w:val="1"/>
+      <w:numFmt w:val="bullet"/>
+      <w:lvlText w:val=""/>
+      <w:lvlJc w:val="left"/>
+      <w:pPr>
+        <w:tabs>
+          <w:tab w:val="num" w:pos="5040"/>
+        </w:tabs>
+        <w:ind w:left="5040" w:hanging="360"/>
+      </w:pPr>
+      <w:rPr>
+        <w:rFonts w:ascii="Wingdings" w:hAnsi="Wingdings" w:hint="default"/>
+        <w:sz w:val="20"/>
+      </w:rPr>
+    </w:lvl>
+    <w:lvl w:ilvl="7" w:tentative="1">
+      <w:start w:val="1"/>
+      <w:numFmt w:val="bullet"/>
+      <w:lvlText w:val=""/>
+      <w:lvlJc w:val="left"/>
+      <w:pPr>
+        <w:tabs>
+          <w:tab w:val="num" w:pos="5760"/>
+        </w:tabs>
+        <w:ind w:left="5760" w:hanging="360"/>
+      </w:pPr>
+      <w:rPr>
+        <w:rFonts w:ascii="Wingdings" w:hAnsi="Wingdings" w:hint="default"/>
+        <w:sz w:val="20"/>
+      </w:rPr>
+    </w:lvl>
+    <w:lvl w:ilvl="8" w:tentative="1">
+      <w:start w:val="1"/>
+      <w:numFmt w:val="bullet"/>
+      <w:lvlText w:val=""/>
+      <w:lvlJc w:val="left"/>
+      <w:pPr>
+        <w:tabs>
+          <w:tab w:val="num" w:pos="6480"/>
+        </w:tabs>
+        <w:ind w:left="6480" w:hanging="360"/>
+      </w:pPr>
+      <w:rPr>
+        <w:rFonts w:ascii="Wingdings" w:hAnsi="Wingdings" w:hint="default"/>
+        <w:sz w:val="20"/>
+      </w:rPr>
+    </w:lvl>
+  </w:abstractNum>
+  <w:abstractNum w:abstractNumId="22">
+    <w:nsid w:val="78FC3049"/>
+    <w:multiLevelType w:val="multilevel"/>
+    <w:tmpl w:val="2496D542"/>
+    <w:lvl w:ilvl="0">
+      <w:start w:val="1"/>
+      <w:numFmt w:val="bullet"/>
+      <w:lvlText w:val=""/>
+      <w:lvlJc w:val="left"/>
+      <w:pPr>
+        <w:tabs>
+          <w:tab w:val="num" w:pos="720"/>
+        </w:tabs>
+        <w:ind w:left="720" w:hanging="360"/>
+      </w:pPr>
+      <w:rPr>
+        <w:rFonts w:ascii="Symbol" w:hAnsi="Symbol" w:hint="default"/>
+        <w:sz w:val="20"/>
+      </w:rPr>
+    </w:lvl>
+    <w:lvl w:ilvl="1" w:tentative="1">
+      <w:start w:val="1"/>
+      <w:numFmt w:val="bullet"/>
+      <w:lvlText w:val="o"/>
+      <w:lvlJc w:val="left"/>
+      <w:pPr>
+        <w:tabs>
+          <w:tab w:val="num" w:pos="1440"/>
+        </w:tabs>
+        <w:ind w:left="1440" w:hanging="360"/>
+      </w:pPr>
+      <w:rPr>
+        <w:rFonts w:ascii="Courier New" w:hAnsi="Courier New" w:hint="default"/>
+        <w:sz w:val="20"/>
+      </w:rPr>
+    </w:lvl>
+    <w:lvl w:ilvl="2" w:tentative="1">
+      <w:start w:val="1"/>
+      <w:numFmt w:val="bullet"/>
+      <w:lvlText w:val=""/>
+      <w:lvlJc w:val="left"/>
+      <w:pPr>
+        <w:tabs>
+          <w:tab w:val="num" w:pos="2160"/>
+        </w:tabs>
+        <w:ind w:left="2160" w:hanging="360"/>
+      </w:pPr>
+      <w:rPr>
+        <w:rFonts w:ascii="Wingdings" w:hAnsi="Wingdings" w:hint="default"/>
+        <w:sz w:val="20"/>
+      </w:rPr>
+    </w:lvl>
+    <w:lvl w:ilvl="3" w:tentative="1">
+      <w:start w:val="1"/>
+      <w:numFmt w:val="bullet"/>
+      <w:lvlText w:val=""/>
+      <w:lvlJc w:val="left"/>
+      <w:pPr>
+        <w:tabs>
+          <w:tab w:val="num" w:pos="2880"/>
+        </w:tabs>
+        <w:ind w:left="2880" w:hanging="360"/>
+      </w:pPr>
+      <w:rPr>
+        <w:rFonts w:ascii="Wingdings" w:hAnsi="Wingdings" w:hint="default"/>
+        <w:sz w:val="20"/>
+      </w:rPr>
+    </w:lvl>
+    <w:lvl w:ilvl="4" w:tentative="1">
+      <w:start w:val="1"/>
+      <w:numFmt w:val="bullet"/>
+      <w:lvlText w:val=""/>
+      <w:lvlJc w:val="left"/>
+      <w:pPr>
+        <w:tabs>
+          <w:tab w:val="num" w:pos="3600"/>
+        </w:tabs>
+        <w:ind w:left="3600" w:hanging="360"/>
+      </w:pPr>
+      <w:rPr>
+        <w:rFonts w:ascii="Wingdings" w:hAnsi="Wingdings" w:hint="default"/>
+        <w:sz w:val="20"/>
+      </w:rPr>
+    </w:lvl>
+    <w:lvl w:ilvl="5" w:tentative="1">
+      <w:start w:val="1"/>
+      <w:numFmt w:val="bullet"/>
+      <w:lvlText w:val=""/>
+      <w:lvlJc w:val="left"/>
+      <w:pPr>
+        <w:tabs>
+          <w:tab w:val="num" w:pos="4320"/>
+        </w:tabs>
+        <w:ind w:left="4320" w:hanging="360"/>
+      </w:pPr>
+      <w:rPr>
+        <w:rFonts w:ascii="Wingdings" w:hAnsi="Wingdings" w:hint="default"/>
+        <w:sz w:val="20"/>
+      </w:rPr>
+    </w:lvl>
+    <w:lvl w:ilvl="6" w:tentative="1">
+      <w:start w:val="1"/>
+      <w:numFmt w:val="bullet"/>
+      <w:lvlText w:val=""/>
+      <w:lvlJc w:val="left"/>
+      <w:pPr>
+        <w:tabs>
+          <w:tab w:val="num" w:pos="5040"/>
+        </w:tabs>
+        <w:ind w:left="5040" w:hanging="360"/>
+      </w:pPr>
+      <w:rPr>
+        <w:rFonts w:ascii="Wingdings" w:hAnsi="Wingdings" w:hint="default"/>
+        <w:sz w:val="20"/>
+      </w:rPr>
+    </w:lvl>
+    <w:lvl w:ilvl="7" w:tentative="1">
+      <w:start w:val="1"/>
+      <w:numFmt w:val="bullet"/>
+      <w:lvlText w:val=""/>
+      <w:lvlJc w:val="left"/>
+      <w:pPr>
+        <w:tabs>
+          <w:tab w:val="num" w:pos="5760"/>
+        </w:tabs>
+        <w:ind w:left="5760" w:hanging="360"/>
+      </w:pPr>
+      <w:rPr>
+        <w:rFonts w:ascii="Wingdings" w:hAnsi="Wingdings" w:hint="default"/>
+        <w:sz w:val="20"/>
+      </w:rPr>
+    </w:lvl>
+    <w:lvl w:ilvl="8" w:tentative="1">
+      <w:start w:val="1"/>
+      <w:numFmt w:val="bullet"/>
+      <w:lvlText w:val=""/>
+      <w:lvlJc w:val="left"/>
+      <w:pPr>
+        <w:tabs>
+          <w:tab w:val="num" w:pos="6480"/>
+        </w:tabs>
+        <w:ind w:left="6480" w:hanging="360"/>
+      </w:pPr>
+      <w:rPr>
+        <w:rFonts w:ascii="Wingdings" w:hAnsi="Wingdings" w:hint="default"/>
+        <w:sz w:val="20"/>
+      </w:rPr>
+    </w:lvl>
+  </w:abstractNum>
+  <w:abstractNum w:abstractNumId="23">
+    <w:nsid w:val="7AE62B73"/>
+    <w:multiLevelType w:val="multilevel"/>
+    <w:tmpl w:val="51604348"/>
+    <w:lvl w:ilvl="0">
+      <w:start w:val="1"/>
+      <w:numFmt w:val="bullet"/>
+      <w:lvlText w:val=""/>
+      <w:lvlJc w:val="left"/>
+      <w:pPr>
+        <w:tabs>
+          <w:tab w:val="num" w:pos="720"/>
+        </w:tabs>
+        <w:ind w:left="720" w:hanging="360"/>
+      </w:pPr>
+      <w:rPr>
+        <w:rFonts w:ascii="Symbol" w:hAnsi="Symbol" w:hint="default"/>
+        <w:sz w:val="20"/>
+      </w:rPr>
+    </w:lvl>
+    <w:lvl w:ilvl="1" w:tentative="1">
+      <w:start w:val="1"/>
+      <w:numFmt w:val="bullet"/>
+      <w:lvlText w:val="o"/>
+      <w:lvlJc w:val="left"/>
+      <w:pPr>
+        <w:tabs>
+          <w:tab w:val="num" w:pos="1440"/>
+        </w:tabs>
+        <w:ind w:left="1440" w:hanging="360"/>
+      </w:pPr>
+      <w:rPr>
+        <w:rFonts w:ascii="Courier New" w:hAnsi="Courier New" w:hint="default"/>
+        <w:sz w:val="20"/>
+      </w:rPr>
+    </w:lvl>
+    <w:lvl w:ilvl="2" w:tentative="1">
+      <w:start w:val="1"/>
+      <w:numFmt w:val="bullet"/>
+      <w:lvlText w:val=""/>
+      <w:lvlJc w:val="left"/>
+      <w:pPr>
+        <w:tabs>
+          <w:tab w:val="num" w:pos="2160"/>
+        </w:tabs>
+        <w:ind w:left="2160" w:hanging="360"/>
+      </w:pPr>
+      <w:rPr>
+        <w:rFonts w:ascii="Wingdings" w:hAnsi="Wingdings" w:hint="default"/>
+        <w:sz w:val="20"/>
+      </w:rPr>
+    </w:lvl>
+    <w:lvl w:ilvl="3" w:tentative="1">
+      <w:start w:val="1"/>
+      <w:numFmt w:val="bullet"/>
+      <w:lvlText w:val=""/>
+      <w:lvlJc w:val="left"/>
+      <w:pPr>
+        <w:tabs>
+          <w:tab w:val="num" w:pos="2880"/>
+        </w:tabs>
+        <w:ind w:left="2880" w:hanging="360"/>
+      </w:pPr>
+      <w:rPr>
+        <w:rFonts w:ascii="Wingdings" w:hAnsi="Wingdings" w:hint="default"/>
+        <w:sz w:val="20"/>
+      </w:rPr>
+    </w:lvl>
+    <w:lvl w:ilvl="4" w:tentative="1">
+      <w:start w:val="1"/>
+      <w:numFmt w:val="bullet"/>
+      <w:lvlText w:val=""/>
+      <w:lvlJc w:val="left"/>
+      <w:pPr>
+        <w:tabs>
+          <w:tab w:val="num" w:pos="3600"/>
+        </w:tabs>
+        <w:ind w:left="3600" w:hanging="360"/>
+      </w:pPr>
+      <w:rPr>
+        <w:rFonts w:ascii="Wingdings" w:hAnsi="Wingdings" w:hint="default"/>
+        <w:sz w:val="20"/>
+      </w:rPr>
+    </w:lvl>
+    <w:lvl w:ilvl="5" w:tentative="1">
+      <w:start w:val="1"/>
+      <w:numFmt w:val="bullet"/>
+      <w:lvlText w:val=""/>
+      <w:lvlJc w:val="left"/>
+      <w:pPr>
+        <w:tabs>
+          <w:tab w:val="num" w:pos="4320"/>
+        </w:tabs>
+        <w:ind w:left="4320" w:hanging="360"/>
+      </w:pPr>
+      <w:rPr>
+        <w:rFonts w:ascii="Wingdings" w:hAnsi="Wingdings" w:hint="default"/>
+        <w:sz w:val="20"/>
+      </w:rPr>
+    </w:lvl>
+    <w:lvl w:ilvl="6" w:tentative="1">
+      <w:start w:val="1"/>
+      <w:numFmt w:val="bullet"/>
+      <w:lvlText w:val=""/>
+      <w:lvlJc w:val="left"/>
+      <w:pPr>
+        <w:tabs>
+          <w:tab w:val="num" w:pos="5040"/>
+        </w:tabs>
+        <w:ind w:left="5040" w:hanging="360"/>
+      </w:pPr>
+      <w:rPr>
+        <w:rFonts w:ascii="Wingdings" w:hAnsi="Wingdings" w:hint="default"/>
+        <w:sz w:val="20"/>
+      </w:rPr>
+    </w:lvl>
+    <w:lvl w:ilvl="7" w:tentative="1">
+      <w:start w:val="1"/>
+      <w:numFmt w:val="bullet"/>
+      <w:lvlText w:val=""/>
+      <w:lvlJc w:val="left"/>
+      <w:pPr>
+        <w:tabs>
+          <w:tab w:val="num" w:pos="5760"/>
+        </w:tabs>
+        <w:ind w:left="5760" w:hanging="360"/>
+      </w:pPr>
+      <w:rPr>
+        <w:rFonts w:ascii="Wingdings" w:hAnsi="Wingdings" w:hint="default"/>
+        <w:sz w:val="20"/>
+      </w:rPr>
+    </w:lvl>
+    <w:lvl w:ilvl="8" w:tentative="1">
+      <w:start w:val="1"/>
+      <w:numFmt w:val="bullet"/>
+      <w:lvlText w:val=""/>
+      <w:lvlJc w:val="left"/>
+      <w:pPr>
+        <w:tabs>
+          <w:tab w:val="num" w:pos="6480"/>
+        </w:tabs>
+        <w:ind w:left="6480" w:hanging="360"/>
+      </w:pPr>
+      <w:rPr>
+        <w:rFonts w:ascii="Wingdings" w:hAnsi="Wingdings" w:hint="default"/>
+        <w:sz w:val="20"/>
+      </w:rPr>
+    </w:lvl>
+  </w:abstractNum>
+  <w:abstractNum w:abstractNumId="24">
+    <w:nsid w:val="7C341CBA"/>
+    <w:multiLevelType w:val="multilevel"/>
+    <w:tmpl w:val="7D4C2F36"/>
+    <w:lvl w:ilvl="0">
+      <w:start w:val="1"/>
+      <w:numFmt w:val="decimal"/>
+      <w:lvlText w:val="%1."/>
+      <w:lvlJc w:val="left"/>
+      <w:pPr>
+        <w:tabs>
+          <w:tab w:val="num" w:pos="720"/>
+        </w:tabs>
+        <w:ind w:left="720" w:hanging="360"/>
+      </w:pPr>
+    </w:lvl>
+    <w:lvl w:ilvl="1" w:tentative="1">
+      <w:start w:val="1"/>
+      <w:numFmt w:val="decimal"/>
+      <w:lvlText w:val="%2."/>
+      <w:lvlJc w:val="left"/>
+      <w:pPr>
+        <w:tabs>
+          <w:tab w:val="num" w:pos="1440"/>
+        </w:tabs>
+        <w:ind w:left="1440" w:hanging="360"/>
+      </w:pPr>
+    </w:lvl>
+    <w:lvl w:ilvl="2" w:tentative="1">
+      <w:start w:val="1"/>
+      <w:numFmt w:val="decimal"/>
+      <w:lvlText w:val="%3."/>
+      <w:lvlJc w:val="left"/>
+      <w:pPr>
+        <w:tabs>
+          <w:tab w:val="num" w:pos="2160"/>
+        </w:tabs>
+        <w:ind w:left="2160" w:hanging="360"/>
+      </w:pPr>
+    </w:lvl>
+    <w:lvl w:ilvl="3" w:tentative="1">
+      <w:start w:val="1"/>
+      <w:numFmt w:val="decimal"/>
+      <w:lvlText w:val="%4."/>
+      <w:lvlJc w:val="left"/>
+      <w:pPr>
+        <w:tabs>
+          <w:tab w:val="num" w:pos="2880"/>
+        </w:tabs>
+        <w:ind w:left="2880" w:hanging="360"/>
+      </w:pPr>
+    </w:lvl>
+    <w:lvl w:ilvl="4" w:tentative="1">
+      <w:start w:val="1"/>
+      <w:numFmt w:val="decimal"/>
+      <w:lvlText w:val="%5."/>
+      <w:lvlJc w:val="left"/>
+      <w:pPr>
+        <w:tabs>
+          <w:tab w:val="num" w:pos="3600"/>
+        </w:tabs>
+        <w:ind w:left="3600" w:hanging="360"/>
+      </w:pPr>
+    </w:lvl>
+    <w:lvl w:ilvl="5" w:tentative="1">
+      <w:start w:val="1"/>
+      <w:numFmt w:val="decimal"/>
+      <w:lvlText w:val="%6."/>
+      <w:lvlJc w:val="left"/>
+      <w:pPr>
+        <w:tabs>
+          <w:tab w:val="num" w:pos="4320"/>
+        </w:tabs>
+        <w:ind w:left="4320" w:hanging="360"/>
+      </w:pPr>
+    </w:lvl>
+    <w:lvl w:ilvl="6" w:tentative="1">
+      <w:start w:val="1"/>
+      <w:numFmt w:val="decimal"/>
+      <w:lvlText w:val="%7."/>
+      <w:lvlJc w:val="left"/>
+      <w:pPr>
+        <w:tabs>
+          <w:tab w:val="num" w:pos="5040"/>
+        </w:tabs>
+        <w:ind w:left="5040" w:hanging="360"/>
+      </w:pPr>
+    </w:lvl>
+    <w:lvl w:ilvl="7" w:tentative="1">
+      <w:start w:val="1"/>
+      <w:numFmt w:val="decimal"/>
+      <w:lvlText w:val="%8."/>
+      <w:lvlJc w:val="left"/>
+      <w:pPr>
+        <w:tabs>
+          <w:tab w:val="num" w:pos="5760"/>
+        </w:tabs>
+        <w:ind w:left="5760" w:hanging="360"/>
+      </w:pPr>
+    </w:lvl>
+    <w:lvl w:ilvl="8" w:tentative="1">
+      <w:start w:val="1"/>
+      <w:numFmt w:val="decimal"/>
+      <w:lvlText w:val="%9."/>
+      <w:lvlJc w:val="left"/>
+      <w:pPr>
+        <w:tabs>
+          <w:tab w:val="num" w:pos="6480"/>
+        </w:tabs>
+        <w:ind w:left="6480" w:hanging="360"/>
+      </w:pPr>
+    </w:lvl>
+  </w:abstractNum>
+  <w:abstractNum w:abstractNumId="25">
+    <w:nsid w:val="7EE43AC8"/>
+    <w:multiLevelType w:val="multilevel"/>
+    <w:tmpl w:val="B72452BA"/>
+    <w:lvl w:ilvl="0">
+      <w:start w:val="1"/>
+      <w:numFmt w:val="bullet"/>
+      <w:lvlText w:val=""/>
+      <w:lvlJc w:val="left"/>
+      <w:pPr>
+        <w:tabs>
+          <w:tab w:val="num" w:pos="720"/>
+        </w:tabs>
+        <w:ind w:left="720" w:hanging="360"/>
+      </w:pPr>
+      <w:rPr>
+        <w:rFonts w:ascii="Symbol" w:hAnsi="Symbol" w:hint="default"/>
+        <w:sz w:val="20"/>
+      </w:rPr>
+    </w:lvl>
+    <w:lvl w:ilvl="1" w:tentative="1">
+      <w:start w:val="1"/>
+      <w:numFmt w:val="bullet"/>
+      <w:lvlText w:val="o"/>
+      <w:lvlJc w:val="left"/>
+      <w:pPr>
+        <w:tabs>
+          <w:tab w:val="num" w:pos="1440"/>
+        </w:tabs>
+        <w:ind w:left="1440" w:hanging="360"/>
+      </w:pPr>
+      <w:rPr>
+        <w:rFonts w:ascii="Courier New" w:hAnsi="Courier New" w:hint="default"/>
+        <w:sz w:val="20"/>
+      </w:rPr>
+    </w:lvl>
+    <w:lvl w:ilvl="2" w:tentative="1">
+      <w:start w:val="1"/>
+      <w:numFmt w:val="bullet"/>
+      <w:lvlText w:val=""/>
+      <w:lvlJc w:val="left"/>
+      <w:pPr>
+        <w:tabs>
+          <w:tab w:val="num" w:pos="2160"/>
+        </w:tabs>
+        <w:ind w:left="2160" w:hanging="360"/>
+      </w:pPr>
+      <w:rPr>
+        <w:rFonts w:ascii="Wingdings" w:hAnsi="Wingdings" w:hint="default"/>
+        <w:sz w:val="20"/>
+      </w:rPr>
+    </w:lvl>
+    <w:lvl w:ilvl="3" w:tentative="1">
+      <w:start w:val="1"/>
+      <w:numFmt w:val="bullet"/>
+      <w:lvlText w:val=""/>
+      <w:lvlJc w:val="left"/>
+      <w:pPr>
+        <w:tabs>
+          <w:tab w:val="num" w:pos="2880"/>
+        </w:tabs>
+        <w:ind w:left="2880" w:hanging="360"/>
+      </w:pPr>
+      <w:rPr>
+        <w:rFonts w:ascii="Wingdings" w:hAnsi="Wingdings" w:hint="default"/>
+        <w:sz w:val="20"/>
+      </w:rPr>
+    </w:lvl>
+    <w:lvl w:ilvl="4" w:tentative="1">
+      <w:start w:val="1"/>
+      <w:numFmt w:val="bullet"/>
+      <w:lvlText w:val=""/>
+      <w:lvlJc w:val="left"/>
+      <w:pPr>
+        <w:tabs>
+          <w:tab w:val="num" w:pos="3600"/>
+        </w:tabs>
+        <w:ind w:left="3600" w:hanging="360"/>
+      </w:pPr>
+      <w:rPr>
+        <w:rFonts w:ascii="Wingdings" w:hAnsi="Wingdings" w:hint="default"/>
+        <w:sz w:val="20"/>
+      </w:rPr>
+    </w:lvl>
+    <w:lvl w:ilvl="5" w:tentative="1">
+      <w:start w:val="1"/>
+      <w:numFmt w:val="bullet"/>
+      <w:lvlText w:val=""/>
+      <w:lvlJc w:val="left"/>
+      <w:pPr>
+        <w:tabs>
+          <w:tab w:val="num" w:pos="4320"/>
+        </w:tabs>
+        <w:ind w:left="4320" w:hanging="360"/>
+      </w:pPr>
+      <w:rPr>
+        <w:rFonts w:ascii="Wingdings" w:hAnsi="Wingdings" w:hint="default"/>
+        <w:sz w:val="20"/>
+      </w:rPr>
+    </w:lvl>
+    <w:lvl w:ilvl="6" w:tentative="1">
+      <w:start w:val="1"/>
+      <w:numFmt w:val="bullet"/>
+      <w:lvlText w:val=""/>
+      <w:lvlJc w:val="left"/>
+      <w:pPr>
+        <w:tabs>
+          <w:tab w:val="num" w:pos="5040"/>
+        </w:tabs>
+        <w:ind w:left="5040" w:hanging="360"/>
+      </w:pPr>
+      <w:rPr>
+        <w:rFonts w:ascii="Wingdings" w:hAnsi="Wingdings" w:hint="default"/>
+        <w:sz w:val="20"/>
+      </w:rPr>
+    </w:lvl>
+    <w:lvl w:ilvl="7" w:tentative="1">
+      <w:start w:val="1"/>
+      <w:numFmt w:val="bullet"/>
+      <w:lvlText w:val=""/>
+      <w:lvlJc w:val="left"/>
+      <w:pPr>
+        <w:tabs>
+          <w:tab w:val="num" w:pos="5760"/>
+        </w:tabs>
+        <w:ind w:left="5760" w:hanging="360"/>
+      </w:pPr>
+      <w:rPr>
+        <w:rFonts w:ascii="Wingdings" w:hAnsi="Wingdings" w:hint="default"/>
+        <w:sz w:val="20"/>
+      </w:rPr>
+    </w:lvl>
+    <w:lvl w:ilvl="8" w:tentative="1">
+      <w:start w:val="1"/>
+      <w:numFmt w:val="bullet"/>
+      <w:lvlText w:val=""/>
+      <w:lvlJc w:val="left"/>
+      <w:pPr>
+        <w:tabs>
+          <w:tab w:val="num" w:pos="6480"/>
+        </w:tabs>
+        <w:ind w:left="6480" w:hanging="360"/>
+      </w:pPr>
+      <w:rPr>
+        <w:rFonts w:ascii="Wingdings" w:hAnsi="Wingdings" w:hint="default"/>
+        <w:sz w:val="20"/>
+      </w:rPr>
+    </w:lvl>
+  </w:abstractNum>
+  <w:num w:numId="1">
+    <w:abstractNumId w:val="25"/>
+  </w:num>
+  <w:num w:numId="2">
+    <w:abstractNumId w:val="3"/>
+  </w:num>
+  <w:num w:numId="3">
+    <w:abstractNumId w:val="1"/>
+  </w:num>
+  <w:num w:numId="4">
+    <w:abstractNumId w:val="12"/>
+  </w:num>
+  <w:num w:numId="5">
+    <w:abstractNumId w:val="9"/>
+  </w:num>
+  <w:num w:numId="6">
+    <w:abstractNumId w:val="20"/>
+  </w:num>
+  <w:num w:numId="7">
+    <w:abstractNumId w:val="7"/>
+  </w:num>
+  <w:num w:numId="8">
+    <w:abstractNumId w:val="15"/>
+  </w:num>
+  <w:num w:numId="9">
+    <w:abstractNumId w:val="22"/>
+  </w:num>
+  <w:num w:numId="10">
+    <w:abstractNumId w:val="6"/>
+  </w:num>
+  <w:num w:numId="11">
+    <w:abstractNumId w:val="19"/>
+  </w:num>
+  <w:num w:numId="12">
+    <w:abstractNumId w:val="5"/>
+  </w:num>
+  <w:num w:numId="13">
+    <w:abstractNumId w:val="13"/>
+  </w:num>
+  <w:num w:numId="14">
+    <w:abstractNumId w:val="23"/>
+  </w:num>
+  <w:num w:numId="15">
+    <w:abstractNumId w:val="16"/>
+  </w:num>
+  <w:num w:numId="16">
+    <w:abstractNumId w:val="14"/>
+  </w:num>
+  <w:num w:numId="17">
+    <w:abstractNumId w:val="17"/>
+  </w:num>
+  <w:num w:numId="18">
+    <w:abstractNumId w:val="2"/>
+  </w:num>
+  <w:num w:numId="19">
+    <w:abstractNumId w:val="11"/>
+  </w:num>
+  <w:num w:numId="20">
+    <w:abstractNumId w:val="10"/>
+  </w:num>
+  <w:num w:numId="21">
+    <w:abstractNumId w:val="0"/>
+  </w:num>
+  <w:num w:numId="22">
+    <w:abstractNumId w:val="4"/>
+  </w:num>
+  <w:num w:numId="23">
+    <w:abstractNumId w:val="21"/>
+  </w:num>
+  <w:num w:numId="24">
+    <w:abstractNumId w:val="24"/>
+  </w:num>
+  <w:num w:numId="25">
+    <w:abstractNumId w:val="18"/>
+  </w:num>
+  <w:num w:numId="26">
+    <w:abstractNumId w:val="8"/>
+  </w:num>
+</w:numbering>
 </file>
 
 <file path=word/styles.xml><?xml version="1.0" encoding="utf-8"?>
@@ -1052,6 +7973,69 @@
     <w:name w:val="Normal"/>
     <w:qFormat/>
   </w:style>
+  <w:style w:type="paragraph" w:styleId="Heading1">
+    <w:name w:val="heading 1"/>
+    <w:basedOn w:val="Normal"/>
+    <w:next w:val="Normal"/>
+    <w:link w:val="Heading1Char"/>
+    <w:uiPriority w:val="9"/>
+    <w:qFormat/>
+    <w:rsid w:val="003D1ED7"/>
+    <w:pPr>
+      <w:keepNext/>
+      <w:keepLines/>
+      <w:spacing w:before="240" w:after="0"/>
+      <w:outlineLvl w:val="0"/>
+    </w:pPr>
+    <w:rPr>
+      <w:rFonts w:asciiTheme="majorHAnsi" w:eastAsiaTheme="majorEastAsia" w:hAnsiTheme="majorHAnsi" w:cstheme="majorBidi"/>
+      <w:color w:val="2E74B5" w:themeColor="accent1" w:themeShade="BF"/>
+      <w:sz w:val="32"/>
+      <w:szCs w:val="32"/>
+    </w:rPr>
+  </w:style>
+  <w:style w:type="paragraph" w:styleId="Heading2">
+    <w:name w:val="heading 2"/>
+    <w:basedOn w:val="Normal"/>
+    <w:link w:val="Heading2Char"/>
+    <w:uiPriority w:val="9"/>
+    <w:qFormat/>
+    <w:rsid w:val="00531D06"/>
+    <w:pPr>
+      <w:spacing w:before="100" w:beforeAutospacing="1" w:after="100" w:afterAutospacing="1" w:line="240" w:lineRule="auto"/>
+      <w:outlineLvl w:val="1"/>
+    </w:pPr>
+    <w:rPr>
+      <w:rFonts w:ascii="Times New Roman" w:eastAsia="Times New Roman" w:hAnsi="Times New Roman" w:cs="Times New Roman"/>
+      <w:b/>
+      <w:bCs/>
+      <w:sz w:val="36"/>
+      <w:szCs w:val="36"/>
+    </w:rPr>
+  </w:style>
+  <w:style w:type="paragraph" w:styleId="Heading3">
+    <w:name w:val="heading 3"/>
+    <w:basedOn w:val="Normal"/>
+    <w:next w:val="Normal"/>
+    <w:link w:val="Heading3Char"/>
+    <w:uiPriority w:val="9"/>
+    <w:semiHidden/>
+    <w:unhideWhenUsed/>
+    <w:qFormat/>
+    <w:rsid w:val="003D1ED7"/>
+    <w:pPr>
+      <w:keepNext/>
+      <w:keepLines/>
+      <w:spacing w:before="40" w:after="0"/>
+      <w:outlineLvl w:val="2"/>
+    </w:pPr>
+    <w:rPr>
+      <w:rFonts w:asciiTheme="majorHAnsi" w:eastAsiaTheme="majorEastAsia" w:hAnsiTheme="majorHAnsi" w:cstheme="majorBidi"/>
+      <w:color w:val="1F4D78" w:themeColor="accent1" w:themeShade="7F"/>
+      <w:sz w:val="24"/>
+      <w:szCs w:val="24"/>
+    </w:rPr>
+  </w:style>
   <w:style w:type="character" w:default="1" w:styleId="DefaultParagraphFont">
     <w:name w:val="Default Paragraph Font"/>
     <w:uiPriority w:val="1"/>
@@ -1104,6 +8088,90 @@
         <w:right w:w="108" w:type="dxa"/>
       </w:tblCellMar>
     </w:tblPr>
+  </w:style>
+  <w:style w:type="character" w:customStyle="1" w:styleId="Heading2Char">
+    <w:name w:val="Heading 2 Char"/>
+    <w:basedOn w:val="DefaultParagraphFont"/>
+    <w:link w:val="Heading2"/>
+    <w:uiPriority w:val="9"/>
+    <w:rsid w:val="00531D06"/>
+    <w:rPr>
+      <w:rFonts w:ascii="Times New Roman" w:eastAsia="Times New Roman" w:hAnsi="Times New Roman" w:cs="Times New Roman"/>
+      <w:b/>
+      <w:bCs/>
+      <w:sz w:val="36"/>
+      <w:szCs w:val="36"/>
+    </w:rPr>
+  </w:style>
+  <w:style w:type="character" w:customStyle="1" w:styleId="Heading1Char">
+    <w:name w:val="Heading 1 Char"/>
+    <w:basedOn w:val="DefaultParagraphFont"/>
+    <w:link w:val="Heading1"/>
+    <w:uiPriority w:val="9"/>
+    <w:rsid w:val="003D1ED7"/>
+    <w:rPr>
+      <w:rFonts w:asciiTheme="majorHAnsi" w:eastAsiaTheme="majorEastAsia" w:hAnsiTheme="majorHAnsi" w:cstheme="majorBidi"/>
+      <w:color w:val="2E74B5" w:themeColor="accent1" w:themeShade="BF"/>
+      <w:sz w:val="32"/>
+      <w:szCs w:val="32"/>
+    </w:rPr>
+  </w:style>
+  <w:style w:type="paragraph" w:styleId="NormalWeb">
+    <w:name w:val="Normal (Web)"/>
+    <w:basedOn w:val="Normal"/>
+    <w:uiPriority w:val="99"/>
+    <w:semiHidden/>
+    <w:unhideWhenUsed/>
+    <w:rsid w:val="003D1ED7"/>
+    <w:pPr>
+      <w:spacing w:before="100" w:beforeAutospacing="1" w:after="100" w:afterAutospacing="1" w:line="240" w:lineRule="auto"/>
+    </w:pPr>
+    <w:rPr>
+      <w:rFonts w:ascii="Times New Roman" w:eastAsia="Times New Roman" w:hAnsi="Times New Roman" w:cs="Times New Roman"/>
+      <w:sz w:val="24"/>
+      <w:szCs w:val="24"/>
+    </w:rPr>
+  </w:style>
+  <w:style w:type="character" w:customStyle="1" w:styleId="whitespace-normal">
+    <w:name w:val="whitespace-normal"/>
+    <w:basedOn w:val="DefaultParagraphFont"/>
+    <w:rsid w:val="003D1ED7"/>
+  </w:style>
+  <w:style w:type="character" w:styleId="Strong">
+    <w:name w:val="Strong"/>
+    <w:basedOn w:val="DefaultParagraphFont"/>
+    <w:uiPriority w:val="22"/>
+    <w:qFormat/>
+    <w:rsid w:val="003D1ED7"/>
+    <w:rPr>
+      <w:b/>
+      <w:bCs/>
+    </w:rPr>
+  </w:style>
+  <w:style w:type="character" w:customStyle="1" w:styleId="Heading3Char">
+    <w:name w:val="Heading 3 Char"/>
+    <w:basedOn w:val="DefaultParagraphFont"/>
+    <w:link w:val="Heading3"/>
+    <w:uiPriority w:val="9"/>
+    <w:semiHidden/>
+    <w:rsid w:val="003D1ED7"/>
+    <w:rPr>
+      <w:rFonts w:asciiTheme="majorHAnsi" w:eastAsiaTheme="majorEastAsia" w:hAnsiTheme="majorHAnsi" w:cstheme="majorBidi"/>
+      <w:color w:val="1F4D78" w:themeColor="accent1" w:themeShade="7F"/>
+      <w:sz w:val="24"/>
+      <w:szCs w:val="24"/>
+    </w:rPr>
+  </w:style>
+  <w:style w:type="paragraph" w:styleId="ListParagraph">
+    <w:name w:val="List Paragraph"/>
+    <w:basedOn w:val="Normal"/>
+    <w:uiPriority w:val="34"/>
+    <w:qFormat/>
+    <w:rsid w:val="009B55EB"/>
+    <w:pPr>
+      <w:ind w:left="720"/>
+      <w:contextualSpacing/>
+    </w:pPr>
   </w:style>
 </w:styles>
 </file>

--- a/SWDPR301_AIP_TASK1.docx
+++ b/SWDPR301_AIP_TASK1.docx
@@ -4446,6 +4446,16 @@
         </w:rPr>
         <w:t xml:space="preserve"> Minimal downtime and consistent availability </w:t>
       </w:r>
+      <w:r>
+        <w:rPr>
+          <w:rFonts w:ascii="Times New Roman" w:eastAsia="Times New Roman" w:hAnsi="Times New Roman" w:cs="Times New Roman"/>
+          <w:sz w:val="24"/>
+          <w:szCs w:val="24"/>
+        </w:rPr>
+        <w:t>.</w:t>
+      </w:r>
+      <w:bookmarkStart w:id="0" w:name="_GoBack"/>
+      <w:bookmarkEnd w:id="0"/>
     </w:p>
     <w:p>
       <w:pPr>
@@ -8015,8 +8025,6 @@
         </w:rPr>
         <w:t>Non-Functional Requirements</w:t>
       </w:r>
-      <w:bookmarkStart w:id="0" w:name="_GoBack"/>
-      <w:bookmarkEnd w:id="0"/>
     </w:p>
     <w:p>
       <w:pPr>

--- a/SWDPR301_AIP_TASK1.docx
+++ b/SWDPR301_AIP_TASK1.docx
@@ -6,6 +6,7 @@
       <w:pPr>
         <w:rPr>
           <w:b/>
+          <w:u w:val="single"/>
         </w:rPr>
       </w:pPr>
       <w:r>
@@ -14,6 +15,46 @@
         </w:rPr>
         <w:t>L3SWD</w:t>
       </w:r>
+      <w:r>
+        <w:rPr>
+          <w:b/>
+          <w:u w:val="single"/>
+        </w:rPr>
+        <w:t xml:space="preserve"> </w:t>
+      </w:r>
+    </w:p>
+    <w:p>
+      <w:pPr>
+        <w:rPr>
+          <w:b/>
+          <w:sz w:val="56"/>
+          <w:szCs w:val="56"/>
+          <w:u w:val="single"/>
+        </w:rPr>
+      </w:pPr>
+      <w:r>
+        <w:rPr>
+          <w:b/>
+          <w:sz w:val="56"/>
+          <w:szCs w:val="56"/>
+          <w:u w:val="single"/>
+        </w:rPr>
+        <w:t>Project requirement Analysis</w:t>
+      </w:r>
+    </w:p>
+    <w:p>
+      <w:pPr>
+        <w:rPr>
+          <w:b/>
+        </w:rPr>
+      </w:pPr>
+    </w:p>
+    <w:p>
+      <w:pPr>
+        <w:rPr>
+          <w:b/>
+        </w:rPr>
+      </w:pPr>
     </w:p>
     <w:p>
       <w:pPr>
@@ -591,6 +632,7 @@
           <w:sz w:val="24"/>
           <w:szCs w:val="24"/>
         </w:rPr>
+        <w:lastRenderedPageBreak/>
         <w:t>3.</w:t>
       </w:r>
       <w:r>
@@ -686,7 +728,6 @@
           <w:sz w:val="24"/>
           <w:szCs w:val="24"/>
         </w:rPr>
-        <w:lastRenderedPageBreak/>
         <w:t>1.</w:t>
       </w:r>
       <w:r>
@@ -1036,6 +1077,7 @@
       </w:pPr>
       <w:proofErr w:type="gramStart"/>
       <w:r>
+        <w:lastRenderedPageBreak/>
         <w:t>3.Engagement</w:t>
       </w:r>
       <w:proofErr w:type="gramEnd"/>
@@ -1066,40 +1108,305 @@
       </w:pPr>
       <w:proofErr w:type="gramStart"/>
       <w:r>
+        <w:t>1.Bar</w:t>
+      </w:r>
+      <w:proofErr w:type="gramEnd"/>
+      <w:r>
+        <w:t xml:space="preserve"> charts → popular courses </w:t>
+      </w:r>
+    </w:p>
+    <w:p>
+      <w:pPr>
+        <w:spacing w:before="100" w:beforeAutospacing="1" w:after="100" w:afterAutospacing="1" w:line="240" w:lineRule="auto"/>
+        <w:ind w:left="720"/>
+      </w:pPr>
+      <w:proofErr w:type="gramStart"/>
+      <w:r>
+        <w:t>2.Line</w:t>
+      </w:r>
+      <w:proofErr w:type="gramEnd"/>
+      <w:r>
+        <w:t xml:space="preserve"> graphs → user activity over time </w:t>
+      </w:r>
+    </w:p>
+    <w:p>
+      <w:pPr>
+        <w:spacing w:before="100" w:beforeAutospacing="1" w:after="100" w:afterAutospacing="1" w:line="240" w:lineRule="auto"/>
+        <w:ind w:left="720"/>
+      </w:pPr>
+      <w:proofErr w:type="gramStart"/>
+      <w:r>
+        <w:t>3.Pie</w:t>
+      </w:r>
+      <w:proofErr w:type="gramEnd"/>
+      <w:r>
+        <w:t xml:space="preserve"> charts → user preferences </w:t>
+      </w:r>
+    </w:p>
+    <w:p>
+      <w:pPr>
+        <w:pStyle w:val="Heading1"/>
+      </w:pPr>
+      <w:r>
+        <w:t>4. Identify Key Trends</w:t>
+      </w:r>
+    </w:p>
+    <w:p>
+      <w:pPr>
+        <w:pStyle w:val="NormalWeb"/>
+      </w:pPr>
+      <w:r>
+        <w:t>From your analysis, extract insights such as:</w:t>
+      </w:r>
+    </w:p>
+    <w:p>
+      <w:pPr>
+        <w:spacing w:before="100" w:beforeAutospacing="1" w:after="100" w:afterAutospacing="1" w:line="240" w:lineRule="auto"/>
+        <w:ind w:left="720"/>
+      </w:pPr>
+      <w:proofErr w:type="gramStart"/>
+      <w:r>
+        <w:t>1.Most</w:t>
+      </w:r>
+      <w:proofErr w:type="gramEnd"/>
+      <w:r>
+        <w:t xml:space="preserve"> users prefer </w:t>
+      </w:r>
+      <w:r>
+        <w:rPr>
+          <w:rStyle w:val="Strong"/>
+        </w:rPr>
+        <w:t>short, video-based lessons</w:t>
+      </w:r>
+      <w:r>
+        <w:t xml:space="preserve"> </w:t>
+      </w:r>
+    </w:p>
+    <w:p>
+      <w:pPr>
+        <w:spacing w:before="100" w:beforeAutospacing="1" w:after="100" w:afterAutospacing="1" w:line="240" w:lineRule="auto"/>
+        <w:ind w:left="720"/>
+      </w:pPr>
+      <w:proofErr w:type="gramStart"/>
+      <w:r>
+        <w:t>2.High</w:t>
+      </w:r>
+      <w:proofErr w:type="gramEnd"/>
+      <w:r>
+        <w:t xml:space="preserve"> drop-off rates in long courses </w:t>
+      </w:r>
+    </w:p>
+    <w:p>
+      <w:pPr>
+        <w:spacing w:before="100" w:beforeAutospacing="1" w:after="100" w:afterAutospacing="1" w:line="240" w:lineRule="auto"/>
+        <w:ind w:left="720"/>
+      </w:pPr>
+      <w:proofErr w:type="gramStart"/>
+      <w:r>
+        <w:t>3.Users</w:t>
+      </w:r>
+      <w:proofErr w:type="gramEnd"/>
+      <w:r>
+        <w:t xml:space="preserve"> engage more with </w:t>
+      </w:r>
+      <w:r>
+        <w:rPr>
+          <w:rStyle w:val="Strong"/>
+        </w:rPr>
+        <w:t>interactive content (quizzes, exercises)</w:t>
+      </w:r>
+      <w:r>
+        <w:t xml:space="preserve"> </w:t>
+      </w:r>
+    </w:p>
+    <w:p>
+      <w:pPr>
+        <w:pStyle w:val="Heading1"/>
+      </w:pPr>
+      <w:proofErr w:type="gramStart"/>
+      <w:r>
+        <w:t>5.Forums</w:t>
+      </w:r>
+      <w:proofErr w:type="gramEnd"/>
+      <w:r>
+        <w:t xml:space="preserve"> increase retention when active5. Define Key Features Based on Data</w:t>
+      </w:r>
+    </w:p>
+    <w:p>
+      <w:pPr>
+        <w:pStyle w:val="Heading2"/>
+      </w:pPr>
+      <w:r>
+        <w:t>A. Online Courses</w:t>
+      </w:r>
+    </w:p>
+    <w:p>
+      <w:pPr>
+        <w:numPr>
+          <w:ilvl w:val="0"/>
+          <w:numId w:val="1"/>
+        </w:numPr>
+        <w:spacing w:before="100" w:beforeAutospacing="1" w:after="100" w:afterAutospacing="1" w:line="240" w:lineRule="auto"/>
+      </w:pPr>
+      <w:r>
+        <w:t xml:space="preserve">Short, modular lessons </w:t>
+      </w:r>
+    </w:p>
+    <w:p>
+      <w:pPr>
+        <w:numPr>
+          <w:ilvl w:val="0"/>
+          <w:numId w:val="1"/>
+        </w:numPr>
+        <w:spacing w:before="100" w:beforeAutospacing="1" w:after="100" w:afterAutospacing="1" w:line="240" w:lineRule="auto"/>
+      </w:pPr>
+      <w:r>
+        <w:t xml:space="preserve">Video + text combination </w:t>
+      </w:r>
+    </w:p>
+    <w:p>
+      <w:pPr>
+        <w:numPr>
+          <w:ilvl w:val="0"/>
+          <w:numId w:val="1"/>
+        </w:numPr>
+        <w:spacing w:before="100" w:beforeAutospacing="1" w:after="100" w:afterAutospacing="1" w:line="240" w:lineRule="auto"/>
+      </w:pPr>
+      <w:r>
+        <w:t xml:space="preserve">Downloadable resources </w:t>
+      </w:r>
+    </w:p>
+    <w:p>
+      <w:pPr>
+        <w:pStyle w:val="Heading2"/>
+      </w:pPr>
+      <w:r>
+        <w:t>B. Interactive Tutorials</w:t>
+      </w:r>
+    </w:p>
+    <w:p>
+      <w:pPr>
+        <w:numPr>
+          <w:ilvl w:val="0"/>
+          <w:numId w:val="2"/>
+        </w:numPr>
+        <w:spacing w:before="100" w:beforeAutospacing="1" w:after="100" w:afterAutospacing="1" w:line="240" w:lineRule="auto"/>
+      </w:pPr>
+      <w:r>
+        <w:t xml:space="preserve">Quizzes after each lesson </w:t>
+      </w:r>
+    </w:p>
+    <w:p>
+      <w:pPr>
+        <w:numPr>
+          <w:ilvl w:val="0"/>
+          <w:numId w:val="2"/>
+        </w:numPr>
+        <w:spacing w:before="100" w:beforeAutospacing="1" w:after="100" w:afterAutospacing="1" w:line="240" w:lineRule="auto"/>
+      </w:pPr>
+      <w:r>
+        <w:t xml:space="preserve">Real-time feedback </w:t>
+      </w:r>
+    </w:p>
+    <w:p>
+      <w:pPr>
+        <w:numPr>
+          <w:ilvl w:val="0"/>
+          <w:numId w:val="2"/>
+        </w:numPr>
+        <w:spacing w:before="100" w:beforeAutospacing="1" w:after="100" w:afterAutospacing="1" w:line="240" w:lineRule="auto"/>
+      </w:pPr>
+      <w:r>
+        <w:t xml:space="preserve">Practice exercises </w:t>
+      </w:r>
+    </w:p>
+    <w:p>
+      <w:pPr>
+        <w:pStyle w:val="Heading2"/>
+      </w:pPr>
+      <w:r>
+        <w:t>C. User Forums</w:t>
+      </w:r>
+    </w:p>
+    <w:p>
+      <w:pPr>
+        <w:numPr>
+          <w:ilvl w:val="0"/>
+          <w:numId w:val="3"/>
+        </w:numPr>
+        <w:spacing w:before="100" w:beforeAutospacing="1" w:after="100" w:afterAutospacing="1" w:line="240" w:lineRule="auto"/>
+      </w:pPr>
+      <w:r>
+        <w:t xml:space="preserve">Discussion threads </w:t>
+      </w:r>
+    </w:p>
+    <w:p>
+      <w:pPr>
+        <w:numPr>
+          <w:ilvl w:val="0"/>
+          <w:numId w:val="3"/>
+        </w:numPr>
+        <w:spacing w:before="100" w:beforeAutospacing="1" w:after="100" w:afterAutospacing="1" w:line="240" w:lineRule="auto"/>
+      </w:pPr>
+      <w:r>
+        <w:t xml:space="preserve">Peer-to-peer help </w:t>
+      </w:r>
+    </w:p>
+    <w:p>
+      <w:pPr>
+        <w:numPr>
+          <w:ilvl w:val="0"/>
+          <w:numId w:val="3"/>
+        </w:numPr>
+        <w:spacing w:before="100" w:beforeAutospacing="1" w:after="100" w:afterAutospacing="1" w:line="240" w:lineRule="auto"/>
+      </w:pPr>
+      <w:r>
+        <w:t xml:space="preserve">Instructor participation </w:t>
+      </w:r>
+    </w:p>
+    <w:p>
+      <w:pPr>
+        <w:pStyle w:val="Heading2"/>
+      </w:pPr>
+      <w:r>
         <w:lastRenderedPageBreak/>
-        <w:t>1.Bar</w:t>
-      </w:r>
-      <w:proofErr w:type="gramEnd"/>
-      <w:r>
-        <w:t xml:space="preserve"> charts → popular courses </w:t>
-      </w:r>
-    </w:p>
-    <w:p>
-      <w:pPr>
-        <w:spacing w:before="100" w:beforeAutospacing="1" w:after="100" w:afterAutospacing="1" w:line="240" w:lineRule="auto"/>
-        <w:ind w:left="720"/>
-      </w:pPr>
-      <w:proofErr w:type="gramStart"/>
-      <w:r>
-        <w:t>2.Line</w:t>
-      </w:r>
-      <w:proofErr w:type="gramEnd"/>
-      <w:r>
-        <w:t xml:space="preserve"> graphs → user activity over time </w:t>
-      </w:r>
-    </w:p>
-    <w:p>
-      <w:pPr>
-        <w:spacing w:before="100" w:beforeAutospacing="1" w:after="100" w:afterAutospacing="1" w:line="240" w:lineRule="auto"/>
-        <w:ind w:left="720"/>
-      </w:pPr>
-      <w:proofErr w:type="gramStart"/>
-      <w:r>
-        <w:t>3.Pie</w:t>
-      </w:r>
-      <w:proofErr w:type="gramEnd"/>
-      <w:r>
-        <w:t xml:space="preserve"> charts → user preferences </w:t>
+        <w:t>D. Personalized Dashboard</w:t>
+      </w:r>
+    </w:p>
+    <w:p>
+      <w:pPr>
+        <w:numPr>
+          <w:ilvl w:val="0"/>
+          <w:numId w:val="4"/>
+        </w:numPr>
+        <w:spacing w:before="100" w:beforeAutospacing="1" w:after="100" w:afterAutospacing="1" w:line="240" w:lineRule="auto"/>
+      </w:pPr>
+      <w:r>
+        <w:t xml:space="preserve">Track progress </w:t>
+      </w:r>
+    </w:p>
+    <w:p>
+      <w:pPr>
+        <w:numPr>
+          <w:ilvl w:val="0"/>
+          <w:numId w:val="4"/>
+        </w:numPr>
+        <w:spacing w:before="100" w:beforeAutospacing="1" w:after="100" w:afterAutospacing="1" w:line="240" w:lineRule="auto"/>
+      </w:pPr>
+      <w:r>
+        <w:t xml:space="preserve">Course recommendations </w:t>
+      </w:r>
+    </w:p>
+    <w:p>
+      <w:pPr>
+        <w:numPr>
+          <w:ilvl w:val="0"/>
+          <w:numId w:val="4"/>
+        </w:numPr>
+        <w:spacing w:before="100" w:beforeAutospacing="1" w:after="100" w:afterAutospacing="1" w:line="240" w:lineRule="auto"/>
+      </w:pPr>
+      <w:r>
+        <w:t>Notifications &amp; reminders</w:t>
       </w:r>
     </w:p>
     <w:p>
@@ -1107,272 +1414,6 @@
         <w:pStyle w:val="Heading1"/>
       </w:pPr>
       <w:r>
-        <w:t>4. Identify Key Trends</w:t>
-      </w:r>
-    </w:p>
-    <w:p>
-      <w:pPr>
-        <w:pStyle w:val="NormalWeb"/>
-      </w:pPr>
-      <w:r>
-        <w:t>From your analysis, extract insights such as:</w:t>
-      </w:r>
-    </w:p>
-    <w:p>
-      <w:pPr>
-        <w:spacing w:before="100" w:beforeAutospacing="1" w:after="100" w:afterAutospacing="1" w:line="240" w:lineRule="auto"/>
-        <w:ind w:left="720"/>
-      </w:pPr>
-      <w:proofErr w:type="gramStart"/>
-      <w:r>
-        <w:t>1.Most</w:t>
-      </w:r>
-      <w:proofErr w:type="gramEnd"/>
-      <w:r>
-        <w:t xml:space="preserve"> users prefer </w:t>
-      </w:r>
-      <w:r>
-        <w:rPr>
-          <w:rStyle w:val="Strong"/>
-        </w:rPr>
-        <w:t>short, video-based lessons</w:t>
-      </w:r>
-      <w:r>
-        <w:t xml:space="preserve"> </w:t>
-      </w:r>
-    </w:p>
-    <w:p>
-      <w:pPr>
-        <w:spacing w:before="100" w:beforeAutospacing="1" w:after="100" w:afterAutospacing="1" w:line="240" w:lineRule="auto"/>
-        <w:ind w:left="720"/>
-      </w:pPr>
-      <w:proofErr w:type="gramStart"/>
-      <w:r>
-        <w:t>2.High</w:t>
-      </w:r>
-      <w:proofErr w:type="gramEnd"/>
-      <w:r>
-        <w:t xml:space="preserve"> drop-off rates in long courses </w:t>
-      </w:r>
-    </w:p>
-    <w:p>
-      <w:pPr>
-        <w:spacing w:before="100" w:beforeAutospacing="1" w:after="100" w:afterAutospacing="1" w:line="240" w:lineRule="auto"/>
-        <w:ind w:left="720"/>
-      </w:pPr>
-      <w:proofErr w:type="gramStart"/>
-      <w:r>
-        <w:t>3.Users</w:t>
-      </w:r>
-      <w:proofErr w:type="gramEnd"/>
-      <w:r>
-        <w:t xml:space="preserve"> engage more with </w:t>
-      </w:r>
-      <w:r>
-        <w:rPr>
-          <w:rStyle w:val="Strong"/>
-        </w:rPr>
-        <w:t>interactive content (quizzes, exercises)</w:t>
-      </w:r>
-      <w:r>
-        <w:t xml:space="preserve"> </w:t>
-      </w:r>
-    </w:p>
-    <w:p>
-      <w:pPr>
-        <w:pStyle w:val="Heading1"/>
-      </w:pPr>
-      <w:proofErr w:type="gramStart"/>
-      <w:r>
-        <w:t>5.Forums</w:t>
-      </w:r>
-      <w:proofErr w:type="gramEnd"/>
-      <w:r>
-        <w:t xml:space="preserve"> increase retention when active5. Define Key Features Based on Data</w:t>
-      </w:r>
-    </w:p>
-    <w:p>
-      <w:pPr>
-        <w:pStyle w:val="Heading2"/>
-      </w:pPr>
-      <w:r>
-        <w:t>A. Online Courses</w:t>
-      </w:r>
-    </w:p>
-    <w:p>
-      <w:pPr>
-        <w:numPr>
-          <w:ilvl w:val="0"/>
-          <w:numId w:val="1"/>
-        </w:numPr>
-        <w:spacing w:before="100" w:beforeAutospacing="1" w:after="100" w:afterAutospacing="1" w:line="240" w:lineRule="auto"/>
-      </w:pPr>
-      <w:r>
-        <w:t xml:space="preserve">Short, modular lessons </w:t>
-      </w:r>
-    </w:p>
-    <w:p>
-      <w:pPr>
-        <w:numPr>
-          <w:ilvl w:val="0"/>
-          <w:numId w:val="1"/>
-        </w:numPr>
-        <w:spacing w:before="100" w:beforeAutospacing="1" w:after="100" w:afterAutospacing="1" w:line="240" w:lineRule="auto"/>
-      </w:pPr>
-      <w:r>
-        <w:t xml:space="preserve">Video + text combination </w:t>
-      </w:r>
-    </w:p>
-    <w:p>
-      <w:pPr>
-        <w:numPr>
-          <w:ilvl w:val="0"/>
-          <w:numId w:val="1"/>
-        </w:numPr>
-        <w:spacing w:before="100" w:beforeAutospacing="1" w:after="100" w:afterAutospacing="1" w:line="240" w:lineRule="auto"/>
-      </w:pPr>
-      <w:r>
-        <w:t xml:space="preserve">Downloadable resources </w:t>
-      </w:r>
-    </w:p>
-    <w:p>
-      <w:pPr>
-        <w:pStyle w:val="Heading2"/>
-      </w:pPr>
-      <w:r>
-        <w:t>B. Interactive Tutorials</w:t>
-      </w:r>
-    </w:p>
-    <w:p>
-      <w:pPr>
-        <w:numPr>
-          <w:ilvl w:val="0"/>
-          <w:numId w:val="2"/>
-        </w:numPr>
-        <w:spacing w:before="100" w:beforeAutospacing="1" w:after="100" w:afterAutospacing="1" w:line="240" w:lineRule="auto"/>
-      </w:pPr>
-      <w:r>
-        <w:t xml:space="preserve">Quizzes after each lesson </w:t>
-      </w:r>
-    </w:p>
-    <w:p>
-      <w:pPr>
-        <w:numPr>
-          <w:ilvl w:val="0"/>
-          <w:numId w:val="2"/>
-        </w:numPr>
-        <w:spacing w:before="100" w:beforeAutospacing="1" w:after="100" w:afterAutospacing="1" w:line="240" w:lineRule="auto"/>
-      </w:pPr>
-      <w:r>
-        <w:t xml:space="preserve">Real-time feedback </w:t>
-      </w:r>
-    </w:p>
-    <w:p>
-      <w:pPr>
-        <w:numPr>
-          <w:ilvl w:val="0"/>
-          <w:numId w:val="2"/>
-        </w:numPr>
-        <w:spacing w:before="100" w:beforeAutospacing="1" w:after="100" w:afterAutospacing="1" w:line="240" w:lineRule="auto"/>
-      </w:pPr>
-      <w:r>
-        <w:t xml:space="preserve">Practice exercises </w:t>
-      </w:r>
-    </w:p>
-    <w:p>
-      <w:pPr>
-        <w:pStyle w:val="Heading2"/>
-      </w:pPr>
-      <w:r>
-        <w:t>C. User Forums</w:t>
-      </w:r>
-    </w:p>
-    <w:p>
-      <w:pPr>
-        <w:numPr>
-          <w:ilvl w:val="0"/>
-          <w:numId w:val="3"/>
-        </w:numPr>
-        <w:spacing w:before="100" w:beforeAutospacing="1" w:after="100" w:afterAutospacing="1" w:line="240" w:lineRule="auto"/>
-      </w:pPr>
-      <w:r>
-        <w:t xml:space="preserve">Discussion threads </w:t>
-      </w:r>
-    </w:p>
-    <w:p>
-      <w:pPr>
-        <w:numPr>
-          <w:ilvl w:val="0"/>
-          <w:numId w:val="3"/>
-        </w:numPr>
-        <w:spacing w:before="100" w:beforeAutospacing="1" w:after="100" w:afterAutospacing="1" w:line="240" w:lineRule="auto"/>
-      </w:pPr>
-      <w:r>
-        <w:t xml:space="preserve">Peer-to-peer help </w:t>
-      </w:r>
-    </w:p>
-    <w:p>
-      <w:pPr>
-        <w:numPr>
-          <w:ilvl w:val="0"/>
-          <w:numId w:val="3"/>
-        </w:numPr>
-        <w:spacing w:before="100" w:beforeAutospacing="1" w:after="100" w:afterAutospacing="1" w:line="240" w:lineRule="auto"/>
-      </w:pPr>
-      <w:r>
-        <w:t xml:space="preserve">Instructor participation </w:t>
-      </w:r>
-    </w:p>
-    <w:p>
-      <w:pPr>
-        <w:pStyle w:val="Heading2"/>
-      </w:pPr>
-      <w:r>
-        <w:t>D. Personalized Dashboard</w:t>
-      </w:r>
-    </w:p>
-    <w:p>
-      <w:pPr>
-        <w:numPr>
-          <w:ilvl w:val="0"/>
-          <w:numId w:val="4"/>
-        </w:numPr>
-        <w:spacing w:before="100" w:beforeAutospacing="1" w:after="100" w:afterAutospacing="1" w:line="240" w:lineRule="auto"/>
-      </w:pPr>
-      <w:r>
-        <w:t xml:space="preserve">Track progress </w:t>
-      </w:r>
-    </w:p>
-    <w:p>
-      <w:pPr>
-        <w:numPr>
-          <w:ilvl w:val="0"/>
-          <w:numId w:val="4"/>
-        </w:numPr>
-        <w:spacing w:before="100" w:beforeAutospacing="1" w:after="100" w:afterAutospacing="1" w:line="240" w:lineRule="auto"/>
-      </w:pPr>
-      <w:r>
-        <w:t xml:space="preserve">Course recommendations </w:t>
-      </w:r>
-    </w:p>
-    <w:p>
-      <w:pPr>
-        <w:numPr>
-          <w:ilvl w:val="0"/>
-          <w:numId w:val="4"/>
-        </w:numPr>
-        <w:spacing w:before="100" w:beforeAutospacing="1" w:after="100" w:afterAutospacing="1" w:line="240" w:lineRule="auto"/>
-      </w:pPr>
-      <w:r>
-        <w:t>Notifications &amp; reminders</w:t>
-      </w:r>
-    </w:p>
-    <w:p>
-      <w:pPr>
-        <w:pStyle w:val="Heading1"/>
-      </w:pPr>
-      <w:r>
-        <w:lastRenderedPageBreak/>
         <w:t>6. Data Manipulation Techniques</w:t>
       </w:r>
     </w:p>
@@ -1704,6 +1745,7 @@
         <w:spacing w:before="100" w:beforeAutospacing="1" w:after="100" w:afterAutospacing="1" w:line="240" w:lineRule="auto"/>
       </w:pPr>
       <w:r>
+        <w:lastRenderedPageBreak/>
         <w:t xml:space="preserve">Users need </w:t>
       </w:r>
       <w:r>
@@ -1752,7 +1794,6 @@
         <w:pStyle w:val="Heading1"/>
       </w:pPr>
       <w:r>
-        <w:lastRenderedPageBreak/>
         <w:t>9. Expected Outcome</w:t>
       </w:r>
     </w:p>
@@ -2132,6 +2173,7 @@
         <w:spacing w:before="100" w:beforeAutospacing="1" w:after="100" w:afterAutospacing="1" w:line="240" w:lineRule="auto"/>
       </w:pPr>
       <w:r>
+        <w:lastRenderedPageBreak/>
         <w:t xml:space="preserve">KPIs </w:t>
       </w:r>
     </w:p>
@@ -2198,7 +2240,6 @@
         <w:spacing w:before="100" w:beforeAutospacing="1" w:after="100" w:afterAutospacing="1" w:line="240" w:lineRule="auto"/>
       </w:pPr>
       <w:r>
-        <w:lastRenderedPageBreak/>
         <w:t xml:space="preserve">Absenteeism </w:t>
       </w:r>
     </w:p>
@@ -2488,6 +2529,7 @@
         <w:pStyle w:val="Heading3"/>
       </w:pPr>
       <w:r>
+        <w:lastRenderedPageBreak/>
         <w:t>Types of Reports:</w:t>
       </w:r>
     </w:p>
@@ -2573,7 +2615,6 @@
         <w:spacing w:before="100" w:beforeAutospacing="1" w:after="100" w:afterAutospacing="1" w:line="240" w:lineRule="auto"/>
       </w:pPr>
       <w:r>
-        <w:lastRenderedPageBreak/>
         <w:t xml:space="preserve">Overtime tracking </w:t>
       </w:r>
     </w:p>
@@ -2878,6 +2919,7 @@
         <w:spacing w:before="100" w:beforeAutospacing="1" w:after="100" w:afterAutospacing="1" w:line="240" w:lineRule="auto"/>
       </w:pPr>
       <w:r>
+        <w:lastRenderedPageBreak/>
         <w:t xml:space="preserve">              </w:t>
       </w:r>
       <w:proofErr w:type="gramStart"/>
@@ -2904,7 +2946,6 @@
         <w:pStyle w:val="Heading1"/>
       </w:pPr>
       <w:r>
-        <w:lastRenderedPageBreak/>
         <w:t xml:space="preserve"> 6. Expected Outcome</w:t>
       </w:r>
     </w:p>
@@ -3376,6 +3417,7 @@
           <w:sz w:val="24"/>
           <w:szCs w:val="24"/>
         </w:rPr>
+        <w:lastRenderedPageBreak/>
         <w:t xml:space="preserve">Hardware integration (e.g., </w:t>
       </w:r>
       <w:proofErr w:type="spellStart"/>
@@ -3456,7 +3498,6 @@
           <w:sz w:val="24"/>
           <w:szCs w:val="24"/>
         </w:rPr>
-        <w:lastRenderedPageBreak/>
         <w:pict>
           <v:rect id="_x0000_i1035" style="width:0;height:1.5pt" o:hralign="center" o:hrstd="t" o:hr="t" fillcolor="#a0a0a0" stroked="f"/>
         </w:pict>
@@ -4090,6 +4131,7 @@
           <w:sz w:val="24"/>
           <w:szCs w:val="24"/>
         </w:rPr>
+        <w:lastRenderedPageBreak/>
         <w:t>Carbon Footprint Tracker</w:t>
       </w:r>
       <w:r>
@@ -4196,7 +4238,6 @@
           <w:sz w:val="24"/>
           <w:szCs w:val="24"/>
         </w:rPr>
-        <w:lastRenderedPageBreak/>
         <w:t xml:space="preserve">Users can set sustainability goals </w:t>
       </w:r>
     </w:p>
@@ -4454,8 +4495,6 @@
         </w:rPr>
         <w:t>.</w:t>
       </w:r>
-      <w:bookmarkStart w:id="0" w:name="_GoBack"/>
-      <w:bookmarkEnd w:id="0"/>
     </w:p>
     <w:p>
       <w:pPr>
@@ -9446,6 +9485,11 @@
     <w:p>
       <w:pPr>
         <w:spacing w:before="100" w:beforeAutospacing="1" w:after="100" w:afterAutospacing="1" w:line="240" w:lineRule="auto"/>
+      </w:pPr>
+    </w:p>
+    <w:p>
+      <w:pPr>
+        <w:spacing w:before="100" w:beforeAutospacing="1" w:after="100" w:afterAutospacing="1" w:line="240" w:lineRule="auto"/>
         <w:ind w:left="720"/>
         <w:rPr>
           <w:b/>
@@ -9454,18 +9498,15 @@
           <w:u w:val="single"/>
         </w:rPr>
       </w:pPr>
-    </w:p>
-    <w:p>
-      <w:pPr>
-        <w:spacing w:before="100" w:beforeAutospacing="1" w:after="100" w:afterAutospacing="1" w:line="240" w:lineRule="auto"/>
-        <w:ind w:left="720"/>
+      <w:r>
         <w:rPr>
           <w:b/>
           <w:sz w:val="72"/>
           <w:szCs w:val="72"/>
           <w:u w:val="single"/>
         </w:rPr>
-      </w:pPr>
+        <w:t>Task3.1Identification of Target Audience</w:t>
+      </w:r>
     </w:p>
     <w:p>
       <w:pPr>
@@ -9476,121 +9517,6 @@
           <w:sz w:val="72"/>
           <w:szCs w:val="72"/>
           <w:u w:val="single"/>
-        </w:rPr>
-      </w:pPr>
-      <w:r>
-        <w:rPr>
-          <w:b/>
-          <w:sz w:val="72"/>
-          <w:szCs w:val="72"/>
-          <w:u w:val="single"/>
-        </w:rPr>
-        <w:t xml:space="preserve"> </w:t>
-      </w:r>
-    </w:p>
-    <w:p>
-      <w:pPr>
-        <w:spacing w:before="100" w:beforeAutospacing="1" w:after="100" w:afterAutospacing="1" w:line="240" w:lineRule="auto"/>
-        <w:ind w:left="720"/>
-      </w:pPr>
-    </w:p>
-    <w:p>
-      <w:pPr>
-        <w:spacing w:before="100" w:beforeAutospacing="1" w:after="100" w:afterAutospacing="1" w:line="240" w:lineRule="auto"/>
-        <w:ind w:left="720"/>
-        <w:rPr>
-          <w:b/>
-          <w:sz w:val="56"/>
-          <w:szCs w:val="56"/>
-          <w:u w:val="single"/>
-        </w:rPr>
-      </w:pPr>
-    </w:p>
-    <w:p>
-      <w:pPr>
-        <w:spacing w:before="100" w:beforeAutospacing="1" w:after="100" w:afterAutospacing="1" w:line="240" w:lineRule="auto"/>
-      </w:pPr>
-    </w:p>
-    <w:p>
-      <w:pPr>
-        <w:spacing w:before="100" w:beforeAutospacing="1" w:after="100" w:afterAutospacing="1" w:line="240" w:lineRule="auto"/>
-        <w:ind w:left="720"/>
-      </w:pPr>
-    </w:p>
-    <w:p>
-      <w:pPr>
-        <w:spacing w:before="100" w:beforeAutospacing="1" w:after="100" w:afterAutospacing="1" w:line="240" w:lineRule="auto"/>
-        <w:ind w:left="720"/>
-      </w:pPr>
-    </w:p>
-    <w:p>
-      <w:pPr>
-        <w:spacing w:before="100" w:beforeAutospacing="1" w:after="100" w:afterAutospacing="1" w:line="240" w:lineRule="auto"/>
-        <w:ind w:left="720"/>
-      </w:pPr>
-    </w:p>
-    <w:p>
-      <w:pPr>
-        <w:spacing w:before="100" w:beforeAutospacing="1" w:after="100" w:afterAutospacing="1" w:line="240" w:lineRule="auto"/>
-      </w:pPr>
-    </w:p>
-    <w:p>
-      <w:pPr>
-        <w:spacing w:before="100" w:beforeAutospacing="1" w:after="100" w:afterAutospacing="1" w:line="240" w:lineRule="auto"/>
-      </w:pPr>
-    </w:p>
-    <w:p>
-      <w:pPr>
-        <w:spacing w:before="100" w:beforeAutospacing="1" w:after="100" w:afterAutospacing="1" w:line="240" w:lineRule="auto"/>
-        <w:ind w:left="720"/>
-      </w:pPr>
-      <w:r>
-        <w:t xml:space="preserve"> </w:t>
-      </w:r>
-    </w:p>
-    <w:p>
-      <w:pPr>
-        <w:spacing w:before="100" w:beforeAutospacing="1" w:after="100" w:afterAutospacing="1" w:line="240" w:lineRule="auto"/>
-        <w:ind w:left="720"/>
-      </w:pPr>
-    </w:p>
-    <w:p>
-      <w:pPr>
-        <w:spacing w:before="100" w:beforeAutospacing="1" w:after="100" w:afterAutospacing="1" w:line="240" w:lineRule="auto"/>
-        <w:rPr>
-          <w:rFonts w:ascii="Times New Roman" w:eastAsia="Times New Roman" w:hAnsi="Times New Roman" w:cs="Times New Roman"/>
-          <w:b/>
-          <w:sz w:val="24"/>
-          <w:szCs w:val="24"/>
-        </w:rPr>
-      </w:pPr>
-    </w:p>
-    <w:p>
-      <w:pPr>
-        <w:rPr>
-          <w:b/>
-          <w:u w:val="single"/>
-        </w:rPr>
-      </w:pPr>
-    </w:p>
-    <w:p>
-      <w:pPr>
-        <w:rPr>
-          <w:b/>
-        </w:rPr>
-      </w:pPr>
-      <w:r>
-        <w:rPr>
-          <w:b/>
-        </w:rPr>
-        <w:t>Project requirement Analysis</w:t>
-      </w:r>
-    </w:p>
-    <w:p>
-      <w:pPr>
-        <w:rPr>
-          <w:b/>
-          <w:color w:val="00B0F0"/>
         </w:rPr>
       </w:pPr>
       <w:r>
@@ -10122,7 +10048,2497 @@
       <w:pPr>
         <w:rPr>
           <w:b/>
-          <w:color w:val="00B0F0"/>
+          <w:sz w:val="72"/>
+          <w:szCs w:val="72"/>
+        </w:rPr>
+      </w:pPr>
+    </w:p>
+    <w:p>
+      <w:pPr>
+        <w:rPr>
+          <w:b/>
+          <w:sz w:val="72"/>
+          <w:szCs w:val="72"/>
+        </w:rPr>
+      </w:pPr>
+      <w:r>
+        <w:rPr>
+          <w:b/>
+          <w:sz w:val="72"/>
+          <w:szCs w:val="72"/>
+        </w:rPr>
+        <w:lastRenderedPageBreak/>
+        <w:t>3.2 Creation of user story</w:t>
+      </w:r>
+    </w:p>
+    <w:p>
+      <w:pPr>
+        <w:pStyle w:val="Heading1"/>
+      </w:pPr>
+      <w:r>
+        <w:rPr>
+          <w:rStyle w:val="Strong"/>
+          <w:b w:val="0"/>
+          <w:bCs w:val="0"/>
+        </w:rPr>
+        <w:t>1. User Stories</w:t>
+      </w:r>
+    </w:p>
+    <w:p>
+      <w:pPr>
+        <w:pStyle w:val="NormalWeb"/>
+      </w:pPr>
+      <w:r>
+        <w:t>I will structure each user story using the format</w:t>
+      </w:r>
+      <w:proofErr w:type="gramStart"/>
+      <w:r>
+        <w:t>:</w:t>
+      </w:r>
+      <w:proofErr w:type="gramEnd"/>
+      <w:r>
+        <w:br/>
+      </w:r>
+      <w:r>
+        <w:rPr>
+          <w:rStyle w:val="Strong"/>
+        </w:rPr>
+        <w:t>“As a [user], I want [goal], so that [expected outcome].”</w:t>
+      </w:r>
+    </w:p>
+    <w:p>
+      <w:r>
+        <w:pict>
+          <v:rect id="_x0000_i1083" style="width:0;height:1.5pt" o:hralign="center" o:hrstd="t" o:hr="t" fillcolor="#a0a0a0" stroked="f"/>
+        </w:pict>
+      </w:r>
+    </w:p>
+    <w:p>
+      <w:pPr>
+        <w:pStyle w:val="Heading2"/>
+      </w:pPr>
+      <w:r>
+        <w:rPr>
+          <w:rStyle w:val="Strong"/>
+          <w:b/>
+          <w:bCs/>
+        </w:rPr>
+        <w:t>A. Patient User Stories</w:t>
+      </w:r>
+    </w:p>
+    <w:p>
+      <w:pPr>
+        <w:numPr>
+          <w:ilvl w:val="0"/>
+          <w:numId w:val="80"/>
+        </w:numPr>
+        <w:spacing w:before="100" w:beforeAutospacing="1" w:after="100" w:afterAutospacing="1" w:line="240" w:lineRule="auto"/>
+      </w:pPr>
+      <w:r>
+        <w:rPr>
+          <w:rStyle w:val="Strong"/>
+        </w:rPr>
+        <w:t>US-01</w:t>
+      </w:r>
+      <w:proofErr w:type="gramStart"/>
+      <w:r>
+        <w:rPr>
+          <w:rStyle w:val="Strong"/>
+        </w:rPr>
+        <w:t>:</w:t>
+      </w:r>
+      <w:proofErr w:type="gramEnd"/>
+      <w:r>
+        <w:br/>
+      </w:r>
+      <w:r>
+        <w:rPr>
+          <w:rStyle w:val="Emphasis"/>
+        </w:rPr>
+        <w:t>As a patient, I want to create an account and log in securely, so that I can access telemedicine services safely.</w:t>
+      </w:r>
+      <w:r>
+        <w:t xml:space="preserve"> </w:t>
+      </w:r>
+    </w:p>
+    <w:p>
+      <w:pPr>
+        <w:numPr>
+          <w:ilvl w:val="0"/>
+          <w:numId w:val="80"/>
+        </w:numPr>
+        <w:spacing w:before="100" w:beforeAutospacing="1" w:after="100" w:afterAutospacing="1" w:line="240" w:lineRule="auto"/>
+      </w:pPr>
+      <w:r>
+        <w:rPr>
+          <w:rStyle w:val="Strong"/>
+        </w:rPr>
+        <w:t>US-02</w:t>
+      </w:r>
+      <w:proofErr w:type="gramStart"/>
+      <w:r>
+        <w:rPr>
+          <w:rStyle w:val="Strong"/>
+        </w:rPr>
+        <w:t>:</w:t>
+      </w:r>
+      <w:proofErr w:type="gramEnd"/>
+      <w:r>
+        <w:br/>
+      </w:r>
+      <w:r>
+        <w:rPr>
+          <w:rStyle w:val="Emphasis"/>
+        </w:rPr>
+        <w:t>As a patient, I want to book an appointment with a doctor, so that I can receive medical advice without visiting the hospital.</w:t>
+      </w:r>
+      <w:r>
+        <w:t xml:space="preserve"> </w:t>
+      </w:r>
+    </w:p>
+    <w:p>
+      <w:pPr>
+        <w:numPr>
+          <w:ilvl w:val="0"/>
+          <w:numId w:val="80"/>
+        </w:numPr>
+        <w:spacing w:before="100" w:beforeAutospacing="1" w:after="100" w:afterAutospacing="1" w:line="240" w:lineRule="auto"/>
+      </w:pPr>
+      <w:r>
+        <w:rPr>
+          <w:rStyle w:val="Strong"/>
+        </w:rPr>
+        <w:t>US-03</w:t>
+      </w:r>
+      <w:proofErr w:type="gramStart"/>
+      <w:r>
+        <w:rPr>
+          <w:rStyle w:val="Strong"/>
+        </w:rPr>
+        <w:t>:</w:t>
+      </w:r>
+      <w:proofErr w:type="gramEnd"/>
+      <w:r>
+        <w:br/>
+      </w:r>
+      <w:r>
+        <w:rPr>
+          <w:rStyle w:val="Emphasis"/>
+        </w:rPr>
+        <w:t>As a patient, I want to join a video consultation, so that I can communicate with the doctor in real time.</w:t>
+      </w:r>
+      <w:r>
+        <w:t xml:space="preserve"> </w:t>
+      </w:r>
+    </w:p>
+    <w:p>
+      <w:pPr>
+        <w:numPr>
+          <w:ilvl w:val="0"/>
+          <w:numId w:val="80"/>
+        </w:numPr>
+        <w:spacing w:before="100" w:beforeAutospacing="1" w:after="100" w:afterAutospacing="1" w:line="240" w:lineRule="auto"/>
+      </w:pPr>
+      <w:r>
+        <w:rPr>
+          <w:rStyle w:val="Strong"/>
+        </w:rPr>
+        <w:t>US-04</w:t>
+      </w:r>
+      <w:proofErr w:type="gramStart"/>
+      <w:r>
+        <w:rPr>
+          <w:rStyle w:val="Strong"/>
+        </w:rPr>
+        <w:t>:</w:t>
+      </w:r>
+      <w:proofErr w:type="gramEnd"/>
+      <w:r>
+        <w:br/>
+      </w:r>
+      <w:r>
+        <w:rPr>
+          <w:rStyle w:val="Emphasis"/>
+        </w:rPr>
+        <w:t>As a patient, I want to view my medical history and prescriptions, so that I can track my health records.</w:t>
+      </w:r>
+      <w:r>
+        <w:t xml:space="preserve"> </w:t>
+      </w:r>
+    </w:p>
+    <w:p>
+      <w:pPr>
+        <w:numPr>
+          <w:ilvl w:val="0"/>
+          <w:numId w:val="80"/>
+        </w:numPr>
+        <w:spacing w:before="100" w:beforeAutospacing="1" w:after="100" w:afterAutospacing="1" w:line="240" w:lineRule="auto"/>
+      </w:pPr>
+      <w:r>
+        <w:rPr>
+          <w:rStyle w:val="Strong"/>
+        </w:rPr>
+        <w:t>US-05</w:t>
+      </w:r>
+      <w:proofErr w:type="gramStart"/>
+      <w:r>
+        <w:rPr>
+          <w:rStyle w:val="Strong"/>
+        </w:rPr>
+        <w:t>:</w:t>
+      </w:r>
+      <w:proofErr w:type="gramEnd"/>
+      <w:r>
+        <w:br/>
+      </w:r>
+      <w:r>
+        <w:rPr>
+          <w:rStyle w:val="Emphasis"/>
+        </w:rPr>
+        <w:t>As a patient, I want to receive notifications/reminders, so that I don’t miss appointments.</w:t>
+      </w:r>
+      <w:r>
+        <w:t xml:space="preserve"> </w:t>
+      </w:r>
+    </w:p>
+    <w:p>
+      <w:pPr>
+        <w:numPr>
+          <w:ilvl w:val="0"/>
+          <w:numId w:val="80"/>
+        </w:numPr>
+        <w:spacing w:before="100" w:beforeAutospacing="1" w:after="100" w:afterAutospacing="1" w:line="240" w:lineRule="auto"/>
+      </w:pPr>
+      <w:r>
+        <w:rPr>
+          <w:rStyle w:val="Strong"/>
+        </w:rPr>
+        <w:t>US-06</w:t>
+      </w:r>
+      <w:proofErr w:type="gramStart"/>
+      <w:r>
+        <w:rPr>
+          <w:rStyle w:val="Strong"/>
+        </w:rPr>
+        <w:t>:</w:t>
+      </w:r>
+      <w:proofErr w:type="gramEnd"/>
+      <w:r>
+        <w:br/>
+      </w:r>
+      <w:r>
+        <w:rPr>
+          <w:rStyle w:val="Emphasis"/>
+        </w:rPr>
+        <w:t>As a patient, I want secure payment options, so that I can pay for consultations online.</w:t>
+      </w:r>
+      <w:r>
+        <w:t xml:space="preserve"> </w:t>
+      </w:r>
+    </w:p>
+    <w:p>
+      <w:pPr>
+        <w:spacing w:after="0"/>
+      </w:pPr>
+      <w:r>
+        <w:pict>
+          <v:rect id="_x0000_i1084" style="width:0;height:1.5pt" o:hralign="center" o:hrstd="t" o:hr="t" fillcolor="#a0a0a0" stroked="f"/>
+        </w:pict>
+      </w:r>
+    </w:p>
+    <w:p>
+      <w:pPr>
+        <w:pStyle w:val="Heading2"/>
+      </w:pPr>
+      <w:r>
+        <w:rPr>
+          <w:rStyle w:val="Strong"/>
+          <w:b/>
+          <w:bCs/>
+        </w:rPr>
+        <w:t>B. Doctor User Stories</w:t>
+      </w:r>
+    </w:p>
+    <w:p>
+      <w:pPr>
+        <w:numPr>
+          <w:ilvl w:val="0"/>
+          <w:numId w:val="81"/>
+        </w:numPr>
+        <w:spacing w:before="100" w:beforeAutospacing="1" w:after="100" w:afterAutospacing="1" w:line="240" w:lineRule="auto"/>
+      </w:pPr>
+      <w:r>
+        <w:rPr>
+          <w:rStyle w:val="Strong"/>
+        </w:rPr>
+        <w:t>US-07</w:t>
+      </w:r>
+      <w:proofErr w:type="gramStart"/>
+      <w:r>
+        <w:rPr>
+          <w:rStyle w:val="Strong"/>
+        </w:rPr>
+        <w:t>:</w:t>
+      </w:r>
+      <w:proofErr w:type="gramEnd"/>
+      <w:r>
+        <w:br/>
+      </w:r>
+      <w:r>
+        <w:rPr>
+          <w:rStyle w:val="Emphasis"/>
+        </w:rPr>
+        <w:t>As a doctor, I want to log into the system securely, so that I can protect patient data.</w:t>
+      </w:r>
+      <w:r>
+        <w:t xml:space="preserve"> </w:t>
+      </w:r>
+    </w:p>
+    <w:p>
+      <w:pPr>
+        <w:numPr>
+          <w:ilvl w:val="0"/>
+          <w:numId w:val="81"/>
+        </w:numPr>
+        <w:spacing w:before="100" w:beforeAutospacing="1" w:after="100" w:afterAutospacing="1" w:line="240" w:lineRule="auto"/>
+      </w:pPr>
+      <w:r>
+        <w:rPr>
+          <w:rStyle w:val="Strong"/>
+        </w:rPr>
+        <w:t>US-08</w:t>
+      </w:r>
+      <w:proofErr w:type="gramStart"/>
+      <w:r>
+        <w:rPr>
+          <w:rStyle w:val="Strong"/>
+        </w:rPr>
+        <w:t>:</w:t>
+      </w:r>
+      <w:proofErr w:type="gramEnd"/>
+      <w:r>
+        <w:br/>
+      </w:r>
+      <w:r>
+        <w:rPr>
+          <w:rStyle w:val="Emphasis"/>
+        </w:rPr>
+        <w:t>As a doctor, I want to view my appointment schedule, so that I can manage my time efficiently.</w:t>
+      </w:r>
+      <w:r>
+        <w:t xml:space="preserve"> </w:t>
+      </w:r>
+    </w:p>
+    <w:p>
+      <w:pPr>
+        <w:numPr>
+          <w:ilvl w:val="0"/>
+          <w:numId w:val="81"/>
+        </w:numPr>
+        <w:spacing w:before="100" w:beforeAutospacing="1" w:after="100" w:afterAutospacing="1" w:line="240" w:lineRule="auto"/>
+      </w:pPr>
+      <w:r>
+        <w:rPr>
+          <w:rStyle w:val="Strong"/>
+        </w:rPr>
+        <w:t>US-09</w:t>
+      </w:r>
+      <w:proofErr w:type="gramStart"/>
+      <w:r>
+        <w:rPr>
+          <w:rStyle w:val="Strong"/>
+        </w:rPr>
+        <w:t>:</w:t>
+      </w:r>
+      <w:proofErr w:type="gramEnd"/>
+      <w:r>
+        <w:br/>
+      </w:r>
+      <w:r>
+        <w:rPr>
+          <w:rStyle w:val="Emphasis"/>
+        </w:rPr>
+        <w:t>As a doctor, I want to conduct video consultations, so that I can diagnose and advise patients remotely.</w:t>
+      </w:r>
+      <w:r>
+        <w:t xml:space="preserve"> </w:t>
+      </w:r>
+    </w:p>
+    <w:p>
+      <w:pPr>
+        <w:numPr>
+          <w:ilvl w:val="0"/>
+          <w:numId w:val="81"/>
+        </w:numPr>
+        <w:spacing w:before="100" w:beforeAutospacing="1" w:after="100" w:afterAutospacing="1" w:line="240" w:lineRule="auto"/>
+      </w:pPr>
+      <w:r>
+        <w:rPr>
+          <w:rStyle w:val="Strong"/>
+        </w:rPr>
+        <w:t>US-10</w:t>
+      </w:r>
+      <w:proofErr w:type="gramStart"/>
+      <w:r>
+        <w:rPr>
+          <w:rStyle w:val="Strong"/>
+        </w:rPr>
+        <w:t>:</w:t>
+      </w:r>
+      <w:proofErr w:type="gramEnd"/>
+      <w:r>
+        <w:br/>
+      </w:r>
+      <w:r>
+        <w:rPr>
+          <w:rStyle w:val="Emphasis"/>
+        </w:rPr>
+        <w:t>As a doctor, I want to access patient medical history, so that I can make informed decisions.</w:t>
+      </w:r>
+      <w:r>
+        <w:t xml:space="preserve"> </w:t>
+      </w:r>
+    </w:p>
+    <w:p>
+      <w:pPr>
+        <w:numPr>
+          <w:ilvl w:val="0"/>
+          <w:numId w:val="81"/>
+        </w:numPr>
+        <w:spacing w:before="100" w:beforeAutospacing="1" w:after="100" w:afterAutospacing="1" w:line="240" w:lineRule="auto"/>
+      </w:pPr>
+      <w:r>
+        <w:rPr>
+          <w:rStyle w:val="Strong"/>
+        </w:rPr>
+        <w:lastRenderedPageBreak/>
+        <w:t>US-11</w:t>
+      </w:r>
+      <w:proofErr w:type="gramStart"/>
+      <w:r>
+        <w:rPr>
+          <w:rStyle w:val="Strong"/>
+        </w:rPr>
+        <w:t>:</w:t>
+      </w:r>
+      <w:proofErr w:type="gramEnd"/>
+      <w:r>
+        <w:br/>
+      </w:r>
+      <w:r>
+        <w:rPr>
+          <w:rStyle w:val="Emphasis"/>
+        </w:rPr>
+        <w:t xml:space="preserve">As a doctor, I want to issue digital prescriptions, so that patients can receive treatment instructions </w:t>
+      </w:r>
+      <w:proofErr w:type="spellStart"/>
+      <w:r>
+        <w:rPr>
+          <w:rStyle w:val="Emphasis"/>
+        </w:rPr>
+        <w:t>بسهولة</w:t>
+      </w:r>
+      <w:proofErr w:type="spellEnd"/>
+      <w:r>
+        <w:rPr>
+          <w:rStyle w:val="Emphasis"/>
+        </w:rPr>
+        <w:t>.</w:t>
+      </w:r>
+      <w:r>
+        <w:t xml:space="preserve"> </w:t>
+      </w:r>
+    </w:p>
+    <w:p>
+      <w:pPr>
+        <w:numPr>
+          <w:ilvl w:val="0"/>
+          <w:numId w:val="81"/>
+        </w:numPr>
+        <w:spacing w:before="100" w:beforeAutospacing="1" w:after="100" w:afterAutospacing="1" w:line="240" w:lineRule="auto"/>
+      </w:pPr>
+      <w:r>
+        <w:rPr>
+          <w:rStyle w:val="Strong"/>
+        </w:rPr>
+        <w:t>US-12</w:t>
+      </w:r>
+      <w:proofErr w:type="gramStart"/>
+      <w:r>
+        <w:rPr>
+          <w:rStyle w:val="Strong"/>
+        </w:rPr>
+        <w:t>:</w:t>
+      </w:r>
+      <w:proofErr w:type="gramEnd"/>
+      <w:r>
+        <w:br/>
+      </w:r>
+      <w:r>
+        <w:rPr>
+          <w:rStyle w:val="Emphasis"/>
+        </w:rPr>
+        <w:t>As a doctor, I want to update patient records, so that medical data remains accurate.</w:t>
+      </w:r>
+      <w:r>
+        <w:t xml:space="preserve"> </w:t>
+      </w:r>
+    </w:p>
+    <w:p>
+      <w:pPr>
+        <w:spacing w:after="0"/>
+      </w:pPr>
+      <w:r>
+        <w:pict>
+          <v:rect id="_x0000_i1085" style="width:0;height:1.5pt" o:hralign="center" o:hrstd="t" o:hr="t" fillcolor="#a0a0a0" stroked="f"/>
+        </w:pict>
+      </w:r>
+    </w:p>
+    <w:p>
+      <w:pPr>
+        <w:pStyle w:val="Heading2"/>
+      </w:pPr>
+      <w:r>
+        <w:rPr>
+          <w:rStyle w:val="Strong"/>
+          <w:b/>
+          <w:bCs/>
+        </w:rPr>
+        <w:t>C. Administrative Staff User Stories</w:t>
+      </w:r>
+    </w:p>
+    <w:p>
+      <w:pPr>
+        <w:numPr>
+          <w:ilvl w:val="0"/>
+          <w:numId w:val="82"/>
+        </w:numPr>
+        <w:spacing w:before="100" w:beforeAutospacing="1" w:after="100" w:afterAutospacing="1" w:line="240" w:lineRule="auto"/>
+      </w:pPr>
+      <w:r>
+        <w:rPr>
+          <w:rStyle w:val="Strong"/>
+        </w:rPr>
+        <w:t>US-13</w:t>
+      </w:r>
+      <w:proofErr w:type="gramStart"/>
+      <w:r>
+        <w:rPr>
+          <w:rStyle w:val="Strong"/>
+        </w:rPr>
+        <w:t>:</w:t>
+      </w:r>
+      <w:proofErr w:type="gramEnd"/>
+      <w:r>
+        <w:br/>
+      </w:r>
+      <w:r>
+        <w:rPr>
+          <w:rStyle w:val="Emphasis"/>
+        </w:rPr>
+        <w:t>As an admin, I want to manage user accounts, so that the system remains organized and secure.</w:t>
+      </w:r>
+      <w:r>
+        <w:t xml:space="preserve"> </w:t>
+      </w:r>
+    </w:p>
+    <w:p>
+      <w:pPr>
+        <w:numPr>
+          <w:ilvl w:val="0"/>
+          <w:numId w:val="82"/>
+        </w:numPr>
+        <w:spacing w:before="100" w:beforeAutospacing="1" w:after="100" w:afterAutospacing="1" w:line="240" w:lineRule="auto"/>
+      </w:pPr>
+      <w:r>
+        <w:rPr>
+          <w:rStyle w:val="Strong"/>
+        </w:rPr>
+        <w:t>US-14</w:t>
+      </w:r>
+      <w:proofErr w:type="gramStart"/>
+      <w:r>
+        <w:rPr>
+          <w:rStyle w:val="Strong"/>
+        </w:rPr>
+        <w:t>:</w:t>
+      </w:r>
+      <w:proofErr w:type="gramEnd"/>
+      <w:r>
+        <w:br/>
+      </w:r>
+      <w:r>
+        <w:rPr>
+          <w:rStyle w:val="Emphasis"/>
+        </w:rPr>
+        <w:t>As an admin, I want to manage appointment scheduling, so that conflicts are avoided.</w:t>
+      </w:r>
+      <w:r>
+        <w:t xml:space="preserve"> </w:t>
+      </w:r>
+    </w:p>
+    <w:p>
+      <w:pPr>
+        <w:numPr>
+          <w:ilvl w:val="0"/>
+          <w:numId w:val="82"/>
+        </w:numPr>
+        <w:spacing w:before="100" w:beforeAutospacing="1" w:after="100" w:afterAutospacing="1" w:line="240" w:lineRule="auto"/>
+      </w:pPr>
+      <w:r>
+        <w:rPr>
+          <w:rStyle w:val="Strong"/>
+        </w:rPr>
+        <w:t>US-15</w:t>
+      </w:r>
+      <w:proofErr w:type="gramStart"/>
+      <w:r>
+        <w:rPr>
+          <w:rStyle w:val="Strong"/>
+        </w:rPr>
+        <w:t>:</w:t>
+      </w:r>
+      <w:proofErr w:type="gramEnd"/>
+      <w:r>
+        <w:br/>
+      </w:r>
+      <w:r>
+        <w:rPr>
+          <w:rStyle w:val="Emphasis"/>
+        </w:rPr>
+        <w:t>As an admin, I want to monitor system usage, so that performance and issues can be tracked.</w:t>
+      </w:r>
+      <w:r>
+        <w:t xml:space="preserve"> </w:t>
+      </w:r>
+    </w:p>
+    <w:p>
+      <w:pPr>
+        <w:numPr>
+          <w:ilvl w:val="0"/>
+          <w:numId w:val="82"/>
+        </w:numPr>
+        <w:spacing w:before="100" w:beforeAutospacing="1" w:after="100" w:afterAutospacing="1" w:line="240" w:lineRule="auto"/>
+      </w:pPr>
+      <w:r>
+        <w:rPr>
+          <w:rStyle w:val="Strong"/>
+        </w:rPr>
+        <w:t>US-16</w:t>
+      </w:r>
+      <w:proofErr w:type="gramStart"/>
+      <w:r>
+        <w:rPr>
+          <w:rStyle w:val="Strong"/>
+        </w:rPr>
+        <w:t>:</w:t>
+      </w:r>
+      <w:proofErr w:type="gramEnd"/>
+      <w:r>
+        <w:br/>
+      </w:r>
+      <w:r>
+        <w:rPr>
+          <w:rStyle w:val="Emphasis"/>
+        </w:rPr>
+        <w:t>As an admin, I want to generate reports, so that management can make informed decisions.</w:t>
+      </w:r>
+      <w:r>
+        <w:t xml:space="preserve"> </w:t>
+      </w:r>
+    </w:p>
+    <w:p>
+      <w:pPr>
+        <w:spacing w:after="0"/>
+      </w:pPr>
+      <w:r>
+        <w:pict>
+          <v:rect id="_x0000_i1086" style="width:0;height:1.5pt" o:hralign="center" o:hrstd="t" o:hr="t" fillcolor="#a0a0a0" stroked="f"/>
+        </w:pict>
+      </w:r>
+    </w:p>
+    <w:p>
+      <w:pPr>
+        <w:pStyle w:val="Heading1"/>
+      </w:pPr>
+      <w:r>
+        <w:rPr>
+          <w:rStyle w:val="Strong"/>
+          <w:b w:val="0"/>
+          <w:bCs w:val="0"/>
+        </w:rPr>
+        <w:t>2. Project Backlog (Prioritized)</w:t>
+      </w:r>
+    </w:p>
+    <w:p>
+      <w:pPr>
+        <w:pStyle w:val="NormalWeb"/>
+      </w:pPr>
+      <w:r>
+        <w:t>I will organize the backlog using priority levels:</w:t>
+      </w:r>
+    </w:p>
+    <w:p>
+      <w:r>
+        <w:pict>
+          <v:rect id="_x0000_i1087" style="width:0;height:1.5pt" o:hralign="center" o:hrstd="t" o:hr="t" fillcolor="#a0a0a0" stroked="f"/>
+        </w:pict>
+      </w:r>
+    </w:p>
+    <w:p>
+      <w:pPr>
+        <w:pStyle w:val="Heading2"/>
+      </w:pPr>
+      <w:r>
+        <w:rPr>
+          <w:rStyle w:val="Strong"/>
+          <w:b/>
+          <w:bCs/>
+        </w:rPr>
+        <w:t>High Priority (Must Have – MVP)</w:t>
+      </w:r>
+    </w:p>
+    <w:p>
+      <w:pPr>
+        <w:numPr>
+          <w:ilvl w:val="0"/>
+          <w:numId w:val="83"/>
+        </w:numPr>
+        <w:spacing w:before="100" w:beforeAutospacing="1" w:after="100" w:afterAutospacing="1" w:line="240" w:lineRule="auto"/>
+      </w:pPr>
+      <w:r>
+        <w:t xml:space="preserve">User registration and secure login (Patients, Doctors, Admin) </w:t>
+      </w:r>
+    </w:p>
+    <w:p>
+      <w:pPr>
+        <w:numPr>
+          <w:ilvl w:val="0"/>
+          <w:numId w:val="83"/>
+        </w:numPr>
+        <w:spacing w:before="100" w:beforeAutospacing="1" w:after="100" w:afterAutospacing="1" w:line="240" w:lineRule="auto"/>
+      </w:pPr>
+      <w:r>
+        <w:t xml:space="preserve">Appointment booking and scheduling system </w:t>
+      </w:r>
+    </w:p>
+    <w:p>
+      <w:pPr>
+        <w:numPr>
+          <w:ilvl w:val="0"/>
+          <w:numId w:val="83"/>
+        </w:numPr>
+        <w:spacing w:before="100" w:beforeAutospacing="1" w:after="100" w:afterAutospacing="1" w:line="240" w:lineRule="auto"/>
+      </w:pPr>
+      <w:r>
+        <w:t xml:space="preserve">Video consultation functionality </w:t>
+      </w:r>
+    </w:p>
+    <w:p>
+      <w:pPr>
+        <w:numPr>
+          <w:ilvl w:val="0"/>
+          <w:numId w:val="83"/>
+        </w:numPr>
+        <w:spacing w:before="100" w:beforeAutospacing="1" w:after="100" w:afterAutospacing="1" w:line="240" w:lineRule="auto"/>
+      </w:pPr>
+      <w:r>
+        <w:t xml:space="preserve">Patient medical records access </w:t>
+      </w:r>
+    </w:p>
+    <w:p>
+      <w:pPr>
+        <w:numPr>
+          <w:ilvl w:val="0"/>
+          <w:numId w:val="83"/>
+        </w:numPr>
+        <w:spacing w:before="100" w:beforeAutospacing="1" w:after="100" w:afterAutospacing="1" w:line="240" w:lineRule="auto"/>
+      </w:pPr>
+      <w:r>
+        <w:t xml:space="preserve">Doctor dashboard (appointments + patient info) </w:t>
+      </w:r>
+    </w:p>
+    <w:p>
+      <w:pPr>
+        <w:numPr>
+          <w:ilvl w:val="0"/>
+          <w:numId w:val="83"/>
+        </w:numPr>
+        <w:spacing w:before="100" w:beforeAutospacing="1" w:after="100" w:afterAutospacing="1" w:line="240" w:lineRule="auto"/>
+      </w:pPr>
+      <w:r>
+        <w:t xml:space="preserve">Notifications and reminders </w:t>
+      </w:r>
+    </w:p>
+    <w:p>
+      <w:pPr>
+        <w:spacing w:after="0"/>
+      </w:pPr>
+      <w:r>
+        <w:pict>
+          <v:rect id="_x0000_i1088" style="width:0;height:1.5pt" o:hralign="center" o:hrstd="t" o:hr="t" fillcolor="#a0a0a0" stroked="f"/>
+        </w:pict>
+      </w:r>
+    </w:p>
+    <w:p>
+      <w:pPr>
+        <w:pStyle w:val="Heading2"/>
+      </w:pPr>
+      <w:r>
+        <w:rPr>
+          <w:rStyle w:val="Strong"/>
+          <w:b/>
+          <w:bCs/>
+        </w:rPr>
+        <w:t>Medium Priority (Should Have)</w:t>
+      </w:r>
+    </w:p>
+    <w:p>
+      <w:pPr>
+        <w:numPr>
+          <w:ilvl w:val="0"/>
+          <w:numId w:val="84"/>
+        </w:numPr>
+        <w:spacing w:before="100" w:beforeAutospacing="1" w:after="100" w:afterAutospacing="1" w:line="240" w:lineRule="auto"/>
+      </w:pPr>
+      <w:r>
+        <w:t xml:space="preserve">Online payment integration </w:t>
+      </w:r>
+    </w:p>
+    <w:p>
+      <w:pPr>
+        <w:numPr>
+          <w:ilvl w:val="0"/>
+          <w:numId w:val="84"/>
+        </w:numPr>
+        <w:spacing w:before="100" w:beforeAutospacing="1" w:after="100" w:afterAutospacing="1" w:line="240" w:lineRule="auto"/>
+      </w:pPr>
+      <w:r>
+        <w:t xml:space="preserve">Digital prescription system </w:t>
+      </w:r>
+    </w:p>
+    <w:p>
+      <w:pPr>
+        <w:numPr>
+          <w:ilvl w:val="0"/>
+          <w:numId w:val="84"/>
+        </w:numPr>
+        <w:spacing w:before="100" w:beforeAutospacing="1" w:after="100" w:afterAutospacing="1" w:line="240" w:lineRule="auto"/>
+      </w:pPr>
+      <w:r>
+        <w:t xml:space="preserve">Admin dashboard and reporting </w:t>
+      </w:r>
+    </w:p>
+    <w:p>
+      <w:pPr>
+        <w:numPr>
+          <w:ilvl w:val="0"/>
+          <w:numId w:val="84"/>
+        </w:numPr>
+        <w:spacing w:before="100" w:beforeAutospacing="1" w:after="100" w:afterAutospacing="1" w:line="240" w:lineRule="auto"/>
+      </w:pPr>
+      <w:r>
+        <w:t xml:space="preserve">Patient history tracking </w:t>
+      </w:r>
+    </w:p>
+    <w:p>
+      <w:pPr>
+        <w:numPr>
+          <w:ilvl w:val="0"/>
+          <w:numId w:val="84"/>
+        </w:numPr>
+        <w:spacing w:before="100" w:beforeAutospacing="1" w:after="100" w:afterAutospacing="1" w:line="240" w:lineRule="auto"/>
+      </w:pPr>
+      <w:r>
+        <w:t xml:space="preserve">Search and filter for doctors </w:t>
+      </w:r>
+    </w:p>
+    <w:p>
+      <w:pPr>
+        <w:spacing w:after="0"/>
+      </w:pPr>
+      <w:r>
+        <w:lastRenderedPageBreak/>
+        <w:pict>
+          <v:rect id="_x0000_i1089" style="width:0;height:1.5pt" o:hralign="center" o:hrstd="t" o:hr="t" fillcolor="#a0a0a0" stroked="f"/>
+        </w:pict>
+      </w:r>
+    </w:p>
+    <w:p>
+      <w:pPr>
+        <w:pStyle w:val="Heading2"/>
+      </w:pPr>
+      <w:r>
+        <w:rPr>
+          <w:rStyle w:val="Strong"/>
+          <w:b/>
+          <w:bCs/>
+        </w:rPr>
+        <w:t>Low Priority (Could Have)</w:t>
+      </w:r>
+    </w:p>
+    <w:p>
+      <w:pPr>
+        <w:numPr>
+          <w:ilvl w:val="0"/>
+          <w:numId w:val="85"/>
+        </w:numPr>
+        <w:spacing w:before="100" w:beforeAutospacing="1" w:after="100" w:afterAutospacing="1" w:line="240" w:lineRule="auto"/>
+      </w:pPr>
+      <w:r>
+        <w:t xml:space="preserve">Chat messaging feature </w:t>
+      </w:r>
+    </w:p>
+    <w:p>
+      <w:pPr>
+        <w:numPr>
+          <w:ilvl w:val="0"/>
+          <w:numId w:val="85"/>
+        </w:numPr>
+        <w:spacing w:before="100" w:beforeAutospacing="1" w:after="100" w:afterAutospacing="1" w:line="240" w:lineRule="auto"/>
+      </w:pPr>
+      <w:r>
+        <w:t xml:space="preserve">Multi-language support </w:t>
+      </w:r>
+    </w:p>
+    <w:p>
+      <w:pPr>
+        <w:numPr>
+          <w:ilvl w:val="0"/>
+          <w:numId w:val="85"/>
+        </w:numPr>
+        <w:spacing w:before="100" w:beforeAutospacing="1" w:after="100" w:afterAutospacing="1" w:line="240" w:lineRule="auto"/>
+      </w:pPr>
+      <w:r>
+        <w:t xml:space="preserve">Advanced analytics dashboard </w:t>
+      </w:r>
+    </w:p>
+    <w:p>
+      <w:pPr>
+        <w:numPr>
+          <w:ilvl w:val="0"/>
+          <w:numId w:val="85"/>
+        </w:numPr>
+        <w:spacing w:before="100" w:beforeAutospacing="1" w:after="100" w:afterAutospacing="1" w:line="240" w:lineRule="auto"/>
+      </w:pPr>
+      <w:r>
+        <w:t xml:space="preserve">Integration with wearable devices </w:t>
+      </w:r>
+    </w:p>
+    <w:p>
+      <w:pPr>
+        <w:spacing w:after="0"/>
+      </w:pPr>
+      <w:r>
+        <w:pict>
+          <v:rect id="_x0000_i1090" style="width:0;height:1.5pt" o:hralign="center" o:hrstd="t" o:hr="t" fillcolor="#a0a0a0" stroked="f"/>
+        </w:pict>
+      </w:r>
+    </w:p>
+    <w:p>
+      <w:pPr>
+        <w:pStyle w:val="Heading2"/>
+      </w:pPr>
+      <w:r>
+        <w:rPr>
+          <w:rStyle w:val="Strong"/>
+          <w:b/>
+          <w:bCs/>
+        </w:rPr>
+        <w:t>Future Enhancements (Won’t Have Now)</w:t>
+      </w:r>
+    </w:p>
+    <w:p>
+      <w:pPr>
+        <w:numPr>
+          <w:ilvl w:val="0"/>
+          <w:numId w:val="86"/>
+        </w:numPr>
+        <w:spacing w:before="100" w:beforeAutospacing="1" w:after="100" w:afterAutospacing="1" w:line="240" w:lineRule="auto"/>
+      </w:pPr>
+      <w:r>
+        <w:t xml:space="preserve">AI-based diagnosis support </w:t>
+      </w:r>
+    </w:p>
+    <w:p>
+      <w:pPr>
+        <w:numPr>
+          <w:ilvl w:val="0"/>
+          <w:numId w:val="86"/>
+        </w:numPr>
+        <w:spacing w:before="100" w:beforeAutospacing="1" w:after="100" w:afterAutospacing="1" w:line="240" w:lineRule="auto"/>
+      </w:pPr>
+      <w:r>
+        <w:t xml:space="preserve">Integration with external hospital systems </w:t>
+      </w:r>
+    </w:p>
+    <w:p>
+      <w:pPr>
+        <w:numPr>
+          <w:ilvl w:val="0"/>
+          <w:numId w:val="86"/>
+        </w:numPr>
+        <w:spacing w:before="100" w:beforeAutospacing="1" w:after="100" w:afterAutospacing="1" w:line="240" w:lineRule="auto"/>
+      </w:pPr>
+      <w:r>
+        <w:t xml:space="preserve">Advanced </w:t>
+      </w:r>
+      <w:proofErr w:type="spellStart"/>
+      <w:r>
+        <w:t>telemonitoring</w:t>
+      </w:r>
+      <w:proofErr w:type="spellEnd"/>
+      <w:r>
+        <w:t xml:space="preserve"> (</w:t>
+      </w:r>
+      <w:proofErr w:type="spellStart"/>
+      <w:r>
+        <w:t>IoT</w:t>
+      </w:r>
+      <w:proofErr w:type="spellEnd"/>
+      <w:r>
+        <w:t xml:space="preserve"> devices) </w:t>
+      </w:r>
+    </w:p>
+    <w:p>
+      <w:pPr>
+        <w:spacing w:after="0"/>
+      </w:pPr>
+      <w:r>
+        <w:pict>
+          <v:rect id="_x0000_i1091" style="width:0;height:1.5pt" o:hralign="center" o:hrstd="t" o:hr="t" fillcolor="#a0a0a0" stroked="f"/>
+        </w:pict>
+      </w:r>
+    </w:p>
+    <w:p>
+      <w:pPr>
+        <w:pStyle w:val="Heading1"/>
+      </w:pPr>
+      <w:r>
+        <w:rPr>
+          <w:rStyle w:val="Strong"/>
+          <w:b w:val="0"/>
+          <w:bCs w:val="0"/>
+        </w:rPr>
+        <w:t>3. Acceptance Criteria Example (Sample)</w:t>
+      </w:r>
+    </w:p>
+    <w:p>
+      <w:pPr>
+        <w:pStyle w:val="NormalWeb"/>
+      </w:pPr>
+      <w:r>
+        <w:rPr>
+          <w:rStyle w:val="Strong"/>
+        </w:rPr>
+        <w:t>For US-02 (Book Appointment):</w:t>
+      </w:r>
+    </w:p>
+    <w:p>
+      <w:pPr>
+        <w:numPr>
+          <w:ilvl w:val="0"/>
+          <w:numId w:val="87"/>
+        </w:numPr>
+        <w:spacing w:before="100" w:beforeAutospacing="1" w:after="100" w:afterAutospacing="1" w:line="240" w:lineRule="auto"/>
+      </w:pPr>
+      <w:r>
+        <w:t xml:space="preserve">Patient can select doctor, date, and time </w:t>
+      </w:r>
+    </w:p>
+    <w:p>
+      <w:pPr>
+        <w:numPr>
+          <w:ilvl w:val="0"/>
+          <w:numId w:val="87"/>
+        </w:numPr>
+        <w:spacing w:before="100" w:beforeAutospacing="1" w:after="100" w:afterAutospacing="1" w:line="240" w:lineRule="auto"/>
+      </w:pPr>
+      <w:r>
+        <w:t xml:space="preserve">System confirms availability </w:t>
+      </w:r>
+    </w:p>
+    <w:p>
+      <w:pPr>
+        <w:numPr>
+          <w:ilvl w:val="0"/>
+          <w:numId w:val="87"/>
+        </w:numPr>
+        <w:spacing w:before="100" w:beforeAutospacing="1" w:after="100" w:afterAutospacing="1" w:line="240" w:lineRule="auto"/>
+      </w:pPr>
+      <w:r>
+        <w:t xml:space="preserve">Appointment is saved and visible to both patient and doctor </w:t>
+      </w:r>
+    </w:p>
+    <w:p>
+      <w:pPr>
+        <w:numPr>
+          <w:ilvl w:val="0"/>
+          <w:numId w:val="87"/>
+        </w:numPr>
+        <w:spacing w:before="100" w:beforeAutospacing="1" w:after="100" w:afterAutospacing="1" w:line="240" w:lineRule="auto"/>
+      </w:pPr>
+      <w:r>
+        <w:t xml:space="preserve">Notification is sent after booking </w:t>
+      </w:r>
+    </w:p>
+    <w:p>
+      <w:pPr>
+        <w:rPr>
+          <w:b/>
+          <w:sz w:val="72"/>
+          <w:szCs w:val="72"/>
+        </w:rPr>
+      </w:pPr>
+    </w:p>
+    <w:p>
+      <w:pPr>
+        <w:rPr>
+          <w:b/>
+          <w:sz w:val="72"/>
+          <w:szCs w:val="72"/>
+        </w:rPr>
+      </w:pPr>
+      <w:r>
+        <w:rPr>
+          <w:b/>
+          <w:sz w:val="72"/>
+          <w:szCs w:val="72"/>
+        </w:rPr>
+        <w:t xml:space="preserve">3.3 </w:t>
+      </w:r>
+      <w:proofErr w:type="spellStart"/>
+      <w:r>
+        <w:rPr>
+          <w:b/>
+          <w:sz w:val="72"/>
+          <w:szCs w:val="72"/>
+        </w:rPr>
+        <w:t>Elabolate</w:t>
+      </w:r>
+      <w:proofErr w:type="spellEnd"/>
+      <w:r>
+        <w:rPr>
+          <w:b/>
+          <w:sz w:val="72"/>
+          <w:szCs w:val="72"/>
+        </w:rPr>
+        <w:t xml:space="preserve"> project task flow</w:t>
+      </w:r>
+    </w:p>
+    <w:p>
+      <w:pPr>
+        <w:pStyle w:val="Heading1"/>
+      </w:pPr>
+      <w:r>
+        <w:rPr>
+          <w:rStyle w:val="Strong"/>
+          <w:b w:val="0"/>
+          <w:bCs w:val="0"/>
+        </w:rPr>
+        <w:t>. E-Commerce Website Site Map (Requirements-Oriented)</w:t>
+      </w:r>
+    </w:p>
+    <w:p>
+      <w:pPr>
+        <w:pStyle w:val="Heading2"/>
+      </w:pPr>
+      <w:r>
+        <w:rPr>
+          <w:rStyle w:val="Strong"/>
+          <w:b/>
+          <w:bCs/>
+        </w:rPr>
+        <w:t>A. Home Page</w:t>
+      </w:r>
+    </w:p>
+    <w:p>
+      <w:pPr>
+        <w:numPr>
+          <w:ilvl w:val="0"/>
+          <w:numId w:val="88"/>
+        </w:numPr>
+        <w:spacing w:before="100" w:beforeAutospacing="1" w:after="100" w:afterAutospacing="1" w:line="240" w:lineRule="auto"/>
+      </w:pPr>
+      <w:r>
+        <w:t xml:space="preserve">Display featured products (clothing, accessories, footwear) </w:t>
+      </w:r>
+    </w:p>
+    <w:p>
+      <w:pPr>
+        <w:numPr>
+          <w:ilvl w:val="0"/>
+          <w:numId w:val="88"/>
+        </w:numPr>
+        <w:spacing w:before="100" w:beforeAutospacing="1" w:after="100" w:afterAutospacing="1" w:line="240" w:lineRule="auto"/>
+      </w:pPr>
+      <w:r>
+        <w:t xml:space="preserve">Highlight promotional campaigns </w:t>
+      </w:r>
+    </w:p>
+    <w:p>
+      <w:pPr>
+        <w:numPr>
+          <w:ilvl w:val="0"/>
+          <w:numId w:val="88"/>
+        </w:numPr>
+        <w:spacing w:before="100" w:beforeAutospacing="1" w:after="100" w:afterAutospacing="1" w:line="240" w:lineRule="auto"/>
+      </w:pPr>
+      <w:r>
+        <w:t xml:space="preserve">Navigation to all main sections </w:t>
+      </w:r>
+    </w:p>
+    <w:p>
+      <w:pPr>
+        <w:numPr>
+          <w:ilvl w:val="0"/>
+          <w:numId w:val="88"/>
+        </w:numPr>
+        <w:spacing w:before="100" w:beforeAutospacing="1" w:after="100" w:afterAutospacing="1" w:line="240" w:lineRule="auto"/>
+      </w:pPr>
+      <w:r>
+        <w:t xml:space="preserve">Search bar for product lookup </w:t>
+      </w:r>
+    </w:p>
+    <w:p>
+      <w:pPr>
+        <w:pStyle w:val="NormalWeb"/>
+      </w:pPr>
+      <w:r>
+        <w:rPr>
+          <w:rStyle w:val="Strong"/>
+        </w:rPr>
+        <w:lastRenderedPageBreak/>
+        <w:t>User Interaction:</w:t>
+      </w:r>
+    </w:p>
+    <w:p>
+      <w:pPr>
+        <w:numPr>
+          <w:ilvl w:val="0"/>
+          <w:numId w:val="89"/>
+        </w:numPr>
+        <w:spacing w:before="100" w:beforeAutospacing="1" w:after="100" w:afterAutospacing="1" w:line="240" w:lineRule="auto"/>
+      </w:pPr>
+      <w:r>
+        <w:t xml:space="preserve">Browse featured items </w:t>
+      </w:r>
+    </w:p>
+    <w:p>
+      <w:pPr>
+        <w:numPr>
+          <w:ilvl w:val="0"/>
+          <w:numId w:val="89"/>
+        </w:numPr>
+        <w:spacing w:before="100" w:beforeAutospacing="1" w:after="100" w:afterAutospacing="1" w:line="240" w:lineRule="auto"/>
+      </w:pPr>
+      <w:r>
+        <w:t xml:space="preserve">Navigate categories </w:t>
+      </w:r>
+    </w:p>
+    <w:p>
+      <w:pPr>
+        <w:numPr>
+          <w:ilvl w:val="0"/>
+          <w:numId w:val="89"/>
+        </w:numPr>
+        <w:spacing w:before="100" w:beforeAutospacing="1" w:after="100" w:afterAutospacing="1" w:line="240" w:lineRule="auto"/>
+      </w:pPr>
+      <w:r>
+        <w:t xml:space="preserve">Access promotions quickly </w:t>
+      </w:r>
+    </w:p>
+    <w:p>
+      <w:pPr>
+        <w:spacing w:after="0"/>
+      </w:pPr>
+      <w:r>
+        <w:pict>
+          <v:rect id="_x0000_i1092" style="width:0;height:1.5pt" o:hralign="center" o:hrstd="t" o:hr="t" fillcolor="#a0a0a0" stroked="f"/>
+        </w:pict>
+      </w:r>
+    </w:p>
+    <w:p>
+      <w:pPr>
+        <w:pStyle w:val="Heading2"/>
+      </w:pPr>
+      <w:r>
+        <w:rPr>
+          <w:rStyle w:val="Strong"/>
+          <w:b/>
+          <w:bCs/>
+        </w:rPr>
+        <w:t>B. Product Catalog</w:t>
+      </w:r>
+    </w:p>
+    <w:p>
+      <w:pPr>
+        <w:pStyle w:val="Heading3"/>
+      </w:pPr>
+      <w:r>
+        <w:rPr>
+          <w:rStyle w:val="Strong"/>
+          <w:b w:val="0"/>
+          <w:bCs w:val="0"/>
+        </w:rPr>
+        <w:t>1. Categories</w:t>
+      </w:r>
+    </w:p>
+    <w:p>
+      <w:pPr>
+        <w:numPr>
+          <w:ilvl w:val="0"/>
+          <w:numId w:val="90"/>
+        </w:numPr>
+        <w:spacing w:before="100" w:beforeAutospacing="1" w:after="100" w:afterAutospacing="1" w:line="240" w:lineRule="auto"/>
+      </w:pPr>
+      <w:r>
+        <w:t xml:space="preserve">Clothing </w:t>
+      </w:r>
+    </w:p>
+    <w:p>
+      <w:pPr>
+        <w:numPr>
+          <w:ilvl w:val="0"/>
+          <w:numId w:val="90"/>
+        </w:numPr>
+        <w:spacing w:before="100" w:beforeAutospacing="1" w:after="100" w:afterAutospacing="1" w:line="240" w:lineRule="auto"/>
+      </w:pPr>
+      <w:r>
+        <w:t xml:space="preserve">Accessories </w:t>
+      </w:r>
+    </w:p>
+    <w:p>
+      <w:pPr>
+        <w:numPr>
+          <w:ilvl w:val="0"/>
+          <w:numId w:val="90"/>
+        </w:numPr>
+        <w:spacing w:before="100" w:beforeAutospacing="1" w:after="100" w:afterAutospacing="1" w:line="240" w:lineRule="auto"/>
+      </w:pPr>
+      <w:r>
+        <w:t xml:space="preserve">Footwear </w:t>
+      </w:r>
+    </w:p>
+    <w:p>
+      <w:pPr>
+        <w:pStyle w:val="Heading3"/>
+      </w:pPr>
+      <w:r>
+        <w:rPr>
+          <w:rStyle w:val="Strong"/>
+          <w:b w:val="0"/>
+          <w:bCs w:val="0"/>
+        </w:rPr>
+        <w:t>2. Product Listing Page</w:t>
+      </w:r>
+    </w:p>
+    <w:p>
+      <w:pPr>
+        <w:numPr>
+          <w:ilvl w:val="0"/>
+          <w:numId w:val="91"/>
+        </w:numPr>
+        <w:spacing w:before="100" w:beforeAutospacing="1" w:after="100" w:afterAutospacing="1" w:line="240" w:lineRule="auto"/>
+      </w:pPr>
+      <w:r>
+        <w:t xml:space="preserve">Filter (price, size, category, brand) </w:t>
+      </w:r>
+    </w:p>
+    <w:p>
+      <w:pPr>
+        <w:numPr>
+          <w:ilvl w:val="0"/>
+          <w:numId w:val="91"/>
+        </w:numPr>
+        <w:spacing w:before="100" w:beforeAutospacing="1" w:after="100" w:afterAutospacing="1" w:line="240" w:lineRule="auto"/>
+      </w:pPr>
+      <w:r>
+        <w:t xml:space="preserve">Sort (popularity, price, newest) </w:t>
+      </w:r>
+    </w:p>
+    <w:p>
+      <w:pPr>
+        <w:pStyle w:val="Heading3"/>
+      </w:pPr>
+      <w:r>
+        <w:rPr>
+          <w:rStyle w:val="Strong"/>
+          <w:b w:val="0"/>
+          <w:bCs w:val="0"/>
+        </w:rPr>
+        <w:t>3. Product Detail Page</w:t>
+      </w:r>
+    </w:p>
+    <w:p>
+      <w:pPr>
+        <w:numPr>
+          <w:ilvl w:val="0"/>
+          <w:numId w:val="92"/>
+        </w:numPr>
+        <w:spacing w:before="100" w:beforeAutospacing="1" w:after="100" w:afterAutospacing="1" w:line="240" w:lineRule="auto"/>
+      </w:pPr>
+      <w:r>
+        <w:t xml:space="preserve">Product images and description </w:t>
+      </w:r>
+    </w:p>
+    <w:p>
+      <w:pPr>
+        <w:numPr>
+          <w:ilvl w:val="0"/>
+          <w:numId w:val="92"/>
+        </w:numPr>
+        <w:spacing w:before="100" w:beforeAutospacing="1" w:after="100" w:afterAutospacing="1" w:line="240" w:lineRule="auto"/>
+      </w:pPr>
+      <w:r>
+        <w:t xml:space="preserve">Price and availability </w:t>
+      </w:r>
+    </w:p>
+    <w:p>
+      <w:pPr>
+        <w:numPr>
+          <w:ilvl w:val="0"/>
+          <w:numId w:val="92"/>
+        </w:numPr>
+        <w:spacing w:before="100" w:beforeAutospacing="1" w:after="100" w:afterAutospacing="1" w:line="240" w:lineRule="auto"/>
+      </w:pPr>
+      <w:r>
+        <w:t xml:space="preserve">Customer reviews and ratings </w:t>
+      </w:r>
+    </w:p>
+    <w:p>
+      <w:pPr>
+        <w:numPr>
+          <w:ilvl w:val="0"/>
+          <w:numId w:val="92"/>
+        </w:numPr>
+        <w:spacing w:before="100" w:beforeAutospacing="1" w:after="100" w:afterAutospacing="1" w:line="240" w:lineRule="auto"/>
+      </w:pPr>
+      <w:r>
+        <w:t xml:space="preserve">Add to cart / </w:t>
+      </w:r>
+      <w:proofErr w:type="spellStart"/>
+      <w:r>
+        <w:t>wishlist</w:t>
+      </w:r>
+      <w:proofErr w:type="spellEnd"/>
+      <w:r>
+        <w:t xml:space="preserve"> </w:t>
+      </w:r>
+    </w:p>
+    <w:p>
+      <w:pPr>
+        <w:pStyle w:val="NormalWeb"/>
+      </w:pPr>
+      <w:r>
+        <w:rPr>
+          <w:rStyle w:val="Strong"/>
+        </w:rPr>
+        <w:t>User Interaction:</w:t>
+      </w:r>
+    </w:p>
+    <w:p>
+      <w:pPr>
+        <w:numPr>
+          <w:ilvl w:val="0"/>
+          <w:numId w:val="93"/>
+        </w:numPr>
+        <w:spacing w:before="100" w:beforeAutospacing="1" w:after="100" w:afterAutospacing="1" w:line="240" w:lineRule="auto"/>
+      </w:pPr>
+      <w:r>
+        <w:t xml:space="preserve">Search, filter, and view products </w:t>
+      </w:r>
+    </w:p>
+    <w:p>
+      <w:pPr>
+        <w:numPr>
+          <w:ilvl w:val="0"/>
+          <w:numId w:val="93"/>
+        </w:numPr>
+        <w:spacing w:before="100" w:beforeAutospacing="1" w:after="100" w:afterAutospacing="1" w:line="240" w:lineRule="auto"/>
+      </w:pPr>
+      <w:r>
+        <w:t xml:space="preserve">Read/write reviews </w:t>
+      </w:r>
+    </w:p>
+    <w:p>
+      <w:pPr>
+        <w:numPr>
+          <w:ilvl w:val="0"/>
+          <w:numId w:val="93"/>
+        </w:numPr>
+        <w:spacing w:before="100" w:beforeAutospacing="1" w:after="100" w:afterAutospacing="1" w:line="240" w:lineRule="auto"/>
+      </w:pPr>
+      <w:r>
+        <w:t xml:space="preserve">Add items to cart </w:t>
+      </w:r>
+    </w:p>
+    <w:p>
+      <w:pPr>
+        <w:spacing w:after="0"/>
+      </w:pPr>
+      <w:r>
+        <w:pict>
+          <v:rect id="_x0000_i1093" style="width:0;height:1.5pt" o:hralign="center" o:hrstd="t" o:hr="t" fillcolor="#a0a0a0" stroked="f"/>
+        </w:pict>
+      </w:r>
+    </w:p>
+    <w:p>
+      <w:pPr>
+        <w:pStyle w:val="Heading2"/>
+      </w:pPr>
+      <w:r>
+        <w:rPr>
+          <w:rStyle w:val="Strong"/>
+          <w:b/>
+          <w:bCs/>
+        </w:rPr>
+        <w:t>C. Shopping Cart</w:t>
+      </w:r>
+    </w:p>
+    <w:p>
+      <w:pPr>
+        <w:numPr>
+          <w:ilvl w:val="0"/>
+          <w:numId w:val="94"/>
+        </w:numPr>
+        <w:spacing w:before="100" w:beforeAutospacing="1" w:after="100" w:afterAutospacing="1" w:line="240" w:lineRule="auto"/>
+      </w:pPr>
+      <w:r>
+        <w:t xml:space="preserve">View selected items </w:t>
+      </w:r>
+    </w:p>
+    <w:p>
+      <w:pPr>
+        <w:numPr>
+          <w:ilvl w:val="0"/>
+          <w:numId w:val="94"/>
+        </w:numPr>
+        <w:spacing w:before="100" w:beforeAutospacing="1" w:after="100" w:afterAutospacing="1" w:line="240" w:lineRule="auto"/>
+      </w:pPr>
+      <w:r>
+        <w:t xml:space="preserve">Update quantity or remove items </w:t>
+      </w:r>
+    </w:p>
+    <w:p>
+      <w:pPr>
+        <w:numPr>
+          <w:ilvl w:val="0"/>
+          <w:numId w:val="94"/>
+        </w:numPr>
+        <w:spacing w:before="100" w:beforeAutospacing="1" w:after="100" w:afterAutospacing="1" w:line="240" w:lineRule="auto"/>
+      </w:pPr>
+      <w:r>
+        <w:t xml:space="preserve">Display total price </w:t>
+      </w:r>
+    </w:p>
+    <w:p>
+      <w:pPr>
+        <w:pStyle w:val="NormalWeb"/>
+      </w:pPr>
+      <w:r>
+        <w:rPr>
+          <w:rStyle w:val="Strong"/>
+        </w:rPr>
+        <w:t>User Interaction:</w:t>
+      </w:r>
+    </w:p>
+    <w:p>
+      <w:pPr>
+        <w:numPr>
+          <w:ilvl w:val="0"/>
+          <w:numId w:val="95"/>
+        </w:numPr>
+        <w:spacing w:before="100" w:beforeAutospacing="1" w:after="100" w:afterAutospacing="1" w:line="240" w:lineRule="auto"/>
+      </w:pPr>
+      <w:r>
+        <w:t xml:space="preserve">Modify cart </w:t>
+      </w:r>
+    </w:p>
+    <w:p>
+      <w:pPr>
+        <w:numPr>
+          <w:ilvl w:val="0"/>
+          <w:numId w:val="95"/>
+        </w:numPr>
+        <w:spacing w:before="100" w:beforeAutospacing="1" w:after="100" w:afterAutospacing="1" w:line="240" w:lineRule="auto"/>
+      </w:pPr>
+      <w:r>
+        <w:lastRenderedPageBreak/>
+        <w:t xml:space="preserve">Proceed to checkout </w:t>
+      </w:r>
+    </w:p>
+    <w:p>
+      <w:pPr>
+        <w:spacing w:after="0"/>
+      </w:pPr>
+      <w:r>
+        <w:pict>
+          <v:rect id="_x0000_i1094" style="width:0;height:1.5pt" o:hralign="center" o:hrstd="t" o:hr="t" fillcolor="#a0a0a0" stroked="f"/>
+        </w:pict>
+      </w:r>
+    </w:p>
+    <w:p>
+      <w:pPr>
+        <w:pStyle w:val="Heading2"/>
+      </w:pPr>
+      <w:r>
+        <w:rPr>
+          <w:rStyle w:val="Strong"/>
+          <w:b/>
+          <w:bCs/>
+        </w:rPr>
+        <w:t>D. Checkout Process</w:t>
+      </w:r>
+    </w:p>
+    <w:p>
+      <w:pPr>
+        <w:numPr>
+          <w:ilvl w:val="0"/>
+          <w:numId w:val="96"/>
+        </w:numPr>
+        <w:spacing w:before="100" w:beforeAutospacing="1" w:after="100" w:afterAutospacing="1" w:line="240" w:lineRule="auto"/>
+      </w:pPr>
+      <w:r>
+        <w:t xml:space="preserve">User authentication (login/register/guest checkout) </w:t>
+      </w:r>
+    </w:p>
+    <w:p>
+      <w:pPr>
+        <w:numPr>
+          <w:ilvl w:val="0"/>
+          <w:numId w:val="96"/>
+        </w:numPr>
+        <w:spacing w:before="100" w:beforeAutospacing="1" w:after="100" w:afterAutospacing="1" w:line="240" w:lineRule="auto"/>
+      </w:pPr>
+      <w:r>
+        <w:t xml:space="preserve">Shipping information input </w:t>
+      </w:r>
+    </w:p>
+    <w:p>
+      <w:pPr>
+        <w:numPr>
+          <w:ilvl w:val="0"/>
+          <w:numId w:val="96"/>
+        </w:numPr>
+        <w:spacing w:before="100" w:beforeAutospacing="1" w:after="100" w:afterAutospacing="1" w:line="240" w:lineRule="auto"/>
+      </w:pPr>
+      <w:r>
+        <w:t xml:space="preserve">Payment method selection </w:t>
+      </w:r>
+    </w:p>
+    <w:p>
+      <w:pPr>
+        <w:numPr>
+          <w:ilvl w:val="0"/>
+          <w:numId w:val="96"/>
+        </w:numPr>
+        <w:spacing w:before="100" w:beforeAutospacing="1" w:after="100" w:afterAutospacing="1" w:line="240" w:lineRule="auto"/>
+      </w:pPr>
+      <w:r>
+        <w:t xml:space="preserve">Order confirmation </w:t>
+      </w:r>
+    </w:p>
+    <w:p>
+      <w:pPr>
+        <w:pStyle w:val="NormalWeb"/>
+      </w:pPr>
+      <w:r>
+        <w:rPr>
+          <w:rStyle w:val="Strong"/>
+        </w:rPr>
+        <w:t>Integrations:</w:t>
+      </w:r>
+    </w:p>
+    <w:p>
+      <w:pPr>
+        <w:numPr>
+          <w:ilvl w:val="0"/>
+          <w:numId w:val="97"/>
+        </w:numPr>
+        <w:spacing w:before="100" w:beforeAutospacing="1" w:after="100" w:afterAutospacing="1" w:line="240" w:lineRule="auto"/>
+      </w:pPr>
+      <w:r>
+        <w:t xml:space="preserve">Secure payment gateway (e.g., card, mobile payment) </w:t>
+      </w:r>
+    </w:p>
+    <w:p>
+      <w:pPr>
+        <w:pStyle w:val="NormalWeb"/>
+      </w:pPr>
+      <w:r>
+        <w:rPr>
+          <w:rStyle w:val="Strong"/>
+        </w:rPr>
+        <w:t>User Interaction:</w:t>
+      </w:r>
+    </w:p>
+    <w:p>
+      <w:pPr>
+        <w:numPr>
+          <w:ilvl w:val="0"/>
+          <w:numId w:val="98"/>
+        </w:numPr>
+        <w:spacing w:before="100" w:beforeAutospacing="1" w:after="100" w:afterAutospacing="1" w:line="240" w:lineRule="auto"/>
+      </w:pPr>
+      <w:r>
+        <w:t xml:space="preserve">Enter delivery details </w:t>
+      </w:r>
+    </w:p>
+    <w:p>
+      <w:pPr>
+        <w:numPr>
+          <w:ilvl w:val="0"/>
+          <w:numId w:val="98"/>
+        </w:numPr>
+        <w:spacing w:before="100" w:beforeAutospacing="1" w:after="100" w:afterAutospacing="1" w:line="240" w:lineRule="auto"/>
+      </w:pPr>
+      <w:r>
+        <w:t xml:space="preserve">Complete purchase securely </w:t>
+      </w:r>
+    </w:p>
+    <w:p>
+      <w:pPr>
+        <w:spacing w:after="0"/>
+      </w:pPr>
+      <w:r>
+        <w:pict>
+          <v:rect id="_x0000_i1095" style="width:0;height:1.5pt" o:hralign="center" o:hrstd="t" o:hr="t" fillcolor="#a0a0a0" stroked="f"/>
+        </w:pict>
+      </w:r>
+    </w:p>
+    <w:p>
+      <w:pPr>
+        <w:pStyle w:val="Heading2"/>
+      </w:pPr>
+      <w:r>
+        <w:rPr>
+          <w:rStyle w:val="Strong"/>
+          <w:b/>
+          <w:bCs/>
+        </w:rPr>
+        <w:t>E. User Account</w:t>
+      </w:r>
+    </w:p>
+    <w:p>
+      <w:pPr>
+        <w:numPr>
+          <w:ilvl w:val="0"/>
+          <w:numId w:val="99"/>
+        </w:numPr>
+        <w:spacing w:before="100" w:beforeAutospacing="1" w:after="100" w:afterAutospacing="1" w:line="240" w:lineRule="auto"/>
+      </w:pPr>
+      <w:r>
+        <w:t xml:space="preserve">Profile management </w:t>
+      </w:r>
+    </w:p>
+    <w:p>
+      <w:pPr>
+        <w:numPr>
+          <w:ilvl w:val="0"/>
+          <w:numId w:val="99"/>
+        </w:numPr>
+        <w:spacing w:before="100" w:beforeAutospacing="1" w:after="100" w:afterAutospacing="1" w:line="240" w:lineRule="auto"/>
+      </w:pPr>
+      <w:r>
+        <w:t xml:space="preserve">Order history </w:t>
+      </w:r>
+    </w:p>
+    <w:p>
+      <w:pPr>
+        <w:numPr>
+          <w:ilvl w:val="0"/>
+          <w:numId w:val="99"/>
+        </w:numPr>
+        <w:spacing w:before="100" w:beforeAutospacing="1" w:after="100" w:afterAutospacing="1" w:line="240" w:lineRule="auto"/>
+      </w:pPr>
+      <w:r>
+        <w:t xml:space="preserve">Saved addresses </w:t>
+      </w:r>
+    </w:p>
+    <w:p>
+      <w:pPr>
+        <w:numPr>
+          <w:ilvl w:val="0"/>
+          <w:numId w:val="99"/>
+        </w:numPr>
+        <w:spacing w:before="100" w:beforeAutospacing="1" w:after="100" w:afterAutospacing="1" w:line="240" w:lineRule="auto"/>
+      </w:pPr>
+      <w:proofErr w:type="spellStart"/>
+      <w:r>
+        <w:t>Wishlist</w:t>
+      </w:r>
+      <w:proofErr w:type="spellEnd"/>
+      <w:r>
+        <w:t xml:space="preserve"> </w:t>
+      </w:r>
+    </w:p>
+    <w:p>
+      <w:pPr>
+        <w:pStyle w:val="NormalWeb"/>
+      </w:pPr>
+      <w:r>
+        <w:rPr>
+          <w:rStyle w:val="Strong"/>
+        </w:rPr>
+        <w:t>User Interaction:</w:t>
+      </w:r>
+    </w:p>
+    <w:p>
+      <w:pPr>
+        <w:numPr>
+          <w:ilvl w:val="0"/>
+          <w:numId w:val="100"/>
+        </w:numPr>
+        <w:spacing w:before="100" w:beforeAutospacing="1" w:after="100" w:afterAutospacing="1" w:line="240" w:lineRule="auto"/>
+      </w:pPr>
+      <w:r>
+        <w:t xml:space="preserve">Manage personal data </w:t>
+      </w:r>
+    </w:p>
+    <w:p>
+      <w:pPr>
+        <w:numPr>
+          <w:ilvl w:val="0"/>
+          <w:numId w:val="100"/>
+        </w:numPr>
+        <w:spacing w:before="100" w:beforeAutospacing="1" w:after="100" w:afterAutospacing="1" w:line="240" w:lineRule="auto"/>
+      </w:pPr>
+      <w:r>
+        <w:t xml:space="preserve">Track orders </w:t>
+      </w:r>
+    </w:p>
+    <w:p>
+      <w:pPr>
+        <w:spacing w:after="0"/>
+      </w:pPr>
+      <w:r>
+        <w:pict>
+          <v:rect id="_x0000_i1096" style="width:0;height:1.5pt" o:hralign="center" o:hrstd="t" o:hr="t" fillcolor="#a0a0a0" stroked="f"/>
+        </w:pict>
+      </w:r>
+    </w:p>
+    <w:p>
+      <w:pPr>
+        <w:pStyle w:val="Heading2"/>
+      </w:pPr>
+      <w:r>
+        <w:rPr>
+          <w:rStyle w:val="Strong"/>
+          <w:b/>
+          <w:bCs/>
+        </w:rPr>
+        <w:t>F. Reviews &amp; Ratings System</w:t>
+      </w:r>
+    </w:p>
+    <w:p>
+      <w:pPr>
+        <w:numPr>
+          <w:ilvl w:val="0"/>
+          <w:numId w:val="101"/>
+        </w:numPr>
+        <w:spacing w:before="100" w:beforeAutospacing="1" w:after="100" w:afterAutospacing="1" w:line="240" w:lineRule="auto"/>
+      </w:pPr>
+      <w:r>
+        <w:t xml:space="preserve">Submit product reviews </w:t>
+      </w:r>
+    </w:p>
+    <w:p>
+      <w:pPr>
+        <w:numPr>
+          <w:ilvl w:val="0"/>
+          <w:numId w:val="101"/>
+        </w:numPr>
+        <w:spacing w:before="100" w:beforeAutospacing="1" w:after="100" w:afterAutospacing="1" w:line="240" w:lineRule="auto"/>
+      </w:pPr>
+      <w:r>
+        <w:t xml:space="preserve">View ratings </w:t>
+      </w:r>
+    </w:p>
+    <w:p>
+      <w:pPr>
+        <w:pStyle w:val="NormalWeb"/>
+      </w:pPr>
+      <w:r>
+        <w:rPr>
+          <w:rStyle w:val="Strong"/>
+        </w:rPr>
+        <w:t>User Interaction:</w:t>
+      </w:r>
+    </w:p>
+    <w:p>
+      <w:pPr>
+        <w:numPr>
+          <w:ilvl w:val="0"/>
+          <w:numId w:val="102"/>
+        </w:numPr>
+        <w:spacing w:before="100" w:beforeAutospacing="1" w:after="100" w:afterAutospacing="1" w:line="240" w:lineRule="auto"/>
+      </w:pPr>
+      <w:r>
+        <w:t xml:space="preserve">Provide feedback </w:t>
+      </w:r>
+    </w:p>
+    <w:p>
+      <w:pPr>
+        <w:numPr>
+          <w:ilvl w:val="0"/>
+          <w:numId w:val="102"/>
+        </w:numPr>
+        <w:spacing w:before="100" w:beforeAutospacing="1" w:after="100" w:afterAutospacing="1" w:line="240" w:lineRule="auto"/>
+      </w:pPr>
+      <w:r>
+        <w:t xml:space="preserve">Read other customer experiences </w:t>
+      </w:r>
+    </w:p>
+    <w:p>
+      <w:pPr>
+        <w:spacing w:after="0"/>
+      </w:pPr>
+      <w:r>
+        <w:lastRenderedPageBreak/>
+        <w:pict>
+          <v:rect id="_x0000_i1097" style="width:0;height:1.5pt" o:hralign="center" o:hrstd="t" o:hr="t" fillcolor="#a0a0a0" stroked="f"/>
+        </w:pict>
+      </w:r>
+    </w:p>
+    <w:p>
+      <w:pPr>
+        <w:pStyle w:val="Heading2"/>
+      </w:pPr>
+      <w:r>
+        <w:rPr>
+          <w:rStyle w:val="Strong"/>
+          <w:b/>
+          <w:bCs/>
+        </w:rPr>
+        <w:t>G. Promotions &amp; Campaigns</w:t>
+      </w:r>
+    </w:p>
+    <w:p>
+      <w:pPr>
+        <w:numPr>
+          <w:ilvl w:val="0"/>
+          <w:numId w:val="103"/>
+        </w:numPr>
+        <w:spacing w:before="100" w:beforeAutospacing="1" w:after="100" w:afterAutospacing="1" w:line="240" w:lineRule="auto"/>
+      </w:pPr>
+      <w:r>
+        <w:t xml:space="preserve">Discount offers </w:t>
+      </w:r>
+    </w:p>
+    <w:p>
+      <w:pPr>
+        <w:numPr>
+          <w:ilvl w:val="0"/>
+          <w:numId w:val="103"/>
+        </w:numPr>
+        <w:spacing w:before="100" w:beforeAutospacing="1" w:after="100" w:afterAutospacing="1" w:line="240" w:lineRule="auto"/>
+      </w:pPr>
+      <w:r>
+        <w:t xml:space="preserve">Seasonal campaigns </w:t>
+      </w:r>
+    </w:p>
+    <w:p>
+      <w:pPr>
+        <w:numPr>
+          <w:ilvl w:val="0"/>
+          <w:numId w:val="103"/>
+        </w:numPr>
+        <w:spacing w:before="100" w:beforeAutospacing="1" w:after="100" w:afterAutospacing="1" w:line="240" w:lineRule="auto"/>
+      </w:pPr>
+      <w:r>
+        <w:t xml:space="preserve">Coupon codes </w:t>
+      </w:r>
+    </w:p>
+    <w:p>
+      <w:pPr>
+        <w:pStyle w:val="NormalWeb"/>
+      </w:pPr>
+      <w:r>
+        <w:rPr>
+          <w:rStyle w:val="Strong"/>
+        </w:rPr>
+        <w:t>User Interaction:</w:t>
+      </w:r>
+    </w:p>
+    <w:p>
+      <w:pPr>
+        <w:numPr>
+          <w:ilvl w:val="0"/>
+          <w:numId w:val="104"/>
+        </w:numPr>
+        <w:spacing w:before="100" w:beforeAutospacing="1" w:after="100" w:afterAutospacing="1" w:line="240" w:lineRule="auto"/>
+      </w:pPr>
+      <w:r>
+        <w:t xml:space="preserve">Apply promo codes </w:t>
+      </w:r>
+    </w:p>
+    <w:p>
+      <w:pPr>
+        <w:numPr>
+          <w:ilvl w:val="0"/>
+          <w:numId w:val="104"/>
+        </w:numPr>
+        <w:spacing w:before="100" w:beforeAutospacing="1" w:after="100" w:afterAutospacing="1" w:line="240" w:lineRule="auto"/>
+      </w:pPr>
+      <w:r>
+        <w:t xml:space="preserve">View active deals </w:t>
+      </w:r>
+    </w:p>
+    <w:p>
+      <w:pPr>
+        <w:spacing w:after="0"/>
+      </w:pPr>
+      <w:r>
+        <w:pict>
+          <v:rect id="_x0000_i1098" style="width:0;height:1.5pt" o:hralign="center" o:hrstd="t" o:hr="t" fillcolor="#a0a0a0" stroked="f"/>
+        </w:pict>
+      </w:r>
+    </w:p>
+    <w:p>
+      <w:pPr>
+        <w:pStyle w:val="Heading2"/>
+      </w:pPr>
+      <w:r>
+        <w:rPr>
+          <w:rStyle w:val="Strong"/>
+          <w:b/>
+          <w:bCs/>
+        </w:rPr>
+        <w:t>H. Blog (Fashion Tips)</w:t>
+      </w:r>
+    </w:p>
+    <w:p>
+      <w:pPr>
+        <w:numPr>
+          <w:ilvl w:val="0"/>
+          <w:numId w:val="105"/>
+        </w:numPr>
+        <w:spacing w:before="100" w:beforeAutospacing="1" w:after="100" w:afterAutospacing="1" w:line="240" w:lineRule="auto"/>
+      </w:pPr>
+      <w:r>
+        <w:t xml:space="preserve">Articles on fashion trends </w:t>
+      </w:r>
+    </w:p>
+    <w:p>
+      <w:pPr>
+        <w:numPr>
+          <w:ilvl w:val="0"/>
+          <w:numId w:val="105"/>
+        </w:numPr>
+        <w:spacing w:before="100" w:beforeAutospacing="1" w:after="100" w:afterAutospacing="1" w:line="240" w:lineRule="auto"/>
+      </w:pPr>
+      <w:r>
+        <w:t xml:space="preserve">Styling tips </w:t>
+      </w:r>
+    </w:p>
+    <w:p>
+      <w:pPr>
+        <w:pStyle w:val="NormalWeb"/>
+      </w:pPr>
+      <w:r>
+        <w:rPr>
+          <w:rStyle w:val="Strong"/>
+        </w:rPr>
+        <w:t>User Interaction:</w:t>
+      </w:r>
+    </w:p>
+    <w:p>
+      <w:pPr>
+        <w:numPr>
+          <w:ilvl w:val="0"/>
+          <w:numId w:val="106"/>
+        </w:numPr>
+        <w:spacing w:before="100" w:beforeAutospacing="1" w:after="100" w:afterAutospacing="1" w:line="240" w:lineRule="auto"/>
+      </w:pPr>
+      <w:r>
+        <w:t xml:space="preserve">Read and share blog posts </w:t>
+      </w:r>
+    </w:p>
+    <w:p>
+      <w:pPr>
+        <w:spacing w:after="0"/>
+      </w:pPr>
+      <w:r>
+        <w:pict>
+          <v:rect id="_x0000_i1099" style="width:0;height:1.5pt" o:hralign="center" o:hrstd="t" o:hr="t" fillcolor="#a0a0a0" stroked="f"/>
+        </w:pict>
+      </w:r>
+    </w:p>
+    <w:p>
+      <w:pPr>
+        <w:pStyle w:val="Heading2"/>
+      </w:pPr>
+      <w:r>
+        <w:rPr>
+          <w:rStyle w:val="Strong"/>
+          <w:b/>
+          <w:bCs/>
+        </w:rPr>
+        <w:t>I. Customer Support</w:t>
+      </w:r>
+    </w:p>
+    <w:p>
+      <w:pPr>
+        <w:numPr>
+          <w:ilvl w:val="0"/>
+          <w:numId w:val="107"/>
+        </w:numPr>
+        <w:spacing w:before="100" w:beforeAutospacing="1" w:after="100" w:afterAutospacing="1" w:line="240" w:lineRule="auto"/>
+      </w:pPr>
+      <w:r>
+        <w:t xml:space="preserve">FAQ section </w:t>
+      </w:r>
+    </w:p>
+    <w:p>
+      <w:pPr>
+        <w:numPr>
+          <w:ilvl w:val="0"/>
+          <w:numId w:val="107"/>
+        </w:numPr>
+        <w:spacing w:before="100" w:beforeAutospacing="1" w:after="100" w:afterAutospacing="1" w:line="240" w:lineRule="auto"/>
+      </w:pPr>
+      <w:r>
+        <w:t xml:space="preserve">Contact form </w:t>
+      </w:r>
+    </w:p>
+    <w:p>
+      <w:pPr>
+        <w:numPr>
+          <w:ilvl w:val="0"/>
+          <w:numId w:val="107"/>
+        </w:numPr>
+        <w:spacing w:before="100" w:beforeAutospacing="1" w:after="100" w:afterAutospacing="1" w:line="240" w:lineRule="auto"/>
+      </w:pPr>
+      <w:r>
+        <w:t xml:space="preserve">Live chat functionality </w:t>
+      </w:r>
+    </w:p>
+    <w:p>
+      <w:pPr>
+        <w:pStyle w:val="NormalWeb"/>
+      </w:pPr>
+      <w:r>
+        <w:rPr>
+          <w:rStyle w:val="Strong"/>
+        </w:rPr>
+        <w:t>Integrations:</w:t>
+      </w:r>
+    </w:p>
+    <w:p>
+      <w:pPr>
+        <w:numPr>
+          <w:ilvl w:val="0"/>
+          <w:numId w:val="108"/>
+        </w:numPr>
+        <w:spacing w:before="100" w:beforeAutospacing="1" w:after="100" w:afterAutospacing="1" w:line="240" w:lineRule="auto"/>
+      </w:pPr>
+      <w:r>
+        <w:t xml:space="preserve">Real-time chat system </w:t>
+      </w:r>
+    </w:p>
+    <w:p>
+      <w:pPr>
+        <w:pStyle w:val="NormalWeb"/>
+      </w:pPr>
+      <w:r>
+        <w:rPr>
+          <w:rStyle w:val="Strong"/>
+        </w:rPr>
+        <w:t>User Interaction:</w:t>
+      </w:r>
+    </w:p>
+    <w:p>
+      <w:pPr>
+        <w:numPr>
+          <w:ilvl w:val="0"/>
+          <w:numId w:val="109"/>
+        </w:numPr>
+        <w:spacing w:before="100" w:beforeAutospacing="1" w:after="100" w:afterAutospacing="1" w:line="240" w:lineRule="auto"/>
+      </w:pPr>
+      <w:r>
+        <w:t xml:space="preserve">Ask questions </w:t>
+      </w:r>
+    </w:p>
+    <w:p>
+      <w:pPr>
+        <w:numPr>
+          <w:ilvl w:val="0"/>
+          <w:numId w:val="109"/>
+        </w:numPr>
+        <w:spacing w:before="100" w:beforeAutospacing="1" w:after="100" w:afterAutospacing="1" w:line="240" w:lineRule="auto"/>
+      </w:pPr>
+      <w:r>
+        <w:t xml:space="preserve">Get instant assistance </w:t>
+      </w:r>
+    </w:p>
+    <w:p>
+      <w:pPr>
+        <w:spacing w:after="0"/>
+      </w:pPr>
+      <w:r>
+        <w:pict>
+          <v:rect id="_x0000_i1100" style="width:0;height:1.5pt" o:hralign="center" o:hrstd="t" o:hr="t" fillcolor="#a0a0a0" stroked="f"/>
+        </w:pict>
+      </w:r>
+    </w:p>
+    <w:p>
+      <w:pPr>
+        <w:pStyle w:val="Heading2"/>
+      </w:pPr>
+      <w:r>
+        <w:rPr>
+          <w:rStyle w:val="Strong"/>
+          <w:b/>
+          <w:bCs/>
+        </w:rPr>
+        <w:t>J. Admin Panel (Back-End Requirements)</w:t>
+      </w:r>
+    </w:p>
+    <w:p>
+      <w:pPr>
+        <w:numPr>
+          <w:ilvl w:val="0"/>
+          <w:numId w:val="110"/>
+        </w:numPr>
+        <w:spacing w:before="100" w:beforeAutospacing="1" w:after="100" w:afterAutospacing="1" w:line="240" w:lineRule="auto"/>
+      </w:pPr>
+      <w:r>
+        <w:lastRenderedPageBreak/>
+        <w:t xml:space="preserve">Product management (add/edit/delete) </w:t>
+      </w:r>
+    </w:p>
+    <w:p>
+      <w:pPr>
+        <w:numPr>
+          <w:ilvl w:val="0"/>
+          <w:numId w:val="110"/>
+        </w:numPr>
+        <w:spacing w:before="100" w:beforeAutospacing="1" w:after="100" w:afterAutospacing="1" w:line="240" w:lineRule="auto"/>
+      </w:pPr>
+      <w:r>
+        <w:t xml:space="preserve">Order management </w:t>
+      </w:r>
+    </w:p>
+    <w:p>
+      <w:pPr>
+        <w:numPr>
+          <w:ilvl w:val="0"/>
+          <w:numId w:val="110"/>
+        </w:numPr>
+        <w:spacing w:before="100" w:beforeAutospacing="1" w:after="100" w:afterAutospacing="1" w:line="240" w:lineRule="auto"/>
+      </w:pPr>
+      <w:r>
+        <w:t xml:space="preserve">User management </w:t>
+      </w:r>
+    </w:p>
+    <w:p>
+      <w:pPr>
+        <w:numPr>
+          <w:ilvl w:val="0"/>
+          <w:numId w:val="110"/>
+        </w:numPr>
+        <w:spacing w:before="100" w:beforeAutospacing="1" w:after="100" w:afterAutospacing="1" w:line="240" w:lineRule="auto"/>
+      </w:pPr>
+      <w:r>
+        <w:t xml:space="preserve">Content management (blog, promotions) </w:t>
+      </w:r>
+    </w:p>
+    <w:p>
+      <w:pPr>
+        <w:numPr>
+          <w:ilvl w:val="0"/>
+          <w:numId w:val="110"/>
+        </w:numPr>
+        <w:spacing w:before="100" w:beforeAutospacing="1" w:after="100" w:afterAutospacing="1" w:line="240" w:lineRule="auto"/>
+      </w:pPr>
+      <w:r>
+        <w:t xml:space="preserve">Analytics and reporting </w:t>
+      </w:r>
+    </w:p>
+    <w:p>
+      <w:pPr>
+        <w:spacing w:after="0"/>
+      </w:pPr>
+      <w:r>
+        <w:pict>
+          <v:rect id="_x0000_i1101" style="width:0;height:1.5pt" o:hralign="center" o:hrstd="t" o:hr="t" fillcolor="#a0a0a0" stroked="f"/>
+        </w:pict>
+      </w:r>
+    </w:p>
+    <w:p>
+      <w:pPr>
+        <w:pStyle w:val="Heading1"/>
+      </w:pPr>
+      <w:r>
+        <w:rPr>
+          <w:rStyle w:val="Strong"/>
+          <w:b w:val="0"/>
+          <w:bCs w:val="0"/>
+        </w:rPr>
+        <w:t>2. Key Integrations</w:t>
+      </w:r>
+    </w:p>
+    <w:p>
+      <w:pPr>
+        <w:numPr>
+          <w:ilvl w:val="0"/>
+          <w:numId w:val="111"/>
+        </w:numPr>
+        <w:spacing w:before="100" w:beforeAutospacing="1" w:after="100" w:afterAutospacing="1" w:line="240" w:lineRule="auto"/>
+      </w:pPr>
+      <w:r>
+        <w:t xml:space="preserve">Payment Gateway (secure transactions) </w:t>
+      </w:r>
+    </w:p>
+    <w:p>
+      <w:pPr>
+        <w:numPr>
+          <w:ilvl w:val="0"/>
+          <w:numId w:val="111"/>
+        </w:numPr>
+        <w:spacing w:before="100" w:beforeAutospacing="1" w:after="100" w:afterAutospacing="1" w:line="240" w:lineRule="auto"/>
+      </w:pPr>
+      <w:r>
+        <w:t xml:space="preserve">Live Chat System (real-time support) </w:t>
+      </w:r>
+    </w:p>
+    <w:p>
+      <w:pPr>
+        <w:numPr>
+          <w:ilvl w:val="0"/>
+          <w:numId w:val="111"/>
+        </w:numPr>
+        <w:spacing w:before="100" w:beforeAutospacing="1" w:after="100" w:afterAutospacing="1" w:line="240" w:lineRule="auto"/>
+      </w:pPr>
+      <w:r>
+        <w:t xml:space="preserve">Email/SMS Notification System </w:t>
+      </w:r>
+    </w:p>
+    <w:p>
+      <w:pPr>
+        <w:numPr>
+          <w:ilvl w:val="0"/>
+          <w:numId w:val="111"/>
+        </w:numPr>
+        <w:spacing w:before="100" w:beforeAutospacing="1" w:after="100" w:afterAutospacing="1" w:line="240" w:lineRule="auto"/>
+      </w:pPr>
+      <w:r>
+        <w:t xml:space="preserve">Inventory Management System </w:t>
+      </w:r>
+    </w:p>
+    <w:p>
+      <w:pPr>
+        <w:spacing w:after="0"/>
+      </w:pPr>
+      <w:r>
+        <w:pict>
+          <v:rect id="_x0000_i1102" style="width:0;height:1.5pt" o:hralign="center" o:hrstd="t" o:hr="t" fillcolor="#a0a0a0" stroked="f"/>
+        </w:pict>
+      </w:r>
+    </w:p>
+    <w:p>
+      <w:pPr>
+        <w:pStyle w:val="Heading1"/>
+      </w:pPr>
+      <w:r>
+        <w:rPr>
+          <w:rStyle w:val="Strong"/>
+          <w:b w:val="0"/>
+          <w:bCs w:val="0"/>
+        </w:rPr>
+        <w:t>3. Cross-Cutting Requirements</w:t>
+      </w:r>
+    </w:p>
+    <w:p>
+      <w:pPr>
+        <w:numPr>
+          <w:ilvl w:val="0"/>
+          <w:numId w:val="112"/>
+        </w:numPr>
+        <w:spacing w:before="100" w:beforeAutospacing="1" w:after="100" w:afterAutospacing="1" w:line="240" w:lineRule="auto"/>
+      </w:pPr>
+      <w:r>
+        <w:rPr>
+          <w:rStyle w:val="Strong"/>
+        </w:rPr>
+        <w:t>Security:</w:t>
+      </w:r>
+      <w:r>
+        <w:t xml:space="preserve"> Data protection and secure transactions </w:t>
+      </w:r>
+    </w:p>
+    <w:p>
+      <w:pPr>
+        <w:numPr>
+          <w:ilvl w:val="0"/>
+          <w:numId w:val="112"/>
+        </w:numPr>
+        <w:spacing w:before="100" w:beforeAutospacing="1" w:after="100" w:afterAutospacing="1" w:line="240" w:lineRule="auto"/>
+      </w:pPr>
+      <w:r>
+        <w:rPr>
+          <w:rStyle w:val="Strong"/>
+        </w:rPr>
+        <w:t>Performance:</w:t>
+      </w:r>
+      <w:r>
+        <w:t xml:space="preserve"> Fast page loading </w:t>
+      </w:r>
+    </w:p>
+    <w:p>
+      <w:pPr>
+        <w:numPr>
+          <w:ilvl w:val="0"/>
+          <w:numId w:val="112"/>
+        </w:numPr>
+        <w:spacing w:before="100" w:beforeAutospacing="1" w:after="100" w:afterAutospacing="1" w:line="240" w:lineRule="auto"/>
+      </w:pPr>
+      <w:r>
+        <w:rPr>
+          <w:rStyle w:val="Strong"/>
+        </w:rPr>
+        <w:t>Usability:</w:t>
+      </w:r>
+      <w:r>
+        <w:t xml:space="preserve"> Mobile-friendly and intuitive design </w:t>
+      </w:r>
+    </w:p>
+    <w:p>
+      <w:pPr>
+        <w:numPr>
+          <w:ilvl w:val="0"/>
+          <w:numId w:val="112"/>
+        </w:numPr>
+        <w:spacing w:before="100" w:beforeAutospacing="1" w:after="100" w:afterAutospacing="1" w:line="240" w:lineRule="auto"/>
+      </w:pPr>
+      <w:r>
+        <w:rPr>
+          <w:rStyle w:val="Strong"/>
+        </w:rPr>
+        <w:t>Scalability:</w:t>
+      </w:r>
+      <w:r>
+        <w:t xml:space="preserve"> Support for growing product catalog and users </w:t>
+      </w:r>
+    </w:p>
+    <w:p>
+      <w:pPr>
+        <w:rPr>
+          <w:b/>
+          <w:sz w:val="72"/>
+          <w:szCs w:val="72"/>
+        </w:rPr>
+      </w:pPr>
+      <w:bookmarkStart w:id="0" w:name="_GoBack"/>
+      <w:bookmarkEnd w:id="0"/>
+    </w:p>
+    <w:p>
+      <w:pPr>
+        <w:rPr>
+          <w:b/>
+          <w:sz w:val="72"/>
+          <w:szCs w:val="72"/>
         </w:rPr>
       </w:pPr>
     </w:p>
@@ -10288,6 +12704,304 @@
     </w:lvl>
   </w:abstractNum>
   <w:abstractNum w:abstractNumId="1">
+    <w:nsid w:val="01DD38FE"/>
+    <w:multiLevelType w:val="multilevel"/>
+    <w:tmpl w:val="3E8CECA6"/>
+    <w:lvl w:ilvl="0">
+      <w:start w:val="1"/>
+      <w:numFmt w:val="bullet"/>
+      <w:lvlText w:val=""/>
+      <w:lvlJc w:val="left"/>
+      <w:pPr>
+        <w:tabs>
+          <w:tab w:val="num" w:pos="720"/>
+        </w:tabs>
+        <w:ind w:left="720" w:hanging="360"/>
+      </w:pPr>
+      <w:rPr>
+        <w:rFonts w:ascii="Symbol" w:hAnsi="Symbol" w:hint="default"/>
+        <w:sz w:val="20"/>
+      </w:rPr>
+    </w:lvl>
+    <w:lvl w:ilvl="1" w:tentative="1">
+      <w:start w:val="1"/>
+      <w:numFmt w:val="bullet"/>
+      <w:lvlText w:val="o"/>
+      <w:lvlJc w:val="left"/>
+      <w:pPr>
+        <w:tabs>
+          <w:tab w:val="num" w:pos="1440"/>
+        </w:tabs>
+        <w:ind w:left="1440" w:hanging="360"/>
+      </w:pPr>
+      <w:rPr>
+        <w:rFonts w:ascii="Courier New" w:hAnsi="Courier New" w:hint="default"/>
+        <w:sz w:val="20"/>
+      </w:rPr>
+    </w:lvl>
+    <w:lvl w:ilvl="2" w:tentative="1">
+      <w:start w:val="1"/>
+      <w:numFmt w:val="bullet"/>
+      <w:lvlText w:val=""/>
+      <w:lvlJc w:val="left"/>
+      <w:pPr>
+        <w:tabs>
+          <w:tab w:val="num" w:pos="2160"/>
+        </w:tabs>
+        <w:ind w:left="2160" w:hanging="360"/>
+      </w:pPr>
+      <w:rPr>
+        <w:rFonts w:ascii="Wingdings" w:hAnsi="Wingdings" w:hint="default"/>
+        <w:sz w:val="20"/>
+      </w:rPr>
+    </w:lvl>
+    <w:lvl w:ilvl="3" w:tentative="1">
+      <w:start w:val="1"/>
+      <w:numFmt w:val="bullet"/>
+      <w:lvlText w:val=""/>
+      <w:lvlJc w:val="left"/>
+      <w:pPr>
+        <w:tabs>
+          <w:tab w:val="num" w:pos="2880"/>
+        </w:tabs>
+        <w:ind w:left="2880" w:hanging="360"/>
+      </w:pPr>
+      <w:rPr>
+        <w:rFonts w:ascii="Wingdings" w:hAnsi="Wingdings" w:hint="default"/>
+        <w:sz w:val="20"/>
+      </w:rPr>
+    </w:lvl>
+    <w:lvl w:ilvl="4" w:tentative="1">
+      <w:start w:val="1"/>
+      <w:numFmt w:val="bullet"/>
+      <w:lvlText w:val=""/>
+      <w:lvlJc w:val="left"/>
+      <w:pPr>
+        <w:tabs>
+          <w:tab w:val="num" w:pos="3600"/>
+        </w:tabs>
+        <w:ind w:left="3600" w:hanging="360"/>
+      </w:pPr>
+      <w:rPr>
+        <w:rFonts w:ascii="Wingdings" w:hAnsi="Wingdings" w:hint="default"/>
+        <w:sz w:val="20"/>
+      </w:rPr>
+    </w:lvl>
+    <w:lvl w:ilvl="5" w:tentative="1">
+      <w:start w:val="1"/>
+      <w:numFmt w:val="bullet"/>
+      <w:lvlText w:val=""/>
+      <w:lvlJc w:val="left"/>
+      <w:pPr>
+        <w:tabs>
+          <w:tab w:val="num" w:pos="4320"/>
+        </w:tabs>
+        <w:ind w:left="4320" w:hanging="360"/>
+      </w:pPr>
+      <w:rPr>
+        <w:rFonts w:ascii="Wingdings" w:hAnsi="Wingdings" w:hint="default"/>
+        <w:sz w:val="20"/>
+      </w:rPr>
+    </w:lvl>
+    <w:lvl w:ilvl="6" w:tentative="1">
+      <w:start w:val="1"/>
+      <w:numFmt w:val="bullet"/>
+      <w:lvlText w:val=""/>
+      <w:lvlJc w:val="left"/>
+      <w:pPr>
+        <w:tabs>
+          <w:tab w:val="num" w:pos="5040"/>
+        </w:tabs>
+        <w:ind w:left="5040" w:hanging="360"/>
+      </w:pPr>
+      <w:rPr>
+        <w:rFonts w:ascii="Wingdings" w:hAnsi="Wingdings" w:hint="default"/>
+        <w:sz w:val="20"/>
+      </w:rPr>
+    </w:lvl>
+    <w:lvl w:ilvl="7" w:tentative="1">
+      <w:start w:val="1"/>
+      <w:numFmt w:val="bullet"/>
+      <w:lvlText w:val=""/>
+      <w:lvlJc w:val="left"/>
+      <w:pPr>
+        <w:tabs>
+          <w:tab w:val="num" w:pos="5760"/>
+        </w:tabs>
+        <w:ind w:left="5760" w:hanging="360"/>
+      </w:pPr>
+      <w:rPr>
+        <w:rFonts w:ascii="Wingdings" w:hAnsi="Wingdings" w:hint="default"/>
+        <w:sz w:val="20"/>
+      </w:rPr>
+    </w:lvl>
+    <w:lvl w:ilvl="8" w:tentative="1">
+      <w:start w:val="1"/>
+      <w:numFmt w:val="bullet"/>
+      <w:lvlText w:val=""/>
+      <w:lvlJc w:val="left"/>
+      <w:pPr>
+        <w:tabs>
+          <w:tab w:val="num" w:pos="6480"/>
+        </w:tabs>
+        <w:ind w:left="6480" w:hanging="360"/>
+      </w:pPr>
+      <w:rPr>
+        <w:rFonts w:ascii="Wingdings" w:hAnsi="Wingdings" w:hint="default"/>
+        <w:sz w:val="20"/>
+      </w:rPr>
+    </w:lvl>
+  </w:abstractNum>
+  <w:abstractNum w:abstractNumId="2">
+    <w:nsid w:val="02743F12"/>
+    <w:multiLevelType w:val="multilevel"/>
+    <w:tmpl w:val="8DC41D1C"/>
+    <w:lvl w:ilvl="0">
+      <w:start w:val="1"/>
+      <w:numFmt w:val="bullet"/>
+      <w:lvlText w:val=""/>
+      <w:lvlJc w:val="left"/>
+      <w:pPr>
+        <w:tabs>
+          <w:tab w:val="num" w:pos="720"/>
+        </w:tabs>
+        <w:ind w:left="720" w:hanging="360"/>
+      </w:pPr>
+      <w:rPr>
+        <w:rFonts w:ascii="Symbol" w:hAnsi="Symbol" w:hint="default"/>
+        <w:sz w:val="20"/>
+      </w:rPr>
+    </w:lvl>
+    <w:lvl w:ilvl="1" w:tentative="1">
+      <w:start w:val="1"/>
+      <w:numFmt w:val="bullet"/>
+      <w:lvlText w:val="o"/>
+      <w:lvlJc w:val="left"/>
+      <w:pPr>
+        <w:tabs>
+          <w:tab w:val="num" w:pos="1440"/>
+        </w:tabs>
+        <w:ind w:left="1440" w:hanging="360"/>
+      </w:pPr>
+      <w:rPr>
+        <w:rFonts w:ascii="Courier New" w:hAnsi="Courier New" w:hint="default"/>
+        <w:sz w:val="20"/>
+      </w:rPr>
+    </w:lvl>
+    <w:lvl w:ilvl="2" w:tentative="1">
+      <w:start w:val="1"/>
+      <w:numFmt w:val="bullet"/>
+      <w:lvlText w:val=""/>
+      <w:lvlJc w:val="left"/>
+      <w:pPr>
+        <w:tabs>
+          <w:tab w:val="num" w:pos="2160"/>
+        </w:tabs>
+        <w:ind w:left="2160" w:hanging="360"/>
+      </w:pPr>
+      <w:rPr>
+        <w:rFonts w:ascii="Wingdings" w:hAnsi="Wingdings" w:hint="default"/>
+        <w:sz w:val="20"/>
+      </w:rPr>
+    </w:lvl>
+    <w:lvl w:ilvl="3" w:tentative="1">
+      <w:start w:val="1"/>
+      <w:numFmt w:val="bullet"/>
+      <w:lvlText w:val=""/>
+      <w:lvlJc w:val="left"/>
+      <w:pPr>
+        <w:tabs>
+          <w:tab w:val="num" w:pos="2880"/>
+        </w:tabs>
+        <w:ind w:left="2880" w:hanging="360"/>
+      </w:pPr>
+      <w:rPr>
+        <w:rFonts w:ascii="Wingdings" w:hAnsi="Wingdings" w:hint="default"/>
+        <w:sz w:val="20"/>
+      </w:rPr>
+    </w:lvl>
+    <w:lvl w:ilvl="4" w:tentative="1">
+      <w:start w:val="1"/>
+      <w:numFmt w:val="bullet"/>
+      <w:lvlText w:val=""/>
+      <w:lvlJc w:val="left"/>
+      <w:pPr>
+        <w:tabs>
+          <w:tab w:val="num" w:pos="3600"/>
+        </w:tabs>
+        <w:ind w:left="3600" w:hanging="360"/>
+      </w:pPr>
+      <w:rPr>
+        <w:rFonts w:ascii="Wingdings" w:hAnsi="Wingdings" w:hint="default"/>
+        <w:sz w:val="20"/>
+      </w:rPr>
+    </w:lvl>
+    <w:lvl w:ilvl="5" w:tentative="1">
+      <w:start w:val="1"/>
+      <w:numFmt w:val="bullet"/>
+      <w:lvlText w:val=""/>
+      <w:lvlJc w:val="left"/>
+      <w:pPr>
+        <w:tabs>
+          <w:tab w:val="num" w:pos="4320"/>
+        </w:tabs>
+        <w:ind w:left="4320" w:hanging="360"/>
+      </w:pPr>
+      <w:rPr>
+        <w:rFonts w:ascii="Wingdings" w:hAnsi="Wingdings" w:hint="default"/>
+        <w:sz w:val="20"/>
+      </w:rPr>
+    </w:lvl>
+    <w:lvl w:ilvl="6" w:tentative="1">
+      <w:start w:val="1"/>
+      <w:numFmt w:val="bullet"/>
+      <w:lvlText w:val=""/>
+      <w:lvlJc w:val="left"/>
+      <w:pPr>
+        <w:tabs>
+          <w:tab w:val="num" w:pos="5040"/>
+        </w:tabs>
+        <w:ind w:left="5040" w:hanging="360"/>
+      </w:pPr>
+      <w:rPr>
+        <w:rFonts w:ascii="Wingdings" w:hAnsi="Wingdings" w:hint="default"/>
+        <w:sz w:val="20"/>
+      </w:rPr>
+    </w:lvl>
+    <w:lvl w:ilvl="7" w:tentative="1">
+      <w:start w:val="1"/>
+      <w:numFmt w:val="bullet"/>
+      <w:lvlText w:val=""/>
+      <w:lvlJc w:val="left"/>
+      <w:pPr>
+        <w:tabs>
+          <w:tab w:val="num" w:pos="5760"/>
+        </w:tabs>
+        <w:ind w:left="5760" w:hanging="360"/>
+      </w:pPr>
+      <w:rPr>
+        <w:rFonts w:ascii="Wingdings" w:hAnsi="Wingdings" w:hint="default"/>
+        <w:sz w:val="20"/>
+      </w:rPr>
+    </w:lvl>
+    <w:lvl w:ilvl="8" w:tentative="1">
+      <w:start w:val="1"/>
+      <w:numFmt w:val="bullet"/>
+      <w:lvlText w:val=""/>
+      <w:lvlJc w:val="left"/>
+      <w:pPr>
+        <w:tabs>
+          <w:tab w:val="num" w:pos="6480"/>
+        </w:tabs>
+        <w:ind w:left="6480" w:hanging="360"/>
+      </w:pPr>
+      <w:rPr>
+        <w:rFonts w:ascii="Wingdings" w:hAnsi="Wingdings" w:hint="default"/>
+        <w:sz w:val="20"/>
+      </w:rPr>
+    </w:lvl>
+  </w:abstractNum>
+  <w:abstractNum w:abstractNumId="3">
     <w:nsid w:val="02872886"/>
     <w:multiLevelType w:val="multilevel"/>
     <w:tmpl w:val="9ED61AF6"/>
@@ -10436,7 +13150,7 @@
       </w:rPr>
     </w:lvl>
   </w:abstractNum>
-  <w:abstractNum w:abstractNumId="2">
+  <w:abstractNum w:abstractNumId="4">
     <w:nsid w:val="03602AF0"/>
     <w:multiLevelType w:val="multilevel"/>
     <w:tmpl w:val="FC002576"/>
@@ -10585,7 +13299,7 @@
       </w:rPr>
     </w:lvl>
   </w:abstractNum>
-  <w:abstractNum w:abstractNumId="3">
+  <w:abstractNum w:abstractNumId="5">
     <w:nsid w:val="05C93021"/>
     <w:multiLevelType w:val="multilevel"/>
     <w:tmpl w:val="18B06D3C"/>
@@ -10734,7 +13448,7 @@
       </w:rPr>
     </w:lvl>
   </w:abstractNum>
-  <w:abstractNum w:abstractNumId="4">
+  <w:abstractNum w:abstractNumId="6">
     <w:nsid w:val="05ED744A"/>
     <w:multiLevelType w:val="multilevel"/>
     <w:tmpl w:val="1C8A1B9A"/>
@@ -10883,7 +13597,156 @@
       </w:rPr>
     </w:lvl>
   </w:abstractNum>
-  <w:abstractNum w:abstractNumId="5">
+  <w:abstractNum w:abstractNumId="7">
+    <w:nsid w:val="06B74DD8"/>
+    <w:multiLevelType w:val="multilevel"/>
+    <w:tmpl w:val="2098BE2C"/>
+    <w:lvl w:ilvl="0">
+      <w:start w:val="1"/>
+      <w:numFmt w:val="bullet"/>
+      <w:lvlText w:val=""/>
+      <w:lvlJc w:val="left"/>
+      <w:pPr>
+        <w:tabs>
+          <w:tab w:val="num" w:pos="720"/>
+        </w:tabs>
+        <w:ind w:left="720" w:hanging="360"/>
+      </w:pPr>
+      <w:rPr>
+        <w:rFonts w:ascii="Symbol" w:hAnsi="Symbol" w:hint="default"/>
+        <w:sz w:val="20"/>
+      </w:rPr>
+    </w:lvl>
+    <w:lvl w:ilvl="1" w:tentative="1">
+      <w:start w:val="1"/>
+      <w:numFmt w:val="bullet"/>
+      <w:lvlText w:val="o"/>
+      <w:lvlJc w:val="left"/>
+      <w:pPr>
+        <w:tabs>
+          <w:tab w:val="num" w:pos="1440"/>
+        </w:tabs>
+        <w:ind w:left="1440" w:hanging="360"/>
+      </w:pPr>
+      <w:rPr>
+        <w:rFonts w:ascii="Courier New" w:hAnsi="Courier New" w:hint="default"/>
+        <w:sz w:val="20"/>
+      </w:rPr>
+    </w:lvl>
+    <w:lvl w:ilvl="2" w:tentative="1">
+      <w:start w:val="1"/>
+      <w:numFmt w:val="bullet"/>
+      <w:lvlText w:val=""/>
+      <w:lvlJc w:val="left"/>
+      <w:pPr>
+        <w:tabs>
+          <w:tab w:val="num" w:pos="2160"/>
+        </w:tabs>
+        <w:ind w:left="2160" w:hanging="360"/>
+      </w:pPr>
+      <w:rPr>
+        <w:rFonts w:ascii="Wingdings" w:hAnsi="Wingdings" w:hint="default"/>
+        <w:sz w:val="20"/>
+      </w:rPr>
+    </w:lvl>
+    <w:lvl w:ilvl="3" w:tentative="1">
+      <w:start w:val="1"/>
+      <w:numFmt w:val="bullet"/>
+      <w:lvlText w:val=""/>
+      <w:lvlJc w:val="left"/>
+      <w:pPr>
+        <w:tabs>
+          <w:tab w:val="num" w:pos="2880"/>
+        </w:tabs>
+        <w:ind w:left="2880" w:hanging="360"/>
+      </w:pPr>
+      <w:rPr>
+        <w:rFonts w:ascii="Wingdings" w:hAnsi="Wingdings" w:hint="default"/>
+        <w:sz w:val="20"/>
+      </w:rPr>
+    </w:lvl>
+    <w:lvl w:ilvl="4" w:tentative="1">
+      <w:start w:val="1"/>
+      <w:numFmt w:val="bullet"/>
+      <w:lvlText w:val=""/>
+      <w:lvlJc w:val="left"/>
+      <w:pPr>
+        <w:tabs>
+          <w:tab w:val="num" w:pos="3600"/>
+        </w:tabs>
+        <w:ind w:left="3600" w:hanging="360"/>
+      </w:pPr>
+      <w:rPr>
+        <w:rFonts w:ascii="Wingdings" w:hAnsi="Wingdings" w:hint="default"/>
+        <w:sz w:val="20"/>
+      </w:rPr>
+    </w:lvl>
+    <w:lvl w:ilvl="5" w:tentative="1">
+      <w:start w:val="1"/>
+      <w:numFmt w:val="bullet"/>
+      <w:lvlText w:val=""/>
+      <w:lvlJc w:val="left"/>
+      <w:pPr>
+        <w:tabs>
+          <w:tab w:val="num" w:pos="4320"/>
+        </w:tabs>
+        <w:ind w:left="4320" w:hanging="360"/>
+      </w:pPr>
+      <w:rPr>
+        <w:rFonts w:ascii="Wingdings" w:hAnsi="Wingdings" w:hint="default"/>
+        <w:sz w:val="20"/>
+      </w:rPr>
+    </w:lvl>
+    <w:lvl w:ilvl="6" w:tentative="1">
+      <w:start w:val="1"/>
+      <w:numFmt w:val="bullet"/>
+      <w:lvlText w:val=""/>
+      <w:lvlJc w:val="left"/>
+      <w:pPr>
+        <w:tabs>
+          <w:tab w:val="num" w:pos="5040"/>
+        </w:tabs>
+        <w:ind w:left="5040" w:hanging="360"/>
+      </w:pPr>
+      <w:rPr>
+        <w:rFonts w:ascii="Wingdings" w:hAnsi="Wingdings" w:hint="default"/>
+        <w:sz w:val="20"/>
+      </w:rPr>
+    </w:lvl>
+    <w:lvl w:ilvl="7" w:tentative="1">
+      <w:start w:val="1"/>
+      <w:numFmt w:val="bullet"/>
+      <w:lvlText w:val=""/>
+      <w:lvlJc w:val="left"/>
+      <w:pPr>
+        <w:tabs>
+          <w:tab w:val="num" w:pos="5760"/>
+        </w:tabs>
+        <w:ind w:left="5760" w:hanging="360"/>
+      </w:pPr>
+      <w:rPr>
+        <w:rFonts w:ascii="Wingdings" w:hAnsi="Wingdings" w:hint="default"/>
+        <w:sz w:val="20"/>
+      </w:rPr>
+    </w:lvl>
+    <w:lvl w:ilvl="8" w:tentative="1">
+      <w:start w:val="1"/>
+      <w:numFmt w:val="bullet"/>
+      <w:lvlText w:val=""/>
+      <w:lvlJc w:val="left"/>
+      <w:pPr>
+        <w:tabs>
+          <w:tab w:val="num" w:pos="6480"/>
+        </w:tabs>
+        <w:ind w:left="6480" w:hanging="360"/>
+      </w:pPr>
+      <w:rPr>
+        <w:rFonts w:ascii="Wingdings" w:hAnsi="Wingdings" w:hint="default"/>
+        <w:sz w:val="20"/>
+      </w:rPr>
+    </w:lvl>
+  </w:abstractNum>
+  <w:abstractNum w:abstractNumId="8">
     <w:nsid w:val="07FD36BE"/>
     <w:multiLevelType w:val="multilevel"/>
     <w:tmpl w:val="BAB8C330"/>
@@ -11032,7 +13895,305 @@
       </w:rPr>
     </w:lvl>
   </w:abstractNum>
-  <w:abstractNum w:abstractNumId="6">
+  <w:abstractNum w:abstractNumId="9">
+    <w:nsid w:val="09D71BD4"/>
+    <w:multiLevelType w:val="multilevel"/>
+    <w:tmpl w:val="AD40E19A"/>
+    <w:lvl w:ilvl="0">
+      <w:start w:val="1"/>
+      <w:numFmt w:val="bullet"/>
+      <w:lvlText w:val=""/>
+      <w:lvlJc w:val="left"/>
+      <w:pPr>
+        <w:tabs>
+          <w:tab w:val="num" w:pos="720"/>
+        </w:tabs>
+        <w:ind w:left="720" w:hanging="360"/>
+      </w:pPr>
+      <w:rPr>
+        <w:rFonts w:ascii="Symbol" w:hAnsi="Symbol" w:hint="default"/>
+        <w:sz w:val="20"/>
+      </w:rPr>
+    </w:lvl>
+    <w:lvl w:ilvl="1" w:tentative="1">
+      <w:start w:val="1"/>
+      <w:numFmt w:val="bullet"/>
+      <w:lvlText w:val="o"/>
+      <w:lvlJc w:val="left"/>
+      <w:pPr>
+        <w:tabs>
+          <w:tab w:val="num" w:pos="1440"/>
+        </w:tabs>
+        <w:ind w:left="1440" w:hanging="360"/>
+      </w:pPr>
+      <w:rPr>
+        <w:rFonts w:ascii="Courier New" w:hAnsi="Courier New" w:hint="default"/>
+        <w:sz w:val="20"/>
+      </w:rPr>
+    </w:lvl>
+    <w:lvl w:ilvl="2" w:tentative="1">
+      <w:start w:val="1"/>
+      <w:numFmt w:val="bullet"/>
+      <w:lvlText w:val=""/>
+      <w:lvlJc w:val="left"/>
+      <w:pPr>
+        <w:tabs>
+          <w:tab w:val="num" w:pos="2160"/>
+        </w:tabs>
+        <w:ind w:left="2160" w:hanging="360"/>
+      </w:pPr>
+      <w:rPr>
+        <w:rFonts w:ascii="Wingdings" w:hAnsi="Wingdings" w:hint="default"/>
+        <w:sz w:val="20"/>
+      </w:rPr>
+    </w:lvl>
+    <w:lvl w:ilvl="3" w:tentative="1">
+      <w:start w:val="1"/>
+      <w:numFmt w:val="bullet"/>
+      <w:lvlText w:val=""/>
+      <w:lvlJc w:val="left"/>
+      <w:pPr>
+        <w:tabs>
+          <w:tab w:val="num" w:pos="2880"/>
+        </w:tabs>
+        <w:ind w:left="2880" w:hanging="360"/>
+      </w:pPr>
+      <w:rPr>
+        <w:rFonts w:ascii="Wingdings" w:hAnsi="Wingdings" w:hint="default"/>
+        <w:sz w:val="20"/>
+      </w:rPr>
+    </w:lvl>
+    <w:lvl w:ilvl="4" w:tentative="1">
+      <w:start w:val="1"/>
+      <w:numFmt w:val="bullet"/>
+      <w:lvlText w:val=""/>
+      <w:lvlJc w:val="left"/>
+      <w:pPr>
+        <w:tabs>
+          <w:tab w:val="num" w:pos="3600"/>
+        </w:tabs>
+        <w:ind w:left="3600" w:hanging="360"/>
+      </w:pPr>
+      <w:rPr>
+        <w:rFonts w:ascii="Wingdings" w:hAnsi="Wingdings" w:hint="default"/>
+        <w:sz w:val="20"/>
+      </w:rPr>
+    </w:lvl>
+    <w:lvl w:ilvl="5" w:tentative="1">
+      <w:start w:val="1"/>
+      <w:numFmt w:val="bullet"/>
+      <w:lvlText w:val=""/>
+      <w:lvlJc w:val="left"/>
+      <w:pPr>
+        <w:tabs>
+          <w:tab w:val="num" w:pos="4320"/>
+        </w:tabs>
+        <w:ind w:left="4320" w:hanging="360"/>
+      </w:pPr>
+      <w:rPr>
+        <w:rFonts w:ascii="Wingdings" w:hAnsi="Wingdings" w:hint="default"/>
+        <w:sz w:val="20"/>
+      </w:rPr>
+    </w:lvl>
+    <w:lvl w:ilvl="6" w:tentative="1">
+      <w:start w:val="1"/>
+      <w:numFmt w:val="bullet"/>
+      <w:lvlText w:val=""/>
+      <w:lvlJc w:val="left"/>
+      <w:pPr>
+        <w:tabs>
+          <w:tab w:val="num" w:pos="5040"/>
+        </w:tabs>
+        <w:ind w:left="5040" w:hanging="360"/>
+      </w:pPr>
+      <w:rPr>
+        <w:rFonts w:ascii="Wingdings" w:hAnsi="Wingdings" w:hint="default"/>
+        <w:sz w:val="20"/>
+      </w:rPr>
+    </w:lvl>
+    <w:lvl w:ilvl="7" w:tentative="1">
+      <w:start w:val="1"/>
+      <w:numFmt w:val="bullet"/>
+      <w:lvlText w:val=""/>
+      <w:lvlJc w:val="left"/>
+      <w:pPr>
+        <w:tabs>
+          <w:tab w:val="num" w:pos="5760"/>
+        </w:tabs>
+        <w:ind w:left="5760" w:hanging="360"/>
+      </w:pPr>
+      <w:rPr>
+        <w:rFonts w:ascii="Wingdings" w:hAnsi="Wingdings" w:hint="default"/>
+        <w:sz w:val="20"/>
+      </w:rPr>
+    </w:lvl>
+    <w:lvl w:ilvl="8" w:tentative="1">
+      <w:start w:val="1"/>
+      <w:numFmt w:val="bullet"/>
+      <w:lvlText w:val=""/>
+      <w:lvlJc w:val="left"/>
+      <w:pPr>
+        <w:tabs>
+          <w:tab w:val="num" w:pos="6480"/>
+        </w:tabs>
+        <w:ind w:left="6480" w:hanging="360"/>
+      </w:pPr>
+      <w:rPr>
+        <w:rFonts w:ascii="Wingdings" w:hAnsi="Wingdings" w:hint="default"/>
+        <w:sz w:val="20"/>
+      </w:rPr>
+    </w:lvl>
+  </w:abstractNum>
+  <w:abstractNum w:abstractNumId="10">
+    <w:nsid w:val="0EBE36C8"/>
+    <w:multiLevelType w:val="multilevel"/>
+    <w:tmpl w:val="CBEA5A70"/>
+    <w:lvl w:ilvl="0">
+      <w:start w:val="1"/>
+      <w:numFmt w:val="bullet"/>
+      <w:lvlText w:val=""/>
+      <w:lvlJc w:val="left"/>
+      <w:pPr>
+        <w:tabs>
+          <w:tab w:val="num" w:pos="720"/>
+        </w:tabs>
+        <w:ind w:left="720" w:hanging="360"/>
+      </w:pPr>
+      <w:rPr>
+        <w:rFonts w:ascii="Symbol" w:hAnsi="Symbol" w:hint="default"/>
+        <w:sz w:val="20"/>
+      </w:rPr>
+    </w:lvl>
+    <w:lvl w:ilvl="1" w:tentative="1">
+      <w:start w:val="1"/>
+      <w:numFmt w:val="bullet"/>
+      <w:lvlText w:val="o"/>
+      <w:lvlJc w:val="left"/>
+      <w:pPr>
+        <w:tabs>
+          <w:tab w:val="num" w:pos="1440"/>
+        </w:tabs>
+        <w:ind w:left="1440" w:hanging="360"/>
+      </w:pPr>
+      <w:rPr>
+        <w:rFonts w:ascii="Courier New" w:hAnsi="Courier New" w:hint="default"/>
+        <w:sz w:val="20"/>
+      </w:rPr>
+    </w:lvl>
+    <w:lvl w:ilvl="2" w:tentative="1">
+      <w:start w:val="1"/>
+      <w:numFmt w:val="bullet"/>
+      <w:lvlText w:val=""/>
+      <w:lvlJc w:val="left"/>
+      <w:pPr>
+        <w:tabs>
+          <w:tab w:val="num" w:pos="2160"/>
+        </w:tabs>
+        <w:ind w:left="2160" w:hanging="360"/>
+      </w:pPr>
+      <w:rPr>
+        <w:rFonts w:ascii="Wingdings" w:hAnsi="Wingdings" w:hint="default"/>
+        <w:sz w:val="20"/>
+      </w:rPr>
+    </w:lvl>
+    <w:lvl w:ilvl="3" w:tentative="1">
+      <w:start w:val="1"/>
+      <w:numFmt w:val="bullet"/>
+      <w:lvlText w:val=""/>
+      <w:lvlJc w:val="left"/>
+      <w:pPr>
+        <w:tabs>
+          <w:tab w:val="num" w:pos="2880"/>
+        </w:tabs>
+        <w:ind w:left="2880" w:hanging="360"/>
+      </w:pPr>
+      <w:rPr>
+        <w:rFonts w:ascii="Wingdings" w:hAnsi="Wingdings" w:hint="default"/>
+        <w:sz w:val="20"/>
+      </w:rPr>
+    </w:lvl>
+    <w:lvl w:ilvl="4" w:tentative="1">
+      <w:start w:val="1"/>
+      <w:numFmt w:val="bullet"/>
+      <w:lvlText w:val=""/>
+      <w:lvlJc w:val="left"/>
+      <w:pPr>
+        <w:tabs>
+          <w:tab w:val="num" w:pos="3600"/>
+        </w:tabs>
+        <w:ind w:left="3600" w:hanging="360"/>
+      </w:pPr>
+      <w:rPr>
+        <w:rFonts w:ascii="Wingdings" w:hAnsi="Wingdings" w:hint="default"/>
+        <w:sz w:val="20"/>
+      </w:rPr>
+    </w:lvl>
+    <w:lvl w:ilvl="5" w:tentative="1">
+      <w:start w:val="1"/>
+      <w:numFmt w:val="bullet"/>
+      <w:lvlText w:val=""/>
+      <w:lvlJc w:val="left"/>
+      <w:pPr>
+        <w:tabs>
+          <w:tab w:val="num" w:pos="4320"/>
+        </w:tabs>
+        <w:ind w:left="4320" w:hanging="360"/>
+      </w:pPr>
+      <w:rPr>
+        <w:rFonts w:ascii="Wingdings" w:hAnsi="Wingdings" w:hint="default"/>
+        <w:sz w:val="20"/>
+      </w:rPr>
+    </w:lvl>
+    <w:lvl w:ilvl="6" w:tentative="1">
+      <w:start w:val="1"/>
+      <w:numFmt w:val="bullet"/>
+      <w:lvlText w:val=""/>
+      <w:lvlJc w:val="left"/>
+      <w:pPr>
+        <w:tabs>
+          <w:tab w:val="num" w:pos="5040"/>
+        </w:tabs>
+        <w:ind w:left="5040" w:hanging="360"/>
+      </w:pPr>
+      <w:rPr>
+        <w:rFonts w:ascii="Wingdings" w:hAnsi="Wingdings" w:hint="default"/>
+        <w:sz w:val="20"/>
+      </w:rPr>
+    </w:lvl>
+    <w:lvl w:ilvl="7" w:tentative="1">
+      <w:start w:val="1"/>
+      <w:numFmt w:val="bullet"/>
+      <w:lvlText w:val=""/>
+      <w:lvlJc w:val="left"/>
+      <w:pPr>
+        <w:tabs>
+          <w:tab w:val="num" w:pos="5760"/>
+        </w:tabs>
+        <w:ind w:left="5760" w:hanging="360"/>
+      </w:pPr>
+      <w:rPr>
+        <w:rFonts w:ascii="Wingdings" w:hAnsi="Wingdings" w:hint="default"/>
+        <w:sz w:val="20"/>
+      </w:rPr>
+    </w:lvl>
+    <w:lvl w:ilvl="8" w:tentative="1">
+      <w:start w:val="1"/>
+      <w:numFmt w:val="bullet"/>
+      <w:lvlText w:val=""/>
+      <w:lvlJc w:val="left"/>
+      <w:pPr>
+        <w:tabs>
+          <w:tab w:val="num" w:pos="6480"/>
+        </w:tabs>
+        <w:ind w:left="6480" w:hanging="360"/>
+      </w:pPr>
+      <w:rPr>
+        <w:rFonts w:ascii="Wingdings" w:hAnsi="Wingdings" w:hint="default"/>
+        <w:sz w:val="20"/>
+      </w:rPr>
+    </w:lvl>
+  </w:abstractNum>
+  <w:abstractNum w:abstractNumId="11">
     <w:nsid w:val="0FEA409A"/>
     <w:multiLevelType w:val="multilevel"/>
     <w:tmpl w:val="21145756"/>
@@ -11181,7 +14342,7 @@
       </w:rPr>
     </w:lvl>
   </w:abstractNum>
-  <w:abstractNum w:abstractNumId="7">
+  <w:abstractNum w:abstractNumId="12">
     <w:nsid w:val="101F26E4"/>
     <w:multiLevelType w:val="multilevel"/>
     <w:tmpl w:val="99920EB6"/>
@@ -11330,7 +14491,156 @@
       </w:rPr>
     </w:lvl>
   </w:abstractNum>
-  <w:abstractNum w:abstractNumId="8">
+  <w:abstractNum w:abstractNumId="13">
+    <w:nsid w:val="104E338B"/>
+    <w:multiLevelType w:val="multilevel"/>
+    <w:tmpl w:val="10829EF2"/>
+    <w:lvl w:ilvl="0">
+      <w:start w:val="1"/>
+      <w:numFmt w:val="bullet"/>
+      <w:lvlText w:val=""/>
+      <w:lvlJc w:val="left"/>
+      <w:pPr>
+        <w:tabs>
+          <w:tab w:val="num" w:pos="720"/>
+        </w:tabs>
+        <w:ind w:left="720" w:hanging="360"/>
+      </w:pPr>
+      <w:rPr>
+        <w:rFonts w:ascii="Symbol" w:hAnsi="Symbol" w:hint="default"/>
+        <w:sz w:val="20"/>
+      </w:rPr>
+    </w:lvl>
+    <w:lvl w:ilvl="1" w:tentative="1">
+      <w:start w:val="1"/>
+      <w:numFmt w:val="bullet"/>
+      <w:lvlText w:val="o"/>
+      <w:lvlJc w:val="left"/>
+      <w:pPr>
+        <w:tabs>
+          <w:tab w:val="num" w:pos="1440"/>
+        </w:tabs>
+        <w:ind w:left="1440" w:hanging="360"/>
+      </w:pPr>
+      <w:rPr>
+        <w:rFonts w:ascii="Courier New" w:hAnsi="Courier New" w:hint="default"/>
+        <w:sz w:val="20"/>
+      </w:rPr>
+    </w:lvl>
+    <w:lvl w:ilvl="2" w:tentative="1">
+      <w:start w:val="1"/>
+      <w:numFmt w:val="bullet"/>
+      <w:lvlText w:val=""/>
+      <w:lvlJc w:val="left"/>
+      <w:pPr>
+        <w:tabs>
+          <w:tab w:val="num" w:pos="2160"/>
+        </w:tabs>
+        <w:ind w:left="2160" w:hanging="360"/>
+      </w:pPr>
+      <w:rPr>
+        <w:rFonts w:ascii="Wingdings" w:hAnsi="Wingdings" w:hint="default"/>
+        <w:sz w:val="20"/>
+      </w:rPr>
+    </w:lvl>
+    <w:lvl w:ilvl="3" w:tentative="1">
+      <w:start w:val="1"/>
+      <w:numFmt w:val="bullet"/>
+      <w:lvlText w:val=""/>
+      <w:lvlJc w:val="left"/>
+      <w:pPr>
+        <w:tabs>
+          <w:tab w:val="num" w:pos="2880"/>
+        </w:tabs>
+        <w:ind w:left="2880" w:hanging="360"/>
+      </w:pPr>
+      <w:rPr>
+        <w:rFonts w:ascii="Wingdings" w:hAnsi="Wingdings" w:hint="default"/>
+        <w:sz w:val="20"/>
+      </w:rPr>
+    </w:lvl>
+    <w:lvl w:ilvl="4" w:tentative="1">
+      <w:start w:val="1"/>
+      <w:numFmt w:val="bullet"/>
+      <w:lvlText w:val=""/>
+      <w:lvlJc w:val="left"/>
+      <w:pPr>
+        <w:tabs>
+          <w:tab w:val="num" w:pos="3600"/>
+        </w:tabs>
+        <w:ind w:left="3600" w:hanging="360"/>
+      </w:pPr>
+      <w:rPr>
+        <w:rFonts w:ascii="Wingdings" w:hAnsi="Wingdings" w:hint="default"/>
+        <w:sz w:val="20"/>
+      </w:rPr>
+    </w:lvl>
+    <w:lvl w:ilvl="5" w:tentative="1">
+      <w:start w:val="1"/>
+      <w:numFmt w:val="bullet"/>
+      <w:lvlText w:val=""/>
+      <w:lvlJc w:val="left"/>
+      <w:pPr>
+        <w:tabs>
+          <w:tab w:val="num" w:pos="4320"/>
+        </w:tabs>
+        <w:ind w:left="4320" w:hanging="360"/>
+      </w:pPr>
+      <w:rPr>
+        <w:rFonts w:ascii="Wingdings" w:hAnsi="Wingdings" w:hint="default"/>
+        <w:sz w:val="20"/>
+      </w:rPr>
+    </w:lvl>
+    <w:lvl w:ilvl="6" w:tentative="1">
+      <w:start w:val="1"/>
+      <w:numFmt w:val="bullet"/>
+      <w:lvlText w:val=""/>
+      <w:lvlJc w:val="left"/>
+      <w:pPr>
+        <w:tabs>
+          <w:tab w:val="num" w:pos="5040"/>
+        </w:tabs>
+        <w:ind w:left="5040" w:hanging="360"/>
+      </w:pPr>
+      <w:rPr>
+        <w:rFonts w:ascii="Wingdings" w:hAnsi="Wingdings" w:hint="default"/>
+        <w:sz w:val="20"/>
+      </w:rPr>
+    </w:lvl>
+    <w:lvl w:ilvl="7" w:tentative="1">
+      <w:start w:val="1"/>
+      <w:numFmt w:val="bullet"/>
+      <w:lvlText w:val=""/>
+      <w:lvlJc w:val="left"/>
+      <w:pPr>
+        <w:tabs>
+          <w:tab w:val="num" w:pos="5760"/>
+        </w:tabs>
+        <w:ind w:left="5760" w:hanging="360"/>
+      </w:pPr>
+      <w:rPr>
+        <w:rFonts w:ascii="Wingdings" w:hAnsi="Wingdings" w:hint="default"/>
+        <w:sz w:val="20"/>
+      </w:rPr>
+    </w:lvl>
+    <w:lvl w:ilvl="8" w:tentative="1">
+      <w:start w:val="1"/>
+      <w:numFmt w:val="bullet"/>
+      <w:lvlText w:val=""/>
+      <w:lvlJc w:val="left"/>
+      <w:pPr>
+        <w:tabs>
+          <w:tab w:val="num" w:pos="6480"/>
+        </w:tabs>
+        <w:ind w:left="6480" w:hanging="360"/>
+      </w:pPr>
+      <w:rPr>
+        <w:rFonts w:ascii="Wingdings" w:hAnsi="Wingdings" w:hint="default"/>
+        <w:sz w:val="20"/>
+      </w:rPr>
+    </w:lvl>
+  </w:abstractNum>
+  <w:abstractNum w:abstractNumId="14">
     <w:nsid w:val="10972020"/>
     <w:multiLevelType w:val="multilevel"/>
     <w:tmpl w:val="630C3778"/>
@@ -11479,7 +14789,305 @@
       </w:rPr>
     </w:lvl>
   </w:abstractNum>
-  <w:abstractNum w:abstractNumId="9">
+  <w:abstractNum w:abstractNumId="15">
+    <w:nsid w:val="11826248"/>
+    <w:multiLevelType w:val="multilevel"/>
+    <w:tmpl w:val="3B6ADF1E"/>
+    <w:lvl w:ilvl="0">
+      <w:start w:val="1"/>
+      <w:numFmt w:val="bullet"/>
+      <w:lvlText w:val=""/>
+      <w:lvlJc w:val="left"/>
+      <w:pPr>
+        <w:tabs>
+          <w:tab w:val="num" w:pos="720"/>
+        </w:tabs>
+        <w:ind w:left="720" w:hanging="360"/>
+      </w:pPr>
+      <w:rPr>
+        <w:rFonts w:ascii="Symbol" w:hAnsi="Symbol" w:hint="default"/>
+        <w:sz w:val="20"/>
+      </w:rPr>
+    </w:lvl>
+    <w:lvl w:ilvl="1" w:tentative="1">
+      <w:start w:val="1"/>
+      <w:numFmt w:val="bullet"/>
+      <w:lvlText w:val="o"/>
+      <w:lvlJc w:val="left"/>
+      <w:pPr>
+        <w:tabs>
+          <w:tab w:val="num" w:pos="1440"/>
+        </w:tabs>
+        <w:ind w:left="1440" w:hanging="360"/>
+      </w:pPr>
+      <w:rPr>
+        <w:rFonts w:ascii="Courier New" w:hAnsi="Courier New" w:hint="default"/>
+        <w:sz w:val="20"/>
+      </w:rPr>
+    </w:lvl>
+    <w:lvl w:ilvl="2" w:tentative="1">
+      <w:start w:val="1"/>
+      <w:numFmt w:val="bullet"/>
+      <w:lvlText w:val=""/>
+      <w:lvlJc w:val="left"/>
+      <w:pPr>
+        <w:tabs>
+          <w:tab w:val="num" w:pos="2160"/>
+        </w:tabs>
+        <w:ind w:left="2160" w:hanging="360"/>
+      </w:pPr>
+      <w:rPr>
+        <w:rFonts w:ascii="Wingdings" w:hAnsi="Wingdings" w:hint="default"/>
+        <w:sz w:val="20"/>
+      </w:rPr>
+    </w:lvl>
+    <w:lvl w:ilvl="3" w:tentative="1">
+      <w:start w:val="1"/>
+      <w:numFmt w:val="bullet"/>
+      <w:lvlText w:val=""/>
+      <w:lvlJc w:val="left"/>
+      <w:pPr>
+        <w:tabs>
+          <w:tab w:val="num" w:pos="2880"/>
+        </w:tabs>
+        <w:ind w:left="2880" w:hanging="360"/>
+      </w:pPr>
+      <w:rPr>
+        <w:rFonts w:ascii="Wingdings" w:hAnsi="Wingdings" w:hint="default"/>
+        <w:sz w:val="20"/>
+      </w:rPr>
+    </w:lvl>
+    <w:lvl w:ilvl="4" w:tentative="1">
+      <w:start w:val="1"/>
+      <w:numFmt w:val="bullet"/>
+      <w:lvlText w:val=""/>
+      <w:lvlJc w:val="left"/>
+      <w:pPr>
+        <w:tabs>
+          <w:tab w:val="num" w:pos="3600"/>
+        </w:tabs>
+        <w:ind w:left="3600" w:hanging="360"/>
+      </w:pPr>
+      <w:rPr>
+        <w:rFonts w:ascii="Wingdings" w:hAnsi="Wingdings" w:hint="default"/>
+        <w:sz w:val="20"/>
+      </w:rPr>
+    </w:lvl>
+    <w:lvl w:ilvl="5" w:tentative="1">
+      <w:start w:val="1"/>
+      <w:numFmt w:val="bullet"/>
+      <w:lvlText w:val=""/>
+      <w:lvlJc w:val="left"/>
+      <w:pPr>
+        <w:tabs>
+          <w:tab w:val="num" w:pos="4320"/>
+        </w:tabs>
+        <w:ind w:left="4320" w:hanging="360"/>
+      </w:pPr>
+      <w:rPr>
+        <w:rFonts w:ascii="Wingdings" w:hAnsi="Wingdings" w:hint="default"/>
+        <w:sz w:val="20"/>
+      </w:rPr>
+    </w:lvl>
+    <w:lvl w:ilvl="6" w:tentative="1">
+      <w:start w:val="1"/>
+      <w:numFmt w:val="bullet"/>
+      <w:lvlText w:val=""/>
+      <w:lvlJc w:val="left"/>
+      <w:pPr>
+        <w:tabs>
+          <w:tab w:val="num" w:pos="5040"/>
+        </w:tabs>
+        <w:ind w:left="5040" w:hanging="360"/>
+      </w:pPr>
+      <w:rPr>
+        <w:rFonts w:ascii="Wingdings" w:hAnsi="Wingdings" w:hint="default"/>
+        <w:sz w:val="20"/>
+      </w:rPr>
+    </w:lvl>
+    <w:lvl w:ilvl="7" w:tentative="1">
+      <w:start w:val="1"/>
+      <w:numFmt w:val="bullet"/>
+      <w:lvlText w:val=""/>
+      <w:lvlJc w:val="left"/>
+      <w:pPr>
+        <w:tabs>
+          <w:tab w:val="num" w:pos="5760"/>
+        </w:tabs>
+        <w:ind w:left="5760" w:hanging="360"/>
+      </w:pPr>
+      <w:rPr>
+        <w:rFonts w:ascii="Wingdings" w:hAnsi="Wingdings" w:hint="default"/>
+        <w:sz w:val="20"/>
+      </w:rPr>
+    </w:lvl>
+    <w:lvl w:ilvl="8" w:tentative="1">
+      <w:start w:val="1"/>
+      <w:numFmt w:val="bullet"/>
+      <w:lvlText w:val=""/>
+      <w:lvlJc w:val="left"/>
+      <w:pPr>
+        <w:tabs>
+          <w:tab w:val="num" w:pos="6480"/>
+        </w:tabs>
+        <w:ind w:left="6480" w:hanging="360"/>
+      </w:pPr>
+      <w:rPr>
+        <w:rFonts w:ascii="Wingdings" w:hAnsi="Wingdings" w:hint="default"/>
+        <w:sz w:val="20"/>
+      </w:rPr>
+    </w:lvl>
+  </w:abstractNum>
+  <w:abstractNum w:abstractNumId="16">
+    <w:nsid w:val="125322A8"/>
+    <w:multiLevelType w:val="multilevel"/>
+    <w:tmpl w:val="920A0566"/>
+    <w:lvl w:ilvl="0">
+      <w:start w:val="1"/>
+      <w:numFmt w:val="bullet"/>
+      <w:lvlText w:val=""/>
+      <w:lvlJc w:val="left"/>
+      <w:pPr>
+        <w:tabs>
+          <w:tab w:val="num" w:pos="720"/>
+        </w:tabs>
+        <w:ind w:left="720" w:hanging="360"/>
+      </w:pPr>
+      <w:rPr>
+        <w:rFonts w:ascii="Symbol" w:hAnsi="Symbol" w:hint="default"/>
+        <w:sz w:val="20"/>
+      </w:rPr>
+    </w:lvl>
+    <w:lvl w:ilvl="1" w:tentative="1">
+      <w:start w:val="1"/>
+      <w:numFmt w:val="bullet"/>
+      <w:lvlText w:val="o"/>
+      <w:lvlJc w:val="left"/>
+      <w:pPr>
+        <w:tabs>
+          <w:tab w:val="num" w:pos="1440"/>
+        </w:tabs>
+        <w:ind w:left="1440" w:hanging="360"/>
+      </w:pPr>
+      <w:rPr>
+        <w:rFonts w:ascii="Courier New" w:hAnsi="Courier New" w:hint="default"/>
+        <w:sz w:val="20"/>
+      </w:rPr>
+    </w:lvl>
+    <w:lvl w:ilvl="2" w:tentative="1">
+      <w:start w:val="1"/>
+      <w:numFmt w:val="bullet"/>
+      <w:lvlText w:val=""/>
+      <w:lvlJc w:val="left"/>
+      <w:pPr>
+        <w:tabs>
+          <w:tab w:val="num" w:pos="2160"/>
+        </w:tabs>
+        <w:ind w:left="2160" w:hanging="360"/>
+      </w:pPr>
+      <w:rPr>
+        <w:rFonts w:ascii="Wingdings" w:hAnsi="Wingdings" w:hint="default"/>
+        <w:sz w:val="20"/>
+      </w:rPr>
+    </w:lvl>
+    <w:lvl w:ilvl="3" w:tentative="1">
+      <w:start w:val="1"/>
+      <w:numFmt w:val="bullet"/>
+      <w:lvlText w:val=""/>
+      <w:lvlJc w:val="left"/>
+      <w:pPr>
+        <w:tabs>
+          <w:tab w:val="num" w:pos="2880"/>
+        </w:tabs>
+        <w:ind w:left="2880" w:hanging="360"/>
+      </w:pPr>
+      <w:rPr>
+        <w:rFonts w:ascii="Wingdings" w:hAnsi="Wingdings" w:hint="default"/>
+        <w:sz w:val="20"/>
+      </w:rPr>
+    </w:lvl>
+    <w:lvl w:ilvl="4" w:tentative="1">
+      <w:start w:val="1"/>
+      <w:numFmt w:val="bullet"/>
+      <w:lvlText w:val=""/>
+      <w:lvlJc w:val="left"/>
+      <w:pPr>
+        <w:tabs>
+          <w:tab w:val="num" w:pos="3600"/>
+        </w:tabs>
+        <w:ind w:left="3600" w:hanging="360"/>
+      </w:pPr>
+      <w:rPr>
+        <w:rFonts w:ascii="Wingdings" w:hAnsi="Wingdings" w:hint="default"/>
+        <w:sz w:val="20"/>
+      </w:rPr>
+    </w:lvl>
+    <w:lvl w:ilvl="5" w:tentative="1">
+      <w:start w:val="1"/>
+      <w:numFmt w:val="bullet"/>
+      <w:lvlText w:val=""/>
+      <w:lvlJc w:val="left"/>
+      <w:pPr>
+        <w:tabs>
+          <w:tab w:val="num" w:pos="4320"/>
+        </w:tabs>
+        <w:ind w:left="4320" w:hanging="360"/>
+      </w:pPr>
+      <w:rPr>
+        <w:rFonts w:ascii="Wingdings" w:hAnsi="Wingdings" w:hint="default"/>
+        <w:sz w:val="20"/>
+      </w:rPr>
+    </w:lvl>
+    <w:lvl w:ilvl="6" w:tentative="1">
+      <w:start w:val="1"/>
+      <w:numFmt w:val="bullet"/>
+      <w:lvlText w:val=""/>
+      <w:lvlJc w:val="left"/>
+      <w:pPr>
+        <w:tabs>
+          <w:tab w:val="num" w:pos="5040"/>
+        </w:tabs>
+        <w:ind w:left="5040" w:hanging="360"/>
+      </w:pPr>
+      <w:rPr>
+        <w:rFonts w:ascii="Wingdings" w:hAnsi="Wingdings" w:hint="default"/>
+        <w:sz w:val="20"/>
+      </w:rPr>
+    </w:lvl>
+    <w:lvl w:ilvl="7" w:tentative="1">
+      <w:start w:val="1"/>
+      <w:numFmt w:val="bullet"/>
+      <w:lvlText w:val=""/>
+      <w:lvlJc w:val="left"/>
+      <w:pPr>
+        <w:tabs>
+          <w:tab w:val="num" w:pos="5760"/>
+        </w:tabs>
+        <w:ind w:left="5760" w:hanging="360"/>
+      </w:pPr>
+      <w:rPr>
+        <w:rFonts w:ascii="Wingdings" w:hAnsi="Wingdings" w:hint="default"/>
+        <w:sz w:val="20"/>
+      </w:rPr>
+    </w:lvl>
+    <w:lvl w:ilvl="8" w:tentative="1">
+      <w:start w:val="1"/>
+      <w:numFmt w:val="bullet"/>
+      <w:lvlText w:val=""/>
+      <w:lvlJc w:val="left"/>
+      <w:pPr>
+        <w:tabs>
+          <w:tab w:val="num" w:pos="6480"/>
+        </w:tabs>
+        <w:ind w:left="6480" w:hanging="360"/>
+      </w:pPr>
+      <w:rPr>
+        <w:rFonts w:ascii="Wingdings" w:hAnsi="Wingdings" w:hint="default"/>
+        <w:sz w:val="20"/>
+      </w:rPr>
+    </w:lvl>
+  </w:abstractNum>
+  <w:abstractNum w:abstractNumId="17">
     <w:nsid w:val="12765B37"/>
     <w:multiLevelType w:val="multilevel"/>
     <w:tmpl w:val="25383E4E"/>
@@ -11628,7 +15236,7 @@
       </w:rPr>
     </w:lvl>
   </w:abstractNum>
-  <w:abstractNum w:abstractNumId="10">
+  <w:abstractNum w:abstractNumId="18">
     <w:nsid w:val="12D76EBD"/>
     <w:multiLevelType w:val="multilevel"/>
     <w:tmpl w:val="3C7482F2"/>
@@ -11777,7 +15385,7 @@
       </w:rPr>
     </w:lvl>
   </w:abstractNum>
-  <w:abstractNum w:abstractNumId="11">
+  <w:abstractNum w:abstractNumId="19">
     <w:nsid w:val="12DC2348"/>
     <w:multiLevelType w:val="multilevel"/>
     <w:tmpl w:val="68446C7A"/>
@@ -11926,7 +15534,7 @@
       </w:rPr>
     </w:lvl>
   </w:abstractNum>
-  <w:abstractNum w:abstractNumId="12">
+  <w:abstractNum w:abstractNumId="20">
     <w:nsid w:val="12E81417"/>
     <w:multiLevelType w:val="multilevel"/>
     <w:tmpl w:val="B2B0947C"/>
@@ -12075,7 +15683,7 @@
       </w:rPr>
     </w:lvl>
   </w:abstractNum>
-  <w:abstractNum w:abstractNumId="13">
+  <w:abstractNum w:abstractNumId="21">
     <w:nsid w:val="149725D9"/>
     <w:multiLevelType w:val="multilevel"/>
     <w:tmpl w:val="80221CE4"/>
@@ -12224,7 +15832,7 @@
       </w:rPr>
     </w:lvl>
   </w:abstractNum>
-  <w:abstractNum w:abstractNumId="14">
+  <w:abstractNum w:abstractNumId="22">
     <w:nsid w:val="14C02F77"/>
     <w:multiLevelType w:val="multilevel"/>
     <w:tmpl w:val="5DCCBC08"/>
@@ -12373,7 +15981,7 @@
       </w:rPr>
     </w:lvl>
   </w:abstractNum>
-  <w:abstractNum w:abstractNumId="15">
+  <w:abstractNum w:abstractNumId="23">
     <w:nsid w:val="14F40EA6"/>
     <w:multiLevelType w:val="multilevel"/>
     <w:tmpl w:val="60CCDE28"/>
@@ -12522,7 +16130,7 @@
       </w:rPr>
     </w:lvl>
   </w:abstractNum>
-  <w:abstractNum w:abstractNumId="16">
+  <w:abstractNum w:abstractNumId="24">
     <w:nsid w:val="152C7CA5"/>
     <w:multiLevelType w:val="multilevel"/>
     <w:tmpl w:val="46F0B246"/>
@@ -12671,7 +16279,7 @@
       </w:rPr>
     </w:lvl>
   </w:abstractNum>
-  <w:abstractNum w:abstractNumId="17">
+  <w:abstractNum w:abstractNumId="25">
     <w:nsid w:val="167128C9"/>
     <w:multiLevelType w:val="multilevel"/>
     <w:tmpl w:val="A9720680"/>
@@ -12820,7 +16428,156 @@
       </w:rPr>
     </w:lvl>
   </w:abstractNum>
-  <w:abstractNum w:abstractNumId="18">
+  <w:abstractNum w:abstractNumId="26">
+    <w:nsid w:val="18A80B28"/>
+    <w:multiLevelType w:val="multilevel"/>
+    <w:tmpl w:val="70527C40"/>
+    <w:lvl w:ilvl="0">
+      <w:start w:val="1"/>
+      <w:numFmt w:val="bullet"/>
+      <w:lvlText w:val=""/>
+      <w:lvlJc w:val="left"/>
+      <w:pPr>
+        <w:tabs>
+          <w:tab w:val="num" w:pos="720"/>
+        </w:tabs>
+        <w:ind w:left="720" w:hanging="360"/>
+      </w:pPr>
+      <w:rPr>
+        <w:rFonts w:ascii="Symbol" w:hAnsi="Symbol" w:hint="default"/>
+        <w:sz w:val="20"/>
+      </w:rPr>
+    </w:lvl>
+    <w:lvl w:ilvl="1" w:tentative="1">
+      <w:start w:val="1"/>
+      <w:numFmt w:val="bullet"/>
+      <w:lvlText w:val="o"/>
+      <w:lvlJc w:val="left"/>
+      <w:pPr>
+        <w:tabs>
+          <w:tab w:val="num" w:pos="1440"/>
+        </w:tabs>
+        <w:ind w:left="1440" w:hanging="360"/>
+      </w:pPr>
+      <w:rPr>
+        <w:rFonts w:ascii="Courier New" w:hAnsi="Courier New" w:hint="default"/>
+        <w:sz w:val="20"/>
+      </w:rPr>
+    </w:lvl>
+    <w:lvl w:ilvl="2" w:tentative="1">
+      <w:start w:val="1"/>
+      <w:numFmt w:val="bullet"/>
+      <w:lvlText w:val=""/>
+      <w:lvlJc w:val="left"/>
+      <w:pPr>
+        <w:tabs>
+          <w:tab w:val="num" w:pos="2160"/>
+        </w:tabs>
+        <w:ind w:left="2160" w:hanging="360"/>
+      </w:pPr>
+      <w:rPr>
+        <w:rFonts w:ascii="Wingdings" w:hAnsi="Wingdings" w:hint="default"/>
+        <w:sz w:val="20"/>
+      </w:rPr>
+    </w:lvl>
+    <w:lvl w:ilvl="3" w:tentative="1">
+      <w:start w:val="1"/>
+      <w:numFmt w:val="bullet"/>
+      <w:lvlText w:val=""/>
+      <w:lvlJc w:val="left"/>
+      <w:pPr>
+        <w:tabs>
+          <w:tab w:val="num" w:pos="2880"/>
+        </w:tabs>
+        <w:ind w:left="2880" w:hanging="360"/>
+      </w:pPr>
+      <w:rPr>
+        <w:rFonts w:ascii="Wingdings" w:hAnsi="Wingdings" w:hint="default"/>
+        <w:sz w:val="20"/>
+      </w:rPr>
+    </w:lvl>
+    <w:lvl w:ilvl="4" w:tentative="1">
+      <w:start w:val="1"/>
+      <w:numFmt w:val="bullet"/>
+      <w:lvlText w:val=""/>
+      <w:lvlJc w:val="left"/>
+      <w:pPr>
+        <w:tabs>
+          <w:tab w:val="num" w:pos="3600"/>
+        </w:tabs>
+        <w:ind w:left="3600" w:hanging="360"/>
+      </w:pPr>
+      <w:rPr>
+        <w:rFonts w:ascii="Wingdings" w:hAnsi="Wingdings" w:hint="default"/>
+        <w:sz w:val="20"/>
+      </w:rPr>
+    </w:lvl>
+    <w:lvl w:ilvl="5" w:tentative="1">
+      <w:start w:val="1"/>
+      <w:numFmt w:val="bullet"/>
+      <w:lvlText w:val=""/>
+      <w:lvlJc w:val="left"/>
+      <w:pPr>
+        <w:tabs>
+          <w:tab w:val="num" w:pos="4320"/>
+        </w:tabs>
+        <w:ind w:left="4320" w:hanging="360"/>
+      </w:pPr>
+      <w:rPr>
+        <w:rFonts w:ascii="Wingdings" w:hAnsi="Wingdings" w:hint="default"/>
+        <w:sz w:val="20"/>
+      </w:rPr>
+    </w:lvl>
+    <w:lvl w:ilvl="6" w:tentative="1">
+      <w:start w:val="1"/>
+      <w:numFmt w:val="bullet"/>
+      <w:lvlText w:val=""/>
+      <w:lvlJc w:val="left"/>
+      <w:pPr>
+        <w:tabs>
+          <w:tab w:val="num" w:pos="5040"/>
+        </w:tabs>
+        <w:ind w:left="5040" w:hanging="360"/>
+      </w:pPr>
+      <w:rPr>
+        <w:rFonts w:ascii="Wingdings" w:hAnsi="Wingdings" w:hint="default"/>
+        <w:sz w:val="20"/>
+      </w:rPr>
+    </w:lvl>
+    <w:lvl w:ilvl="7" w:tentative="1">
+      <w:start w:val="1"/>
+      <w:numFmt w:val="bullet"/>
+      <w:lvlText w:val=""/>
+      <w:lvlJc w:val="left"/>
+      <w:pPr>
+        <w:tabs>
+          <w:tab w:val="num" w:pos="5760"/>
+        </w:tabs>
+        <w:ind w:left="5760" w:hanging="360"/>
+      </w:pPr>
+      <w:rPr>
+        <w:rFonts w:ascii="Wingdings" w:hAnsi="Wingdings" w:hint="default"/>
+        <w:sz w:val="20"/>
+      </w:rPr>
+    </w:lvl>
+    <w:lvl w:ilvl="8" w:tentative="1">
+      <w:start w:val="1"/>
+      <w:numFmt w:val="bullet"/>
+      <w:lvlText w:val=""/>
+      <w:lvlJc w:val="left"/>
+      <w:pPr>
+        <w:tabs>
+          <w:tab w:val="num" w:pos="6480"/>
+        </w:tabs>
+        <w:ind w:left="6480" w:hanging="360"/>
+      </w:pPr>
+      <w:rPr>
+        <w:rFonts w:ascii="Wingdings" w:hAnsi="Wingdings" w:hint="default"/>
+        <w:sz w:val="20"/>
+      </w:rPr>
+    </w:lvl>
+  </w:abstractNum>
+  <w:abstractNum w:abstractNumId="27">
     <w:nsid w:val="1A8D54F5"/>
     <w:multiLevelType w:val="multilevel"/>
     <w:tmpl w:val="FAAADD12"/>
@@ -12969,7 +16726,7 @@
       </w:rPr>
     </w:lvl>
   </w:abstractNum>
-  <w:abstractNum w:abstractNumId="19">
+  <w:abstractNum w:abstractNumId="28">
     <w:nsid w:val="1AEC022C"/>
     <w:multiLevelType w:val="multilevel"/>
     <w:tmpl w:val="27B0DA92"/>
@@ -13118,7 +16875,7 @@
       </w:rPr>
     </w:lvl>
   </w:abstractNum>
-  <w:abstractNum w:abstractNumId="20">
+  <w:abstractNum w:abstractNumId="29">
     <w:nsid w:val="1C9E035B"/>
     <w:multiLevelType w:val="multilevel"/>
     <w:tmpl w:val="F2DA27CC"/>
@@ -13267,7 +17024,7 @@
       </w:rPr>
     </w:lvl>
   </w:abstractNum>
-  <w:abstractNum w:abstractNumId="21">
+  <w:abstractNum w:abstractNumId="30">
     <w:nsid w:val="205213B6"/>
     <w:multiLevelType w:val="multilevel"/>
     <w:tmpl w:val="D654E4B0"/>
@@ -13416,7 +17173,156 @@
       </w:rPr>
     </w:lvl>
   </w:abstractNum>
-  <w:abstractNum w:abstractNumId="22">
+  <w:abstractNum w:abstractNumId="31">
+    <w:nsid w:val="20547A70"/>
+    <w:multiLevelType w:val="multilevel"/>
+    <w:tmpl w:val="C87244A2"/>
+    <w:lvl w:ilvl="0">
+      <w:start w:val="1"/>
+      <w:numFmt w:val="bullet"/>
+      <w:lvlText w:val=""/>
+      <w:lvlJc w:val="left"/>
+      <w:pPr>
+        <w:tabs>
+          <w:tab w:val="num" w:pos="720"/>
+        </w:tabs>
+        <w:ind w:left="720" w:hanging="360"/>
+      </w:pPr>
+      <w:rPr>
+        <w:rFonts w:ascii="Symbol" w:hAnsi="Symbol" w:hint="default"/>
+        <w:sz w:val="20"/>
+      </w:rPr>
+    </w:lvl>
+    <w:lvl w:ilvl="1" w:tentative="1">
+      <w:start w:val="1"/>
+      <w:numFmt w:val="bullet"/>
+      <w:lvlText w:val="o"/>
+      <w:lvlJc w:val="left"/>
+      <w:pPr>
+        <w:tabs>
+          <w:tab w:val="num" w:pos="1440"/>
+        </w:tabs>
+        <w:ind w:left="1440" w:hanging="360"/>
+      </w:pPr>
+      <w:rPr>
+        <w:rFonts w:ascii="Courier New" w:hAnsi="Courier New" w:hint="default"/>
+        <w:sz w:val="20"/>
+      </w:rPr>
+    </w:lvl>
+    <w:lvl w:ilvl="2" w:tentative="1">
+      <w:start w:val="1"/>
+      <w:numFmt w:val="bullet"/>
+      <w:lvlText w:val=""/>
+      <w:lvlJc w:val="left"/>
+      <w:pPr>
+        <w:tabs>
+          <w:tab w:val="num" w:pos="2160"/>
+        </w:tabs>
+        <w:ind w:left="2160" w:hanging="360"/>
+      </w:pPr>
+      <w:rPr>
+        <w:rFonts w:ascii="Wingdings" w:hAnsi="Wingdings" w:hint="default"/>
+        <w:sz w:val="20"/>
+      </w:rPr>
+    </w:lvl>
+    <w:lvl w:ilvl="3" w:tentative="1">
+      <w:start w:val="1"/>
+      <w:numFmt w:val="bullet"/>
+      <w:lvlText w:val=""/>
+      <w:lvlJc w:val="left"/>
+      <w:pPr>
+        <w:tabs>
+          <w:tab w:val="num" w:pos="2880"/>
+        </w:tabs>
+        <w:ind w:left="2880" w:hanging="360"/>
+      </w:pPr>
+      <w:rPr>
+        <w:rFonts w:ascii="Wingdings" w:hAnsi="Wingdings" w:hint="default"/>
+        <w:sz w:val="20"/>
+      </w:rPr>
+    </w:lvl>
+    <w:lvl w:ilvl="4" w:tentative="1">
+      <w:start w:val="1"/>
+      <w:numFmt w:val="bullet"/>
+      <w:lvlText w:val=""/>
+      <w:lvlJc w:val="left"/>
+      <w:pPr>
+        <w:tabs>
+          <w:tab w:val="num" w:pos="3600"/>
+        </w:tabs>
+        <w:ind w:left="3600" w:hanging="360"/>
+      </w:pPr>
+      <w:rPr>
+        <w:rFonts w:ascii="Wingdings" w:hAnsi="Wingdings" w:hint="default"/>
+        <w:sz w:val="20"/>
+      </w:rPr>
+    </w:lvl>
+    <w:lvl w:ilvl="5" w:tentative="1">
+      <w:start w:val="1"/>
+      <w:numFmt w:val="bullet"/>
+      <w:lvlText w:val=""/>
+      <w:lvlJc w:val="left"/>
+      <w:pPr>
+        <w:tabs>
+          <w:tab w:val="num" w:pos="4320"/>
+        </w:tabs>
+        <w:ind w:left="4320" w:hanging="360"/>
+      </w:pPr>
+      <w:rPr>
+        <w:rFonts w:ascii="Wingdings" w:hAnsi="Wingdings" w:hint="default"/>
+        <w:sz w:val="20"/>
+      </w:rPr>
+    </w:lvl>
+    <w:lvl w:ilvl="6" w:tentative="1">
+      <w:start w:val="1"/>
+      <w:numFmt w:val="bullet"/>
+      <w:lvlText w:val=""/>
+      <w:lvlJc w:val="left"/>
+      <w:pPr>
+        <w:tabs>
+          <w:tab w:val="num" w:pos="5040"/>
+        </w:tabs>
+        <w:ind w:left="5040" w:hanging="360"/>
+      </w:pPr>
+      <w:rPr>
+        <w:rFonts w:ascii="Wingdings" w:hAnsi="Wingdings" w:hint="default"/>
+        <w:sz w:val="20"/>
+      </w:rPr>
+    </w:lvl>
+    <w:lvl w:ilvl="7" w:tentative="1">
+      <w:start w:val="1"/>
+      <w:numFmt w:val="bullet"/>
+      <w:lvlText w:val=""/>
+      <w:lvlJc w:val="left"/>
+      <w:pPr>
+        <w:tabs>
+          <w:tab w:val="num" w:pos="5760"/>
+        </w:tabs>
+        <w:ind w:left="5760" w:hanging="360"/>
+      </w:pPr>
+      <w:rPr>
+        <w:rFonts w:ascii="Wingdings" w:hAnsi="Wingdings" w:hint="default"/>
+        <w:sz w:val="20"/>
+      </w:rPr>
+    </w:lvl>
+    <w:lvl w:ilvl="8" w:tentative="1">
+      <w:start w:val="1"/>
+      <w:numFmt w:val="bullet"/>
+      <w:lvlText w:val=""/>
+      <w:lvlJc w:val="left"/>
+      <w:pPr>
+        <w:tabs>
+          <w:tab w:val="num" w:pos="6480"/>
+        </w:tabs>
+        <w:ind w:left="6480" w:hanging="360"/>
+      </w:pPr>
+      <w:rPr>
+        <w:rFonts w:ascii="Wingdings" w:hAnsi="Wingdings" w:hint="default"/>
+        <w:sz w:val="20"/>
+      </w:rPr>
+    </w:lvl>
+  </w:abstractNum>
+  <w:abstractNum w:abstractNumId="32">
     <w:nsid w:val="206B6514"/>
     <w:multiLevelType w:val="multilevel"/>
     <w:tmpl w:val="B1F0FA88"/>
@@ -13561,7 +17467,7 @@
       </w:rPr>
     </w:lvl>
   </w:abstractNum>
-  <w:abstractNum w:abstractNumId="23">
+  <w:abstractNum w:abstractNumId="33">
     <w:nsid w:val="20755A73"/>
     <w:multiLevelType w:val="multilevel"/>
     <w:tmpl w:val="5E74FDA8"/>
@@ -13710,7 +17616,305 @@
       </w:rPr>
     </w:lvl>
   </w:abstractNum>
-  <w:abstractNum w:abstractNumId="24">
+  <w:abstractNum w:abstractNumId="34">
+    <w:nsid w:val="20E651BC"/>
+    <w:multiLevelType w:val="multilevel"/>
+    <w:tmpl w:val="E5A0BEE0"/>
+    <w:lvl w:ilvl="0">
+      <w:start w:val="1"/>
+      <w:numFmt w:val="bullet"/>
+      <w:lvlText w:val=""/>
+      <w:lvlJc w:val="left"/>
+      <w:pPr>
+        <w:tabs>
+          <w:tab w:val="num" w:pos="720"/>
+        </w:tabs>
+        <w:ind w:left="720" w:hanging="360"/>
+      </w:pPr>
+      <w:rPr>
+        <w:rFonts w:ascii="Symbol" w:hAnsi="Symbol" w:hint="default"/>
+        <w:sz w:val="20"/>
+      </w:rPr>
+    </w:lvl>
+    <w:lvl w:ilvl="1" w:tentative="1">
+      <w:start w:val="1"/>
+      <w:numFmt w:val="bullet"/>
+      <w:lvlText w:val="o"/>
+      <w:lvlJc w:val="left"/>
+      <w:pPr>
+        <w:tabs>
+          <w:tab w:val="num" w:pos="1440"/>
+        </w:tabs>
+        <w:ind w:left="1440" w:hanging="360"/>
+      </w:pPr>
+      <w:rPr>
+        <w:rFonts w:ascii="Courier New" w:hAnsi="Courier New" w:hint="default"/>
+        <w:sz w:val="20"/>
+      </w:rPr>
+    </w:lvl>
+    <w:lvl w:ilvl="2" w:tentative="1">
+      <w:start w:val="1"/>
+      <w:numFmt w:val="bullet"/>
+      <w:lvlText w:val=""/>
+      <w:lvlJc w:val="left"/>
+      <w:pPr>
+        <w:tabs>
+          <w:tab w:val="num" w:pos="2160"/>
+        </w:tabs>
+        <w:ind w:left="2160" w:hanging="360"/>
+      </w:pPr>
+      <w:rPr>
+        <w:rFonts w:ascii="Wingdings" w:hAnsi="Wingdings" w:hint="default"/>
+        <w:sz w:val="20"/>
+      </w:rPr>
+    </w:lvl>
+    <w:lvl w:ilvl="3" w:tentative="1">
+      <w:start w:val="1"/>
+      <w:numFmt w:val="bullet"/>
+      <w:lvlText w:val=""/>
+      <w:lvlJc w:val="left"/>
+      <w:pPr>
+        <w:tabs>
+          <w:tab w:val="num" w:pos="2880"/>
+        </w:tabs>
+        <w:ind w:left="2880" w:hanging="360"/>
+      </w:pPr>
+      <w:rPr>
+        <w:rFonts w:ascii="Wingdings" w:hAnsi="Wingdings" w:hint="default"/>
+        <w:sz w:val="20"/>
+      </w:rPr>
+    </w:lvl>
+    <w:lvl w:ilvl="4" w:tentative="1">
+      <w:start w:val="1"/>
+      <w:numFmt w:val="bullet"/>
+      <w:lvlText w:val=""/>
+      <w:lvlJc w:val="left"/>
+      <w:pPr>
+        <w:tabs>
+          <w:tab w:val="num" w:pos="3600"/>
+        </w:tabs>
+        <w:ind w:left="3600" w:hanging="360"/>
+      </w:pPr>
+      <w:rPr>
+        <w:rFonts w:ascii="Wingdings" w:hAnsi="Wingdings" w:hint="default"/>
+        <w:sz w:val="20"/>
+      </w:rPr>
+    </w:lvl>
+    <w:lvl w:ilvl="5" w:tentative="1">
+      <w:start w:val="1"/>
+      <w:numFmt w:val="bullet"/>
+      <w:lvlText w:val=""/>
+      <w:lvlJc w:val="left"/>
+      <w:pPr>
+        <w:tabs>
+          <w:tab w:val="num" w:pos="4320"/>
+        </w:tabs>
+        <w:ind w:left="4320" w:hanging="360"/>
+      </w:pPr>
+      <w:rPr>
+        <w:rFonts w:ascii="Wingdings" w:hAnsi="Wingdings" w:hint="default"/>
+        <w:sz w:val="20"/>
+      </w:rPr>
+    </w:lvl>
+    <w:lvl w:ilvl="6" w:tentative="1">
+      <w:start w:val="1"/>
+      <w:numFmt w:val="bullet"/>
+      <w:lvlText w:val=""/>
+      <w:lvlJc w:val="left"/>
+      <w:pPr>
+        <w:tabs>
+          <w:tab w:val="num" w:pos="5040"/>
+        </w:tabs>
+        <w:ind w:left="5040" w:hanging="360"/>
+      </w:pPr>
+      <w:rPr>
+        <w:rFonts w:ascii="Wingdings" w:hAnsi="Wingdings" w:hint="default"/>
+        <w:sz w:val="20"/>
+      </w:rPr>
+    </w:lvl>
+    <w:lvl w:ilvl="7" w:tentative="1">
+      <w:start w:val="1"/>
+      <w:numFmt w:val="bullet"/>
+      <w:lvlText w:val=""/>
+      <w:lvlJc w:val="left"/>
+      <w:pPr>
+        <w:tabs>
+          <w:tab w:val="num" w:pos="5760"/>
+        </w:tabs>
+        <w:ind w:left="5760" w:hanging="360"/>
+      </w:pPr>
+      <w:rPr>
+        <w:rFonts w:ascii="Wingdings" w:hAnsi="Wingdings" w:hint="default"/>
+        <w:sz w:val="20"/>
+      </w:rPr>
+    </w:lvl>
+    <w:lvl w:ilvl="8" w:tentative="1">
+      <w:start w:val="1"/>
+      <w:numFmt w:val="bullet"/>
+      <w:lvlText w:val=""/>
+      <w:lvlJc w:val="left"/>
+      <w:pPr>
+        <w:tabs>
+          <w:tab w:val="num" w:pos="6480"/>
+        </w:tabs>
+        <w:ind w:left="6480" w:hanging="360"/>
+      </w:pPr>
+      <w:rPr>
+        <w:rFonts w:ascii="Wingdings" w:hAnsi="Wingdings" w:hint="default"/>
+        <w:sz w:val="20"/>
+      </w:rPr>
+    </w:lvl>
+  </w:abstractNum>
+  <w:abstractNum w:abstractNumId="35">
+    <w:nsid w:val="21BC54E7"/>
+    <w:multiLevelType w:val="multilevel"/>
+    <w:tmpl w:val="B75001B6"/>
+    <w:lvl w:ilvl="0">
+      <w:start w:val="1"/>
+      <w:numFmt w:val="bullet"/>
+      <w:lvlText w:val=""/>
+      <w:lvlJc w:val="left"/>
+      <w:pPr>
+        <w:tabs>
+          <w:tab w:val="num" w:pos="720"/>
+        </w:tabs>
+        <w:ind w:left="720" w:hanging="360"/>
+      </w:pPr>
+      <w:rPr>
+        <w:rFonts w:ascii="Symbol" w:hAnsi="Symbol" w:hint="default"/>
+        <w:sz w:val="20"/>
+      </w:rPr>
+    </w:lvl>
+    <w:lvl w:ilvl="1" w:tentative="1">
+      <w:start w:val="1"/>
+      <w:numFmt w:val="bullet"/>
+      <w:lvlText w:val="o"/>
+      <w:lvlJc w:val="left"/>
+      <w:pPr>
+        <w:tabs>
+          <w:tab w:val="num" w:pos="1440"/>
+        </w:tabs>
+        <w:ind w:left="1440" w:hanging="360"/>
+      </w:pPr>
+      <w:rPr>
+        <w:rFonts w:ascii="Courier New" w:hAnsi="Courier New" w:hint="default"/>
+        <w:sz w:val="20"/>
+      </w:rPr>
+    </w:lvl>
+    <w:lvl w:ilvl="2" w:tentative="1">
+      <w:start w:val="1"/>
+      <w:numFmt w:val="bullet"/>
+      <w:lvlText w:val=""/>
+      <w:lvlJc w:val="left"/>
+      <w:pPr>
+        <w:tabs>
+          <w:tab w:val="num" w:pos="2160"/>
+        </w:tabs>
+        <w:ind w:left="2160" w:hanging="360"/>
+      </w:pPr>
+      <w:rPr>
+        <w:rFonts w:ascii="Wingdings" w:hAnsi="Wingdings" w:hint="default"/>
+        <w:sz w:val="20"/>
+      </w:rPr>
+    </w:lvl>
+    <w:lvl w:ilvl="3" w:tentative="1">
+      <w:start w:val="1"/>
+      <w:numFmt w:val="bullet"/>
+      <w:lvlText w:val=""/>
+      <w:lvlJc w:val="left"/>
+      <w:pPr>
+        <w:tabs>
+          <w:tab w:val="num" w:pos="2880"/>
+        </w:tabs>
+        <w:ind w:left="2880" w:hanging="360"/>
+      </w:pPr>
+      <w:rPr>
+        <w:rFonts w:ascii="Wingdings" w:hAnsi="Wingdings" w:hint="default"/>
+        <w:sz w:val="20"/>
+      </w:rPr>
+    </w:lvl>
+    <w:lvl w:ilvl="4" w:tentative="1">
+      <w:start w:val="1"/>
+      <w:numFmt w:val="bullet"/>
+      <w:lvlText w:val=""/>
+      <w:lvlJc w:val="left"/>
+      <w:pPr>
+        <w:tabs>
+          <w:tab w:val="num" w:pos="3600"/>
+        </w:tabs>
+        <w:ind w:left="3600" w:hanging="360"/>
+      </w:pPr>
+      <w:rPr>
+        <w:rFonts w:ascii="Wingdings" w:hAnsi="Wingdings" w:hint="default"/>
+        <w:sz w:val="20"/>
+      </w:rPr>
+    </w:lvl>
+    <w:lvl w:ilvl="5" w:tentative="1">
+      <w:start w:val="1"/>
+      <w:numFmt w:val="bullet"/>
+      <w:lvlText w:val=""/>
+      <w:lvlJc w:val="left"/>
+      <w:pPr>
+        <w:tabs>
+          <w:tab w:val="num" w:pos="4320"/>
+        </w:tabs>
+        <w:ind w:left="4320" w:hanging="360"/>
+      </w:pPr>
+      <w:rPr>
+        <w:rFonts w:ascii="Wingdings" w:hAnsi="Wingdings" w:hint="default"/>
+        <w:sz w:val="20"/>
+      </w:rPr>
+    </w:lvl>
+    <w:lvl w:ilvl="6" w:tentative="1">
+      <w:start w:val="1"/>
+      <w:numFmt w:val="bullet"/>
+      <w:lvlText w:val=""/>
+      <w:lvlJc w:val="left"/>
+      <w:pPr>
+        <w:tabs>
+          <w:tab w:val="num" w:pos="5040"/>
+        </w:tabs>
+        <w:ind w:left="5040" w:hanging="360"/>
+      </w:pPr>
+      <w:rPr>
+        <w:rFonts w:ascii="Wingdings" w:hAnsi="Wingdings" w:hint="default"/>
+        <w:sz w:val="20"/>
+      </w:rPr>
+    </w:lvl>
+    <w:lvl w:ilvl="7" w:tentative="1">
+      <w:start w:val="1"/>
+      <w:numFmt w:val="bullet"/>
+      <w:lvlText w:val=""/>
+      <w:lvlJc w:val="left"/>
+      <w:pPr>
+        <w:tabs>
+          <w:tab w:val="num" w:pos="5760"/>
+        </w:tabs>
+        <w:ind w:left="5760" w:hanging="360"/>
+      </w:pPr>
+      <w:rPr>
+        <w:rFonts w:ascii="Wingdings" w:hAnsi="Wingdings" w:hint="default"/>
+        <w:sz w:val="20"/>
+      </w:rPr>
+    </w:lvl>
+    <w:lvl w:ilvl="8" w:tentative="1">
+      <w:start w:val="1"/>
+      <w:numFmt w:val="bullet"/>
+      <w:lvlText w:val=""/>
+      <w:lvlJc w:val="left"/>
+      <w:pPr>
+        <w:tabs>
+          <w:tab w:val="num" w:pos="6480"/>
+        </w:tabs>
+        <w:ind w:left="6480" w:hanging="360"/>
+      </w:pPr>
+      <w:rPr>
+        <w:rFonts w:ascii="Wingdings" w:hAnsi="Wingdings" w:hint="default"/>
+        <w:sz w:val="20"/>
+      </w:rPr>
+    </w:lvl>
+  </w:abstractNum>
+  <w:abstractNum w:abstractNumId="36">
     <w:nsid w:val="221111A3"/>
     <w:multiLevelType w:val="multilevel"/>
     <w:tmpl w:val="A0A8E22C"/>
@@ -13859,7 +18063,156 @@
       </w:rPr>
     </w:lvl>
   </w:abstractNum>
-  <w:abstractNum w:abstractNumId="25">
+  <w:abstractNum w:abstractNumId="37">
+    <w:nsid w:val="22AE2489"/>
+    <w:multiLevelType w:val="multilevel"/>
+    <w:tmpl w:val="8DEAB0A4"/>
+    <w:lvl w:ilvl="0">
+      <w:start w:val="1"/>
+      <w:numFmt w:val="bullet"/>
+      <w:lvlText w:val=""/>
+      <w:lvlJc w:val="left"/>
+      <w:pPr>
+        <w:tabs>
+          <w:tab w:val="num" w:pos="720"/>
+        </w:tabs>
+        <w:ind w:left="720" w:hanging="360"/>
+      </w:pPr>
+      <w:rPr>
+        <w:rFonts w:ascii="Symbol" w:hAnsi="Symbol" w:hint="default"/>
+        <w:sz w:val="20"/>
+      </w:rPr>
+    </w:lvl>
+    <w:lvl w:ilvl="1" w:tentative="1">
+      <w:start w:val="1"/>
+      <w:numFmt w:val="bullet"/>
+      <w:lvlText w:val="o"/>
+      <w:lvlJc w:val="left"/>
+      <w:pPr>
+        <w:tabs>
+          <w:tab w:val="num" w:pos="1440"/>
+        </w:tabs>
+        <w:ind w:left="1440" w:hanging="360"/>
+      </w:pPr>
+      <w:rPr>
+        <w:rFonts w:ascii="Courier New" w:hAnsi="Courier New" w:hint="default"/>
+        <w:sz w:val="20"/>
+      </w:rPr>
+    </w:lvl>
+    <w:lvl w:ilvl="2" w:tentative="1">
+      <w:start w:val="1"/>
+      <w:numFmt w:val="bullet"/>
+      <w:lvlText w:val=""/>
+      <w:lvlJc w:val="left"/>
+      <w:pPr>
+        <w:tabs>
+          <w:tab w:val="num" w:pos="2160"/>
+        </w:tabs>
+        <w:ind w:left="2160" w:hanging="360"/>
+      </w:pPr>
+      <w:rPr>
+        <w:rFonts w:ascii="Wingdings" w:hAnsi="Wingdings" w:hint="default"/>
+        <w:sz w:val="20"/>
+      </w:rPr>
+    </w:lvl>
+    <w:lvl w:ilvl="3" w:tentative="1">
+      <w:start w:val="1"/>
+      <w:numFmt w:val="bullet"/>
+      <w:lvlText w:val=""/>
+      <w:lvlJc w:val="left"/>
+      <w:pPr>
+        <w:tabs>
+          <w:tab w:val="num" w:pos="2880"/>
+        </w:tabs>
+        <w:ind w:left="2880" w:hanging="360"/>
+      </w:pPr>
+      <w:rPr>
+        <w:rFonts w:ascii="Wingdings" w:hAnsi="Wingdings" w:hint="default"/>
+        <w:sz w:val="20"/>
+      </w:rPr>
+    </w:lvl>
+    <w:lvl w:ilvl="4" w:tentative="1">
+      <w:start w:val="1"/>
+      <w:numFmt w:val="bullet"/>
+      <w:lvlText w:val=""/>
+      <w:lvlJc w:val="left"/>
+      <w:pPr>
+        <w:tabs>
+          <w:tab w:val="num" w:pos="3600"/>
+        </w:tabs>
+        <w:ind w:left="3600" w:hanging="360"/>
+      </w:pPr>
+      <w:rPr>
+        <w:rFonts w:ascii="Wingdings" w:hAnsi="Wingdings" w:hint="default"/>
+        <w:sz w:val="20"/>
+      </w:rPr>
+    </w:lvl>
+    <w:lvl w:ilvl="5" w:tentative="1">
+      <w:start w:val="1"/>
+      <w:numFmt w:val="bullet"/>
+      <w:lvlText w:val=""/>
+      <w:lvlJc w:val="left"/>
+      <w:pPr>
+        <w:tabs>
+          <w:tab w:val="num" w:pos="4320"/>
+        </w:tabs>
+        <w:ind w:left="4320" w:hanging="360"/>
+      </w:pPr>
+      <w:rPr>
+        <w:rFonts w:ascii="Wingdings" w:hAnsi="Wingdings" w:hint="default"/>
+        <w:sz w:val="20"/>
+      </w:rPr>
+    </w:lvl>
+    <w:lvl w:ilvl="6" w:tentative="1">
+      <w:start w:val="1"/>
+      <w:numFmt w:val="bullet"/>
+      <w:lvlText w:val=""/>
+      <w:lvlJc w:val="left"/>
+      <w:pPr>
+        <w:tabs>
+          <w:tab w:val="num" w:pos="5040"/>
+        </w:tabs>
+        <w:ind w:left="5040" w:hanging="360"/>
+      </w:pPr>
+      <w:rPr>
+        <w:rFonts w:ascii="Wingdings" w:hAnsi="Wingdings" w:hint="default"/>
+        <w:sz w:val="20"/>
+      </w:rPr>
+    </w:lvl>
+    <w:lvl w:ilvl="7" w:tentative="1">
+      <w:start w:val="1"/>
+      <w:numFmt w:val="bullet"/>
+      <w:lvlText w:val=""/>
+      <w:lvlJc w:val="left"/>
+      <w:pPr>
+        <w:tabs>
+          <w:tab w:val="num" w:pos="5760"/>
+        </w:tabs>
+        <w:ind w:left="5760" w:hanging="360"/>
+      </w:pPr>
+      <w:rPr>
+        <w:rFonts w:ascii="Wingdings" w:hAnsi="Wingdings" w:hint="default"/>
+        <w:sz w:val="20"/>
+      </w:rPr>
+    </w:lvl>
+    <w:lvl w:ilvl="8" w:tentative="1">
+      <w:start w:val="1"/>
+      <w:numFmt w:val="bullet"/>
+      <w:lvlText w:val=""/>
+      <w:lvlJc w:val="left"/>
+      <w:pPr>
+        <w:tabs>
+          <w:tab w:val="num" w:pos="6480"/>
+        </w:tabs>
+        <w:ind w:left="6480" w:hanging="360"/>
+      </w:pPr>
+      <w:rPr>
+        <w:rFonts w:ascii="Wingdings" w:hAnsi="Wingdings" w:hint="default"/>
+        <w:sz w:val="20"/>
+      </w:rPr>
+    </w:lvl>
+  </w:abstractNum>
+  <w:abstractNum w:abstractNumId="38">
     <w:nsid w:val="24296D2A"/>
     <w:multiLevelType w:val="multilevel"/>
     <w:tmpl w:val="63FAEB68"/>
@@ -14008,7 +18361,7 @@
       </w:rPr>
     </w:lvl>
   </w:abstractNum>
-  <w:abstractNum w:abstractNumId="26">
+  <w:abstractNum w:abstractNumId="39">
     <w:nsid w:val="242F608E"/>
     <w:multiLevelType w:val="multilevel"/>
     <w:tmpl w:val="DA2ED1FA"/>
@@ -14157,7 +18510,7 @@
       </w:rPr>
     </w:lvl>
   </w:abstractNum>
-  <w:abstractNum w:abstractNumId="27">
+  <w:abstractNum w:abstractNumId="40">
     <w:nsid w:val="259C1A9E"/>
     <w:multiLevelType w:val="multilevel"/>
     <w:tmpl w:val="BF6882B6"/>
@@ -14306,7 +18659,156 @@
       </w:rPr>
     </w:lvl>
   </w:abstractNum>
-  <w:abstractNum w:abstractNumId="28">
+  <w:abstractNum w:abstractNumId="41">
+    <w:nsid w:val="25D2267B"/>
+    <w:multiLevelType w:val="multilevel"/>
+    <w:tmpl w:val="EA6014D8"/>
+    <w:lvl w:ilvl="0">
+      <w:start w:val="1"/>
+      <w:numFmt w:val="bullet"/>
+      <w:lvlText w:val=""/>
+      <w:lvlJc w:val="left"/>
+      <w:pPr>
+        <w:tabs>
+          <w:tab w:val="num" w:pos="720"/>
+        </w:tabs>
+        <w:ind w:left="720" w:hanging="360"/>
+      </w:pPr>
+      <w:rPr>
+        <w:rFonts w:ascii="Symbol" w:hAnsi="Symbol" w:hint="default"/>
+        <w:sz w:val="20"/>
+      </w:rPr>
+    </w:lvl>
+    <w:lvl w:ilvl="1" w:tentative="1">
+      <w:start w:val="1"/>
+      <w:numFmt w:val="bullet"/>
+      <w:lvlText w:val="o"/>
+      <w:lvlJc w:val="left"/>
+      <w:pPr>
+        <w:tabs>
+          <w:tab w:val="num" w:pos="1440"/>
+        </w:tabs>
+        <w:ind w:left="1440" w:hanging="360"/>
+      </w:pPr>
+      <w:rPr>
+        <w:rFonts w:ascii="Courier New" w:hAnsi="Courier New" w:hint="default"/>
+        <w:sz w:val="20"/>
+      </w:rPr>
+    </w:lvl>
+    <w:lvl w:ilvl="2" w:tentative="1">
+      <w:start w:val="1"/>
+      <w:numFmt w:val="bullet"/>
+      <w:lvlText w:val=""/>
+      <w:lvlJc w:val="left"/>
+      <w:pPr>
+        <w:tabs>
+          <w:tab w:val="num" w:pos="2160"/>
+        </w:tabs>
+        <w:ind w:left="2160" w:hanging="360"/>
+      </w:pPr>
+      <w:rPr>
+        <w:rFonts w:ascii="Wingdings" w:hAnsi="Wingdings" w:hint="default"/>
+        <w:sz w:val="20"/>
+      </w:rPr>
+    </w:lvl>
+    <w:lvl w:ilvl="3" w:tentative="1">
+      <w:start w:val="1"/>
+      <w:numFmt w:val="bullet"/>
+      <w:lvlText w:val=""/>
+      <w:lvlJc w:val="left"/>
+      <w:pPr>
+        <w:tabs>
+          <w:tab w:val="num" w:pos="2880"/>
+        </w:tabs>
+        <w:ind w:left="2880" w:hanging="360"/>
+      </w:pPr>
+      <w:rPr>
+        <w:rFonts w:ascii="Wingdings" w:hAnsi="Wingdings" w:hint="default"/>
+        <w:sz w:val="20"/>
+      </w:rPr>
+    </w:lvl>
+    <w:lvl w:ilvl="4" w:tentative="1">
+      <w:start w:val="1"/>
+      <w:numFmt w:val="bullet"/>
+      <w:lvlText w:val=""/>
+      <w:lvlJc w:val="left"/>
+      <w:pPr>
+        <w:tabs>
+          <w:tab w:val="num" w:pos="3600"/>
+        </w:tabs>
+        <w:ind w:left="3600" w:hanging="360"/>
+      </w:pPr>
+      <w:rPr>
+        <w:rFonts w:ascii="Wingdings" w:hAnsi="Wingdings" w:hint="default"/>
+        <w:sz w:val="20"/>
+      </w:rPr>
+    </w:lvl>
+    <w:lvl w:ilvl="5" w:tentative="1">
+      <w:start w:val="1"/>
+      <w:numFmt w:val="bullet"/>
+      <w:lvlText w:val=""/>
+      <w:lvlJc w:val="left"/>
+      <w:pPr>
+        <w:tabs>
+          <w:tab w:val="num" w:pos="4320"/>
+        </w:tabs>
+        <w:ind w:left="4320" w:hanging="360"/>
+      </w:pPr>
+      <w:rPr>
+        <w:rFonts w:ascii="Wingdings" w:hAnsi="Wingdings" w:hint="default"/>
+        <w:sz w:val="20"/>
+      </w:rPr>
+    </w:lvl>
+    <w:lvl w:ilvl="6" w:tentative="1">
+      <w:start w:val="1"/>
+      <w:numFmt w:val="bullet"/>
+      <w:lvlText w:val=""/>
+      <w:lvlJc w:val="left"/>
+      <w:pPr>
+        <w:tabs>
+          <w:tab w:val="num" w:pos="5040"/>
+        </w:tabs>
+        <w:ind w:left="5040" w:hanging="360"/>
+      </w:pPr>
+      <w:rPr>
+        <w:rFonts w:ascii="Wingdings" w:hAnsi="Wingdings" w:hint="default"/>
+        <w:sz w:val="20"/>
+      </w:rPr>
+    </w:lvl>
+    <w:lvl w:ilvl="7" w:tentative="1">
+      <w:start w:val="1"/>
+      <w:numFmt w:val="bullet"/>
+      <w:lvlText w:val=""/>
+      <w:lvlJc w:val="left"/>
+      <w:pPr>
+        <w:tabs>
+          <w:tab w:val="num" w:pos="5760"/>
+        </w:tabs>
+        <w:ind w:left="5760" w:hanging="360"/>
+      </w:pPr>
+      <w:rPr>
+        <w:rFonts w:ascii="Wingdings" w:hAnsi="Wingdings" w:hint="default"/>
+        <w:sz w:val="20"/>
+      </w:rPr>
+    </w:lvl>
+    <w:lvl w:ilvl="8" w:tentative="1">
+      <w:start w:val="1"/>
+      <w:numFmt w:val="bullet"/>
+      <w:lvlText w:val=""/>
+      <w:lvlJc w:val="left"/>
+      <w:pPr>
+        <w:tabs>
+          <w:tab w:val="num" w:pos="6480"/>
+        </w:tabs>
+        <w:ind w:left="6480" w:hanging="360"/>
+      </w:pPr>
+      <w:rPr>
+        <w:rFonts w:ascii="Wingdings" w:hAnsi="Wingdings" w:hint="default"/>
+        <w:sz w:val="20"/>
+      </w:rPr>
+    </w:lvl>
+  </w:abstractNum>
+  <w:abstractNum w:abstractNumId="42">
     <w:nsid w:val="2662280F"/>
     <w:multiLevelType w:val="multilevel"/>
     <w:tmpl w:val="0F64E7B2"/>
@@ -14455,7 +18957,156 @@
       </w:rPr>
     </w:lvl>
   </w:abstractNum>
-  <w:abstractNum w:abstractNumId="29">
+  <w:abstractNum w:abstractNumId="43">
+    <w:nsid w:val="27103AEA"/>
+    <w:multiLevelType w:val="multilevel"/>
+    <w:tmpl w:val="D80869F4"/>
+    <w:lvl w:ilvl="0">
+      <w:start w:val="1"/>
+      <w:numFmt w:val="bullet"/>
+      <w:lvlText w:val=""/>
+      <w:lvlJc w:val="left"/>
+      <w:pPr>
+        <w:tabs>
+          <w:tab w:val="num" w:pos="720"/>
+        </w:tabs>
+        <w:ind w:left="720" w:hanging="360"/>
+      </w:pPr>
+      <w:rPr>
+        <w:rFonts w:ascii="Symbol" w:hAnsi="Symbol" w:hint="default"/>
+        <w:sz w:val="20"/>
+      </w:rPr>
+    </w:lvl>
+    <w:lvl w:ilvl="1" w:tentative="1">
+      <w:start w:val="1"/>
+      <w:numFmt w:val="bullet"/>
+      <w:lvlText w:val="o"/>
+      <w:lvlJc w:val="left"/>
+      <w:pPr>
+        <w:tabs>
+          <w:tab w:val="num" w:pos="1440"/>
+        </w:tabs>
+        <w:ind w:left="1440" w:hanging="360"/>
+      </w:pPr>
+      <w:rPr>
+        <w:rFonts w:ascii="Courier New" w:hAnsi="Courier New" w:hint="default"/>
+        <w:sz w:val="20"/>
+      </w:rPr>
+    </w:lvl>
+    <w:lvl w:ilvl="2" w:tentative="1">
+      <w:start w:val="1"/>
+      <w:numFmt w:val="bullet"/>
+      <w:lvlText w:val=""/>
+      <w:lvlJc w:val="left"/>
+      <w:pPr>
+        <w:tabs>
+          <w:tab w:val="num" w:pos="2160"/>
+        </w:tabs>
+        <w:ind w:left="2160" w:hanging="360"/>
+      </w:pPr>
+      <w:rPr>
+        <w:rFonts w:ascii="Wingdings" w:hAnsi="Wingdings" w:hint="default"/>
+        <w:sz w:val="20"/>
+      </w:rPr>
+    </w:lvl>
+    <w:lvl w:ilvl="3" w:tentative="1">
+      <w:start w:val="1"/>
+      <w:numFmt w:val="bullet"/>
+      <w:lvlText w:val=""/>
+      <w:lvlJc w:val="left"/>
+      <w:pPr>
+        <w:tabs>
+          <w:tab w:val="num" w:pos="2880"/>
+        </w:tabs>
+        <w:ind w:left="2880" w:hanging="360"/>
+      </w:pPr>
+      <w:rPr>
+        <w:rFonts w:ascii="Wingdings" w:hAnsi="Wingdings" w:hint="default"/>
+        <w:sz w:val="20"/>
+      </w:rPr>
+    </w:lvl>
+    <w:lvl w:ilvl="4" w:tentative="1">
+      <w:start w:val="1"/>
+      <w:numFmt w:val="bullet"/>
+      <w:lvlText w:val=""/>
+      <w:lvlJc w:val="left"/>
+      <w:pPr>
+        <w:tabs>
+          <w:tab w:val="num" w:pos="3600"/>
+        </w:tabs>
+        <w:ind w:left="3600" w:hanging="360"/>
+      </w:pPr>
+      <w:rPr>
+        <w:rFonts w:ascii="Wingdings" w:hAnsi="Wingdings" w:hint="default"/>
+        <w:sz w:val="20"/>
+      </w:rPr>
+    </w:lvl>
+    <w:lvl w:ilvl="5" w:tentative="1">
+      <w:start w:val="1"/>
+      <w:numFmt w:val="bullet"/>
+      <w:lvlText w:val=""/>
+      <w:lvlJc w:val="left"/>
+      <w:pPr>
+        <w:tabs>
+          <w:tab w:val="num" w:pos="4320"/>
+        </w:tabs>
+        <w:ind w:left="4320" w:hanging="360"/>
+      </w:pPr>
+      <w:rPr>
+        <w:rFonts w:ascii="Wingdings" w:hAnsi="Wingdings" w:hint="default"/>
+        <w:sz w:val="20"/>
+      </w:rPr>
+    </w:lvl>
+    <w:lvl w:ilvl="6" w:tentative="1">
+      <w:start w:val="1"/>
+      <w:numFmt w:val="bullet"/>
+      <w:lvlText w:val=""/>
+      <w:lvlJc w:val="left"/>
+      <w:pPr>
+        <w:tabs>
+          <w:tab w:val="num" w:pos="5040"/>
+        </w:tabs>
+        <w:ind w:left="5040" w:hanging="360"/>
+      </w:pPr>
+      <w:rPr>
+        <w:rFonts w:ascii="Wingdings" w:hAnsi="Wingdings" w:hint="default"/>
+        <w:sz w:val="20"/>
+      </w:rPr>
+    </w:lvl>
+    <w:lvl w:ilvl="7" w:tentative="1">
+      <w:start w:val="1"/>
+      <w:numFmt w:val="bullet"/>
+      <w:lvlText w:val=""/>
+      <w:lvlJc w:val="left"/>
+      <w:pPr>
+        <w:tabs>
+          <w:tab w:val="num" w:pos="5760"/>
+        </w:tabs>
+        <w:ind w:left="5760" w:hanging="360"/>
+      </w:pPr>
+      <w:rPr>
+        <w:rFonts w:ascii="Wingdings" w:hAnsi="Wingdings" w:hint="default"/>
+        <w:sz w:val="20"/>
+      </w:rPr>
+    </w:lvl>
+    <w:lvl w:ilvl="8" w:tentative="1">
+      <w:start w:val="1"/>
+      <w:numFmt w:val="bullet"/>
+      <w:lvlText w:val=""/>
+      <w:lvlJc w:val="left"/>
+      <w:pPr>
+        <w:tabs>
+          <w:tab w:val="num" w:pos="6480"/>
+        </w:tabs>
+        <w:ind w:left="6480" w:hanging="360"/>
+      </w:pPr>
+      <w:rPr>
+        <w:rFonts w:ascii="Wingdings" w:hAnsi="Wingdings" w:hint="default"/>
+        <w:sz w:val="20"/>
+      </w:rPr>
+    </w:lvl>
+  </w:abstractNum>
+  <w:abstractNum w:abstractNumId="44">
     <w:nsid w:val="285E545F"/>
     <w:multiLevelType w:val="multilevel"/>
     <w:tmpl w:val="FBB621DC"/>
@@ -14604,7 +19255,156 @@
       </w:rPr>
     </w:lvl>
   </w:abstractNum>
-  <w:abstractNum w:abstractNumId="30">
+  <w:abstractNum w:abstractNumId="45">
+    <w:nsid w:val="28975B47"/>
+    <w:multiLevelType w:val="multilevel"/>
+    <w:tmpl w:val="E77C34F0"/>
+    <w:lvl w:ilvl="0">
+      <w:start w:val="1"/>
+      <w:numFmt w:val="bullet"/>
+      <w:lvlText w:val=""/>
+      <w:lvlJc w:val="left"/>
+      <w:pPr>
+        <w:tabs>
+          <w:tab w:val="num" w:pos="720"/>
+        </w:tabs>
+        <w:ind w:left="720" w:hanging="360"/>
+      </w:pPr>
+      <w:rPr>
+        <w:rFonts w:ascii="Symbol" w:hAnsi="Symbol" w:hint="default"/>
+        <w:sz w:val="20"/>
+      </w:rPr>
+    </w:lvl>
+    <w:lvl w:ilvl="1" w:tentative="1">
+      <w:start w:val="1"/>
+      <w:numFmt w:val="bullet"/>
+      <w:lvlText w:val="o"/>
+      <w:lvlJc w:val="left"/>
+      <w:pPr>
+        <w:tabs>
+          <w:tab w:val="num" w:pos="1440"/>
+        </w:tabs>
+        <w:ind w:left="1440" w:hanging="360"/>
+      </w:pPr>
+      <w:rPr>
+        <w:rFonts w:ascii="Courier New" w:hAnsi="Courier New" w:hint="default"/>
+        <w:sz w:val="20"/>
+      </w:rPr>
+    </w:lvl>
+    <w:lvl w:ilvl="2" w:tentative="1">
+      <w:start w:val="1"/>
+      <w:numFmt w:val="bullet"/>
+      <w:lvlText w:val=""/>
+      <w:lvlJc w:val="left"/>
+      <w:pPr>
+        <w:tabs>
+          <w:tab w:val="num" w:pos="2160"/>
+        </w:tabs>
+        <w:ind w:left="2160" w:hanging="360"/>
+      </w:pPr>
+      <w:rPr>
+        <w:rFonts w:ascii="Wingdings" w:hAnsi="Wingdings" w:hint="default"/>
+        <w:sz w:val="20"/>
+      </w:rPr>
+    </w:lvl>
+    <w:lvl w:ilvl="3" w:tentative="1">
+      <w:start w:val="1"/>
+      <w:numFmt w:val="bullet"/>
+      <w:lvlText w:val=""/>
+      <w:lvlJc w:val="left"/>
+      <w:pPr>
+        <w:tabs>
+          <w:tab w:val="num" w:pos="2880"/>
+        </w:tabs>
+        <w:ind w:left="2880" w:hanging="360"/>
+      </w:pPr>
+      <w:rPr>
+        <w:rFonts w:ascii="Wingdings" w:hAnsi="Wingdings" w:hint="default"/>
+        <w:sz w:val="20"/>
+      </w:rPr>
+    </w:lvl>
+    <w:lvl w:ilvl="4" w:tentative="1">
+      <w:start w:val="1"/>
+      <w:numFmt w:val="bullet"/>
+      <w:lvlText w:val=""/>
+      <w:lvlJc w:val="left"/>
+      <w:pPr>
+        <w:tabs>
+          <w:tab w:val="num" w:pos="3600"/>
+        </w:tabs>
+        <w:ind w:left="3600" w:hanging="360"/>
+      </w:pPr>
+      <w:rPr>
+        <w:rFonts w:ascii="Wingdings" w:hAnsi="Wingdings" w:hint="default"/>
+        <w:sz w:val="20"/>
+      </w:rPr>
+    </w:lvl>
+    <w:lvl w:ilvl="5" w:tentative="1">
+      <w:start w:val="1"/>
+      <w:numFmt w:val="bullet"/>
+      <w:lvlText w:val=""/>
+      <w:lvlJc w:val="left"/>
+      <w:pPr>
+        <w:tabs>
+          <w:tab w:val="num" w:pos="4320"/>
+        </w:tabs>
+        <w:ind w:left="4320" w:hanging="360"/>
+      </w:pPr>
+      <w:rPr>
+        <w:rFonts w:ascii="Wingdings" w:hAnsi="Wingdings" w:hint="default"/>
+        <w:sz w:val="20"/>
+      </w:rPr>
+    </w:lvl>
+    <w:lvl w:ilvl="6" w:tentative="1">
+      <w:start w:val="1"/>
+      <w:numFmt w:val="bullet"/>
+      <w:lvlText w:val=""/>
+      <w:lvlJc w:val="left"/>
+      <w:pPr>
+        <w:tabs>
+          <w:tab w:val="num" w:pos="5040"/>
+        </w:tabs>
+        <w:ind w:left="5040" w:hanging="360"/>
+      </w:pPr>
+      <w:rPr>
+        <w:rFonts w:ascii="Wingdings" w:hAnsi="Wingdings" w:hint="default"/>
+        <w:sz w:val="20"/>
+      </w:rPr>
+    </w:lvl>
+    <w:lvl w:ilvl="7" w:tentative="1">
+      <w:start w:val="1"/>
+      <w:numFmt w:val="bullet"/>
+      <w:lvlText w:val=""/>
+      <w:lvlJc w:val="left"/>
+      <w:pPr>
+        <w:tabs>
+          <w:tab w:val="num" w:pos="5760"/>
+        </w:tabs>
+        <w:ind w:left="5760" w:hanging="360"/>
+      </w:pPr>
+      <w:rPr>
+        <w:rFonts w:ascii="Wingdings" w:hAnsi="Wingdings" w:hint="default"/>
+        <w:sz w:val="20"/>
+      </w:rPr>
+    </w:lvl>
+    <w:lvl w:ilvl="8" w:tentative="1">
+      <w:start w:val="1"/>
+      <w:numFmt w:val="bullet"/>
+      <w:lvlText w:val=""/>
+      <w:lvlJc w:val="left"/>
+      <w:pPr>
+        <w:tabs>
+          <w:tab w:val="num" w:pos="6480"/>
+        </w:tabs>
+        <w:ind w:left="6480" w:hanging="360"/>
+      </w:pPr>
+      <w:rPr>
+        <w:rFonts w:ascii="Wingdings" w:hAnsi="Wingdings" w:hint="default"/>
+        <w:sz w:val="20"/>
+      </w:rPr>
+    </w:lvl>
+  </w:abstractNum>
+  <w:abstractNum w:abstractNumId="46">
     <w:nsid w:val="29B70A90"/>
     <w:multiLevelType w:val="multilevel"/>
     <w:tmpl w:val="D5BE7A9E"/>
@@ -14753,7 +19553,7 @@
       </w:rPr>
     </w:lvl>
   </w:abstractNum>
-  <w:abstractNum w:abstractNumId="31">
+  <w:abstractNum w:abstractNumId="47">
     <w:nsid w:val="2AD73929"/>
     <w:multiLevelType w:val="multilevel"/>
     <w:tmpl w:val="27EAC602"/>
@@ -14902,7 +19702,7 @@
       </w:rPr>
     </w:lvl>
   </w:abstractNum>
-  <w:abstractNum w:abstractNumId="32">
+  <w:abstractNum w:abstractNumId="48">
     <w:nsid w:val="2B52301B"/>
     <w:multiLevelType w:val="multilevel"/>
     <w:tmpl w:val="6730396C"/>
@@ -15051,7 +19851,7 @@
       </w:rPr>
     </w:lvl>
   </w:abstractNum>
-  <w:abstractNum w:abstractNumId="33">
+  <w:abstractNum w:abstractNumId="49">
     <w:nsid w:val="2CE80BEF"/>
     <w:multiLevelType w:val="multilevel"/>
     <w:tmpl w:val="E41EDBEA"/>
@@ -15200,7 +20000,156 @@
       </w:rPr>
     </w:lvl>
   </w:abstractNum>
-  <w:abstractNum w:abstractNumId="34">
+  <w:abstractNum w:abstractNumId="50">
+    <w:nsid w:val="2E1F20D4"/>
+    <w:multiLevelType w:val="multilevel"/>
+    <w:tmpl w:val="5B064E96"/>
+    <w:lvl w:ilvl="0">
+      <w:start w:val="1"/>
+      <w:numFmt w:val="bullet"/>
+      <w:lvlText w:val=""/>
+      <w:lvlJc w:val="left"/>
+      <w:pPr>
+        <w:tabs>
+          <w:tab w:val="num" w:pos="720"/>
+        </w:tabs>
+        <w:ind w:left="720" w:hanging="360"/>
+      </w:pPr>
+      <w:rPr>
+        <w:rFonts w:ascii="Symbol" w:hAnsi="Symbol" w:hint="default"/>
+        <w:sz w:val="20"/>
+      </w:rPr>
+    </w:lvl>
+    <w:lvl w:ilvl="1" w:tentative="1">
+      <w:start w:val="1"/>
+      <w:numFmt w:val="bullet"/>
+      <w:lvlText w:val="o"/>
+      <w:lvlJc w:val="left"/>
+      <w:pPr>
+        <w:tabs>
+          <w:tab w:val="num" w:pos="1440"/>
+        </w:tabs>
+        <w:ind w:left="1440" w:hanging="360"/>
+      </w:pPr>
+      <w:rPr>
+        <w:rFonts w:ascii="Courier New" w:hAnsi="Courier New" w:hint="default"/>
+        <w:sz w:val="20"/>
+      </w:rPr>
+    </w:lvl>
+    <w:lvl w:ilvl="2" w:tentative="1">
+      <w:start w:val="1"/>
+      <w:numFmt w:val="bullet"/>
+      <w:lvlText w:val=""/>
+      <w:lvlJc w:val="left"/>
+      <w:pPr>
+        <w:tabs>
+          <w:tab w:val="num" w:pos="2160"/>
+        </w:tabs>
+        <w:ind w:left="2160" w:hanging="360"/>
+      </w:pPr>
+      <w:rPr>
+        <w:rFonts w:ascii="Wingdings" w:hAnsi="Wingdings" w:hint="default"/>
+        <w:sz w:val="20"/>
+      </w:rPr>
+    </w:lvl>
+    <w:lvl w:ilvl="3" w:tentative="1">
+      <w:start w:val="1"/>
+      <w:numFmt w:val="bullet"/>
+      <w:lvlText w:val=""/>
+      <w:lvlJc w:val="left"/>
+      <w:pPr>
+        <w:tabs>
+          <w:tab w:val="num" w:pos="2880"/>
+        </w:tabs>
+        <w:ind w:left="2880" w:hanging="360"/>
+      </w:pPr>
+      <w:rPr>
+        <w:rFonts w:ascii="Wingdings" w:hAnsi="Wingdings" w:hint="default"/>
+        <w:sz w:val="20"/>
+      </w:rPr>
+    </w:lvl>
+    <w:lvl w:ilvl="4" w:tentative="1">
+      <w:start w:val="1"/>
+      <w:numFmt w:val="bullet"/>
+      <w:lvlText w:val=""/>
+      <w:lvlJc w:val="left"/>
+      <w:pPr>
+        <w:tabs>
+          <w:tab w:val="num" w:pos="3600"/>
+        </w:tabs>
+        <w:ind w:left="3600" w:hanging="360"/>
+      </w:pPr>
+      <w:rPr>
+        <w:rFonts w:ascii="Wingdings" w:hAnsi="Wingdings" w:hint="default"/>
+        <w:sz w:val="20"/>
+      </w:rPr>
+    </w:lvl>
+    <w:lvl w:ilvl="5" w:tentative="1">
+      <w:start w:val="1"/>
+      <w:numFmt w:val="bullet"/>
+      <w:lvlText w:val=""/>
+      <w:lvlJc w:val="left"/>
+      <w:pPr>
+        <w:tabs>
+          <w:tab w:val="num" w:pos="4320"/>
+        </w:tabs>
+        <w:ind w:left="4320" w:hanging="360"/>
+      </w:pPr>
+      <w:rPr>
+        <w:rFonts w:ascii="Wingdings" w:hAnsi="Wingdings" w:hint="default"/>
+        <w:sz w:val="20"/>
+      </w:rPr>
+    </w:lvl>
+    <w:lvl w:ilvl="6" w:tentative="1">
+      <w:start w:val="1"/>
+      <w:numFmt w:val="bullet"/>
+      <w:lvlText w:val=""/>
+      <w:lvlJc w:val="left"/>
+      <w:pPr>
+        <w:tabs>
+          <w:tab w:val="num" w:pos="5040"/>
+        </w:tabs>
+        <w:ind w:left="5040" w:hanging="360"/>
+      </w:pPr>
+      <w:rPr>
+        <w:rFonts w:ascii="Wingdings" w:hAnsi="Wingdings" w:hint="default"/>
+        <w:sz w:val="20"/>
+      </w:rPr>
+    </w:lvl>
+    <w:lvl w:ilvl="7" w:tentative="1">
+      <w:start w:val="1"/>
+      <w:numFmt w:val="bullet"/>
+      <w:lvlText w:val=""/>
+      <w:lvlJc w:val="left"/>
+      <w:pPr>
+        <w:tabs>
+          <w:tab w:val="num" w:pos="5760"/>
+        </w:tabs>
+        <w:ind w:left="5760" w:hanging="360"/>
+      </w:pPr>
+      <w:rPr>
+        <w:rFonts w:ascii="Wingdings" w:hAnsi="Wingdings" w:hint="default"/>
+        <w:sz w:val="20"/>
+      </w:rPr>
+    </w:lvl>
+    <w:lvl w:ilvl="8" w:tentative="1">
+      <w:start w:val="1"/>
+      <w:numFmt w:val="bullet"/>
+      <w:lvlText w:val=""/>
+      <w:lvlJc w:val="left"/>
+      <w:pPr>
+        <w:tabs>
+          <w:tab w:val="num" w:pos="6480"/>
+        </w:tabs>
+        <w:ind w:left="6480" w:hanging="360"/>
+      </w:pPr>
+      <w:rPr>
+        <w:rFonts w:ascii="Wingdings" w:hAnsi="Wingdings" w:hint="default"/>
+        <w:sz w:val="20"/>
+      </w:rPr>
+    </w:lvl>
+  </w:abstractNum>
+  <w:abstractNum w:abstractNumId="51">
     <w:nsid w:val="304176A9"/>
     <w:multiLevelType w:val="multilevel"/>
     <w:tmpl w:val="28BC2666"/>
@@ -15349,7 +20298,7 @@
       </w:rPr>
     </w:lvl>
   </w:abstractNum>
-  <w:abstractNum w:abstractNumId="35">
+  <w:abstractNum w:abstractNumId="52">
     <w:nsid w:val="323722A3"/>
     <w:multiLevelType w:val="multilevel"/>
     <w:tmpl w:val="E204303E"/>
@@ -15498,7 +20447,7 @@
       </w:rPr>
     </w:lvl>
   </w:abstractNum>
-  <w:abstractNum w:abstractNumId="36">
+  <w:abstractNum w:abstractNumId="53">
     <w:nsid w:val="327273C9"/>
     <w:multiLevelType w:val="multilevel"/>
     <w:tmpl w:val="8064FED8"/>
@@ -15647,7 +20596,7 @@
       </w:rPr>
     </w:lvl>
   </w:abstractNum>
-  <w:abstractNum w:abstractNumId="37">
+  <w:abstractNum w:abstractNumId="54">
     <w:nsid w:val="341664EF"/>
     <w:multiLevelType w:val="multilevel"/>
     <w:tmpl w:val="DB780F88"/>
@@ -15796,7 +20745,156 @@
       </w:rPr>
     </w:lvl>
   </w:abstractNum>
-  <w:abstractNum w:abstractNumId="38">
+  <w:abstractNum w:abstractNumId="55">
+    <w:nsid w:val="343D368C"/>
+    <w:multiLevelType w:val="multilevel"/>
+    <w:tmpl w:val="8F620C2E"/>
+    <w:lvl w:ilvl="0">
+      <w:start w:val="1"/>
+      <w:numFmt w:val="bullet"/>
+      <w:lvlText w:val=""/>
+      <w:lvlJc w:val="left"/>
+      <w:pPr>
+        <w:tabs>
+          <w:tab w:val="num" w:pos="720"/>
+        </w:tabs>
+        <w:ind w:left="720" w:hanging="360"/>
+      </w:pPr>
+      <w:rPr>
+        <w:rFonts w:ascii="Symbol" w:hAnsi="Symbol" w:hint="default"/>
+        <w:sz w:val="20"/>
+      </w:rPr>
+    </w:lvl>
+    <w:lvl w:ilvl="1" w:tentative="1">
+      <w:start w:val="1"/>
+      <w:numFmt w:val="bullet"/>
+      <w:lvlText w:val="o"/>
+      <w:lvlJc w:val="left"/>
+      <w:pPr>
+        <w:tabs>
+          <w:tab w:val="num" w:pos="1440"/>
+        </w:tabs>
+        <w:ind w:left="1440" w:hanging="360"/>
+      </w:pPr>
+      <w:rPr>
+        <w:rFonts w:ascii="Courier New" w:hAnsi="Courier New" w:hint="default"/>
+        <w:sz w:val="20"/>
+      </w:rPr>
+    </w:lvl>
+    <w:lvl w:ilvl="2" w:tentative="1">
+      <w:start w:val="1"/>
+      <w:numFmt w:val="bullet"/>
+      <w:lvlText w:val=""/>
+      <w:lvlJc w:val="left"/>
+      <w:pPr>
+        <w:tabs>
+          <w:tab w:val="num" w:pos="2160"/>
+        </w:tabs>
+        <w:ind w:left="2160" w:hanging="360"/>
+      </w:pPr>
+      <w:rPr>
+        <w:rFonts w:ascii="Wingdings" w:hAnsi="Wingdings" w:hint="default"/>
+        <w:sz w:val="20"/>
+      </w:rPr>
+    </w:lvl>
+    <w:lvl w:ilvl="3" w:tentative="1">
+      <w:start w:val="1"/>
+      <w:numFmt w:val="bullet"/>
+      <w:lvlText w:val=""/>
+      <w:lvlJc w:val="left"/>
+      <w:pPr>
+        <w:tabs>
+          <w:tab w:val="num" w:pos="2880"/>
+        </w:tabs>
+        <w:ind w:left="2880" w:hanging="360"/>
+      </w:pPr>
+      <w:rPr>
+        <w:rFonts w:ascii="Wingdings" w:hAnsi="Wingdings" w:hint="default"/>
+        <w:sz w:val="20"/>
+      </w:rPr>
+    </w:lvl>
+    <w:lvl w:ilvl="4" w:tentative="1">
+      <w:start w:val="1"/>
+      <w:numFmt w:val="bullet"/>
+      <w:lvlText w:val=""/>
+      <w:lvlJc w:val="left"/>
+      <w:pPr>
+        <w:tabs>
+          <w:tab w:val="num" w:pos="3600"/>
+        </w:tabs>
+        <w:ind w:left="3600" w:hanging="360"/>
+      </w:pPr>
+      <w:rPr>
+        <w:rFonts w:ascii="Wingdings" w:hAnsi="Wingdings" w:hint="default"/>
+        <w:sz w:val="20"/>
+      </w:rPr>
+    </w:lvl>
+    <w:lvl w:ilvl="5" w:tentative="1">
+      <w:start w:val="1"/>
+      <w:numFmt w:val="bullet"/>
+      <w:lvlText w:val=""/>
+      <w:lvlJc w:val="left"/>
+      <w:pPr>
+        <w:tabs>
+          <w:tab w:val="num" w:pos="4320"/>
+        </w:tabs>
+        <w:ind w:left="4320" w:hanging="360"/>
+      </w:pPr>
+      <w:rPr>
+        <w:rFonts w:ascii="Wingdings" w:hAnsi="Wingdings" w:hint="default"/>
+        <w:sz w:val="20"/>
+      </w:rPr>
+    </w:lvl>
+    <w:lvl w:ilvl="6" w:tentative="1">
+      <w:start w:val="1"/>
+      <w:numFmt w:val="bullet"/>
+      <w:lvlText w:val=""/>
+      <w:lvlJc w:val="left"/>
+      <w:pPr>
+        <w:tabs>
+          <w:tab w:val="num" w:pos="5040"/>
+        </w:tabs>
+        <w:ind w:left="5040" w:hanging="360"/>
+      </w:pPr>
+      <w:rPr>
+        <w:rFonts w:ascii="Wingdings" w:hAnsi="Wingdings" w:hint="default"/>
+        <w:sz w:val="20"/>
+      </w:rPr>
+    </w:lvl>
+    <w:lvl w:ilvl="7" w:tentative="1">
+      <w:start w:val="1"/>
+      <w:numFmt w:val="bullet"/>
+      <w:lvlText w:val=""/>
+      <w:lvlJc w:val="left"/>
+      <w:pPr>
+        <w:tabs>
+          <w:tab w:val="num" w:pos="5760"/>
+        </w:tabs>
+        <w:ind w:left="5760" w:hanging="360"/>
+      </w:pPr>
+      <w:rPr>
+        <w:rFonts w:ascii="Wingdings" w:hAnsi="Wingdings" w:hint="default"/>
+        <w:sz w:val="20"/>
+      </w:rPr>
+    </w:lvl>
+    <w:lvl w:ilvl="8" w:tentative="1">
+      <w:start w:val="1"/>
+      <w:numFmt w:val="bullet"/>
+      <w:lvlText w:val=""/>
+      <w:lvlJc w:val="left"/>
+      <w:pPr>
+        <w:tabs>
+          <w:tab w:val="num" w:pos="6480"/>
+        </w:tabs>
+        <w:ind w:left="6480" w:hanging="360"/>
+      </w:pPr>
+      <w:rPr>
+        <w:rFonts w:ascii="Wingdings" w:hAnsi="Wingdings" w:hint="default"/>
+        <w:sz w:val="20"/>
+      </w:rPr>
+    </w:lvl>
+  </w:abstractNum>
+  <w:abstractNum w:abstractNumId="56">
     <w:nsid w:val="36DF4EDA"/>
     <w:multiLevelType w:val="multilevel"/>
     <w:tmpl w:val="976C7DAE"/>
@@ -15945,7 +21043,7 @@
       </w:rPr>
     </w:lvl>
   </w:abstractNum>
-  <w:abstractNum w:abstractNumId="39">
+  <w:abstractNum w:abstractNumId="57">
     <w:nsid w:val="36EB1E93"/>
     <w:multiLevelType w:val="multilevel"/>
     <w:tmpl w:val="543E1E96"/>
@@ -16094,7 +21192,7 @@
       </w:rPr>
     </w:lvl>
   </w:abstractNum>
-  <w:abstractNum w:abstractNumId="40">
+  <w:abstractNum w:abstractNumId="58">
     <w:nsid w:val="392F76E0"/>
     <w:multiLevelType w:val="multilevel"/>
     <w:tmpl w:val="8478993E"/>
@@ -16243,7 +21341,156 @@
       </w:rPr>
     </w:lvl>
   </w:abstractNum>
-  <w:abstractNum w:abstractNumId="41">
+  <w:abstractNum w:abstractNumId="59">
+    <w:nsid w:val="3DF10F05"/>
+    <w:multiLevelType w:val="multilevel"/>
+    <w:tmpl w:val="E2BE3210"/>
+    <w:lvl w:ilvl="0">
+      <w:start w:val="1"/>
+      <w:numFmt w:val="bullet"/>
+      <w:lvlText w:val=""/>
+      <w:lvlJc w:val="left"/>
+      <w:pPr>
+        <w:tabs>
+          <w:tab w:val="num" w:pos="720"/>
+        </w:tabs>
+        <w:ind w:left="720" w:hanging="360"/>
+      </w:pPr>
+      <w:rPr>
+        <w:rFonts w:ascii="Symbol" w:hAnsi="Symbol" w:hint="default"/>
+        <w:sz w:val="20"/>
+      </w:rPr>
+    </w:lvl>
+    <w:lvl w:ilvl="1" w:tentative="1">
+      <w:start w:val="1"/>
+      <w:numFmt w:val="bullet"/>
+      <w:lvlText w:val="o"/>
+      <w:lvlJc w:val="left"/>
+      <w:pPr>
+        <w:tabs>
+          <w:tab w:val="num" w:pos="1440"/>
+        </w:tabs>
+        <w:ind w:left="1440" w:hanging="360"/>
+      </w:pPr>
+      <w:rPr>
+        <w:rFonts w:ascii="Courier New" w:hAnsi="Courier New" w:hint="default"/>
+        <w:sz w:val="20"/>
+      </w:rPr>
+    </w:lvl>
+    <w:lvl w:ilvl="2" w:tentative="1">
+      <w:start w:val="1"/>
+      <w:numFmt w:val="bullet"/>
+      <w:lvlText w:val=""/>
+      <w:lvlJc w:val="left"/>
+      <w:pPr>
+        <w:tabs>
+          <w:tab w:val="num" w:pos="2160"/>
+        </w:tabs>
+        <w:ind w:left="2160" w:hanging="360"/>
+      </w:pPr>
+      <w:rPr>
+        <w:rFonts w:ascii="Wingdings" w:hAnsi="Wingdings" w:hint="default"/>
+        <w:sz w:val="20"/>
+      </w:rPr>
+    </w:lvl>
+    <w:lvl w:ilvl="3" w:tentative="1">
+      <w:start w:val="1"/>
+      <w:numFmt w:val="bullet"/>
+      <w:lvlText w:val=""/>
+      <w:lvlJc w:val="left"/>
+      <w:pPr>
+        <w:tabs>
+          <w:tab w:val="num" w:pos="2880"/>
+        </w:tabs>
+        <w:ind w:left="2880" w:hanging="360"/>
+      </w:pPr>
+      <w:rPr>
+        <w:rFonts w:ascii="Wingdings" w:hAnsi="Wingdings" w:hint="default"/>
+        <w:sz w:val="20"/>
+      </w:rPr>
+    </w:lvl>
+    <w:lvl w:ilvl="4" w:tentative="1">
+      <w:start w:val="1"/>
+      <w:numFmt w:val="bullet"/>
+      <w:lvlText w:val=""/>
+      <w:lvlJc w:val="left"/>
+      <w:pPr>
+        <w:tabs>
+          <w:tab w:val="num" w:pos="3600"/>
+        </w:tabs>
+        <w:ind w:left="3600" w:hanging="360"/>
+      </w:pPr>
+      <w:rPr>
+        <w:rFonts w:ascii="Wingdings" w:hAnsi="Wingdings" w:hint="default"/>
+        <w:sz w:val="20"/>
+      </w:rPr>
+    </w:lvl>
+    <w:lvl w:ilvl="5" w:tentative="1">
+      <w:start w:val="1"/>
+      <w:numFmt w:val="bullet"/>
+      <w:lvlText w:val=""/>
+      <w:lvlJc w:val="left"/>
+      <w:pPr>
+        <w:tabs>
+          <w:tab w:val="num" w:pos="4320"/>
+        </w:tabs>
+        <w:ind w:left="4320" w:hanging="360"/>
+      </w:pPr>
+      <w:rPr>
+        <w:rFonts w:ascii="Wingdings" w:hAnsi="Wingdings" w:hint="default"/>
+        <w:sz w:val="20"/>
+      </w:rPr>
+    </w:lvl>
+    <w:lvl w:ilvl="6" w:tentative="1">
+      <w:start w:val="1"/>
+      <w:numFmt w:val="bullet"/>
+      <w:lvlText w:val=""/>
+      <w:lvlJc w:val="left"/>
+      <w:pPr>
+        <w:tabs>
+          <w:tab w:val="num" w:pos="5040"/>
+        </w:tabs>
+        <w:ind w:left="5040" w:hanging="360"/>
+      </w:pPr>
+      <w:rPr>
+        <w:rFonts w:ascii="Wingdings" w:hAnsi="Wingdings" w:hint="default"/>
+        <w:sz w:val="20"/>
+      </w:rPr>
+    </w:lvl>
+    <w:lvl w:ilvl="7" w:tentative="1">
+      <w:start w:val="1"/>
+      <w:numFmt w:val="bullet"/>
+      <w:lvlText w:val=""/>
+      <w:lvlJc w:val="left"/>
+      <w:pPr>
+        <w:tabs>
+          <w:tab w:val="num" w:pos="5760"/>
+        </w:tabs>
+        <w:ind w:left="5760" w:hanging="360"/>
+      </w:pPr>
+      <w:rPr>
+        <w:rFonts w:ascii="Wingdings" w:hAnsi="Wingdings" w:hint="default"/>
+        <w:sz w:val="20"/>
+      </w:rPr>
+    </w:lvl>
+    <w:lvl w:ilvl="8" w:tentative="1">
+      <w:start w:val="1"/>
+      <w:numFmt w:val="bullet"/>
+      <w:lvlText w:val=""/>
+      <w:lvlJc w:val="left"/>
+      <w:pPr>
+        <w:tabs>
+          <w:tab w:val="num" w:pos="6480"/>
+        </w:tabs>
+        <w:ind w:left="6480" w:hanging="360"/>
+      </w:pPr>
+      <w:rPr>
+        <w:rFonts w:ascii="Wingdings" w:hAnsi="Wingdings" w:hint="default"/>
+        <w:sz w:val="20"/>
+      </w:rPr>
+    </w:lvl>
+  </w:abstractNum>
+  <w:abstractNum w:abstractNumId="60">
     <w:nsid w:val="3E6C7FC3"/>
     <w:multiLevelType w:val="multilevel"/>
     <w:tmpl w:val="56103B54"/>
@@ -16392,7 +21639,7 @@
       </w:rPr>
     </w:lvl>
   </w:abstractNum>
-  <w:abstractNum w:abstractNumId="42">
+  <w:abstractNum w:abstractNumId="61">
     <w:nsid w:val="3FDF106C"/>
     <w:multiLevelType w:val="multilevel"/>
     <w:tmpl w:val="6AEC59D4"/>
@@ -16541,7 +21788,156 @@
       </w:rPr>
     </w:lvl>
   </w:abstractNum>
-  <w:abstractNum w:abstractNumId="43">
+  <w:abstractNum w:abstractNumId="62">
+    <w:nsid w:val="41DE2276"/>
+    <w:multiLevelType w:val="multilevel"/>
+    <w:tmpl w:val="5D3C316E"/>
+    <w:lvl w:ilvl="0">
+      <w:start w:val="1"/>
+      <w:numFmt w:val="bullet"/>
+      <w:lvlText w:val=""/>
+      <w:lvlJc w:val="left"/>
+      <w:pPr>
+        <w:tabs>
+          <w:tab w:val="num" w:pos="720"/>
+        </w:tabs>
+        <w:ind w:left="720" w:hanging="360"/>
+      </w:pPr>
+      <w:rPr>
+        <w:rFonts w:ascii="Symbol" w:hAnsi="Symbol" w:hint="default"/>
+        <w:sz w:val="20"/>
+      </w:rPr>
+    </w:lvl>
+    <w:lvl w:ilvl="1" w:tentative="1">
+      <w:start w:val="1"/>
+      <w:numFmt w:val="bullet"/>
+      <w:lvlText w:val="o"/>
+      <w:lvlJc w:val="left"/>
+      <w:pPr>
+        <w:tabs>
+          <w:tab w:val="num" w:pos="1440"/>
+        </w:tabs>
+        <w:ind w:left="1440" w:hanging="360"/>
+      </w:pPr>
+      <w:rPr>
+        <w:rFonts w:ascii="Courier New" w:hAnsi="Courier New" w:hint="default"/>
+        <w:sz w:val="20"/>
+      </w:rPr>
+    </w:lvl>
+    <w:lvl w:ilvl="2" w:tentative="1">
+      <w:start w:val="1"/>
+      <w:numFmt w:val="bullet"/>
+      <w:lvlText w:val=""/>
+      <w:lvlJc w:val="left"/>
+      <w:pPr>
+        <w:tabs>
+          <w:tab w:val="num" w:pos="2160"/>
+        </w:tabs>
+        <w:ind w:left="2160" w:hanging="360"/>
+      </w:pPr>
+      <w:rPr>
+        <w:rFonts w:ascii="Wingdings" w:hAnsi="Wingdings" w:hint="default"/>
+        <w:sz w:val="20"/>
+      </w:rPr>
+    </w:lvl>
+    <w:lvl w:ilvl="3" w:tentative="1">
+      <w:start w:val="1"/>
+      <w:numFmt w:val="bullet"/>
+      <w:lvlText w:val=""/>
+      <w:lvlJc w:val="left"/>
+      <w:pPr>
+        <w:tabs>
+          <w:tab w:val="num" w:pos="2880"/>
+        </w:tabs>
+        <w:ind w:left="2880" w:hanging="360"/>
+      </w:pPr>
+      <w:rPr>
+        <w:rFonts w:ascii="Wingdings" w:hAnsi="Wingdings" w:hint="default"/>
+        <w:sz w:val="20"/>
+      </w:rPr>
+    </w:lvl>
+    <w:lvl w:ilvl="4" w:tentative="1">
+      <w:start w:val="1"/>
+      <w:numFmt w:val="bullet"/>
+      <w:lvlText w:val=""/>
+      <w:lvlJc w:val="left"/>
+      <w:pPr>
+        <w:tabs>
+          <w:tab w:val="num" w:pos="3600"/>
+        </w:tabs>
+        <w:ind w:left="3600" w:hanging="360"/>
+      </w:pPr>
+      <w:rPr>
+        <w:rFonts w:ascii="Wingdings" w:hAnsi="Wingdings" w:hint="default"/>
+        <w:sz w:val="20"/>
+      </w:rPr>
+    </w:lvl>
+    <w:lvl w:ilvl="5" w:tentative="1">
+      <w:start w:val="1"/>
+      <w:numFmt w:val="bullet"/>
+      <w:lvlText w:val=""/>
+      <w:lvlJc w:val="left"/>
+      <w:pPr>
+        <w:tabs>
+          <w:tab w:val="num" w:pos="4320"/>
+        </w:tabs>
+        <w:ind w:left="4320" w:hanging="360"/>
+      </w:pPr>
+      <w:rPr>
+        <w:rFonts w:ascii="Wingdings" w:hAnsi="Wingdings" w:hint="default"/>
+        <w:sz w:val="20"/>
+      </w:rPr>
+    </w:lvl>
+    <w:lvl w:ilvl="6" w:tentative="1">
+      <w:start w:val="1"/>
+      <w:numFmt w:val="bullet"/>
+      <w:lvlText w:val=""/>
+      <w:lvlJc w:val="left"/>
+      <w:pPr>
+        <w:tabs>
+          <w:tab w:val="num" w:pos="5040"/>
+        </w:tabs>
+        <w:ind w:left="5040" w:hanging="360"/>
+      </w:pPr>
+      <w:rPr>
+        <w:rFonts w:ascii="Wingdings" w:hAnsi="Wingdings" w:hint="default"/>
+        <w:sz w:val="20"/>
+      </w:rPr>
+    </w:lvl>
+    <w:lvl w:ilvl="7" w:tentative="1">
+      <w:start w:val="1"/>
+      <w:numFmt w:val="bullet"/>
+      <w:lvlText w:val=""/>
+      <w:lvlJc w:val="left"/>
+      <w:pPr>
+        <w:tabs>
+          <w:tab w:val="num" w:pos="5760"/>
+        </w:tabs>
+        <w:ind w:left="5760" w:hanging="360"/>
+      </w:pPr>
+      <w:rPr>
+        <w:rFonts w:ascii="Wingdings" w:hAnsi="Wingdings" w:hint="default"/>
+        <w:sz w:val="20"/>
+      </w:rPr>
+    </w:lvl>
+    <w:lvl w:ilvl="8" w:tentative="1">
+      <w:start w:val="1"/>
+      <w:numFmt w:val="bullet"/>
+      <w:lvlText w:val=""/>
+      <w:lvlJc w:val="left"/>
+      <w:pPr>
+        <w:tabs>
+          <w:tab w:val="num" w:pos="6480"/>
+        </w:tabs>
+        <w:ind w:left="6480" w:hanging="360"/>
+      </w:pPr>
+      <w:rPr>
+        <w:rFonts w:ascii="Wingdings" w:hAnsi="Wingdings" w:hint="default"/>
+        <w:sz w:val="20"/>
+      </w:rPr>
+    </w:lvl>
+  </w:abstractNum>
+  <w:abstractNum w:abstractNumId="63">
     <w:nsid w:val="42E76A4F"/>
     <w:multiLevelType w:val="multilevel"/>
     <w:tmpl w:val="34CE24E8"/>
@@ -16690,7 +22086,7 @@
       </w:rPr>
     </w:lvl>
   </w:abstractNum>
-  <w:abstractNum w:abstractNumId="44">
+  <w:abstractNum w:abstractNumId="64">
     <w:nsid w:val="44675641"/>
     <w:multiLevelType w:val="multilevel"/>
     <w:tmpl w:val="9CD8984E"/>
@@ -16839,7 +22235,7 @@
       </w:rPr>
     </w:lvl>
   </w:abstractNum>
-  <w:abstractNum w:abstractNumId="45">
+  <w:abstractNum w:abstractNumId="65">
     <w:nsid w:val="462708D7"/>
     <w:multiLevelType w:val="multilevel"/>
     <w:tmpl w:val="9E6C09DC"/>
@@ -16988,7 +22384,156 @@
       </w:rPr>
     </w:lvl>
   </w:abstractNum>
-  <w:abstractNum w:abstractNumId="46">
+  <w:abstractNum w:abstractNumId="66">
+    <w:nsid w:val="46474B41"/>
+    <w:multiLevelType w:val="multilevel"/>
+    <w:tmpl w:val="6E94BEDA"/>
+    <w:lvl w:ilvl="0">
+      <w:start w:val="1"/>
+      <w:numFmt w:val="bullet"/>
+      <w:lvlText w:val=""/>
+      <w:lvlJc w:val="left"/>
+      <w:pPr>
+        <w:tabs>
+          <w:tab w:val="num" w:pos="720"/>
+        </w:tabs>
+        <w:ind w:left="720" w:hanging="360"/>
+      </w:pPr>
+      <w:rPr>
+        <w:rFonts w:ascii="Symbol" w:hAnsi="Symbol" w:hint="default"/>
+        <w:sz w:val="20"/>
+      </w:rPr>
+    </w:lvl>
+    <w:lvl w:ilvl="1" w:tentative="1">
+      <w:start w:val="1"/>
+      <w:numFmt w:val="bullet"/>
+      <w:lvlText w:val="o"/>
+      <w:lvlJc w:val="left"/>
+      <w:pPr>
+        <w:tabs>
+          <w:tab w:val="num" w:pos="1440"/>
+        </w:tabs>
+        <w:ind w:left="1440" w:hanging="360"/>
+      </w:pPr>
+      <w:rPr>
+        <w:rFonts w:ascii="Courier New" w:hAnsi="Courier New" w:hint="default"/>
+        <w:sz w:val="20"/>
+      </w:rPr>
+    </w:lvl>
+    <w:lvl w:ilvl="2" w:tentative="1">
+      <w:start w:val="1"/>
+      <w:numFmt w:val="bullet"/>
+      <w:lvlText w:val=""/>
+      <w:lvlJc w:val="left"/>
+      <w:pPr>
+        <w:tabs>
+          <w:tab w:val="num" w:pos="2160"/>
+        </w:tabs>
+        <w:ind w:left="2160" w:hanging="360"/>
+      </w:pPr>
+      <w:rPr>
+        <w:rFonts w:ascii="Wingdings" w:hAnsi="Wingdings" w:hint="default"/>
+        <w:sz w:val="20"/>
+      </w:rPr>
+    </w:lvl>
+    <w:lvl w:ilvl="3" w:tentative="1">
+      <w:start w:val="1"/>
+      <w:numFmt w:val="bullet"/>
+      <w:lvlText w:val=""/>
+      <w:lvlJc w:val="left"/>
+      <w:pPr>
+        <w:tabs>
+          <w:tab w:val="num" w:pos="2880"/>
+        </w:tabs>
+        <w:ind w:left="2880" w:hanging="360"/>
+      </w:pPr>
+      <w:rPr>
+        <w:rFonts w:ascii="Wingdings" w:hAnsi="Wingdings" w:hint="default"/>
+        <w:sz w:val="20"/>
+      </w:rPr>
+    </w:lvl>
+    <w:lvl w:ilvl="4" w:tentative="1">
+      <w:start w:val="1"/>
+      <w:numFmt w:val="bullet"/>
+      <w:lvlText w:val=""/>
+      <w:lvlJc w:val="left"/>
+      <w:pPr>
+        <w:tabs>
+          <w:tab w:val="num" w:pos="3600"/>
+        </w:tabs>
+        <w:ind w:left="3600" w:hanging="360"/>
+      </w:pPr>
+      <w:rPr>
+        <w:rFonts w:ascii="Wingdings" w:hAnsi="Wingdings" w:hint="default"/>
+        <w:sz w:val="20"/>
+      </w:rPr>
+    </w:lvl>
+    <w:lvl w:ilvl="5" w:tentative="1">
+      <w:start w:val="1"/>
+      <w:numFmt w:val="bullet"/>
+      <w:lvlText w:val=""/>
+      <w:lvlJc w:val="left"/>
+      <w:pPr>
+        <w:tabs>
+          <w:tab w:val="num" w:pos="4320"/>
+        </w:tabs>
+        <w:ind w:left="4320" w:hanging="360"/>
+      </w:pPr>
+      <w:rPr>
+        <w:rFonts w:ascii="Wingdings" w:hAnsi="Wingdings" w:hint="default"/>
+        <w:sz w:val="20"/>
+      </w:rPr>
+    </w:lvl>
+    <w:lvl w:ilvl="6" w:tentative="1">
+      <w:start w:val="1"/>
+      <w:numFmt w:val="bullet"/>
+      <w:lvlText w:val=""/>
+      <w:lvlJc w:val="left"/>
+      <w:pPr>
+        <w:tabs>
+          <w:tab w:val="num" w:pos="5040"/>
+        </w:tabs>
+        <w:ind w:left="5040" w:hanging="360"/>
+      </w:pPr>
+      <w:rPr>
+        <w:rFonts w:ascii="Wingdings" w:hAnsi="Wingdings" w:hint="default"/>
+        <w:sz w:val="20"/>
+      </w:rPr>
+    </w:lvl>
+    <w:lvl w:ilvl="7" w:tentative="1">
+      <w:start w:val="1"/>
+      <w:numFmt w:val="bullet"/>
+      <w:lvlText w:val=""/>
+      <w:lvlJc w:val="left"/>
+      <w:pPr>
+        <w:tabs>
+          <w:tab w:val="num" w:pos="5760"/>
+        </w:tabs>
+        <w:ind w:left="5760" w:hanging="360"/>
+      </w:pPr>
+      <w:rPr>
+        <w:rFonts w:ascii="Wingdings" w:hAnsi="Wingdings" w:hint="default"/>
+        <w:sz w:val="20"/>
+      </w:rPr>
+    </w:lvl>
+    <w:lvl w:ilvl="8" w:tentative="1">
+      <w:start w:val="1"/>
+      <w:numFmt w:val="bullet"/>
+      <w:lvlText w:val=""/>
+      <w:lvlJc w:val="left"/>
+      <w:pPr>
+        <w:tabs>
+          <w:tab w:val="num" w:pos="6480"/>
+        </w:tabs>
+        <w:ind w:left="6480" w:hanging="360"/>
+      </w:pPr>
+      <w:rPr>
+        <w:rFonts w:ascii="Wingdings" w:hAnsi="Wingdings" w:hint="default"/>
+        <w:sz w:val="20"/>
+      </w:rPr>
+    </w:lvl>
+  </w:abstractNum>
+  <w:abstractNum w:abstractNumId="67">
     <w:nsid w:val="47170C12"/>
     <w:multiLevelType w:val="multilevel"/>
     <w:tmpl w:val="866EA89E"/>
@@ -17137,7 +22682,7 @@
       </w:rPr>
     </w:lvl>
   </w:abstractNum>
-  <w:abstractNum w:abstractNumId="47">
+  <w:abstractNum w:abstractNumId="68">
     <w:nsid w:val="47AD7879"/>
     <w:multiLevelType w:val="multilevel"/>
     <w:tmpl w:val="2B967D8E"/>
@@ -17286,7 +22831,305 @@
       </w:rPr>
     </w:lvl>
   </w:abstractNum>
-  <w:abstractNum w:abstractNumId="48">
+  <w:abstractNum w:abstractNumId="69">
+    <w:nsid w:val="47B350AA"/>
+    <w:multiLevelType w:val="multilevel"/>
+    <w:tmpl w:val="8C52D04C"/>
+    <w:lvl w:ilvl="0">
+      <w:start w:val="1"/>
+      <w:numFmt w:val="bullet"/>
+      <w:lvlText w:val=""/>
+      <w:lvlJc w:val="left"/>
+      <w:pPr>
+        <w:tabs>
+          <w:tab w:val="num" w:pos="720"/>
+        </w:tabs>
+        <w:ind w:left="720" w:hanging="360"/>
+      </w:pPr>
+      <w:rPr>
+        <w:rFonts w:ascii="Symbol" w:hAnsi="Symbol" w:hint="default"/>
+        <w:sz w:val="20"/>
+      </w:rPr>
+    </w:lvl>
+    <w:lvl w:ilvl="1" w:tentative="1">
+      <w:start w:val="1"/>
+      <w:numFmt w:val="bullet"/>
+      <w:lvlText w:val="o"/>
+      <w:lvlJc w:val="left"/>
+      <w:pPr>
+        <w:tabs>
+          <w:tab w:val="num" w:pos="1440"/>
+        </w:tabs>
+        <w:ind w:left="1440" w:hanging="360"/>
+      </w:pPr>
+      <w:rPr>
+        <w:rFonts w:ascii="Courier New" w:hAnsi="Courier New" w:hint="default"/>
+        <w:sz w:val="20"/>
+      </w:rPr>
+    </w:lvl>
+    <w:lvl w:ilvl="2" w:tentative="1">
+      <w:start w:val="1"/>
+      <w:numFmt w:val="bullet"/>
+      <w:lvlText w:val=""/>
+      <w:lvlJc w:val="left"/>
+      <w:pPr>
+        <w:tabs>
+          <w:tab w:val="num" w:pos="2160"/>
+        </w:tabs>
+        <w:ind w:left="2160" w:hanging="360"/>
+      </w:pPr>
+      <w:rPr>
+        <w:rFonts w:ascii="Wingdings" w:hAnsi="Wingdings" w:hint="default"/>
+        <w:sz w:val="20"/>
+      </w:rPr>
+    </w:lvl>
+    <w:lvl w:ilvl="3" w:tentative="1">
+      <w:start w:val="1"/>
+      <w:numFmt w:val="bullet"/>
+      <w:lvlText w:val=""/>
+      <w:lvlJc w:val="left"/>
+      <w:pPr>
+        <w:tabs>
+          <w:tab w:val="num" w:pos="2880"/>
+        </w:tabs>
+        <w:ind w:left="2880" w:hanging="360"/>
+      </w:pPr>
+      <w:rPr>
+        <w:rFonts w:ascii="Wingdings" w:hAnsi="Wingdings" w:hint="default"/>
+        <w:sz w:val="20"/>
+      </w:rPr>
+    </w:lvl>
+    <w:lvl w:ilvl="4" w:tentative="1">
+      <w:start w:val="1"/>
+      <w:numFmt w:val="bullet"/>
+      <w:lvlText w:val=""/>
+      <w:lvlJc w:val="left"/>
+      <w:pPr>
+        <w:tabs>
+          <w:tab w:val="num" w:pos="3600"/>
+        </w:tabs>
+        <w:ind w:left="3600" w:hanging="360"/>
+      </w:pPr>
+      <w:rPr>
+        <w:rFonts w:ascii="Wingdings" w:hAnsi="Wingdings" w:hint="default"/>
+        <w:sz w:val="20"/>
+      </w:rPr>
+    </w:lvl>
+    <w:lvl w:ilvl="5" w:tentative="1">
+      <w:start w:val="1"/>
+      <w:numFmt w:val="bullet"/>
+      <w:lvlText w:val=""/>
+      <w:lvlJc w:val="left"/>
+      <w:pPr>
+        <w:tabs>
+          <w:tab w:val="num" w:pos="4320"/>
+        </w:tabs>
+        <w:ind w:left="4320" w:hanging="360"/>
+      </w:pPr>
+      <w:rPr>
+        <w:rFonts w:ascii="Wingdings" w:hAnsi="Wingdings" w:hint="default"/>
+        <w:sz w:val="20"/>
+      </w:rPr>
+    </w:lvl>
+    <w:lvl w:ilvl="6" w:tentative="1">
+      <w:start w:val="1"/>
+      <w:numFmt w:val="bullet"/>
+      <w:lvlText w:val=""/>
+      <w:lvlJc w:val="left"/>
+      <w:pPr>
+        <w:tabs>
+          <w:tab w:val="num" w:pos="5040"/>
+        </w:tabs>
+        <w:ind w:left="5040" w:hanging="360"/>
+      </w:pPr>
+      <w:rPr>
+        <w:rFonts w:ascii="Wingdings" w:hAnsi="Wingdings" w:hint="default"/>
+        <w:sz w:val="20"/>
+      </w:rPr>
+    </w:lvl>
+    <w:lvl w:ilvl="7" w:tentative="1">
+      <w:start w:val="1"/>
+      <w:numFmt w:val="bullet"/>
+      <w:lvlText w:val=""/>
+      <w:lvlJc w:val="left"/>
+      <w:pPr>
+        <w:tabs>
+          <w:tab w:val="num" w:pos="5760"/>
+        </w:tabs>
+        <w:ind w:left="5760" w:hanging="360"/>
+      </w:pPr>
+      <w:rPr>
+        <w:rFonts w:ascii="Wingdings" w:hAnsi="Wingdings" w:hint="default"/>
+        <w:sz w:val="20"/>
+      </w:rPr>
+    </w:lvl>
+    <w:lvl w:ilvl="8" w:tentative="1">
+      <w:start w:val="1"/>
+      <w:numFmt w:val="bullet"/>
+      <w:lvlText w:val=""/>
+      <w:lvlJc w:val="left"/>
+      <w:pPr>
+        <w:tabs>
+          <w:tab w:val="num" w:pos="6480"/>
+        </w:tabs>
+        <w:ind w:left="6480" w:hanging="360"/>
+      </w:pPr>
+      <w:rPr>
+        <w:rFonts w:ascii="Wingdings" w:hAnsi="Wingdings" w:hint="default"/>
+        <w:sz w:val="20"/>
+      </w:rPr>
+    </w:lvl>
+  </w:abstractNum>
+  <w:abstractNum w:abstractNumId="70">
+    <w:nsid w:val="486B7102"/>
+    <w:multiLevelType w:val="multilevel"/>
+    <w:tmpl w:val="3968AE4C"/>
+    <w:lvl w:ilvl="0">
+      <w:start w:val="1"/>
+      <w:numFmt w:val="bullet"/>
+      <w:lvlText w:val=""/>
+      <w:lvlJc w:val="left"/>
+      <w:pPr>
+        <w:tabs>
+          <w:tab w:val="num" w:pos="720"/>
+        </w:tabs>
+        <w:ind w:left="720" w:hanging="360"/>
+      </w:pPr>
+      <w:rPr>
+        <w:rFonts w:ascii="Symbol" w:hAnsi="Symbol" w:hint="default"/>
+        <w:sz w:val="20"/>
+      </w:rPr>
+    </w:lvl>
+    <w:lvl w:ilvl="1" w:tentative="1">
+      <w:start w:val="1"/>
+      <w:numFmt w:val="bullet"/>
+      <w:lvlText w:val="o"/>
+      <w:lvlJc w:val="left"/>
+      <w:pPr>
+        <w:tabs>
+          <w:tab w:val="num" w:pos="1440"/>
+        </w:tabs>
+        <w:ind w:left="1440" w:hanging="360"/>
+      </w:pPr>
+      <w:rPr>
+        <w:rFonts w:ascii="Courier New" w:hAnsi="Courier New" w:hint="default"/>
+        <w:sz w:val="20"/>
+      </w:rPr>
+    </w:lvl>
+    <w:lvl w:ilvl="2" w:tentative="1">
+      <w:start w:val="1"/>
+      <w:numFmt w:val="bullet"/>
+      <w:lvlText w:val=""/>
+      <w:lvlJc w:val="left"/>
+      <w:pPr>
+        <w:tabs>
+          <w:tab w:val="num" w:pos="2160"/>
+        </w:tabs>
+        <w:ind w:left="2160" w:hanging="360"/>
+      </w:pPr>
+      <w:rPr>
+        <w:rFonts w:ascii="Wingdings" w:hAnsi="Wingdings" w:hint="default"/>
+        <w:sz w:val="20"/>
+      </w:rPr>
+    </w:lvl>
+    <w:lvl w:ilvl="3" w:tentative="1">
+      <w:start w:val="1"/>
+      <w:numFmt w:val="bullet"/>
+      <w:lvlText w:val=""/>
+      <w:lvlJc w:val="left"/>
+      <w:pPr>
+        <w:tabs>
+          <w:tab w:val="num" w:pos="2880"/>
+        </w:tabs>
+        <w:ind w:left="2880" w:hanging="360"/>
+      </w:pPr>
+      <w:rPr>
+        <w:rFonts w:ascii="Wingdings" w:hAnsi="Wingdings" w:hint="default"/>
+        <w:sz w:val="20"/>
+      </w:rPr>
+    </w:lvl>
+    <w:lvl w:ilvl="4" w:tentative="1">
+      <w:start w:val="1"/>
+      <w:numFmt w:val="bullet"/>
+      <w:lvlText w:val=""/>
+      <w:lvlJc w:val="left"/>
+      <w:pPr>
+        <w:tabs>
+          <w:tab w:val="num" w:pos="3600"/>
+        </w:tabs>
+        <w:ind w:left="3600" w:hanging="360"/>
+      </w:pPr>
+      <w:rPr>
+        <w:rFonts w:ascii="Wingdings" w:hAnsi="Wingdings" w:hint="default"/>
+        <w:sz w:val="20"/>
+      </w:rPr>
+    </w:lvl>
+    <w:lvl w:ilvl="5" w:tentative="1">
+      <w:start w:val="1"/>
+      <w:numFmt w:val="bullet"/>
+      <w:lvlText w:val=""/>
+      <w:lvlJc w:val="left"/>
+      <w:pPr>
+        <w:tabs>
+          <w:tab w:val="num" w:pos="4320"/>
+        </w:tabs>
+        <w:ind w:left="4320" w:hanging="360"/>
+      </w:pPr>
+      <w:rPr>
+        <w:rFonts w:ascii="Wingdings" w:hAnsi="Wingdings" w:hint="default"/>
+        <w:sz w:val="20"/>
+      </w:rPr>
+    </w:lvl>
+    <w:lvl w:ilvl="6" w:tentative="1">
+      <w:start w:val="1"/>
+      <w:numFmt w:val="bullet"/>
+      <w:lvlText w:val=""/>
+      <w:lvlJc w:val="left"/>
+      <w:pPr>
+        <w:tabs>
+          <w:tab w:val="num" w:pos="5040"/>
+        </w:tabs>
+        <w:ind w:left="5040" w:hanging="360"/>
+      </w:pPr>
+      <w:rPr>
+        <w:rFonts w:ascii="Wingdings" w:hAnsi="Wingdings" w:hint="default"/>
+        <w:sz w:val="20"/>
+      </w:rPr>
+    </w:lvl>
+    <w:lvl w:ilvl="7" w:tentative="1">
+      <w:start w:val="1"/>
+      <w:numFmt w:val="bullet"/>
+      <w:lvlText w:val=""/>
+      <w:lvlJc w:val="left"/>
+      <w:pPr>
+        <w:tabs>
+          <w:tab w:val="num" w:pos="5760"/>
+        </w:tabs>
+        <w:ind w:left="5760" w:hanging="360"/>
+      </w:pPr>
+      <w:rPr>
+        <w:rFonts w:ascii="Wingdings" w:hAnsi="Wingdings" w:hint="default"/>
+        <w:sz w:val="20"/>
+      </w:rPr>
+    </w:lvl>
+    <w:lvl w:ilvl="8" w:tentative="1">
+      <w:start w:val="1"/>
+      <w:numFmt w:val="bullet"/>
+      <w:lvlText w:val=""/>
+      <w:lvlJc w:val="left"/>
+      <w:pPr>
+        <w:tabs>
+          <w:tab w:val="num" w:pos="6480"/>
+        </w:tabs>
+        <w:ind w:left="6480" w:hanging="360"/>
+      </w:pPr>
+      <w:rPr>
+        <w:rFonts w:ascii="Wingdings" w:hAnsi="Wingdings" w:hint="default"/>
+        <w:sz w:val="20"/>
+      </w:rPr>
+    </w:lvl>
+  </w:abstractNum>
+  <w:abstractNum w:abstractNumId="71">
     <w:nsid w:val="493C3E50"/>
     <w:multiLevelType w:val="multilevel"/>
     <w:tmpl w:val="847281F6"/>
@@ -17435,7 +23278,7 @@
       </w:rPr>
     </w:lvl>
   </w:abstractNum>
-  <w:abstractNum w:abstractNumId="49">
+  <w:abstractNum w:abstractNumId="72">
     <w:nsid w:val="495876FA"/>
     <w:multiLevelType w:val="multilevel"/>
     <w:tmpl w:val="29AC2C44"/>
@@ -17584,7 +23427,7 @@
       </w:rPr>
     </w:lvl>
   </w:abstractNum>
-  <w:abstractNum w:abstractNumId="50">
+  <w:abstractNum w:abstractNumId="73">
     <w:nsid w:val="49FB7392"/>
     <w:multiLevelType w:val="multilevel"/>
     <w:tmpl w:val="FAD441A4"/>
@@ -17733,7 +23576,156 @@
       </w:rPr>
     </w:lvl>
   </w:abstractNum>
-  <w:abstractNum w:abstractNumId="51">
+  <w:abstractNum w:abstractNumId="74">
+    <w:nsid w:val="4B3A3141"/>
+    <w:multiLevelType w:val="multilevel"/>
+    <w:tmpl w:val="696A8BD6"/>
+    <w:lvl w:ilvl="0">
+      <w:start w:val="1"/>
+      <w:numFmt w:val="bullet"/>
+      <w:lvlText w:val=""/>
+      <w:lvlJc w:val="left"/>
+      <w:pPr>
+        <w:tabs>
+          <w:tab w:val="num" w:pos="720"/>
+        </w:tabs>
+        <w:ind w:left="720" w:hanging="360"/>
+      </w:pPr>
+      <w:rPr>
+        <w:rFonts w:ascii="Symbol" w:hAnsi="Symbol" w:hint="default"/>
+        <w:sz w:val="20"/>
+      </w:rPr>
+    </w:lvl>
+    <w:lvl w:ilvl="1" w:tentative="1">
+      <w:start w:val="1"/>
+      <w:numFmt w:val="bullet"/>
+      <w:lvlText w:val="o"/>
+      <w:lvlJc w:val="left"/>
+      <w:pPr>
+        <w:tabs>
+          <w:tab w:val="num" w:pos="1440"/>
+        </w:tabs>
+        <w:ind w:left="1440" w:hanging="360"/>
+      </w:pPr>
+      <w:rPr>
+        <w:rFonts w:ascii="Courier New" w:hAnsi="Courier New" w:hint="default"/>
+        <w:sz w:val="20"/>
+      </w:rPr>
+    </w:lvl>
+    <w:lvl w:ilvl="2" w:tentative="1">
+      <w:start w:val="1"/>
+      <w:numFmt w:val="bullet"/>
+      <w:lvlText w:val=""/>
+      <w:lvlJc w:val="left"/>
+      <w:pPr>
+        <w:tabs>
+          <w:tab w:val="num" w:pos="2160"/>
+        </w:tabs>
+        <w:ind w:left="2160" w:hanging="360"/>
+      </w:pPr>
+      <w:rPr>
+        <w:rFonts w:ascii="Wingdings" w:hAnsi="Wingdings" w:hint="default"/>
+        <w:sz w:val="20"/>
+      </w:rPr>
+    </w:lvl>
+    <w:lvl w:ilvl="3" w:tentative="1">
+      <w:start w:val="1"/>
+      <w:numFmt w:val="bullet"/>
+      <w:lvlText w:val=""/>
+      <w:lvlJc w:val="left"/>
+      <w:pPr>
+        <w:tabs>
+          <w:tab w:val="num" w:pos="2880"/>
+        </w:tabs>
+        <w:ind w:left="2880" w:hanging="360"/>
+      </w:pPr>
+      <w:rPr>
+        <w:rFonts w:ascii="Wingdings" w:hAnsi="Wingdings" w:hint="default"/>
+        <w:sz w:val="20"/>
+      </w:rPr>
+    </w:lvl>
+    <w:lvl w:ilvl="4" w:tentative="1">
+      <w:start w:val="1"/>
+      <w:numFmt w:val="bullet"/>
+      <w:lvlText w:val=""/>
+      <w:lvlJc w:val="left"/>
+      <w:pPr>
+        <w:tabs>
+          <w:tab w:val="num" w:pos="3600"/>
+        </w:tabs>
+        <w:ind w:left="3600" w:hanging="360"/>
+      </w:pPr>
+      <w:rPr>
+        <w:rFonts w:ascii="Wingdings" w:hAnsi="Wingdings" w:hint="default"/>
+        <w:sz w:val="20"/>
+      </w:rPr>
+    </w:lvl>
+    <w:lvl w:ilvl="5" w:tentative="1">
+      <w:start w:val="1"/>
+      <w:numFmt w:val="bullet"/>
+      <w:lvlText w:val=""/>
+      <w:lvlJc w:val="left"/>
+      <w:pPr>
+        <w:tabs>
+          <w:tab w:val="num" w:pos="4320"/>
+        </w:tabs>
+        <w:ind w:left="4320" w:hanging="360"/>
+      </w:pPr>
+      <w:rPr>
+        <w:rFonts w:ascii="Wingdings" w:hAnsi="Wingdings" w:hint="default"/>
+        <w:sz w:val="20"/>
+      </w:rPr>
+    </w:lvl>
+    <w:lvl w:ilvl="6" w:tentative="1">
+      <w:start w:val="1"/>
+      <w:numFmt w:val="bullet"/>
+      <w:lvlText w:val=""/>
+      <w:lvlJc w:val="left"/>
+      <w:pPr>
+        <w:tabs>
+          <w:tab w:val="num" w:pos="5040"/>
+        </w:tabs>
+        <w:ind w:left="5040" w:hanging="360"/>
+      </w:pPr>
+      <w:rPr>
+        <w:rFonts w:ascii="Wingdings" w:hAnsi="Wingdings" w:hint="default"/>
+        <w:sz w:val="20"/>
+      </w:rPr>
+    </w:lvl>
+    <w:lvl w:ilvl="7" w:tentative="1">
+      <w:start w:val="1"/>
+      <w:numFmt w:val="bullet"/>
+      <w:lvlText w:val=""/>
+      <w:lvlJc w:val="left"/>
+      <w:pPr>
+        <w:tabs>
+          <w:tab w:val="num" w:pos="5760"/>
+        </w:tabs>
+        <w:ind w:left="5760" w:hanging="360"/>
+      </w:pPr>
+      <w:rPr>
+        <w:rFonts w:ascii="Wingdings" w:hAnsi="Wingdings" w:hint="default"/>
+        <w:sz w:val="20"/>
+      </w:rPr>
+    </w:lvl>
+    <w:lvl w:ilvl="8" w:tentative="1">
+      <w:start w:val="1"/>
+      <w:numFmt w:val="bullet"/>
+      <w:lvlText w:val=""/>
+      <w:lvlJc w:val="left"/>
+      <w:pPr>
+        <w:tabs>
+          <w:tab w:val="num" w:pos="6480"/>
+        </w:tabs>
+        <w:ind w:left="6480" w:hanging="360"/>
+      </w:pPr>
+      <w:rPr>
+        <w:rFonts w:ascii="Wingdings" w:hAnsi="Wingdings" w:hint="default"/>
+        <w:sz w:val="20"/>
+      </w:rPr>
+    </w:lvl>
+  </w:abstractNum>
+  <w:abstractNum w:abstractNumId="75">
     <w:nsid w:val="51F43281"/>
     <w:multiLevelType w:val="multilevel"/>
     <w:tmpl w:val="982C4790"/>
@@ -17882,7 +23874,7 @@
       </w:rPr>
     </w:lvl>
   </w:abstractNum>
-  <w:abstractNum w:abstractNumId="52">
+  <w:abstractNum w:abstractNumId="76">
     <w:nsid w:val="5217728F"/>
     <w:multiLevelType w:val="multilevel"/>
     <w:tmpl w:val="4238BC52"/>
@@ -18031,7 +24023,156 @@
       </w:rPr>
     </w:lvl>
   </w:abstractNum>
-  <w:abstractNum w:abstractNumId="53">
+  <w:abstractNum w:abstractNumId="77">
+    <w:nsid w:val="53994B50"/>
+    <w:multiLevelType w:val="multilevel"/>
+    <w:tmpl w:val="0EB0DF0E"/>
+    <w:lvl w:ilvl="0">
+      <w:start w:val="1"/>
+      <w:numFmt w:val="bullet"/>
+      <w:lvlText w:val=""/>
+      <w:lvlJc w:val="left"/>
+      <w:pPr>
+        <w:tabs>
+          <w:tab w:val="num" w:pos="720"/>
+        </w:tabs>
+        <w:ind w:left="720" w:hanging="360"/>
+      </w:pPr>
+      <w:rPr>
+        <w:rFonts w:ascii="Symbol" w:hAnsi="Symbol" w:hint="default"/>
+        <w:sz w:val="20"/>
+      </w:rPr>
+    </w:lvl>
+    <w:lvl w:ilvl="1" w:tentative="1">
+      <w:start w:val="1"/>
+      <w:numFmt w:val="bullet"/>
+      <w:lvlText w:val="o"/>
+      <w:lvlJc w:val="left"/>
+      <w:pPr>
+        <w:tabs>
+          <w:tab w:val="num" w:pos="1440"/>
+        </w:tabs>
+        <w:ind w:left="1440" w:hanging="360"/>
+      </w:pPr>
+      <w:rPr>
+        <w:rFonts w:ascii="Courier New" w:hAnsi="Courier New" w:hint="default"/>
+        <w:sz w:val="20"/>
+      </w:rPr>
+    </w:lvl>
+    <w:lvl w:ilvl="2" w:tentative="1">
+      <w:start w:val="1"/>
+      <w:numFmt w:val="bullet"/>
+      <w:lvlText w:val=""/>
+      <w:lvlJc w:val="left"/>
+      <w:pPr>
+        <w:tabs>
+          <w:tab w:val="num" w:pos="2160"/>
+        </w:tabs>
+        <w:ind w:left="2160" w:hanging="360"/>
+      </w:pPr>
+      <w:rPr>
+        <w:rFonts w:ascii="Wingdings" w:hAnsi="Wingdings" w:hint="default"/>
+        <w:sz w:val="20"/>
+      </w:rPr>
+    </w:lvl>
+    <w:lvl w:ilvl="3" w:tentative="1">
+      <w:start w:val="1"/>
+      <w:numFmt w:val="bullet"/>
+      <w:lvlText w:val=""/>
+      <w:lvlJc w:val="left"/>
+      <w:pPr>
+        <w:tabs>
+          <w:tab w:val="num" w:pos="2880"/>
+        </w:tabs>
+        <w:ind w:left="2880" w:hanging="360"/>
+      </w:pPr>
+      <w:rPr>
+        <w:rFonts w:ascii="Wingdings" w:hAnsi="Wingdings" w:hint="default"/>
+        <w:sz w:val="20"/>
+      </w:rPr>
+    </w:lvl>
+    <w:lvl w:ilvl="4" w:tentative="1">
+      <w:start w:val="1"/>
+      <w:numFmt w:val="bullet"/>
+      <w:lvlText w:val=""/>
+      <w:lvlJc w:val="left"/>
+      <w:pPr>
+        <w:tabs>
+          <w:tab w:val="num" w:pos="3600"/>
+        </w:tabs>
+        <w:ind w:left="3600" w:hanging="360"/>
+      </w:pPr>
+      <w:rPr>
+        <w:rFonts w:ascii="Wingdings" w:hAnsi="Wingdings" w:hint="default"/>
+        <w:sz w:val="20"/>
+      </w:rPr>
+    </w:lvl>
+    <w:lvl w:ilvl="5" w:tentative="1">
+      <w:start w:val="1"/>
+      <w:numFmt w:val="bullet"/>
+      <w:lvlText w:val=""/>
+      <w:lvlJc w:val="left"/>
+      <w:pPr>
+        <w:tabs>
+          <w:tab w:val="num" w:pos="4320"/>
+        </w:tabs>
+        <w:ind w:left="4320" w:hanging="360"/>
+      </w:pPr>
+      <w:rPr>
+        <w:rFonts w:ascii="Wingdings" w:hAnsi="Wingdings" w:hint="default"/>
+        <w:sz w:val="20"/>
+      </w:rPr>
+    </w:lvl>
+    <w:lvl w:ilvl="6" w:tentative="1">
+      <w:start w:val="1"/>
+      <w:numFmt w:val="bullet"/>
+      <w:lvlText w:val=""/>
+      <w:lvlJc w:val="left"/>
+      <w:pPr>
+        <w:tabs>
+          <w:tab w:val="num" w:pos="5040"/>
+        </w:tabs>
+        <w:ind w:left="5040" w:hanging="360"/>
+      </w:pPr>
+      <w:rPr>
+        <w:rFonts w:ascii="Wingdings" w:hAnsi="Wingdings" w:hint="default"/>
+        <w:sz w:val="20"/>
+      </w:rPr>
+    </w:lvl>
+    <w:lvl w:ilvl="7" w:tentative="1">
+      <w:start w:val="1"/>
+      <w:numFmt w:val="bullet"/>
+      <w:lvlText w:val=""/>
+      <w:lvlJc w:val="left"/>
+      <w:pPr>
+        <w:tabs>
+          <w:tab w:val="num" w:pos="5760"/>
+        </w:tabs>
+        <w:ind w:left="5760" w:hanging="360"/>
+      </w:pPr>
+      <w:rPr>
+        <w:rFonts w:ascii="Wingdings" w:hAnsi="Wingdings" w:hint="default"/>
+        <w:sz w:val="20"/>
+      </w:rPr>
+    </w:lvl>
+    <w:lvl w:ilvl="8" w:tentative="1">
+      <w:start w:val="1"/>
+      <w:numFmt w:val="bullet"/>
+      <w:lvlText w:val=""/>
+      <w:lvlJc w:val="left"/>
+      <w:pPr>
+        <w:tabs>
+          <w:tab w:val="num" w:pos="6480"/>
+        </w:tabs>
+        <w:ind w:left="6480" w:hanging="360"/>
+      </w:pPr>
+      <w:rPr>
+        <w:rFonts w:ascii="Wingdings" w:hAnsi="Wingdings" w:hint="default"/>
+        <w:sz w:val="20"/>
+      </w:rPr>
+    </w:lvl>
+  </w:abstractNum>
+  <w:abstractNum w:abstractNumId="78">
     <w:nsid w:val="56553F97"/>
     <w:multiLevelType w:val="multilevel"/>
     <w:tmpl w:val="A79E0102"/>
@@ -18180,7 +24321,156 @@
       </w:rPr>
     </w:lvl>
   </w:abstractNum>
-  <w:abstractNum w:abstractNumId="54">
+  <w:abstractNum w:abstractNumId="79">
+    <w:nsid w:val="56DC6F14"/>
+    <w:multiLevelType w:val="multilevel"/>
+    <w:tmpl w:val="2FE4B324"/>
+    <w:lvl w:ilvl="0">
+      <w:start w:val="1"/>
+      <w:numFmt w:val="bullet"/>
+      <w:lvlText w:val=""/>
+      <w:lvlJc w:val="left"/>
+      <w:pPr>
+        <w:tabs>
+          <w:tab w:val="num" w:pos="720"/>
+        </w:tabs>
+        <w:ind w:left="720" w:hanging="360"/>
+      </w:pPr>
+      <w:rPr>
+        <w:rFonts w:ascii="Symbol" w:hAnsi="Symbol" w:hint="default"/>
+        <w:sz w:val="20"/>
+      </w:rPr>
+    </w:lvl>
+    <w:lvl w:ilvl="1" w:tentative="1">
+      <w:start w:val="1"/>
+      <w:numFmt w:val="bullet"/>
+      <w:lvlText w:val="o"/>
+      <w:lvlJc w:val="left"/>
+      <w:pPr>
+        <w:tabs>
+          <w:tab w:val="num" w:pos="1440"/>
+        </w:tabs>
+        <w:ind w:left="1440" w:hanging="360"/>
+      </w:pPr>
+      <w:rPr>
+        <w:rFonts w:ascii="Courier New" w:hAnsi="Courier New" w:hint="default"/>
+        <w:sz w:val="20"/>
+      </w:rPr>
+    </w:lvl>
+    <w:lvl w:ilvl="2" w:tentative="1">
+      <w:start w:val="1"/>
+      <w:numFmt w:val="bullet"/>
+      <w:lvlText w:val=""/>
+      <w:lvlJc w:val="left"/>
+      <w:pPr>
+        <w:tabs>
+          <w:tab w:val="num" w:pos="2160"/>
+        </w:tabs>
+        <w:ind w:left="2160" w:hanging="360"/>
+      </w:pPr>
+      <w:rPr>
+        <w:rFonts w:ascii="Wingdings" w:hAnsi="Wingdings" w:hint="default"/>
+        <w:sz w:val="20"/>
+      </w:rPr>
+    </w:lvl>
+    <w:lvl w:ilvl="3" w:tentative="1">
+      <w:start w:val="1"/>
+      <w:numFmt w:val="bullet"/>
+      <w:lvlText w:val=""/>
+      <w:lvlJc w:val="left"/>
+      <w:pPr>
+        <w:tabs>
+          <w:tab w:val="num" w:pos="2880"/>
+        </w:tabs>
+        <w:ind w:left="2880" w:hanging="360"/>
+      </w:pPr>
+      <w:rPr>
+        <w:rFonts w:ascii="Wingdings" w:hAnsi="Wingdings" w:hint="default"/>
+        <w:sz w:val="20"/>
+      </w:rPr>
+    </w:lvl>
+    <w:lvl w:ilvl="4" w:tentative="1">
+      <w:start w:val="1"/>
+      <w:numFmt w:val="bullet"/>
+      <w:lvlText w:val=""/>
+      <w:lvlJc w:val="left"/>
+      <w:pPr>
+        <w:tabs>
+          <w:tab w:val="num" w:pos="3600"/>
+        </w:tabs>
+        <w:ind w:left="3600" w:hanging="360"/>
+      </w:pPr>
+      <w:rPr>
+        <w:rFonts w:ascii="Wingdings" w:hAnsi="Wingdings" w:hint="default"/>
+        <w:sz w:val="20"/>
+      </w:rPr>
+    </w:lvl>
+    <w:lvl w:ilvl="5" w:tentative="1">
+      <w:start w:val="1"/>
+      <w:numFmt w:val="bullet"/>
+      <w:lvlText w:val=""/>
+      <w:lvlJc w:val="left"/>
+      <w:pPr>
+        <w:tabs>
+          <w:tab w:val="num" w:pos="4320"/>
+        </w:tabs>
+        <w:ind w:left="4320" w:hanging="360"/>
+      </w:pPr>
+      <w:rPr>
+        <w:rFonts w:ascii="Wingdings" w:hAnsi="Wingdings" w:hint="default"/>
+        <w:sz w:val="20"/>
+      </w:rPr>
+    </w:lvl>
+    <w:lvl w:ilvl="6" w:tentative="1">
+      <w:start w:val="1"/>
+      <w:numFmt w:val="bullet"/>
+      <w:lvlText w:val=""/>
+      <w:lvlJc w:val="left"/>
+      <w:pPr>
+        <w:tabs>
+          <w:tab w:val="num" w:pos="5040"/>
+        </w:tabs>
+        <w:ind w:left="5040" w:hanging="360"/>
+      </w:pPr>
+      <w:rPr>
+        <w:rFonts w:ascii="Wingdings" w:hAnsi="Wingdings" w:hint="default"/>
+        <w:sz w:val="20"/>
+      </w:rPr>
+    </w:lvl>
+    <w:lvl w:ilvl="7" w:tentative="1">
+      <w:start w:val="1"/>
+      <w:numFmt w:val="bullet"/>
+      <w:lvlText w:val=""/>
+      <w:lvlJc w:val="left"/>
+      <w:pPr>
+        <w:tabs>
+          <w:tab w:val="num" w:pos="5760"/>
+        </w:tabs>
+        <w:ind w:left="5760" w:hanging="360"/>
+      </w:pPr>
+      <w:rPr>
+        <w:rFonts w:ascii="Wingdings" w:hAnsi="Wingdings" w:hint="default"/>
+        <w:sz w:val="20"/>
+      </w:rPr>
+    </w:lvl>
+    <w:lvl w:ilvl="8" w:tentative="1">
+      <w:start w:val="1"/>
+      <w:numFmt w:val="bullet"/>
+      <w:lvlText w:val=""/>
+      <w:lvlJc w:val="left"/>
+      <w:pPr>
+        <w:tabs>
+          <w:tab w:val="num" w:pos="6480"/>
+        </w:tabs>
+        <w:ind w:left="6480" w:hanging="360"/>
+      </w:pPr>
+      <w:rPr>
+        <w:rFonts w:ascii="Wingdings" w:hAnsi="Wingdings" w:hint="default"/>
+        <w:sz w:val="20"/>
+      </w:rPr>
+    </w:lvl>
+  </w:abstractNum>
+  <w:abstractNum w:abstractNumId="80">
     <w:nsid w:val="570F25A0"/>
     <w:multiLevelType w:val="multilevel"/>
     <w:tmpl w:val="2A3A36DE"/>
@@ -18329,7 +24619,156 @@
       </w:rPr>
     </w:lvl>
   </w:abstractNum>
-  <w:abstractNum w:abstractNumId="55">
+  <w:abstractNum w:abstractNumId="81">
+    <w:nsid w:val="58BB429D"/>
+    <w:multiLevelType w:val="multilevel"/>
+    <w:tmpl w:val="93B28310"/>
+    <w:lvl w:ilvl="0">
+      <w:start w:val="1"/>
+      <w:numFmt w:val="bullet"/>
+      <w:lvlText w:val=""/>
+      <w:lvlJc w:val="left"/>
+      <w:pPr>
+        <w:tabs>
+          <w:tab w:val="num" w:pos="720"/>
+        </w:tabs>
+        <w:ind w:left="720" w:hanging="360"/>
+      </w:pPr>
+      <w:rPr>
+        <w:rFonts w:ascii="Symbol" w:hAnsi="Symbol" w:hint="default"/>
+        <w:sz w:val="20"/>
+      </w:rPr>
+    </w:lvl>
+    <w:lvl w:ilvl="1" w:tentative="1">
+      <w:start w:val="1"/>
+      <w:numFmt w:val="bullet"/>
+      <w:lvlText w:val="o"/>
+      <w:lvlJc w:val="left"/>
+      <w:pPr>
+        <w:tabs>
+          <w:tab w:val="num" w:pos="1440"/>
+        </w:tabs>
+        <w:ind w:left="1440" w:hanging="360"/>
+      </w:pPr>
+      <w:rPr>
+        <w:rFonts w:ascii="Courier New" w:hAnsi="Courier New" w:hint="default"/>
+        <w:sz w:val="20"/>
+      </w:rPr>
+    </w:lvl>
+    <w:lvl w:ilvl="2" w:tentative="1">
+      <w:start w:val="1"/>
+      <w:numFmt w:val="bullet"/>
+      <w:lvlText w:val=""/>
+      <w:lvlJc w:val="left"/>
+      <w:pPr>
+        <w:tabs>
+          <w:tab w:val="num" w:pos="2160"/>
+        </w:tabs>
+        <w:ind w:left="2160" w:hanging="360"/>
+      </w:pPr>
+      <w:rPr>
+        <w:rFonts w:ascii="Wingdings" w:hAnsi="Wingdings" w:hint="default"/>
+        <w:sz w:val="20"/>
+      </w:rPr>
+    </w:lvl>
+    <w:lvl w:ilvl="3" w:tentative="1">
+      <w:start w:val="1"/>
+      <w:numFmt w:val="bullet"/>
+      <w:lvlText w:val=""/>
+      <w:lvlJc w:val="left"/>
+      <w:pPr>
+        <w:tabs>
+          <w:tab w:val="num" w:pos="2880"/>
+        </w:tabs>
+        <w:ind w:left="2880" w:hanging="360"/>
+      </w:pPr>
+      <w:rPr>
+        <w:rFonts w:ascii="Wingdings" w:hAnsi="Wingdings" w:hint="default"/>
+        <w:sz w:val="20"/>
+      </w:rPr>
+    </w:lvl>
+    <w:lvl w:ilvl="4" w:tentative="1">
+      <w:start w:val="1"/>
+      <w:numFmt w:val="bullet"/>
+      <w:lvlText w:val=""/>
+      <w:lvlJc w:val="left"/>
+      <w:pPr>
+        <w:tabs>
+          <w:tab w:val="num" w:pos="3600"/>
+        </w:tabs>
+        <w:ind w:left="3600" w:hanging="360"/>
+      </w:pPr>
+      <w:rPr>
+        <w:rFonts w:ascii="Wingdings" w:hAnsi="Wingdings" w:hint="default"/>
+        <w:sz w:val="20"/>
+      </w:rPr>
+    </w:lvl>
+    <w:lvl w:ilvl="5" w:tentative="1">
+      <w:start w:val="1"/>
+      <w:numFmt w:val="bullet"/>
+      <w:lvlText w:val=""/>
+      <w:lvlJc w:val="left"/>
+      <w:pPr>
+        <w:tabs>
+          <w:tab w:val="num" w:pos="4320"/>
+        </w:tabs>
+        <w:ind w:left="4320" w:hanging="360"/>
+      </w:pPr>
+      <w:rPr>
+        <w:rFonts w:ascii="Wingdings" w:hAnsi="Wingdings" w:hint="default"/>
+        <w:sz w:val="20"/>
+      </w:rPr>
+    </w:lvl>
+    <w:lvl w:ilvl="6" w:tentative="1">
+      <w:start w:val="1"/>
+      <w:numFmt w:val="bullet"/>
+      <w:lvlText w:val=""/>
+      <w:lvlJc w:val="left"/>
+      <w:pPr>
+        <w:tabs>
+          <w:tab w:val="num" w:pos="5040"/>
+        </w:tabs>
+        <w:ind w:left="5040" w:hanging="360"/>
+      </w:pPr>
+      <w:rPr>
+        <w:rFonts w:ascii="Wingdings" w:hAnsi="Wingdings" w:hint="default"/>
+        <w:sz w:val="20"/>
+      </w:rPr>
+    </w:lvl>
+    <w:lvl w:ilvl="7" w:tentative="1">
+      <w:start w:val="1"/>
+      <w:numFmt w:val="bullet"/>
+      <w:lvlText w:val=""/>
+      <w:lvlJc w:val="left"/>
+      <w:pPr>
+        <w:tabs>
+          <w:tab w:val="num" w:pos="5760"/>
+        </w:tabs>
+        <w:ind w:left="5760" w:hanging="360"/>
+      </w:pPr>
+      <w:rPr>
+        <w:rFonts w:ascii="Wingdings" w:hAnsi="Wingdings" w:hint="default"/>
+        <w:sz w:val="20"/>
+      </w:rPr>
+    </w:lvl>
+    <w:lvl w:ilvl="8" w:tentative="1">
+      <w:start w:val="1"/>
+      <w:numFmt w:val="bullet"/>
+      <w:lvlText w:val=""/>
+      <w:lvlJc w:val="left"/>
+      <w:pPr>
+        <w:tabs>
+          <w:tab w:val="num" w:pos="6480"/>
+        </w:tabs>
+        <w:ind w:left="6480" w:hanging="360"/>
+      </w:pPr>
+      <w:rPr>
+        <w:rFonts w:ascii="Wingdings" w:hAnsi="Wingdings" w:hint="default"/>
+        <w:sz w:val="20"/>
+      </w:rPr>
+    </w:lvl>
+  </w:abstractNum>
+  <w:abstractNum w:abstractNumId="82">
     <w:nsid w:val="592F2ECE"/>
     <w:multiLevelType w:val="multilevel"/>
     <w:tmpl w:val="8AFA0662"/>
@@ -18478,7 +24917,7 @@
       </w:rPr>
     </w:lvl>
   </w:abstractNum>
-  <w:abstractNum w:abstractNumId="56">
+  <w:abstractNum w:abstractNumId="83">
     <w:nsid w:val="59A30670"/>
     <w:multiLevelType w:val="multilevel"/>
     <w:tmpl w:val="5EC884EE"/>
@@ -18627,7 +25066,7 @@
       </w:rPr>
     </w:lvl>
   </w:abstractNum>
-  <w:abstractNum w:abstractNumId="57">
+  <w:abstractNum w:abstractNumId="84">
     <w:nsid w:val="5C201031"/>
     <w:multiLevelType w:val="multilevel"/>
     <w:tmpl w:val="91B2E596"/>
@@ -18776,7 +25215,7 @@
       </w:rPr>
     </w:lvl>
   </w:abstractNum>
-  <w:abstractNum w:abstractNumId="58">
+  <w:abstractNum w:abstractNumId="85">
     <w:nsid w:val="5C334D7D"/>
     <w:multiLevelType w:val="multilevel"/>
     <w:tmpl w:val="DE9A4B56"/>
@@ -18925,7 +25364,156 @@
       </w:rPr>
     </w:lvl>
   </w:abstractNum>
-  <w:abstractNum w:abstractNumId="59">
+  <w:abstractNum w:abstractNumId="86">
+    <w:nsid w:val="5CEA3AD9"/>
+    <w:multiLevelType w:val="multilevel"/>
+    <w:tmpl w:val="89AAC518"/>
+    <w:lvl w:ilvl="0">
+      <w:start w:val="1"/>
+      <w:numFmt w:val="bullet"/>
+      <w:lvlText w:val=""/>
+      <w:lvlJc w:val="left"/>
+      <w:pPr>
+        <w:tabs>
+          <w:tab w:val="num" w:pos="720"/>
+        </w:tabs>
+        <w:ind w:left="720" w:hanging="360"/>
+      </w:pPr>
+      <w:rPr>
+        <w:rFonts w:ascii="Symbol" w:hAnsi="Symbol" w:hint="default"/>
+        <w:sz w:val="20"/>
+      </w:rPr>
+    </w:lvl>
+    <w:lvl w:ilvl="1" w:tentative="1">
+      <w:start w:val="1"/>
+      <w:numFmt w:val="bullet"/>
+      <w:lvlText w:val="o"/>
+      <w:lvlJc w:val="left"/>
+      <w:pPr>
+        <w:tabs>
+          <w:tab w:val="num" w:pos="1440"/>
+        </w:tabs>
+        <w:ind w:left="1440" w:hanging="360"/>
+      </w:pPr>
+      <w:rPr>
+        <w:rFonts w:ascii="Courier New" w:hAnsi="Courier New" w:hint="default"/>
+        <w:sz w:val="20"/>
+      </w:rPr>
+    </w:lvl>
+    <w:lvl w:ilvl="2" w:tentative="1">
+      <w:start w:val="1"/>
+      <w:numFmt w:val="bullet"/>
+      <w:lvlText w:val=""/>
+      <w:lvlJc w:val="left"/>
+      <w:pPr>
+        <w:tabs>
+          <w:tab w:val="num" w:pos="2160"/>
+        </w:tabs>
+        <w:ind w:left="2160" w:hanging="360"/>
+      </w:pPr>
+      <w:rPr>
+        <w:rFonts w:ascii="Wingdings" w:hAnsi="Wingdings" w:hint="default"/>
+        <w:sz w:val="20"/>
+      </w:rPr>
+    </w:lvl>
+    <w:lvl w:ilvl="3" w:tentative="1">
+      <w:start w:val="1"/>
+      <w:numFmt w:val="bullet"/>
+      <w:lvlText w:val=""/>
+      <w:lvlJc w:val="left"/>
+      <w:pPr>
+        <w:tabs>
+          <w:tab w:val="num" w:pos="2880"/>
+        </w:tabs>
+        <w:ind w:left="2880" w:hanging="360"/>
+      </w:pPr>
+      <w:rPr>
+        <w:rFonts w:ascii="Wingdings" w:hAnsi="Wingdings" w:hint="default"/>
+        <w:sz w:val="20"/>
+      </w:rPr>
+    </w:lvl>
+    <w:lvl w:ilvl="4" w:tentative="1">
+      <w:start w:val="1"/>
+      <w:numFmt w:val="bullet"/>
+      <w:lvlText w:val=""/>
+      <w:lvlJc w:val="left"/>
+      <w:pPr>
+        <w:tabs>
+          <w:tab w:val="num" w:pos="3600"/>
+        </w:tabs>
+        <w:ind w:left="3600" w:hanging="360"/>
+      </w:pPr>
+      <w:rPr>
+        <w:rFonts w:ascii="Wingdings" w:hAnsi="Wingdings" w:hint="default"/>
+        <w:sz w:val="20"/>
+      </w:rPr>
+    </w:lvl>
+    <w:lvl w:ilvl="5" w:tentative="1">
+      <w:start w:val="1"/>
+      <w:numFmt w:val="bullet"/>
+      <w:lvlText w:val=""/>
+      <w:lvlJc w:val="left"/>
+      <w:pPr>
+        <w:tabs>
+          <w:tab w:val="num" w:pos="4320"/>
+        </w:tabs>
+        <w:ind w:left="4320" w:hanging="360"/>
+      </w:pPr>
+      <w:rPr>
+        <w:rFonts w:ascii="Wingdings" w:hAnsi="Wingdings" w:hint="default"/>
+        <w:sz w:val="20"/>
+      </w:rPr>
+    </w:lvl>
+    <w:lvl w:ilvl="6" w:tentative="1">
+      <w:start w:val="1"/>
+      <w:numFmt w:val="bullet"/>
+      <w:lvlText w:val=""/>
+      <w:lvlJc w:val="left"/>
+      <w:pPr>
+        <w:tabs>
+          <w:tab w:val="num" w:pos="5040"/>
+        </w:tabs>
+        <w:ind w:left="5040" w:hanging="360"/>
+      </w:pPr>
+      <w:rPr>
+        <w:rFonts w:ascii="Wingdings" w:hAnsi="Wingdings" w:hint="default"/>
+        <w:sz w:val="20"/>
+      </w:rPr>
+    </w:lvl>
+    <w:lvl w:ilvl="7" w:tentative="1">
+      <w:start w:val="1"/>
+      <w:numFmt w:val="bullet"/>
+      <w:lvlText w:val=""/>
+      <w:lvlJc w:val="left"/>
+      <w:pPr>
+        <w:tabs>
+          <w:tab w:val="num" w:pos="5760"/>
+        </w:tabs>
+        <w:ind w:left="5760" w:hanging="360"/>
+      </w:pPr>
+      <w:rPr>
+        <w:rFonts w:ascii="Wingdings" w:hAnsi="Wingdings" w:hint="default"/>
+        <w:sz w:val="20"/>
+      </w:rPr>
+    </w:lvl>
+    <w:lvl w:ilvl="8" w:tentative="1">
+      <w:start w:val="1"/>
+      <w:numFmt w:val="bullet"/>
+      <w:lvlText w:val=""/>
+      <w:lvlJc w:val="left"/>
+      <w:pPr>
+        <w:tabs>
+          <w:tab w:val="num" w:pos="6480"/>
+        </w:tabs>
+        <w:ind w:left="6480" w:hanging="360"/>
+      </w:pPr>
+      <w:rPr>
+        <w:rFonts w:ascii="Wingdings" w:hAnsi="Wingdings" w:hint="default"/>
+        <w:sz w:val="20"/>
+      </w:rPr>
+    </w:lvl>
+  </w:abstractNum>
+  <w:abstractNum w:abstractNumId="87">
     <w:nsid w:val="5D1A72BA"/>
     <w:multiLevelType w:val="multilevel"/>
     <w:tmpl w:val="18FCC9B0"/>
@@ -19074,7 +25662,7 @@
       </w:rPr>
     </w:lvl>
   </w:abstractNum>
-  <w:abstractNum w:abstractNumId="60">
+  <w:abstractNum w:abstractNumId="88">
     <w:nsid w:val="5DCF216A"/>
     <w:multiLevelType w:val="multilevel"/>
     <w:tmpl w:val="3932BD52"/>
@@ -19223,7 +25811,7 @@
       </w:rPr>
     </w:lvl>
   </w:abstractNum>
-  <w:abstractNum w:abstractNumId="61">
+  <w:abstractNum w:abstractNumId="89">
     <w:nsid w:val="5E2160BA"/>
     <w:multiLevelType w:val="multilevel"/>
     <w:tmpl w:val="16BEFDEC"/>
@@ -19372,7 +25960,7 @@
       </w:rPr>
     </w:lvl>
   </w:abstractNum>
-  <w:abstractNum w:abstractNumId="62">
+  <w:abstractNum w:abstractNumId="90">
     <w:nsid w:val="62D83F4E"/>
     <w:multiLevelType w:val="multilevel"/>
     <w:tmpl w:val="AD30BCFE"/>
@@ -19521,7 +26109,7 @@
       </w:rPr>
     </w:lvl>
   </w:abstractNum>
-  <w:abstractNum w:abstractNumId="63">
+  <w:abstractNum w:abstractNumId="91">
     <w:nsid w:val="64682ADA"/>
     <w:multiLevelType w:val="multilevel"/>
     <w:tmpl w:val="72000DF4"/>
@@ -19670,7 +26258,7 @@
       </w:rPr>
     </w:lvl>
   </w:abstractNum>
-  <w:abstractNum w:abstractNumId="64">
+  <w:abstractNum w:abstractNumId="92">
     <w:nsid w:val="652F01CF"/>
     <w:multiLevelType w:val="multilevel"/>
     <w:tmpl w:val="1E32BF64"/>
@@ -19819,7 +26407,7 @@
       </w:rPr>
     </w:lvl>
   </w:abstractNum>
-  <w:abstractNum w:abstractNumId="65">
+  <w:abstractNum w:abstractNumId="93">
     <w:nsid w:val="653160DA"/>
     <w:multiLevelType w:val="multilevel"/>
     <w:tmpl w:val="98DA6FC4"/>
@@ -19968,7 +26556,7 @@
       </w:rPr>
     </w:lvl>
   </w:abstractNum>
-  <w:abstractNum w:abstractNumId="66">
+  <w:abstractNum w:abstractNumId="94">
     <w:nsid w:val="68FB2C15"/>
     <w:multiLevelType w:val="multilevel"/>
     <w:tmpl w:val="BF746D70"/>
@@ -20117,7 +26705,7 @@
       </w:rPr>
     </w:lvl>
   </w:abstractNum>
-  <w:abstractNum w:abstractNumId="67">
+  <w:abstractNum w:abstractNumId="95">
     <w:nsid w:val="6A283D40"/>
     <w:multiLevelType w:val="multilevel"/>
     <w:tmpl w:val="FE803BBA"/>
@@ -20266,7 +26854,7 @@
       </w:rPr>
     </w:lvl>
   </w:abstractNum>
-  <w:abstractNum w:abstractNumId="68">
+  <w:abstractNum w:abstractNumId="96">
     <w:nsid w:val="6D7D35F9"/>
     <w:multiLevelType w:val="multilevel"/>
     <w:tmpl w:val="9D961038"/>
@@ -20415,7 +27003,305 @@
       </w:rPr>
     </w:lvl>
   </w:abstractNum>
-  <w:abstractNum w:abstractNumId="69">
+  <w:abstractNum w:abstractNumId="97">
+    <w:nsid w:val="6E6A301E"/>
+    <w:multiLevelType w:val="multilevel"/>
+    <w:tmpl w:val="42DC7100"/>
+    <w:lvl w:ilvl="0">
+      <w:start w:val="1"/>
+      <w:numFmt w:val="bullet"/>
+      <w:lvlText w:val=""/>
+      <w:lvlJc w:val="left"/>
+      <w:pPr>
+        <w:tabs>
+          <w:tab w:val="num" w:pos="720"/>
+        </w:tabs>
+        <w:ind w:left="720" w:hanging="360"/>
+      </w:pPr>
+      <w:rPr>
+        <w:rFonts w:ascii="Symbol" w:hAnsi="Symbol" w:hint="default"/>
+        <w:sz w:val="20"/>
+      </w:rPr>
+    </w:lvl>
+    <w:lvl w:ilvl="1" w:tentative="1">
+      <w:start w:val="1"/>
+      <w:numFmt w:val="bullet"/>
+      <w:lvlText w:val="o"/>
+      <w:lvlJc w:val="left"/>
+      <w:pPr>
+        <w:tabs>
+          <w:tab w:val="num" w:pos="1440"/>
+        </w:tabs>
+        <w:ind w:left="1440" w:hanging="360"/>
+      </w:pPr>
+      <w:rPr>
+        <w:rFonts w:ascii="Courier New" w:hAnsi="Courier New" w:hint="default"/>
+        <w:sz w:val="20"/>
+      </w:rPr>
+    </w:lvl>
+    <w:lvl w:ilvl="2" w:tentative="1">
+      <w:start w:val="1"/>
+      <w:numFmt w:val="bullet"/>
+      <w:lvlText w:val=""/>
+      <w:lvlJc w:val="left"/>
+      <w:pPr>
+        <w:tabs>
+          <w:tab w:val="num" w:pos="2160"/>
+        </w:tabs>
+        <w:ind w:left="2160" w:hanging="360"/>
+      </w:pPr>
+      <w:rPr>
+        <w:rFonts w:ascii="Wingdings" w:hAnsi="Wingdings" w:hint="default"/>
+        <w:sz w:val="20"/>
+      </w:rPr>
+    </w:lvl>
+    <w:lvl w:ilvl="3" w:tentative="1">
+      <w:start w:val="1"/>
+      <w:numFmt w:val="bullet"/>
+      <w:lvlText w:val=""/>
+      <w:lvlJc w:val="left"/>
+      <w:pPr>
+        <w:tabs>
+          <w:tab w:val="num" w:pos="2880"/>
+        </w:tabs>
+        <w:ind w:left="2880" w:hanging="360"/>
+      </w:pPr>
+      <w:rPr>
+        <w:rFonts w:ascii="Wingdings" w:hAnsi="Wingdings" w:hint="default"/>
+        <w:sz w:val="20"/>
+      </w:rPr>
+    </w:lvl>
+    <w:lvl w:ilvl="4" w:tentative="1">
+      <w:start w:val="1"/>
+      <w:numFmt w:val="bullet"/>
+      <w:lvlText w:val=""/>
+      <w:lvlJc w:val="left"/>
+      <w:pPr>
+        <w:tabs>
+          <w:tab w:val="num" w:pos="3600"/>
+        </w:tabs>
+        <w:ind w:left="3600" w:hanging="360"/>
+      </w:pPr>
+      <w:rPr>
+        <w:rFonts w:ascii="Wingdings" w:hAnsi="Wingdings" w:hint="default"/>
+        <w:sz w:val="20"/>
+      </w:rPr>
+    </w:lvl>
+    <w:lvl w:ilvl="5" w:tentative="1">
+      <w:start w:val="1"/>
+      <w:numFmt w:val="bullet"/>
+      <w:lvlText w:val=""/>
+      <w:lvlJc w:val="left"/>
+      <w:pPr>
+        <w:tabs>
+          <w:tab w:val="num" w:pos="4320"/>
+        </w:tabs>
+        <w:ind w:left="4320" w:hanging="360"/>
+      </w:pPr>
+      <w:rPr>
+        <w:rFonts w:ascii="Wingdings" w:hAnsi="Wingdings" w:hint="default"/>
+        <w:sz w:val="20"/>
+      </w:rPr>
+    </w:lvl>
+    <w:lvl w:ilvl="6" w:tentative="1">
+      <w:start w:val="1"/>
+      <w:numFmt w:val="bullet"/>
+      <w:lvlText w:val=""/>
+      <w:lvlJc w:val="left"/>
+      <w:pPr>
+        <w:tabs>
+          <w:tab w:val="num" w:pos="5040"/>
+        </w:tabs>
+        <w:ind w:left="5040" w:hanging="360"/>
+      </w:pPr>
+      <w:rPr>
+        <w:rFonts w:ascii="Wingdings" w:hAnsi="Wingdings" w:hint="default"/>
+        <w:sz w:val="20"/>
+      </w:rPr>
+    </w:lvl>
+    <w:lvl w:ilvl="7" w:tentative="1">
+      <w:start w:val="1"/>
+      <w:numFmt w:val="bullet"/>
+      <w:lvlText w:val=""/>
+      <w:lvlJc w:val="left"/>
+      <w:pPr>
+        <w:tabs>
+          <w:tab w:val="num" w:pos="5760"/>
+        </w:tabs>
+        <w:ind w:left="5760" w:hanging="360"/>
+      </w:pPr>
+      <w:rPr>
+        <w:rFonts w:ascii="Wingdings" w:hAnsi="Wingdings" w:hint="default"/>
+        <w:sz w:val="20"/>
+      </w:rPr>
+    </w:lvl>
+    <w:lvl w:ilvl="8" w:tentative="1">
+      <w:start w:val="1"/>
+      <w:numFmt w:val="bullet"/>
+      <w:lvlText w:val=""/>
+      <w:lvlJc w:val="left"/>
+      <w:pPr>
+        <w:tabs>
+          <w:tab w:val="num" w:pos="6480"/>
+        </w:tabs>
+        <w:ind w:left="6480" w:hanging="360"/>
+      </w:pPr>
+      <w:rPr>
+        <w:rFonts w:ascii="Wingdings" w:hAnsi="Wingdings" w:hint="default"/>
+        <w:sz w:val="20"/>
+      </w:rPr>
+    </w:lvl>
+  </w:abstractNum>
+  <w:abstractNum w:abstractNumId="98">
+    <w:nsid w:val="6F124A23"/>
+    <w:multiLevelType w:val="multilevel"/>
+    <w:tmpl w:val="BA0042F4"/>
+    <w:lvl w:ilvl="0">
+      <w:start w:val="1"/>
+      <w:numFmt w:val="bullet"/>
+      <w:lvlText w:val=""/>
+      <w:lvlJc w:val="left"/>
+      <w:pPr>
+        <w:tabs>
+          <w:tab w:val="num" w:pos="720"/>
+        </w:tabs>
+        <w:ind w:left="720" w:hanging="360"/>
+      </w:pPr>
+      <w:rPr>
+        <w:rFonts w:ascii="Symbol" w:hAnsi="Symbol" w:hint="default"/>
+        <w:sz w:val="20"/>
+      </w:rPr>
+    </w:lvl>
+    <w:lvl w:ilvl="1" w:tentative="1">
+      <w:start w:val="1"/>
+      <w:numFmt w:val="bullet"/>
+      <w:lvlText w:val="o"/>
+      <w:lvlJc w:val="left"/>
+      <w:pPr>
+        <w:tabs>
+          <w:tab w:val="num" w:pos="1440"/>
+        </w:tabs>
+        <w:ind w:left="1440" w:hanging="360"/>
+      </w:pPr>
+      <w:rPr>
+        <w:rFonts w:ascii="Courier New" w:hAnsi="Courier New" w:hint="default"/>
+        <w:sz w:val="20"/>
+      </w:rPr>
+    </w:lvl>
+    <w:lvl w:ilvl="2" w:tentative="1">
+      <w:start w:val="1"/>
+      <w:numFmt w:val="bullet"/>
+      <w:lvlText w:val=""/>
+      <w:lvlJc w:val="left"/>
+      <w:pPr>
+        <w:tabs>
+          <w:tab w:val="num" w:pos="2160"/>
+        </w:tabs>
+        <w:ind w:left="2160" w:hanging="360"/>
+      </w:pPr>
+      <w:rPr>
+        <w:rFonts w:ascii="Wingdings" w:hAnsi="Wingdings" w:hint="default"/>
+        <w:sz w:val="20"/>
+      </w:rPr>
+    </w:lvl>
+    <w:lvl w:ilvl="3" w:tentative="1">
+      <w:start w:val="1"/>
+      <w:numFmt w:val="bullet"/>
+      <w:lvlText w:val=""/>
+      <w:lvlJc w:val="left"/>
+      <w:pPr>
+        <w:tabs>
+          <w:tab w:val="num" w:pos="2880"/>
+        </w:tabs>
+        <w:ind w:left="2880" w:hanging="360"/>
+      </w:pPr>
+      <w:rPr>
+        <w:rFonts w:ascii="Wingdings" w:hAnsi="Wingdings" w:hint="default"/>
+        <w:sz w:val="20"/>
+      </w:rPr>
+    </w:lvl>
+    <w:lvl w:ilvl="4" w:tentative="1">
+      <w:start w:val="1"/>
+      <w:numFmt w:val="bullet"/>
+      <w:lvlText w:val=""/>
+      <w:lvlJc w:val="left"/>
+      <w:pPr>
+        <w:tabs>
+          <w:tab w:val="num" w:pos="3600"/>
+        </w:tabs>
+        <w:ind w:left="3600" w:hanging="360"/>
+      </w:pPr>
+      <w:rPr>
+        <w:rFonts w:ascii="Wingdings" w:hAnsi="Wingdings" w:hint="default"/>
+        <w:sz w:val="20"/>
+      </w:rPr>
+    </w:lvl>
+    <w:lvl w:ilvl="5" w:tentative="1">
+      <w:start w:val="1"/>
+      <w:numFmt w:val="bullet"/>
+      <w:lvlText w:val=""/>
+      <w:lvlJc w:val="left"/>
+      <w:pPr>
+        <w:tabs>
+          <w:tab w:val="num" w:pos="4320"/>
+        </w:tabs>
+        <w:ind w:left="4320" w:hanging="360"/>
+      </w:pPr>
+      <w:rPr>
+        <w:rFonts w:ascii="Wingdings" w:hAnsi="Wingdings" w:hint="default"/>
+        <w:sz w:val="20"/>
+      </w:rPr>
+    </w:lvl>
+    <w:lvl w:ilvl="6" w:tentative="1">
+      <w:start w:val="1"/>
+      <w:numFmt w:val="bullet"/>
+      <w:lvlText w:val=""/>
+      <w:lvlJc w:val="left"/>
+      <w:pPr>
+        <w:tabs>
+          <w:tab w:val="num" w:pos="5040"/>
+        </w:tabs>
+        <w:ind w:left="5040" w:hanging="360"/>
+      </w:pPr>
+      <w:rPr>
+        <w:rFonts w:ascii="Wingdings" w:hAnsi="Wingdings" w:hint="default"/>
+        <w:sz w:val="20"/>
+      </w:rPr>
+    </w:lvl>
+    <w:lvl w:ilvl="7" w:tentative="1">
+      <w:start w:val="1"/>
+      <w:numFmt w:val="bullet"/>
+      <w:lvlText w:val=""/>
+      <w:lvlJc w:val="left"/>
+      <w:pPr>
+        <w:tabs>
+          <w:tab w:val="num" w:pos="5760"/>
+        </w:tabs>
+        <w:ind w:left="5760" w:hanging="360"/>
+      </w:pPr>
+      <w:rPr>
+        <w:rFonts w:ascii="Wingdings" w:hAnsi="Wingdings" w:hint="default"/>
+        <w:sz w:val="20"/>
+      </w:rPr>
+    </w:lvl>
+    <w:lvl w:ilvl="8" w:tentative="1">
+      <w:start w:val="1"/>
+      <w:numFmt w:val="bullet"/>
+      <w:lvlText w:val=""/>
+      <w:lvlJc w:val="left"/>
+      <w:pPr>
+        <w:tabs>
+          <w:tab w:val="num" w:pos="6480"/>
+        </w:tabs>
+        <w:ind w:left="6480" w:hanging="360"/>
+      </w:pPr>
+      <w:rPr>
+        <w:rFonts w:ascii="Wingdings" w:hAnsi="Wingdings" w:hint="default"/>
+        <w:sz w:val="20"/>
+      </w:rPr>
+    </w:lvl>
+  </w:abstractNum>
+  <w:abstractNum w:abstractNumId="99">
     <w:nsid w:val="729D4895"/>
     <w:multiLevelType w:val="multilevel"/>
     <w:tmpl w:val="945AD328"/>
@@ -20564,7 +27450,7 @@
       </w:rPr>
     </w:lvl>
   </w:abstractNum>
-  <w:abstractNum w:abstractNumId="70">
+  <w:abstractNum w:abstractNumId="100">
     <w:nsid w:val="731B2C24"/>
     <w:multiLevelType w:val="multilevel"/>
     <w:tmpl w:val="5EC2D162"/>
@@ -20713,7 +27599,7 @@
       </w:rPr>
     </w:lvl>
   </w:abstractNum>
-  <w:abstractNum w:abstractNumId="71">
+  <w:abstractNum w:abstractNumId="101">
     <w:nsid w:val="73526266"/>
     <w:multiLevelType w:val="multilevel"/>
     <w:tmpl w:val="400A2E32"/>
@@ -20862,7 +27748,156 @@
       </w:rPr>
     </w:lvl>
   </w:abstractNum>
-  <w:abstractNum w:abstractNumId="72">
+  <w:abstractNum w:abstractNumId="102">
+    <w:nsid w:val="73C63544"/>
+    <w:multiLevelType w:val="multilevel"/>
+    <w:tmpl w:val="81AE5AD8"/>
+    <w:lvl w:ilvl="0">
+      <w:start w:val="1"/>
+      <w:numFmt w:val="bullet"/>
+      <w:lvlText w:val=""/>
+      <w:lvlJc w:val="left"/>
+      <w:pPr>
+        <w:tabs>
+          <w:tab w:val="num" w:pos="720"/>
+        </w:tabs>
+        <w:ind w:left="720" w:hanging="360"/>
+      </w:pPr>
+      <w:rPr>
+        <w:rFonts w:ascii="Symbol" w:hAnsi="Symbol" w:hint="default"/>
+        <w:sz w:val="20"/>
+      </w:rPr>
+    </w:lvl>
+    <w:lvl w:ilvl="1" w:tentative="1">
+      <w:start w:val="1"/>
+      <w:numFmt w:val="bullet"/>
+      <w:lvlText w:val="o"/>
+      <w:lvlJc w:val="left"/>
+      <w:pPr>
+        <w:tabs>
+          <w:tab w:val="num" w:pos="1440"/>
+        </w:tabs>
+        <w:ind w:left="1440" w:hanging="360"/>
+      </w:pPr>
+      <w:rPr>
+        <w:rFonts w:ascii="Courier New" w:hAnsi="Courier New" w:hint="default"/>
+        <w:sz w:val="20"/>
+      </w:rPr>
+    </w:lvl>
+    <w:lvl w:ilvl="2" w:tentative="1">
+      <w:start w:val="1"/>
+      <w:numFmt w:val="bullet"/>
+      <w:lvlText w:val=""/>
+      <w:lvlJc w:val="left"/>
+      <w:pPr>
+        <w:tabs>
+          <w:tab w:val="num" w:pos="2160"/>
+        </w:tabs>
+        <w:ind w:left="2160" w:hanging="360"/>
+      </w:pPr>
+      <w:rPr>
+        <w:rFonts w:ascii="Wingdings" w:hAnsi="Wingdings" w:hint="default"/>
+        <w:sz w:val="20"/>
+      </w:rPr>
+    </w:lvl>
+    <w:lvl w:ilvl="3" w:tentative="1">
+      <w:start w:val="1"/>
+      <w:numFmt w:val="bullet"/>
+      <w:lvlText w:val=""/>
+      <w:lvlJc w:val="left"/>
+      <w:pPr>
+        <w:tabs>
+          <w:tab w:val="num" w:pos="2880"/>
+        </w:tabs>
+        <w:ind w:left="2880" w:hanging="360"/>
+      </w:pPr>
+      <w:rPr>
+        <w:rFonts w:ascii="Wingdings" w:hAnsi="Wingdings" w:hint="default"/>
+        <w:sz w:val="20"/>
+      </w:rPr>
+    </w:lvl>
+    <w:lvl w:ilvl="4" w:tentative="1">
+      <w:start w:val="1"/>
+      <w:numFmt w:val="bullet"/>
+      <w:lvlText w:val=""/>
+      <w:lvlJc w:val="left"/>
+      <w:pPr>
+        <w:tabs>
+          <w:tab w:val="num" w:pos="3600"/>
+        </w:tabs>
+        <w:ind w:left="3600" w:hanging="360"/>
+      </w:pPr>
+      <w:rPr>
+        <w:rFonts w:ascii="Wingdings" w:hAnsi="Wingdings" w:hint="default"/>
+        <w:sz w:val="20"/>
+      </w:rPr>
+    </w:lvl>
+    <w:lvl w:ilvl="5" w:tentative="1">
+      <w:start w:val="1"/>
+      <w:numFmt w:val="bullet"/>
+      <w:lvlText w:val=""/>
+      <w:lvlJc w:val="left"/>
+      <w:pPr>
+        <w:tabs>
+          <w:tab w:val="num" w:pos="4320"/>
+        </w:tabs>
+        <w:ind w:left="4320" w:hanging="360"/>
+      </w:pPr>
+      <w:rPr>
+        <w:rFonts w:ascii="Wingdings" w:hAnsi="Wingdings" w:hint="default"/>
+        <w:sz w:val="20"/>
+      </w:rPr>
+    </w:lvl>
+    <w:lvl w:ilvl="6" w:tentative="1">
+      <w:start w:val="1"/>
+      <w:numFmt w:val="bullet"/>
+      <w:lvlText w:val=""/>
+      <w:lvlJc w:val="left"/>
+      <w:pPr>
+        <w:tabs>
+          <w:tab w:val="num" w:pos="5040"/>
+        </w:tabs>
+        <w:ind w:left="5040" w:hanging="360"/>
+      </w:pPr>
+      <w:rPr>
+        <w:rFonts w:ascii="Wingdings" w:hAnsi="Wingdings" w:hint="default"/>
+        <w:sz w:val="20"/>
+      </w:rPr>
+    </w:lvl>
+    <w:lvl w:ilvl="7" w:tentative="1">
+      <w:start w:val="1"/>
+      <w:numFmt w:val="bullet"/>
+      <w:lvlText w:val=""/>
+      <w:lvlJc w:val="left"/>
+      <w:pPr>
+        <w:tabs>
+          <w:tab w:val="num" w:pos="5760"/>
+        </w:tabs>
+        <w:ind w:left="5760" w:hanging="360"/>
+      </w:pPr>
+      <w:rPr>
+        <w:rFonts w:ascii="Wingdings" w:hAnsi="Wingdings" w:hint="default"/>
+        <w:sz w:val="20"/>
+      </w:rPr>
+    </w:lvl>
+    <w:lvl w:ilvl="8" w:tentative="1">
+      <w:start w:val="1"/>
+      <w:numFmt w:val="bullet"/>
+      <w:lvlText w:val=""/>
+      <w:lvlJc w:val="left"/>
+      <w:pPr>
+        <w:tabs>
+          <w:tab w:val="num" w:pos="6480"/>
+        </w:tabs>
+        <w:ind w:left="6480" w:hanging="360"/>
+      </w:pPr>
+      <w:rPr>
+        <w:rFonts w:ascii="Wingdings" w:hAnsi="Wingdings" w:hint="default"/>
+        <w:sz w:val="20"/>
+      </w:rPr>
+    </w:lvl>
+  </w:abstractNum>
+  <w:abstractNum w:abstractNumId="103">
     <w:nsid w:val="73D04B0D"/>
     <w:multiLevelType w:val="multilevel"/>
     <w:tmpl w:val="C8A4BC66"/>
@@ -21011,7 +28046,7 @@
       </w:rPr>
     </w:lvl>
   </w:abstractNum>
-  <w:abstractNum w:abstractNumId="73">
+  <w:abstractNum w:abstractNumId="104">
     <w:nsid w:val="772936EA"/>
     <w:multiLevelType w:val="multilevel"/>
     <w:tmpl w:val="FAE4C83E"/>
@@ -21160,7 +28195,7 @@
       </w:rPr>
     </w:lvl>
   </w:abstractNum>
-  <w:abstractNum w:abstractNumId="74">
+  <w:abstractNum w:abstractNumId="105">
     <w:nsid w:val="77415BFB"/>
     <w:multiLevelType w:val="multilevel"/>
     <w:tmpl w:val="EB141522"/>
@@ -21309,7 +28344,7 @@
       </w:rPr>
     </w:lvl>
   </w:abstractNum>
-  <w:abstractNum w:abstractNumId="75">
+  <w:abstractNum w:abstractNumId="106">
     <w:nsid w:val="78424132"/>
     <w:multiLevelType w:val="multilevel"/>
     <w:tmpl w:val="B734BA40"/>
@@ -21458,7 +28493,156 @@
       </w:rPr>
     </w:lvl>
   </w:abstractNum>
-  <w:abstractNum w:abstractNumId="76">
+  <w:abstractNum w:abstractNumId="107">
+    <w:nsid w:val="7BF71579"/>
+    <w:multiLevelType w:val="multilevel"/>
+    <w:tmpl w:val="D6C8784C"/>
+    <w:lvl w:ilvl="0">
+      <w:start w:val="1"/>
+      <w:numFmt w:val="bullet"/>
+      <w:lvlText w:val=""/>
+      <w:lvlJc w:val="left"/>
+      <w:pPr>
+        <w:tabs>
+          <w:tab w:val="num" w:pos="720"/>
+        </w:tabs>
+        <w:ind w:left="720" w:hanging="360"/>
+      </w:pPr>
+      <w:rPr>
+        <w:rFonts w:ascii="Symbol" w:hAnsi="Symbol" w:hint="default"/>
+        <w:sz w:val="20"/>
+      </w:rPr>
+    </w:lvl>
+    <w:lvl w:ilvl="1" w:tentative="1">
+      <w:start w:val="1"/>
+      <w:numFmt w:val="bullet"/>
+      <w:lvlText w:val="o"/>
+      <w:lvlJc w:val="left"/>
+      <w:pPr>
+        <w:tabs>
+          <w:tab w:val="num" w:pos="1440"/>
+        </w:tabs>
+        <w:ind w:left="1440" w:hanging="360"/>
+      </w:pPr>
+      <w:rPr>
+        <w:rFonts w:ascii="Courier New" w:hAnsi="Courier New" w:hint="default"/>
+        <w:sz w:val="20"/>
+      </w:rPr>
+    </w:lvl>
+    <w:lvl w:ilvl="2" w:tentative="1">
+      <w:start w:val="1"/>
+      <w:numFmt w:val="bullet"/>
+      <w:lvlText w:val=""/>
+      <w:lvlJc w:val="left"/>
+      <w:pPr>
+        <w:tabs>
+          <w:tab w:val="num" w:pos="2160"/>
+        </w:tabs>
+        <w:ind w:left="2160" w:hanging="360"/>
+      </w:pPr>
+      <w:rPr>
+        <w:rFonts w:ascii="Wingdings" w:hAnsi="Wingdings" w:hint="default"/>
+        <w:sz w:val="20"/>
+      </w:rPr>
+    </w:lvl>
+    <w:lvl w:ilvl="3" w:tentative="1">
+      <w:start w:val="1"/>
+      <w:numFmt w:val="bullet"/>
+      <w:lvlText w:val=""/>
+      <w:lvlJc w:val="left"/>
+      <w:pPr>
+        <w:tabs>
+          <w:tab w:val="num" w:pos="2880"/>
+        </w:tabs>
+        <w:ind w:left="2880" w:hanging="360"/>
+      </w:pPr>
+      <w:rPr>
+        <w:rFonts w:ascii="Wingdings" w:hAnsi="Wingdings" w:hint="default"/>
+        <w:sz w:val="20"/>
+      </w:rPr>
+    </w:lvl>
+    <w:lvl w:ilvl="4" w:tentative="1">
+      <w:start w:val="1"/>
+      <w:numFmt w:val="bullet"/>
+      <w:lvlText w:val=""/>
+      <w:lvlJc w:val="left"/>
+      <w:pPr>
+        <w:tabs>
+          <w:tab w:val="num" w:pos="3600"/>
+        </w:tabs>
+        <w:ind w:left="3600" w:hanging="360"/>
+      </w:pPr>
+      <w:rPr>
+        <w:rFonts w:ascii="Wingdings" w:hAnsi="Wingdings" w:hint="default"/>
+        <w:sz w:val="20"/>
+      </w:rPr>
+    </w:lvl>
+    <w:lvl w:ilvl="5" w:tentative="1">
+      <w:start w:val="1"/>
+      <w:numFmt w:val="bullet"/>
+      <w:lvlText w:val=""/>
+      <w:lvlJc w:val="left"/>
+      <w:pPr>
+        <w:tabs>
+          <w:tab w:val="num" w:pos="4320"/>
+        </w:tabs>
+        <w:ind w:left="4320" w:hanging="360"/>
+      </w:pPr>
+      <w:rPr>
+        <w:rFonts w:ascii="Wingdings" w:hAnsi="Wingdings" w:hint="default"/>
+        <w:sz w:val="20"/>
+      </w:rPr>
+    </w:lvl>
+    <w:lvl w:ilvl="6" w:tentative="1">
+      <w:start w:val="1"/>
+      <w:numFmt w:val="bullet"/>
+      <w:lvlText w:val=""/>
+      <w:lvlJc w:val="left"/>
+      <w:pPr>
+        <w:tabs>
+          <w:tab w:val="num" w:pos="5040"/>
+        </w:tabs>
+        <w:ind w:left="5040" w:hanging="360"/>
+      </w:pPr>
+      <w:rPr>
+        <w:rFonts w:ascii="Wingdings" w:hAnsi="Wingdings" w:hint="default"/>
+        <w:sz w:val="20"/>
+      </w:rPr>
+    </w:lvl>
+    <w:lvl w:ilvl="7" w:tentative="1">
+      <w:start w:val="1"/>
+      <w:numFmt w:val="bullet"/>
+      <w:lvlText w:val=""/>
+      <w:lvlJc w:val="left"/>
+      <w:pPr>
+        <w:tabs>
+          <w:tab w:val="num" w:pos="5760"/>
+        </w:tabs>
+        <w:ind w:left="5760" w:hanging="360"/>
+      </w:pPr>
+      <w:rPr>
+        <w:rFonts w:ascii="Wingdings" w:hAnsi="Wingdings" w:hint="default"/>
+        <w:sz w:val="20"/>
+      </w:rPr>
+    </w:lvl>
+    <w:lvl w:ilvl="8" w:tentative="1">
+      <w:start w:val="1"/>
+      <w:numFmt w:val="bullet"/>
+      <w:lvlText w:val=""/>
+      <w:lvlJc w:val="left"/>
+      <w:pPr>
+        <w:tabs>
+          <w:tab w:val="num" w:pos="6480"/>
+        </w:tabs>
+        <w:ind w:left="6480" w:hanging="360"/>
+      </w:pPr>
+      <w:rPr>
+        <w:rFonts w:ascii="Wingdings" w:hAnsi="Wingdings" w:hint="default"/>
+        <w:sz w:val="20"/>
+      </w:rPr>
+    </w:lvl>
+  </w:abstractNum>
+  <w:abstractNum w:abstractNumId="108">
     <w:nsid w:val="7C341CBA"/>
     <w:multiLevelType w:val="multilevel"/>
     <w:tmpl w:val="7D4C2F36"/>
@@ -21571,7 +28755,156 @@
       </w:pPr>
     </w:lvl>
   </w:abstractNum>
-  <w:abstractNum w:abstractNumId="77">
+  <w:abstractNum w:abstractNumId="109">
+    <w:nsid w:val="7D1B36B7"/>
+    <w:multiLevelType w:val="multilevel"/>
+    <w:tmpl w:val="73CAA9CE"/>
+    <w:lvl w:ilvl="0">
+      <w:start w:val="1"/>
+      <w:numFmt w:val="bullet"/>
+      <w:lvlText w:val=""/>
+      <w:lvlJc w:val="left"/>
+      <w:pPr>
+        <w:tabs>
+          <w:tab w:val="num" w:pos="720"/>
+        </w:tabs>
+        <w:ind w:left="720" w:hanging="360"/>
+      </w:pPr>
+      <w:rPr>
+        <w:rFonts w:ascii="Symbol" w:hAnsi="Symbol" w:hint="default"/>
+        <w:sz w:val="20"/>
+      </w:rPr>
+    </w:lvl>
+    <w:lvl w:ilvl="1" w:tentative="1">
+      <w:start w:val="1"/>
+      <w:numFmt w:val="bullet"/>
+      <w:lvlText w:val="o"/>
+      <w:lvlJc w:val="left"/>
+      <w:pPr>
+        <w:tabs>
+          <w:tab w:val="num" w:pos="1440"/>
+        </w:tabs>
+        <w:ind w:left="1440" w:hanging="360"/>
+      </w:pPr>
+      <w:rPr>
+        <w:rFonts w:ascii="Courier New" w:hAnsi="Courier New" w:hint="default"/>
+        <w:sz w:val="20"/>
+      </w:rPr>
+    </w:lvl>
+    <w:lvl w:ilvl="2" w:tentative="1">
+      <w:start w:val="1"/>
+      <w:numFmt w:val="bullet"/>
+      <w:lvlText w:val=""/>
+      <w:lvlJc w:val="left"/>
+      <w:pPr>
+        <w:tabs>
+          <w:tab w:val="num" w:pos="2160"/>
+        </w:tabs>
+        <w:ind w:left="2160" w:hanging="360"/>
+      </w:pPr>
+      <w:rPr>
+        <w:rFonts w:ascii="Wingdings" w:hAnsi="Wingdings" w:hint="default"/>
+        <w:sz w:val="20"/>
+      </w:rPr>
+    </w:lvl>
+    <w:lvl w:ilvl="3" w:tentative="1">
+      <w:start w:val="1"/>
+      <w:numFmt w:val="bullet"/>
+      <w:lvlText w:val=""/>
+      <w:lvlJc w:val="left"/>
+      <w:pPr>
+        <w:tabs>
+          <w:tab w:val="num" w:pos="2880"/>
+        </w:tabs>
+        <w:ind w:left="2880" w:hanging="360"/>
+      </w:pPr>
+      <w:rPr>
+        <w:rFonts w:ascii="Wingdings" w:hAnsi="Wingdings" w:hint="default"/>
+        <w:sz w:val="20"/>
+      </w:rPr>
+    </w:lvl>
+    <w:lvl w:ilvl="4" w:tentative="1">
+      <w:start w:val="1"/>
+      <w:numFmt w:val="bullet"/>
+      <w:lvlText w:val=""/>
+      <w:lvlJc w:val="left"/>
+      <w:pPr>
+        <w:tabs>
+          <w:tab w:val="num" w:pos="3600"/>
+        </w:tabs>
+        <w:ind w:left="3600" w:hanging="360"/>
+      </w:pPr>
+      <w:rPr>
+        <w:rFonts w:ascii="Wingdings" w:hAnsi="Wingdings" w:hint="default"/>
+        <w:sz w:val="20"/>
+      </w:rPr>
+    </w:lvl>
+    <w:lvl w:ilvl="5" w:tentative="1">
+      <w:start w:val="1"/>
+      <w:numFmt w:val="bullet"/>
+      <w:lvlText w:val=""/>
+      <w:lvlJc w:val="left"/>
+      <w:pPr>
+        <w:tabs>
+          <w:tab w:val="num" w:pos="4320"/>
+        </w:tabs>
+        <w:ind w:left="4320" w:hanging="360"/>
+      </w:pPr>
+      <w:rPr>
+        <w:rFonts w:ascii="Wingdings" w:hAnsi="Wingdings" w:hint="default"/>
+        <w:sz w:val="20"/>
+      </w:rPr>
+    </w:lvl>
+    <w:lvl w:ilvl="6" w:tentative="1">
+      <w:start w:val="1"/>
+      <w:numFmt w:val="bullet"/>
+      <w:lvlText w:val=""/>
+      <w:lvlJc w:val="left"/>
+      <w:pPr>
+        <w:tabs>
+          <w:tab w:val="num" w:pos="5040"/>
+        </w:tabs>
+        <w:ind w:left="5040" w:hanging="360"/>
+      </w:pPr>
+      <w:rPr>
+        <w:rFonts w:ascii="Wingdings" w:hAnsi="Wingdings" w:hint="default"/>
+        <w:sz w:val="20"/>
+      </w:rPr>
+    </w:lvl>
+    <w:lvl w:ilvl="7" w:tentative="1">
+      <w:start w:val="1"/>
+      <w:numFmt w:val="bullet"/>
+      <w:lvlText w:val=""/>
+      <w:lvlJc w:val="left"/>
+      <w:pPr>
+        <w:tabs>
+          <w:tab w:val="num" w:pos="5760"/>
+        </w:tabs>
+        <w:ind w:left="5760" w:hanging="360"/>
+      </w:pPr>
+      <w:rPr>
+        <w:rFonts w:ascii="Wingdings" w:hAnsi="Wingdings" w:hint="default"/>
+        <w:sz w:val="20"/>
+      </w:rPr>
+    </w:lvl>
+    <w:lvl w:ilvl="8" w:tentative="1">
+      <w:start w:val="1"/>
+      <w:numFmt w:val="bullet"/>
+      <w:lvlText w:val=""/>
+      <w:lvlJc w:val="left"/>
+      <w:pPr>
+        <w:tabs>
+          <w:tab w:val="num" w:pos="6480"/>
+        </w:tabs>
+        <w:ind w:left="6480" w:hanging="360"/>
+      </w:pPr>
+      <w:rPr>
+        <w:rFonts w:ascii="Wingdings" w:hAnsi="Wingdings" w:hint="default"/>
+        <w:sz w:val="20"/>
+      </w:rPr>
+    </w:lvl>
+  </w:abstractNum>
+  <w:abstractNum w:abstractNumId="110">
     <w:nsid w:val="7E0023BA"/>
     <w:multiLevelType w:val="multilevel"/>
     <w:tmpl w:val="9E882E9C"/>
@@ -21720,7 +29053,7 @@
       </w:rPr>
     </w:lvl>
   </w:abstractNum>
-  <w:abstractNum w:abstractNumId="78">
+  <w:abstractNum w:abstractNumId="111">
     <w:nsid w:val="7EEE4873"/>
     <w:multiLevelType w:val="multilevel"/>
     <w:tmpl w:val="5A10AE60"/>
@@ -21870,243 +29203,342 @@
     </w:lvl>
   </w:abstractNum>
   <w:num w:numId="1">
-    <w:abstractNumId w:val="17"/>
+    <w:abstractNumId w:val="25"/>
   </w:num>
   <w:num w:numId="2">
-    <w:abstractNumId w:val="56"/>
+    <w:abstractNumId w:val="83"/>
   </w:num>
   <w:num w:numId="3">
-    <w:abstractNumId w:val="8"/>
+    <w:abstractNumId w:val="14"/>
   </w:num>
   <w:num w:numId="4">
-    <w:abstractNumId w:val="37"/>
+    <w:abstractNumId w:val="54"/>
   </w:num>
   <w:num w:numId="5">
-    <w:abstractNumId w:val="49"/>
+    <w:abstractNumId w:val="72"/>
   </w:num>
   <w:num w:numId="6">
-    <w:abstractNumId w:val="41"/>
+    <w:abstractNumId w:val="60"/>
   </w:num>
   <w:num w:numId="7">
-    <w:abstractNumId w:val="4"/>
+    <w:abstractNumId w:val="6"/>
   </w:num>
   <w:num w:numId="8">
+    <w:abstractNumId w:val="48"/>
+  </w:num>
+  <w:num w:numId="9">
     <w:abstractNumId w:val="32"/>
   </w:num>
-  <w:num w:numId="9">
-    <w:abstractNumId w:val="22"/>
+  <w:num w:numId="10">
+    <w:abstractNumId w:val="5"/>
   </w:num>
-  <w:num w:numId="10">
+  <w:num w:numId="11">
+    <w:abstractNumId w:val="12"/>
+  </w:num>
+  <w:num w:numId="12">
+    <w:abstractNumId w:val="108"/>
+  </w:num>
+  <w:num w:numId="13">
+    <w:abstractNumId w:val="29"/>
+  </w:num>
+  <w:num w:numId="14">
+    <w:abstractNumId w:val="21"/>
+  </w:num>
+  <w:num w:numId="15">
+    <w:abstractNumId w:val="92"/>
+  </w:num>
+  <w:num w:numId="16">
     <w:abstractNumId w:val="3"/>
   </w:num>
-  <w:num w:numId="11">
-    <w:abstractNumId w:val="7"/>
-  </w:num>
-  <w:num w:numId="12">
-    <w:abstractNumId w:val="76"/>
-  </w:num>
-  <w:num w:numId="13">
-    <w:abstractNumId w:val="20"/>
-  </w:num>
-  <w:num w:numId="14">
-    <w:abstractNumId w:val="13"/>
-  </w:num>
-  <w:num w:numId="15">
-    <w:abstractNumId w:val="64"/>
-  </w:num>
-  <w:num w:numId="16">
-    <w:abstractNumId w:val="1"/>
-  </w:num>
   <w:num w:numId="17">
-    <w:abstractNumId w:val="59"/>
+    <w:abstractNumId w:val="87"/>
   </w:num>
   <w:num w:numId="18">
     <w:abstractNumId w:val="0"/>
   </w:num>
   <w:num w:numId="19">
+    <w:abstractNumId w:val="94"/>
+  </w:num>
+  <w:num w:numId="20">
+    <w:abstractNumId w:val="95"/>
+  </w:num>
+  <w:num w:numId="21">
+    <w:abstractNumId w:val="91"/>
+  </w:num>
+  <w:num w:numId="22">
+    <w:abstractNumId w:val="71"/>
+  </w:num>
+  <w:num w:numId="23">
+    <w:abstractNumId w:val="38"/>
+  </w:num>
+  <w:num w:numId="24">
+    <w:abstractNumId w:val="78"/>
+  </w:num>
+  <w:num w:numId="25">
+    <w:abstractNumId w:val="4"/>
+  </w:num>
+  <w:num w:numId="26">
+    <w:abstractNumId w:val="76"/>
+  </w:num>
+  <w:num w:numId="27">
+    <w:abstractNumId w:val="36"/>
+  </w:num>
+  <w:num w:numId="28">
+    <w:abstractNumId w:val="30"/>
+  </w:num>
+  <w:num w:numId="29">
+    <w:abstractNumId w:val="84"/>
+  </w:num>
+  <w:num w:numId="30">
+    <w:abstractNumId w:val="51"/>
+  </w:num>
+  <w:num w:numId="31">
+    <w:abstractNumId w:val="68"/>
+  </w:num>
+  <w:num w:numId="32">
+    <w:abstractNumId w:val="19"/>
+  </w:num>
+  <w:num w:numId="33">
+    <w:abstractNumId w:val="111"/>
+  </w:num>
+  <w:num w:numId="34">
+    <w:abstractNumId w:val="17"/>
+  </w:num>
+  <w:num w:numId="35">
+    <w:abstractNumId w:val="64"/>
+  </w:num>
+  <w:num w:numId="36">
+    <w:abstractNumId w:val="73"/>
+  </w:num>
+  <w:num w:numId="37">
+    <w:abstractNumId w:val="63"/>
+  </w:num>
+  <w:num w:numId="38">
+    <w:abstractNumId w:val="46"/>
+  </w:num>
+  <w:num w:numId="39">
+    <w:abstractNumId w:val="61"/>
+  </w:num>
+  <w:num w:numId="40">
+    <w:abstractNumId w:val="28"/>
+  </w:num>
+  <w:num w:numId="41">
+    <w:abstractNumId w:val="67"/>
+  </w:num>
+  <w:num w:numId="42">
+    <w:abstractNumId w:val="52"/>
+  </w:num>
+  <w:num w:numId="43">
+    <w:abstractNumId w:val="22"/>
+  </w:num>
+  <w:num w:numId="44">
+    <w:abstractNumId w:val="8"/>
+  </w:num>
+  <w:num w:numId="45">
+    <w:abstractNumId w:val="65"/>
+  </w:num>
+  <w:num w:numId="46">
+    <w:abstractNumId w:val="88"/>
+  </w:num>
+  <w:num w:numId="47">
+    <w:abstractNumId w:val="57"/>
+  </w:num>
+  <w:num w:numId="48">
+    <w:abstractNumId w:val="93"/>
+  </w:num>
+  <w:num w:numId="49">
+    <w:abstractNumId w:val="40"/>
+  </w:num>
+  <w:num w:numId="50">
+    <w:abstractNumId w:val="110"/>
+  </w:num>
+  <w:num w:numId="51">
+    <w:abstractNumId w:val="56"/>
+  </w:num>
+  <w:num w:numId="52">
+    <w:abstractNumId w:val="99"/>
+  </w:num>
+  <w:num w:numId="53">
+    <w:abstractNumId w:val="27"/>
+  </w:num>
+  <w:num w:numId="54">
+    <w:abstractNumId w:val="82"/>
+  </w:num>
+  <w:num w:numId="55">
+    <w:abstractNumId w:val="20"/>
+  </w:num>
+  <w:num w:numId="56">
+    <w:abstractNumId w:val="104"/>
+  </w:num>
+  <w:num w:numId="57">
+    <w:abstractNumId w:val="53"/>
+  </w:num>
+  <w:num w:numId="58">
+    <w:abstractNumId w:val="49"/>
+  </w:num>
+  <w:num w:numId="59">
+    <w:abstractNumId w:val="33"/>
+  </w:num>
+  <w:num w:numId="60">
+    <w:abstractNumId w:val="80"/>
+  </w:num>
+  <w:num w:numId="61">
+    <w:abstractNumId w:val="23"/>
+  </w:num>
+  <w:num w:numId="62">
+    <w:abstractNumId w:val="44"/>
+  </w:num>
+  <w:num w:numId="63">
+    <w:abstractNumId w:val="47"/>
+  </w:num>
+  <w:num w:numId="64">
+    <w:abstractNumId w:val="103"/>
+  </w:num>
+  <w:num w:numId="65">
+    <w:abstractNumId w:val="39"/>
+  </w:num>
+  <w:num w:numId="66">
+    <w:abstractNumId w:val="101"/>
+  </w:num>
+  <w:num w:numId="67">
+    <w:abstractNumId w:val="75"/>
+  </w:num>
+  <w:num w:numId="68">
+    <w:abstractNumId w:val="85"/>
+  </w:num>
+  <w:num w:numId="69">
+    <w:abstractNumId w:val="96"/>
+  </w:num>
+  <w:num w:numId="70">
+    <w:abstractNumId w:val="58"/>
+  </w:num>
+  <w:num w:numId="71">
+    <w:abstractNumId w:val="42"/>
+  </w:num>
+  <w:num w:numId="72">
+    <w:abstractNumId w:val="11"/>
+  </w:num>
+  <w:num w:numId="73">
+    <w:abstractNumId w:val="106"/>
+  </w:num>
+  <w:num w:numId="74">
+    <w:abstractNumId w:val="89"/>
+  </w:num>
+  <w:num w:numId="75">
+    <w:abstractNumId w:val="100"/>
+  </w:num>
+  <w:num w:numId="76">
+    <w:abstractNumId w:val="18"/>
+  </w:num>
+  <w:num w:numId="77">
+    <w:abstractNumId w:val="105"/>
+  </w:num>
+  <w:num w:numId="78">
+    <w:abstractNumId w:val="24"/>
+  </w:num>
+  <w:num w:numId="79">
+    <w:abstractNumId w:val="90"/>
+  </w:num>
+  <w:num w:numId="80">
+    <w:abstractNumId w:val="43"/>
+  </w:num>
+  <w:num w:numId="81">
+    <w:abstractNumId w:val="45"/>
+  </w:num>
+  <w:num w:numId="82">
+    <w:abstractNumId w:val="35"/>
+  </w:num>
+  <w:num w:numId="83">
+    <w:abstractNumId w:val="98"/>
+  </w:num>
+  <w:num w:numId="84">
+    <w:abstractNumId w:val="9"/>
+  </w:num>
+  <w:num w:numId="85">
+    <w:abstractNumId w:val="62"/>
+  </w:num>
+  <w:num w:numId="86">
+    <w:abstractNumId w:val="74"/>
+  </w:num>
+  <w:num w:numId="87">
+    <w:abstractNumId w:val="7"/>
+  </w:num>
+  <w:num w:numId="88">
+    <w:abstractNumId w:val="109"/>
+  </w:num>
+  <w:num w:numId="89">
+    <w:abstractNumId w:val="79"/>
+  </w:num>
+  <w:num w:numId="90">
+    <w:abstractNumId w:val="102"/>
+  </w:num>
+  <w:num w:numId="91">
+    <w:abstractNumId w:val="77"/>
+  </w:num>
+  <w:num w:numId="92">
+    <w:abstractNumId w:val="86"/>
+  </w:num>
+  <w:num w:numId="93">
+    <w:abstractNumId w:val="97"/>
+  </w:num>
+  <w:num w:numId="94">
+    <w:abstractNumId w:val="70"/>
+  </w:num>
+  <w:num w:numId="95">
+    <w:abstractNumId w:val="2"/>
+  </w:num>
+  <w:num w:numId="96">
+    <w:abstractNumId w:val="34"/>
+  </w:num>
+  <w:num w:numId="97">
+    <w:abstractNumId w:val="15"/>
+  </w:num>
+  <w:num w:numId="98">
+    <w:abstractNumId w:val="10"/>
+  </w:num>
+  <w:num w:numId="99">
+    <w:abstractNumId w:val="107"/>
+  </w:num>
+  <w:num w:numId="100">
+    <w:abstractNumId w:val="55"/>
+  </w:num>
+  <w:num w:numId="101">
+    <w:abstractNumId w:val="81"/>
+  </w:num>
+  <w:num w:numId="102">
+    <w:abstractNumId w:val="50"/>
+  </w:num>
+  <w:num w:numId="103">
+    <w:abstractNumId w:val="13"/>
+  </w:num>
+  <w:num w:numId="104">
+    <w:abstractNumId w:val="31"/>
+  </w:num>
+  <w:num w:numId="105">
     <w:abstractNumId w:val="66"/>
   </w:num>
-  <w:num w:numId="20">
-    <w:abstractNumId w:val="67"/>
+  <w:num w:numId="106">
+    <w:abstractNumId w:val="41"/>
   </w:num>
-  <w:num w:numId="21">
-    <w:abstractNumId w:val="63"/>
+  <w:num w:numId="107">
+    <w:abstractNumId w:val="16"/>
   </w:num>
-  <w:num w:numId="22">
-    <w:abstractNumId w:val="48"/>
-  </w:num>
-  <w:num w:numId="23">
-    <w:abstractNumId w:val="25"/>
-  </w:num>
-  <w:num w:numId="24">
-    <w:abstractNumId w:val="53"/>
-  </w:num>
-  <w:num w:numId="25">
-    <w:abstractNumId w:val="2"/>
-  </w:num>
-  <w:num w:numId="26">
-    <w:abstractNumId w:val="52"/>
-  </w:num>
-  <w:num w:numId="27">
-    <w:abstractNumId w:val="24"/>
-  </w:num>
-  <w:num w:numId="28">
-    <w:abstractNumId w:val="21"/>
-  </w:num>
-  <w:num w:numId="29">
-    <w:abstractNumId w:val="57"/>
-  </w:num>
-  <w:num w:numId="30">
-    <w:abstractNumId w:val="34"/>
-  </w:num>
-  <w:num w:numId="31">
-    <w:abstractNumId w:val="47"/>
-  </w:num>
-  <w:num w:numId="32">
-    <w:abstractNumId w:val="11"/>
-  </w:num>
-  <w:num w:numId="33">
-    <w:abstractNumId w:val="78"/>
-  </w:num>
-  <w:num w:numId="34">
-    <w:abstractNumId w:val="9"/>
-  </w:num>
-  <w:num w:numId="35">
-    <w:abstractNumId w:val="44"/>
-  </w:num>
-  <w:num w:numId="36">
-    <w:abstractNumId w:val="50"/>
-  </w:num>
-  <w:num w:numId="37">
-    <w:abstractNumId w:val="43"/>
-  </w:num>
-  <w:num w:numId="38">
-    <w:abstractNumId w:val="30"/>
-  </w:num>
-  <w:num w:numId="39">
-    <w:abstractNumId w:val="42"/>
-  </w:num>
-  <w:num w:numId="40">
-    <w:abstractNumId w:val="19"/>
-  </w:num>
-  <w:num w:numId="41">
-    <w:abstractNumId w:val="46"/>
-  </w:num>
-  <w:num w:numId="42">
-    <w:abstractNumId w:val="35"/>
-  </w:num>
-  <w:num w:numId="43">
-    <w:abstractNumId w:val="14"/>
-  </w:num>
-  <w:num w:numId="44">
-    <w:abstractNumId w:val="5"/>
-  </w:num>
-  <w:num w:numId="45">
-    <w:abstractNumId w:val="45"/>
-  </w:num>
-  <w:num w:numId="46">
-    <w:abstractNumId w:val="60"/>
-  </w:num>
-  <w:num w:numId="47">
-    <w:abstractNumId w:val="39"/>
-  </w:num>
-  <w:num w:numId="48">
-    <w:abstractNumId w:val="65"/>
-  </w:num>
-  <w:num w:numId="49">
-    <w:abstractNumId w:val="27"/>
-  </w:num>
-  <w:num w:numId="50">
-    <w:abstractNumId w:val="77"/>
-  </w:num>
-  <w:num w:numId="51">
-    <w:abstractNumId w:val="38"/>
-  </w:num>
-  <w:num w:numId="52">
+  <w:num w:numId="108">
     <w:abstractNumId w:val="69"/>
   </w:num>
-  <w:num w:numId="53">
-    <w:abstractNumId w:val="18"/>
+  <w:num w:numId="109">
+    <w:abstractNumId w:val="59"/>
   </w:num>
-  <w:num w:numId="54">
-    <w:abstractNumId w:val="55"/>
+  <w:num w:numId="110">
+    <w:abstractNumId w:val="1"/>
   </w:num>
-  <w:num w:numId="55">
-    <w:abstractNumId w:val="12"/>
+  <w:num w:numId="111">
+    <w:abstractNumId w:val="37"/>
   </w:num>
-  <w:num w:numId="56">
-    <w:abstractNumId w:val="73"/>
-  </w:num>
-  <w:num w:numId="57">
-    <w:abstractNumId w:val="36"/>
-  </w:num>
-  <w:num w:numId="58">
-    <w:abstractNumId w:val="33"/>
-  </w:num>
-  <w:num w:numId="59">
-    <w:abstractNumId w:val="23"/>
-  </w:num>
-  <w:num w:numId="60">
-    <w:abstractNumId w:val="54"/>
-  </w:num>
-  <w:num w:numId="61">
-    <w:abstractNumId w:val="15"/>
-  </w:num>
-  <w:num w:numId="62">
-    <w:abstractNumId w:val="29"/>
-  </w:num>
-  <w:num w:numId="63">
-    <w:abstractNumId w:val="31"/>
-  </w:num>
-  <w:num w:numId="64">
-    <w:abstractNumId w:val="72"/>
-  </w:num>
-  <w:num w:numId="65">
+  <w:num w:numId="112">
     <w:abstractNumId w:val="26"/>
   </w:num>
-  <w:num w:numId="66">
-    <w:abstractNumId w:val="71"/>
-  </w:num>
-  <w:num w:numId="67">
-    <w:abstractNumId w:val="51"/>
-  </w:num>
-  <w:num w:numId="68">
-    <w:abstractNumId w:val="58"/>
-  </w:num>
-  <w:num w:numId="69">
-    <w:abstractNumId w:val="68"/>
-  </w:num>
-  <w:num w:numId="70">
-    <w:abstractNumId w:val="40"/>
-  </w:num>
-  <w:num w:numId="71">
-    <w:abstractNumId w:val="28"/>
-  </w:num>
-  <w:num w:numId="72">
-    <w:abstractNumId w:val="6"/>
-  </w:num>
-  <w:num w:numId="73">
-    <w:abstractNumId w:val="75"/>
-  </w:num>
-  <w:num w:numId="74">
-    <w:abstractNumId w:val="61"/>
-  </w:num>
-  <w:num w:numId="75">
-    <w:abstractNumId w:val="70"/>
-  </w:num>
-  <w:num w:numId="76">
-    <w:abstractNumId w:val="10"/>
-  </w:num>
-  <w:num w:numId="77">
-    <w:abstractNumId w:val="74"/>
-  </w:num>
-  <w:num w:numId="78">
-    <w:abstractNumId w:val="16"/>
-  </w:num>
-  <w:num w:numId="79">
-    <w:abstractNumId w:val="62"/>
-  </w:num>
-  <w:numIdMacAtCleanup w:val="79"/>
+  <w:numIdMacAtCleanup w:val="112"/>
 </w:numbering>
 </file>
 
@@ -22704,6 +30136,17 @@
       <w:contextualSpacing/>
     </w:pPr>
   </w:style>
+  <w:style w:type="character" w:styleId="Emphasis">
+    <w:name w:val="Emphasis"/>
+    <w:basedOn w:val="DefaultParagraphFont"/>
+    <w:uiPriority w:val="20"/>
+    <w:qFormat/>
+    <w:rsid w:val="00426F86"/>
+    <w:rPr>
+      <w:i/>
+      <w:iCs/>
+    </w:rPr>
+  </w:style>
 </w:styles>
 </file>
 
